--- a/Final deliverables/TakeMeHome_FinalReport v2.docx
+++ b/Final deliverables/TakeMeHome_FinalReport v2.docx
@@ -347,28 +347,17 @@
       <w:pPr>
         <w:contextualSpacing/>
         <w:rPr>
-          <w:ins w:id="16" w:author="Hsien-Hsin Lee" w:date="2026-04-19T16:10:00Z" w16du:dateUtc="2026-04-19T20:10:00Z"/>
+          <w:color w:val="767676"/>
           <w:sz w:val="20"/>
           <w:szCs w:val="20"/>
-          <w:rPrChange w:id="17" w:author="Hsien-Hsin Lee" w:date="2026-04-19T16:10:00Z" w16du:dateUtc="2026-04-19T20:10:00Z">
-            <w:rPr>
-              <w:ins w:id="18" w:author="Hsien-Hsin Lee" w:date="2026-04-19T16:10:00Z" w16du:dateUtc="2026-04-19T20:10:00Z"/>
-            </w:rPr>
-          </w:rPrChange>
-        </w:rPr>
-        <w:pPrChange w:id="19" w:author="Hsien-Hsin Lee" w:date="2026-04-19T20:34:00Z" w16du:dateUtc="2026-04-20T00:34:00Z">
-          <w:pPr>
-            <w:contextualSpacing/>
-            <w:jc w:val="center"/>
-          </w:pPr>
-        </w:pPrChange>
+        </w:rPr>
       </w:pPr>
-      <w:ins w:id="20" w:author="Hsien-Hsin Lee" w:date="2026-04-19T16:10:00Z" w16du:dateUtc="2026-04-19T20:10:00Z">
+      <w:ins w:id="16" w:author="Hsien-Hsin Lee" w:date="2026-04-19T16:10:00Z" w16du:dateUtc="2026-04-19T20:10:00Z">
         <w:r>
           <w:rPr>
             <w:sz w:val="20"/>
             <w:szCs w:val="20"/>
-            <w:rPrChange w:id="21" w:author="Hsien-Hsin Lee" w:date="2026-04-19T16:59:00Z" w16du:dateUtc="2026-04-19T20:59:00Z">
+            <w:rPrChange w:id="17" w:author="Hsien-Hsin Lee" w:date="2026-04-19T16:59:00Z" w16du:dateUtc="2026-04-19T20:59:00Z">
               <w:rPr>
                 <w:color w:val="767676"/>
                 <w:sz w:val="20"/>
@@ -376,24 +365,10 @@
               </w:rPr>
             </w:rPrChange>
           </w:rPr>
-          <w:t xml:space="preserve">Project </w:t>
-        </w:r>
-        <w:r>
-          <w:rPr>
-            <w:sz w:val="20"/>
-            <w:szCs w:val="20"/>
-            <w:rPrChange w:id="22" w:author="Hsien-Hsin Lee" w:date="2026-04-19T16:59:00Z" w16du:dateUtc="2026-04-19T20:59:00Z">
-              <w:rPr>
-                <w:color w:val="767676"/>
-                <w:sz w:val="20"/>
-                <w:szCs w:val="20"/>
-              </w:rPr>
-            </w:rPrChange>
-          </w:rPr>
-          <w:t xml:space="preserve">GitHub repo: </w:t>
-        </w:r>
-      </w:ins>
-      <w:ins w:id="23" w:author="Hsien-Hsin Lee" w:date="2026-04-19T16:11:00Z" w16du:dateUtc="2026-04-19T20:11:00Z">
+          <w:t xml:space="preserve">Project GitHub repo: </w:t>
+        </w:r>
+      </w:ins>
+      <w:ins w:id="18" w:author="Hsien-Hsin Lee" w:date="2026-04-19T16:11:00Z" w16du:dateUtc="2026-04-19T20:11:00Z">
         <w:r>
           <w:rPr>
             <w:color w:val="767676"/>
@@ -442,6 +417,48 @@
           <w:fldChar w:fldCharType="end"/>
         </w:r>
       </w:ins>
+    </w:p>
+    <w:p>
+      <w:pPr>
+        <w:contextualSpacing/>
+        <w:rPr>
+          <w:sz w:val="20"/>
+          <w:szCs w:val="20"/>
+        </w:rPr>
+      </w:pPr>
+      <w:r>
+        <w:rPr>
+          <w:sz w:val="20"/>
+          <w:szCs w:val="20"/>
+        </w:rPr>
+        <w:t xml:space="preserve">Project video presentation: </w:t>
+      </w:r>
+      <w:hyperlink r:id="rId13" w:history="1">
+        <w:r>
+          <w:rPr>
+            <w:rStyle w:val="Hyperlink"/>
+            <w:sz w:val="20"/>
+            <w:szCs w:val="20"/>
+          </w:rPr>
+          <w:t>https://youtu.be/j-qtlOA6M</w:t>
+        </w:r>
+        <w:r>
+          <w:rPr>
+            <w:rStyle w:val="Hyperlink"/>
+            <w:sz w:val="20"/>
+            <w:szCs w:val="20"/>
+          </w:rPr>
+          <w:t>Z</w:t>
+        </w:r>
+        <w:r>
+          <w:rPr>
+            <w:rStyle w:val="Hyperlink"/>
+            <w:sz w:val="20"/>
+            <w:szCs w:val="20"/>
+          </w:rPr>
+          <w:t>0</w:t>
+        </w:r>
+      </w:hyperlink>
     </w:p>
     <w:p>
       <w:pPr>
@@ -451,16 +468,16 @@
         <w:contextualSpacing/>
         <w:jc w:val="center"/>
         <w:rPr>
-          <w:del w:id="24" w:author="Hsien-Hsin Lee" w:date="2026-04-19T16:10:00Z" w16du:dateUtc="2026-04-19T20:10:00Z"/>
+          <w:del w:id="19" w:author="Hsien-Hsin Lee" w:date="2026-04-19T16:10:00Z" w16du:dateUtc="2026-04-19T20:10:00Z"/>
           <w:sz w:val="20"/>
           <w:szCs w:val="20"/>
-          <w:rPrChange w:id="25" w:author="Hsien-Hsin Lee" w:date="2026-04-19T16:10:00Z" w16du:dateUtc="2026-04-19T20:10:00Z">
+          <w:rPrChange w:id="20" w:author="Hsien-Hsin Lee" w:date="2026-04-19T16:10:00Z" w16du:dateUtc="2026-04-19T20:10:00Z">
             <w:rPr>
-              <w:del w:id="26" w:author="Hsien-Hsin Lee" w:date="2026-04-19T16:10:00Z" w16du:dateUtc="2026-04-19T20:10:00Z"/>
+              <w:del w:id="21" w:author="Hsien-Hsin Lee" w:date="2026-04-19T16:10:00Z" w16du:dateUtc="2026-04-19T20:10:00Z"/>
             </w:rPr>
           </w:rPrChange>
         </w:rPr>
-        <w:pPrChange w:id="27" w:author="Hsien-Hsin Lee" w:date="2026-04-19T20:34:00Z" w16du:dateUtc="2026-04-20T00:34:00Z">
+        <w:pPrChange w:id="22" w:author="Hsien-Hsin Lee" w:date="2026-04-19T20:34:00Z" w16du:dateUtc="2026-04-20T00:34:00Z">
           <w:pPr>
             <w:contextualSpacing/>
             <w:jc w:val="center"/>
@@ -477,11 +494,11 @@
         <w:rPr>
           <w:sz w:val="20"/>
           <w:szCs w:val="20"/>
-          <w:rPrChange w:id="28" w:author="Hsien-Hsin Lee" w:date="2026-04-19T16:10:00Z" w16du:dateUtc="2026-04-19T20:10:00Z">
+          <w:rPrChange w:id="23" w:author="Hsien-Hsin Lee" w:date="2026-04-19T16:10:00Z" w16du:dateUtc="2026-04-19T20:10:00Z">
             <w:rPr/>
           </w:rPrChange>
         </w:rPr>
-        <w:pPrChange w:id="29" w:author="Hsien-Hsin Lee" w:date="2026-04-19T20:34:00Z" w16du:dateUtc="2026-04-20T00:34:00Z">
+        <w:pPrChange w:id="24" w:author="Hsien-Hsin Lee" w:date="2026-04-19T20:34:00Z" w16du:dateUtc="2026-04-20T00:34:00Z">
           <w:pPr>
             <w:pBdr>
               <w:bottom w:val="single" w:sz="8" w:space="4" w:color="2E75B6"/>
@@ -495,7 +512,7 @@
       <w:pPr>
         <w:pStyle w:val="Heading1"/>
         <w:rPr>
-          <w:del w:id="30" w:author="Hsien-Hsin Lee" w:date="2026-04-19T16:11:00Z" w16du:dateUtc="2026-04-19T20:11:00Z"/>
+          <w:del w:id="25" w:author="Hsien-Hsin Lee" w:date="2026-04-19T16:11:00Z" w16du:dateUtc="2026-04-19T20:11:00Z"/>
         </w:rPr>
       </w:pPr>
     </w:p>
@@ -504,10 +521,7 @@
         <w:pStyle w:val="Heading1"/>
       </w:pPr>
       <w:r>
-        <w:t>1.</w:t>
-      </w:r>
-      <w:r>
-        <w:t xml:space="preserve"> Introduction &amp; Background</w:t>
+        <w:t>1. Introduction &amp; Background</w:t>
       </w:r>
     </w:p>
     <w:p>
@@ -519,13 +533,7 @@
         <w:rPr>
           <w:color w:val="333333"/>
         </w:rPr>
-        <w:t>Animal shelters across the United States take in millions of animals each year while operating under severe resource and budget constraints. Allocation decisions—which animals receive behavioral rehabilitation, premium placement, medical intervention, or targeted marketing—are typically made by staff based on experience and intuition rather than systematic data analysis. These decisions occur at scale and under time pressure, and they directly shape adoption outcomes. For animals at risk of long shelter sta</w:t>
-      </w:r>
-      <w:r>
-        <w:rPr>
-          <w:color w:val="333333"/>
-        </w:rPr>
-        <w:t xml:space="preserve">ys, early proactive intervention can be </w:t>
+        <w:t xml:space="preserve">Animal shelters across the United States take in millions of animals each year while operating under severe resource and budget constraints. Allocation decisions—which animals receive behavioral rehabilitation, premium placement, medical intervention, or targeted marketing—are typically made by staff based on experience and intuition rather than systematic data analysis. These decisions occur at scale and under time pressure, and they directly shape adoption outcomes. For animals at risk of long shelter stays, early proactive intervention can be </w:t>
       </w:r>
       <w:proofErr w:type="gramStart"/>
       <w:r>
@@ -577,7 +585,7 @@
         </w:rPr>
         <w:t xml:space="preserve"> a machine learning </w:t>
       </w:r>
-      <w:ins w:id="31" w:author="Hsien-Hsin Lee" w:date="2026-04-19T10:42:00Z" w16du:dateUtc="2026-04-19T14:42:00Z">
+      <w:ins w:id="26" w:author="Hsien-Hsin Lee" w:date="2026-04-19T10:42:00Z" w16du:dateUtc="2026-04-19T14:42:00Z">
         <w:r>
           <w:rPr>
             <w:color w:val="333333"/>
@@ -591,7 +599,7 @@
         </w:rPr>
         <w:t xml:space="preserve"> </w:t>
       </w:r>
-      <w:ins w:id="32" w:author="Hsien-Hsin Lee" w:date="2026-04-19T10:45:00Z" w16du:dateUtc="2026-04-19T14:45:00Z">
+      <w:ins w:id="27" w:author="Hsien-Hsin Lee" w:date="2026-04-19T10:45:00Z" w16du:dateUtc="2026-04-19T14:45:00Z">
         <w:r>
           <w:rPr>
             <w:color w:val="333333"/>
@@ -619,7 +627,7 @@
         </w:rPr>
         <w:t xml:space="preserve">that predicts a </w:t>
       </w:r>
-      <w:ins w:id="33" w:author="Hsien-Hsin Lee" w:date="2026-04-19T17:00:00Z" w16du:dateUtc="2026-04-19T21:00:00Z">
+      <w:ins w:id="28" w:author="Hsien-Hsin Lee" w:date="2026-04-19T17:00:00Z" w16du:dateUtc="2026-04-19T21:00:00Z">
         <w:r>
           <w:rPr>
             <w:color w:val="333333"/>
@@ -627,7 +635,7 @@
           <w:t>given animal’s</w:t>
         </w:r>
       </w:ins>
-      <w:del w:id="34" w:author="Hsien-Hsin Lee" w:date="2026-04-19T17:00:00Z" w16du:dateUtc="2026-04-19T21:00:00Z">
+      <w:del w:id="29" w:author="Hsien-Hsin Lee" w:date="2026-04-19T17:00:00Z" w16du:dateUtc="2026-04-19T21:00:00Z">
         <w:r>
           <w:rPr>
             <w:color w:val="333333"/>
@@ -655,7 +663,7 @@
         </w:rPr>
         <w:t xml:space="preserve"> of shelter intake—before any behavioral assessment or adopter interaction has occurred. By surfacing individualized, data-driven risk scores at intake, the tool enables shelter operators to immediately identify high-risk animals, prioritize limited resources toward cases most in need, and ultimately reduce chronic shelter crowding and euthanasia rates. We deploy the </w:t>
       </w:r>
-      <w:ins w:id="35" w:author="Hsien-Hsin Lee" w:date="2026-04-19T17:00:00Z" w16du:dateUtc="2026-04-19T21:00:00Z">
+      <w:ins w:id="30" w:author="Hsien-Hsin Lee" w:date="2026-04-19T17:00:00Z" w16du:dateUtc="2026-04-19T21:00:00Z">
         <w:r>
           <w:rPr>
             <w:color w:val="333333"/>
@@ -669,222 +677,205 @@
         </w:rPr>
         <w:t>dog model</w:t>
       </w:r>
+      <w:ins w:id="31" w:author="Hsien-Hsin Lee" w:date="2026-04-19T17:00:00Z" w16du:dateUtc="2026-04-19T21:00:00Z">
+        <w:r>
+          <w:rPr>
+            <w:color w:val="333333"/>
+          </w:rPr>
+          <w:t>”</w:t>
+        </w:r>
+      </w:ins>
+      <w:r>
+        <w:rPr>
+          <w:color w:val="333333"/>
+        </w:rPr>
+        <w:t xml:space="preserve"> as a</w:t>
+      </w:r>
+      <w:ins w:id="32" w:author="Hsien-Hsin Lee" w:date="2026-04-19T16:59:00Z" w16du:dateUtc="2026-04-19T20:59:00Z">
+        <w:r>
+          <w:rPr>
+            <w:color w:val="333333"/>
+          </w:rPr>
+          <w:t>n</w:t>
+        </w:r>
+      </w:ins>
+      <w:r>
+        <w:rPr>
+          <w:color w:val="333333"/>
+        </w:rPr>
+        <w:t xml:space="preserve"> </w:t>
+      </w:r>
+      <w:del w:id="33" w:author="Hsien-Hsin Lee" w:date="2026-04-19T10:43:00Z" w16du:dateUtc="2026-04-19T14:43:00Z">
+        <w:r>
+          <w:rPr>
+            <w:color w:val="333333"/>
+          </w:rPr>
+          <w:delText xml:space="preserve">live </w:delText>
+        </w:r>
+      </w:del>
+      <w:ins w:id="34" w:author="Hsien-Hsin Lee" w:date="2026-04-19T10:43:00Z" w16du:dateUtc="2026-04-19T14:43:00Z">
+        <w:r>
+          <w:rPr>
+            <w:color w:val="333333"/>
+          </w:rPr>
+          <w:t xml:space="preserve">interactive </w:t>
+        </w:r>
+      </w:ins>
+      <w:r>
+        <w:rPr>
+          <w:color w:val="333333"/>
+        </w:rPr>
+        <w:t>web application (</w:t>
+      </w:r>
+      <w:hyperlink r:id="rId14" w:history="1">
+        <w:r>
+          <w:rPr>
+            <w:rStyle w:val="Hyperlink"/>
+          </w:rPr>
+          <w:t>hsienhsinlee.github.io/dogs/</w:t>
+        </w:r>
+      </w:hyperlink>
+      <w:r>
+        <w:rPr>
+          <w:color w:val="333333"/>
+        </w:rPr>
+        <w:t xml:space="preserve">) designed for non-technical shelter staff. </w:t>
+      </w:r>
+      <w:ins w:id="35" w:author="Hsien-Hsin Lee" w:date="2026-04-19T10:43:00Z" w16du:dateUtc="2026-04-19T14:43:00Z">
+        <w:r>
+          <w:rPr>
+            <w:color w:val="333333"/>
+          </w:rPr>
+          <w:t xml:space="preserve">Separately, we also built </w:t>
+        </w:r>
+      </w:ins>
       <w:ins w:id="36" w:author="Hsien-Hsin Lee" w:date="2026-04-19T17:00:00Z" w16du:dateUtc="2026-04-19T21:00:00Z">
         <w:r>
           <w:rPr>
             <w:color w:val="333333"/>
           </w:rPr>
-          <w:t>”</w:t>
-        </w:r>
-      </w:ins>
-      <w:r>
-        <w:rPr>
-          <w:color w:val="333333"/>
-        </w:rPr>
-        <w:t xml:space="preserve"> as a</w:t>
-      </w:r>
-      <w:ins w:id="37" w:author="Hsien-Hsin Lee" w:date="2026-04-19T16:59:00Z" w16du:dateUtc="2026-04-19T20:59:00Z">
-        <w:r>
-          <w:rPr>
-            <w:color w:val="333333"/>
-          </w:rPr>
-          <w:t>n</w:t>
-        </w:r>
-      </w:ins>
+          <w:t xml:space="preserve">a </w:t>
+        </w:r>
+      </w:ins>
+      <w:ins w:id="37" w:author="Hsien-Hsin Lee" w:date="2026-04-19T10:43:00Z" w16du:dateUtc="2026-04-19T14:43:00Z">
+        <w:r>
+          <w:rPr>
+            <w:color w:val="333333"/>
+          </w:rPr>
+          <w:t xml:space="preserve">similar model in parallel to </w:t>
+        </w:r>
+      </w:ins>
+      <w:ins w:id="38" w:author="Hsien-Hsin Lee" w:date="2026-04-19T10:44:00Z" w16du:dateUtc="2026-04-19T14:44:00Z">
+        <w:r>
+          <w:rPr>
+            <w:color w:val="333333"/>
+          </w:rPr>
+          <w:t>predic</w:t>
+        </w:r>
+        <w:r>
+          <w:rPr>
+            <w:color w:val="333333"/>
+          </w:rPr>
+          <w:t>t</w:t>
+        </w:r>
+      </w:ins>
+      <w:del w:id="39" w:author="Hsien-Hsin Lee" w:date="2026-04-19T10:43:00Z" w16du:dateUtc="2026-04-19T14:43:00Z">
+        <w:r>
+          <w:rPr>
+            <w:color w:val="333333"/>
+          </w:rPr>
+          <w:delText>A parallel</w:delText>
+        </w:r>
+      </w:del>
       <w:r>
         <w:rPr>
           <w:color w:val="333333"/>
         </w:rPr>
         <w:t xml:space="preserve"> </w:t>
       </w:r>
-      <w:del w:id="38" w:author="Hsien-Hsin Lee" w:date="2026-04-19T10:43:00Z" w16du:dateUtc="2026-04-19T14:43:00Z">
-        <w:r>
-          <w:rPr>
-            <w:color w:val="333333"/>
-          </w:rPr>
-          <w:delText xml:space="preserve">live </w:delText>
+      <w:ins w:id="40" w:author="Hsien-Hsin Lee" w:date="2026-04-19T10:47:00Z" w16du:dateUtc="2026-04-19T14:47:00Z">
+        <w:r>
+          <w:rPr>
+            <w:color w:val="333333"/>
+          </w:rPr>
+          <w:t xml:space="preserve">a </w:t>
+        </w:r>
+      </w:ins>
+      <w:r>
+        <w:rPr>
+          <w:color w:val="333333"/>
+        </w:rPr>
+        <w:t>cat</w:t>
+      </w:r>
+      <w:ins w:id="41" w:author="Hsien-Hsin Lee" w:date="2026-04-19T10:44:00Z" w16du:dateUtc="2026-04-19T14:44:00Z">
+        <w:r>
+          <w:rPr>
+            <w:color w:val="333333"/>
+          </w:rPr>
+          <w:t xml:space="preserve">’s LOS </w:t>
+        </w:r>
+      </w:ins>
+      <w:del w:id="42" w:author="Hsien-Hsin Lee" w:date="2026-04-19T10:44:00Z" w16du:dateUtc="2026-04-19T14:44:00Z">
+        <w:r>
+          <w:rPr>
+            <w:color w:val="333333"/>
+          </w:rPr>
+          <w:delText xml:space="preserve">-only model </w:delText>
         </w:r>
       </w:del>
-      <w:ins w:id="39" w:author="Hsien-Hsin Lee" w:date="2026-04-19T10:43:00Z" w16du:dateUtc="2026-04-19T14:43:00Z">
-        <w:r>
-          <w:rPr>
-            <w:color w:val="333333"/>
-          </w:rPr>
-          <w:t>interactive</w:t>
-        </w:r>
-        <w:r>
-          <w:rPr>
-            <w:color w:val="333333"/>
-          </w:rPr>
-          <w:t xml:space="preserve"> </w:t>
-        </w:r>
-      </w:ins>
-      <w:r>
-        <w:rPr>
-          <w:color w:val="333333"/>
-        </w:rPr>
-        <w:t>web application (</w:t>
-      </w:r>
-      <w:r>
-        <w:fldChar w:fldCharType="begin"/>
-      </w:r>
-      <w:r>
-        <w:instrText>HYPERLINK "https://hsienhsinlee.github.io/dogs/"</w:instrText>
-      </w:r>
-      <w:ins w:id="40" w:author="Hsien-Hsin Lee" w:date="2026-04-19T17:19:00Z" w16du:dateUtc="2026-04-19T21:19:00Z"/>
-      <w:r>
-        <w:fldChar w:fldCharType="separate"/>
-      </w:r>
-      <w:r>
-        <w:rPr>
-          <w:rStyle w:val="Hyperlink"/>
-        </w:rPr>
-        <w:t>hsienhsinlee.github.io/dogs/</w:t>
-      </w:r>
-      <w:r>
-        <w:fldChar w:fldCharType="end"/>
-      </w:r>
-      <w:r>
-        <w:rPr>
-          <w:color w:val="333333"/>
-        </w:rPr>
-        <w:t xml:space="preserve">) designed for non-technical shelter staff. </w:t>
-      </w:r>
-      <w:ins w:id="41" w:author="Hsien-Hsin Lee" w:date="2026-04-19T10:43:00Z" w16du:dateUtc="2026-04-19T14:43:00Z">
-        <w:r>
-          <w:rPr>
-            <w:color w:val="333333"/>
-          </w:rPr>
-          <w:t xml:space="preserve">Separately, we also built </w:t>
-        </w:r>
-      </w:ins>
-      <w:ins w:id="42" w:author="Hsien-Hsin Lee" w:date="2026-04-19T17:00:00Z" w16du:dateUtc="2026-04-19T21:00:00Z">
-        <w:r>
-          <w:rPr>
-            <w:color w:val="333333"/>
-          </w:rPr>
-          <w:t xml:space="preserve">a </w:t>
-        </w:r>
-      </w:ins>
-      <w:ins w:id="43" w:author="Hsien-Hsin Lee" w:date="2026-04-19T10:43:00Z" w16du:dateUtc="2026-04-19T14:43:00Z">
-        <w:r>
-          <w:rPr>
-            <w:color w:val="333333"/>
-          </w:rPr>
-          <w:t xml:space="preserve">similar model in parallel to </w:t>
-        </w:r>
-      </w:ins>
-      <w:ins w:id="44" w:author="Hsien-Hsin Lee" w:date="2026-04-19T10:44:00Z" w16du:dateUtc="2026-04-19T14:44:00Z">
-        <w:r>
-          <w:rPr>
-            <w:color w:val="333333"/>
-          </w:rPr>
-          <w:t>predic</w:t>
-        </w:r>
-        <w:r>
-          <w:rPr>
-            <w:color w:val="333333"/>
-          </w:rPr>
-          <w:t>t</w:t>
-        </w:r>
-      </w:ins>
-      <w:del w:id="45" w:author="Hsien-Hsin Lee" w:date="2026-04-19T10:43:00Z" w16du:dateUtc="2026-04-19T14:43:00Z">
-        <w:r>
-          <w:rPr>
-            <w:color w:val="333333"/>
-          </w:rPr>
-          <w:delText>A parallel</w:delText>
+      <w:ins w:id="43" w:author="Hsien-Hsin Lee" w:date="2026-04-19T10:44:00Z" w16du:dateUtc="2026-04-19T14:44:00Z">
+        <w:r>
+          <w:rPr>
+            <w:color w:val="333333"/>
+          </w:rPr>
+          <w:t xml:space="preserve">to </w:t>
+        </w:r>
+      </w:ins>
+      <w:del w:id="44" w:author="Hsien-Hsin Lee" w:date="2026-04-19T10:44:00Z" w16du:dateUtc="2026-04-19T14:44:00Z">
+        <w:r>
+          <w:rPr>
+            <w:color w:val="333333"/>
+          </w:rPr>
+          <w:delText xml:space="preserve">(log R² = 0.421) </w:delText>
         </w:r>
       </w:del>
       <w:r>
         <w:rPr>
           <w:color w:val="333333"/>
         </w:rPr>
-        <w:t xml:space="preserve"> </w:t>
-      </w:r>
-      <w:ins w:id="46" w:author="Hsien-Hsin Lee" w:date="2026-04-19T10:47:00Z" w16du:dateUtc="2026-04-19T14:47:00Z">
-        <w:r>
-          <w:rPr>
-            <w:color w:val="333333"/>
-          </w:rPr>
-          <w:t xml:space="preserve">a </w:t>
-        </w:r>
-      </w:ins>
-      <w:r>
-        <w:rPr>
-          <w:color w:val="333333"/>
-        </w:rPr>
-        <w:t>cat</w:t>
-      </w:r>
-      <w:ins w:id="47" w:author="Hsien-Hsin Lee" w:date="2026-04-19T10:44:00Z" w16du:dateUtc="2026-04-19T14:44:00Z">
-        <w:r>
-          <w:rPr>
-            <w:color w:val="333333"/>
-          </w:rPr>
-          <w:t xml:space="preserve">’s LOS </w:t>
-        </w:r>
-      </w:ins>
-      <w:del w:id="48" w:author="Hsien-Hsin Lee" w:date="2026-04-19T10:44:00Z" w16du:dateUtc="2026-04-19T14:44:00Z">
-        <w:r>
-          <w:rPr>
-            <w:color w:val="333333"/>
-          </w:rPr>
-          <w:delText xml:space="preserve">-only model </w:delText>
+        <w:t>demonstrate</w:t>
+      </w:r>
+      <w:del w:id="45" w:author="Hsien-Hsin Lee" w:date="2026-04-19T10:44:00Z" w16du:dateUtc="2026-04-19T14:44:00Z">
+        <w:r>
+          <w:rPr>
+            <w:color w:val="333333"/>
+          </w:rPr>
+          <w:delText>s</w:delText>
         </w:r>
       </w:del>
-      <w:ins w:id="49" w:author="Hsien-Hsin Lee" w:date="2026-04-19T10:44:00Z" w16du:dateUtc="2026-04-19T14:44:00Z">
-        <w:r>
-          <w:rPr>
-            <w:color w:val="333333"/>
-          </w:rPr>
-          <w:t xml:space="preserve">to </w:t>
-        </w:r>
-      </w:ins>
-      <w:del w:id="50" w:author="Hsien-Hsin Lee" w:date="2026-04-19T10:44:00Z" w16du:dateUtc="2026-04-19T14:44:00Z">
-        <w:r>
-          <w:rPr>
-            <w:color w:val="333333"/>
-          </w:rPr>
-          <w:delText xml:space="preserve">(log R² = 0.421) </w:delText>
+      <w:r>
+        <w:rPr>
+          <w:color w:val="333333"/>
+        </w:rPr>
+        <w:t xml:space="preserve"> cross-species applicability of </w:t>
+      </w:r>
+      <w:ins w:id="46" w:author="Hsien-Hsin Lee" w:date="2026-04-19T10:44:00Z" w16du:dateUtc="2026-04-19T14:44:00Z">
+        <w:r>
+          <w:rPr>
+            <w:color w:val="333333"/>
+          </w:rPr>
+          <w:t>our methodology</w:t>
+        </w:r>
+      </w:ins>
+      <w:del w:id="47" w:author="Hsien-Hsin Lee" w:date="2026-04-19T10:44:00Z" w16du:dateUtc="2026-04-19T14:44:00Z">
+        <w:r>
+          <w:rPr>
+            <w:color w:val="333333"/>
+          </w:rPr>
+          <w:delText xml:space="preserve">the </w:delText>
         </w:r>
       </w:del>
-      <w:r>
-        <w:rPr>
-          <w:color w:val="333333"/>
-        </w:rPr>
-        <w:t>demonstrate</w:t>
-      </w:r>
-      <w:del w:id="51" w:author="Hsien-Hsin Lee" w:date="2026-04-19T10:44:00Z" w16du:dateUtc="2026-04-19T14:44:00Z">
-        <w:r>
-          <w:rPr>
-            <w:color w:val="333333"/>
-          </w:rPr>
-          <w:delText>s</w:delText>
-        </w:r>
-      </w:del>
-      <w:r>
-        <w:rPr>
-          <w:color w:val="333333"/>
-        </w:rPr>
-        <w:t xml:space="preserve"> cross-species applicability of </w:t>
-      </w:r>
-      <w:ins w:id="52" w:author="Hsien-Hsin Lee" w:date="2026-04-19T10:44:00Z" w16du:dateUtc="2026-04-19T14:44:00Z">
-        <w:r>
-          <w:rPr>
-            <w:color w:val="333333"/>
-          </w:rPr>
-          <w:t>our methodology</w:t>
-        </w:r>
-      </w:ins>
-      <w:del w:id="53" w:author="Hsien-Hsin Lee" w:date="2026-04-19T10:44:00Z" w16du:dateUtc="2026-04-19T14:44:00Z">
-        <w:r>
-          <w:rPr>
-            <w:color w:val="333333"/>
-          </w:rPr>
-          <w:delText xml:space="preserve">the </w:delText>
-        </w:r>
-      </w:del>
-      <w:del w:id="54" w:author="Hsien-Hsin Lee" w:date="2026-04-19T10:45:00Z" w16du:dateUtc="2026-04-19T14:45:00Z">
+      <w:del w:id="48" w:author="Hsien-Hsin Lee" w:date="2026-04-19T10:45:00Z" w16du:dateUtc="2026-04-19T14:45:00Z">
         <w:r>
           <w:rPr>
             <w:color w:val="333333"/>
@@ -903,7 +894,7 @@
       <w:pPr>
         <w:pStyle w:val="Heading1"/>
         <w:spacing w:before="240"/>
-        <w:pPrChange w:id="55" w:author="Hsien-Hsin Lee" w:date="2026-04-19T20:33:00Z" w16du:dateUtc="2026-04-20T00:33:00Z">
+        <w:pPrChange w:id="49" w:author="Hsien-Hsin Lee" w:date="2026-04-19T20:33:00Z" w16du:dateUtc="2026-04-20T00:33:00Z">
           <w:pPr>
             <w:pStyle w:val="Heading1"/>
           </w:pPr>
@@ -921,7 +912,7 @@
       <w:r>
         <w:t xml:space="preserve">2.1  </w:t>
       </w:r>
-      <w:ins w:id="56" w:author="Hsien-Hsin Lee" w:date="2026-04-19T19:53:00Z" w16du:dateUtc="2026-04-19T23:53:00Z">
+      <w:ins w:id="50" w:author="Hsien-Hsin Lee" w:date="2026-04-19T19:53:00Z" w16du:dateUtc="2026-04-19T23:53:00Z">
         <w:r>
           <w:t>Training</w:t>
         </w:r>
@@ -933,7 +924,7 @@
       <w:r>
         <w:t>Data</w:t>
       </w:r>
-      <w:ins w:id="57" w:author="Hsien-Hsin Lee" w:date="2026-04-19T19:53:00Z" w16du:dateUtc="2026-04-19T23:53:00Z">
+      <w:ins w:id="51" w:author="Hsien-Hsin Lee" w:date="2026-04-19T19:53:00Z" w16du:dateUtc="2026-04-19T23:53:00Z">
         <w:r>
           <w:t xml:space="preserve"> Collection</w:t>
         </w:r>
@@ -951,7 +942,7 @@
         <w:t xml:space="preserve">We use the Austin Animal Center (AAC) Shelter Outcomes dataset, a publicly available record of all intakes and outcomes at Austin, Texas’s municipal open-admission shelter. </w:t>
       </w:r>
       <w:proofErr w:type="gramStart"/>
-      <w:ins w:id="58" w:author="Hsien-Hsin Lee" w:date="2026-04-19T15:36:00Z" w16du:dateUtc="2026-04-19T19:36:00Z">
+      <w:ins w:id="52" w:author="Hsien-Hsin Lee" w:date="2026-04-19T15:36:00Z" w16du:dateUtc="2026-04-19T19:36:00Z">
         <w:r>
           <w:rPr>
             <w:color w:val="333333"/>
@@ -959,7 +950,7 @@
           <w:t>First</w:t>
         </w:r>
       </w:ins>
-      <w:ins w:id="59" w:author="Hsien-Hsin Lee" w:date="2026-04-19T15:42:00Z" w16du:dateUtc="2026-04-19T19:42:00Z">
+      <w:ins w:id="53" w:author="Hsien-Hsin Lee" w:date="2026-04-19T15:42:00Z" w16du:dateUtc="2026-04-19T19:42:00Z">
         <w:r>
           <w:rPr>
             <w:color w:val="333333"/>
@@ -974,7 +965,7 @@
           <w:t xml:space="preserve">, data </w:t>
         </w:r>
       </w:ins>
-      <w:ins w:id="60" w:author="Hsien-Hsin Lee" w:date="2026-04-19T17:00:00Z" w16du:dateUtc="2026-04-19T21:00:00Z">
+      <w:ins w:id="54" w:author="Hsien-Hsin Lee" w:date="2026-04-19T17:00:00Z" w16du:dateUtc="2026-04-19T21:00:00Z">
         <w:r>
           <w:rPr>
             <w:color w:val="333333"/>
@@ -982,7 +973,7 @@
           <w:t xml:space="preserve">entries </w:t>
         </w:r>
       </w:ins>
-      <w:ins w:id="61" w:author="Hsien-Hsin Lee" w:date="2026-04-19T15:42:00Z" w16du:dateUtc="2026-04-19T19:42:00Z">
+      <w:ins w:id="55" w:author="Hsien-Hsin Lee" w:date="2026-04-19T15:42:00Z" w16du:dateUtc="2026-04-19T19:42:00Z">
         <w:r>
           <w:rPr>
             <w:color w:val="333333"/>
@@ -990,7 +981,7 @@
           <w:t xml:space="preserve">provided by ACC </w:t>
         </w:r>
       </w:ins>
-      <w:ins w:id="62" w:author="Hsien-Hsin Lee" w:date="2026-04-19T17:00:00Z" w16du:dateUtc="2026-04-19T21:00:00Z">
+      <w:ins w:id="56" w:author="Hsien-Hsin Lee" w:date="2026-04-19T17:00:00Z" w16du:dateUtc="2026-04-19T21:00:00Z">
         <w:r>
           <w:rPr>
             <w:color w:val="333333"/>
@@ -998,20 +989,68 @@
           <w:t>were</w:t>
         </w:r>
       </w:ins>
+      <w:ins w:id="57" w:author="Hsien-Hsin Lee" w:date="2026-04-19T15:43:00Z" w16du:dateUtc="2026-04-19T19:43:00Z">
+        <w:r>
+          <w:rPr>
+            <w:color w:val="333333"/>
+          </w:rPr>
+          <w:t xml:space="preserve"> not </w:t>
+        </w:r>
+      </w:ins>
+      <w:ins w:id="58" w:author="Hsien-Hsin Lee" w:date="2026-04-19T17:00:00Z" w16du:dateUtc="2026-04-19T21:00:00Z">
+        <w:r>
+          <w:rPr>
+            <w:color w:val="333333"/>
+          </w:rPr>
+          <w:t>well</w:t>
+        </w:r>
+      </w:ins>
+      <w:ins w:id="59" w:author="Hsien-Hsin Lee" w:date="2026-04-19T15:43:00Z" w16du:dateUtc="2026-04-19T19:43:00Z">
+        <w:r>
+          <w:rPr>
+            <w:color w:val="333333"/>
+          </w:rPr>
+          <w:t xml:space="preserve"> organized. The</w:t>
+        </w:r>
+      </w:ins>
+      <w:ins w:id="60" w:author="Hsien-Hsin Lee" w:date="2026-04-19T17:01:00Z" w16du:dateUtc="2026-04-19T21:01:00Z">
+        <w:r>
+          <w:rPr>
+            <w:color w:val="333333"/>
+          </w:rPr>
+          <w:t xml:space="preserve"> </w:t>
+        </w:r>
+      </w:ins>
+      <w:ins w:id="61" w:author="Hsien-Hsin Lee" w:date="2026-04-19T15:43:00Z" w16du:dateUtc="2026-04-19T19:43:00Z">
+        <w:r>
+          <w:rPr>
+            <w:color w:val="333333"/>
+          </w:rPr>
+          <w:t>“intake”</w:t>
+        </w:r>
+      </w:ins>
+      <w:ins w:id="62" w:author="Hsien-Hsin Lee" w:date="2026-04-19T17:01:00Z" w16du:dateUtc="2026-04-19T21:01:00Z">
+        <w:r>
+          <w:rPr>
+            <w:color w:val="333333"/>
+          </w:rPr>
+          <w:t xml:space="preserve"> data</w:t>
+        </w:r>
+      </w:ins>
       <w:ins w:id="63" w:author="Hsien-Hsin Lee" w:date="2026-04-19T15:43:00Z" w16du:dateUtc="2026-04-19T19:43:00Z">
         <w:r>
           <w:rPr>
             <w:color w:val="333333"/>
           </w:rPr>
-          <w:t xml:space="preserve"> not </w:t>
-        </w:r>
-      </w:ins>
-      <w:ins w:id="64" w:author="Hsien-Hsin Lee" w:date="2026-04-19T17:00:00Z" w16du:dateUtc="2026-04-19T21:00:00Z">
-        <w:r>
-          <w:rPr>
-            <w:color w:val="333333"/>
-          </w:rPr>
-          <w:t>well</w:t>
+          <w:t xml:space="preserve"> and the “outcome” </w:t>
+        </w:r>
+      </w:ins>
+      <w:ins w:id="64" w:author="Hsien-Hsin Lee" w:date="2026-04-19T17:01:00Z" w16du:dateUtc="2026-04-19T21:01:00Z">
+        <w:r>
+          <w:rPr>
+            <w:color w:val="333333"/>
+          </w:rPr>
+          <w:t>data of</w:t>
         </w:r>
       </w:ins>
       <w:ins w:id="65" w:author="Hsien-Hsin Lee" w:date="2026-04-19T15:43:00Z" w16du:dateUtc="2026-04-19T19:43:00Z">
@@ -1019,7 +1058,13 @@
           <w:rPr>
             <w:color w:val="333333"/>
           </w:rPr>
-          <w:t xml:space="preserve"> organized. The</w:t>
+          <w:t xml:space="preserve"> </w:t>
+        </w:r>
+        <w:r>
+          <w:rPr>
+            <w:color w:val="333333"/>
+          </w:rPr>
+          <w:t>animal</w:t>
         </w:r>
       </w:ins>
       <w:ins w:id="66" w:author="Hsien-Hsin Lee" w:date="2026-04-19T17:01:00Z" w16du:dateUtc="2026-04-19T21:01:00Z">
@@ -1027,31 +1072,43 @@
           <w:rPr>
             <w:color w:val="333333"/>
           </w:rPr>
+          <w:t>s</w:t>
+        </w:r>
+      </w:ins>
+      <w:ins w:id="67" w:author="Hsien-Hsin Lee" w:date="2026-04-19T15:43:00Z" w16du:dateUtc="2026-04-19T19:43:00Z">
+        <w:r>
+          <w:rPr>
+            <w:color w:val="333333"/>
+          </w:rPr>
+          <w:t xml:space="preserve"> were</w:t>
+        </w:r>
+      </w:ins>
+      <w:ins w:id="68" w:author="Hsien-Hsin Lee" w:date="2026-04-19T17:01:00Z" w16du:dateUtc="2026-04-19T21:01:00Z">
+        <w:r>
+          <w:rPr>
+            <w:color w:val="333333"/>
+          </w:rPr>
+          <w:t xml:space="preserve"> kept</w:t>
+        </w:r>
+      </w:ins>
+      <w:ins w:id="69" w:author="Hsien-Hsin Lee" w:date="2026-04-19T15:43:00Z" w16du:dateUtc="2026-04-19T19:43:00Z">
+        <w:r>
+          <w:rPr>
+            <w:color w:val="333333"/>
+          </w:rPr>
           <w:t xml:space="preserve"> </w:t>
         </w:r>
-      </w:ins>
-      <w:ins w:id="67" w:author="Hsien-Hsin Lee" w:date="2026-04-19T15:43:00Z" w16du:dateUtc="2026-04-19T19:43:00Z">
-        <w:r>
-          <w:rPr>
-            <w:color w:val="333333"/>
-          </w:rPr>
-          <w:t>“intake”</w:t>
-        </w:r>
-      </w:ins>
-      <w:ins w:id="68" w:author="Hsien-Hsin Lee" w:date="2026-04-19T17:01:00Z" w16du:dateUtc="2026-04-19T21:01:00Z">
-        <w:r>
-          <w:rPr>
-            <w:color w:val="333333"/>
-          </w:rPr>
-          <w:t xml:space="preserve"> data</w:t>
-        </w:r>
-      </w:ins>
-      <w:ins w:id="69" w:author="Hsien-Hsin Lee" w:date="2026-04-19T15:43:00Z" w16du:dateUtc="2026-04-19T19:43:00Z">
-        <w:r>
-          <w:rPr>
-            <w:color w:val="333333"/>
-          </w:rPr>
-          <w:t xml:space="preserve"> and the “outcome” </w:t>
+        <w:r>
+          <w:rPr>
+            <w:color w:val="333333"/>
+          </w:rPr>
+          <w:t>in two separate</w:t>
+        </w:r>
+        <w:r>
+          <w:rPr>
+            <w:color w:val="333333"/>
+          </w:rPr>
+          <w:t xml:space="preserve"> CSV files</w:t>
         </w:r>
       </w:ins>
       <w:ins w:id="70" w:author="Hsien-Hsin Lee" w:date="2026-04-19T17:01:00Z" w16du:dateUtc="2026-04-19T21:01:00Z">
@@ -1059,7 +1116,7 @@
           <w:rPr>
             <w:color w:val="333333"/>
           </w:rPr>
-          <w:t>data of</w:t>
+          <w:t xml:space="preserve"> of slightly distinct formats</w:t>
         </w:r>
       </w:ins>
       <w:ins w:id="71" w:author="Hsien-Hsin Lee" w:date="2026-04-19T15:43:00Z" w16du:dateUtc="2026-04-19T19:43:00Z">
@@ -1067,13 +1124,7 @@
           <w:rPr>
             <w:color w:val="333333"/>
           </w:rPr>
-          <w:t xml:space="preserve"> </w:t>
-        </w:r>
-        <w:r>
-          <w:rPr>
-            <w:color w:val="333333"/>
-          </w:rPr>
-          <w:t>animal</w:t>
+          <w:t xml:space="preserve">. </w:t>
         </w:r>
       </w:ins>
       <w:ins w:id="72" w:author="Hsien-Hsin Lee" w:date="2026-04-19T17:01:00Z" w16du:dateUtc="2026-04-19T21:01:00Z">
@@ -1081,7 +1132,7 @@
           <w:rPr>
             <w:color w:val="333333"/>
           </w:rPr>
-          <w:t>s</w:t>
+          <w:t>We implemented a</w:t>
         </w:r>
       </w:ins>
       <w:ins w:id="73" w:author="Hsien-Hsin Lee" w:date="2026-04-19T15:43:00Z" w16du:dateUtc="2026-04-19T19:43:00Z">
@@ -1089,70 +1140,10 @@
           <w:rPr>
             <w:color w:val="333333"/>
           </w:rPr>
-          <w:t xml:space="preserve"> were</w:t>
-        </w:r>
-      </w:ins>
-      <w:ins w:id="74" w:author="Hsien-Hsin Lee" w:date="2026-04-19T17:01:00Z" w16du:dateUtc="2026-04-19T21:01:00Z">
-        <w:r>
-          <w:rPr>
-            <w:color w:val="333333"/>
-          </w:rPr>
-          <w:t xml:space="preserve"> kept</w:t>
-        </w:r>
-      </w:ins>
-      <w:ins w:id="75" w:author="Hsien-Hsin Lee" w:date="2026-04-19T15:43:00Z" w16du:dateUtc="2026-04-19T19:43:00Z">
-        <w:r>
-          <w:rPr>
-            <w:color w:val="333333"/>
-          </w:rPr>
-          <w:t xml:space="preserve"> </w:t>
-        </w:r>
-        <w:r>
-          <w:rPr>
-            <w:color w:val="333333"/>
-          </w:rPr>
-          <w:t>in two separate</w:t>
-        </w:r>
-        <w:r>
-          <w:rPr>
-            <w:color w:val="333333"/>
-          </w:rPr>
-          <w:t xml:space="preserve"> CSV files</w:t>
-        </w:r>
-      </w:ins>
-      <w:ins w:id="76" w:author="Hsien-Hsin Lee" w:date="2026-04-19T17:01:00Z" w16du:dateUtc="2026-04-19T21:01:00Z">
-        <w:r>
-          <w:rPr>
-            <w:color w:val="333333"/>
-          </w:rPr>
-          <w:t xml:space="preserve"> of slightly distinct formats</w:t>
-        </w:r>
-      </w:ins>
-      <w:ins w:id="77" w:author="Hsien-Hsin Lee" w:date="2026-04-19T15:43:00Z" w16du:dateUtc="2026-04-19T19:43:00Z">
-        <w:r>
-          <w:rPr>
-            <w:color w:val="333333"/>
-          </w:rPr>
-          <w:t xml:space="preserve">. </w:t>
-        </w:r>
-      </w:ins>
-      <w:ins w:id="78" w:author="Hsien-Hsin Lee" w:date="2026-04-19T17:01:00Z" w16du:dateUtc="2026-04-19T21:01:00Z">
-        <w:r>
-          <w:rPr>
-            <w:color w:val="333333"/>
-          </w:rPr>
-          <w:t>We implemented a</w:t>
-        </w:r>
-      </w:ins>
-      <w:ins w:id="79" w:author="Hsien-Hsin Lee" w:date="2026-04-19T15:43:00Z" w16du:dateUtc="2026-04-19T19:43:00Z">
-        <w:r>
-          <w:rPr>
-            <w:color w:val="333333"/>
-          </w:rPr>
           <w:t xml:space="preserve"> Python script </w:t>
         </w:r>
       </w:ins>
-      <w:ins w:id="80" w:author="Hsien-Hsin Lee" w:date="2026-04-19T15:44:00Z" w16du:dateUtc="2026-04-19T19:44:00Z">
+      <w:ins w:id="74" w:author="Hsien-Hsin Lee" w:date="2026-04-19T15:44:00Z" w16du:dateUtc="2026-04-19T19:44:00Z">
         <w:r>
           <w:rPr>
             <w:color w:val="333333"/>
@@ -1166,7 +1157,7 @@
           <w:t xml:space="preserve">“combined_austin_shelter_data_v1.xlsx” </w:t>
         </w:r>
       </w:ins>
-      <w:ins w:id="81" w:author="Hsien-Hsin Lee" w:date="2026-04-19T17:02:00Z" w16du:dateUtc="2026-04-19T21:02:00Z">
+      <w:ins w:id="75" w:author="Hsien-Hsin Lee" w:date="2026-04-19T17:02:00Z" w16du:dateUtc="2026-04-19T21:02:00Z">
         <w:r>
           <w:rPr>
             <w:color w:val="333333"/>
@@ -1174,7 +1165,7 @@
           <w:t>as input for</w:t>
         </w:r>
       </w:ins>
-      <w:ins w:id="82" w:author="Hsien-Hsin Lee" w:date="2026-04-19T15:44:00Z" w16du:dateUtc="2026-04-19T19:44:00Z">
+      <w:ins w:id="76" w:author="Hsien-Hsin Lee" w:date="2026-04-19T15:44:00Z" w16du:dateUtc="2026-04-19T19:44:00Z">
         <w:r>
           <w:rPr>
             <w:color w:val="333333"/>
@@ -1182,7 +1173,7 @@
           <w:t xml:space="preserve"> our model training</w:t>
         </w:r>
       </w:ins>
-      <w:ins w:id="83" w:author="Hsien-Hsin Lee" w:date="2026-04-19T17:02:00Z" w16du:dateUtc="2026-04-19T21:02:00Z">
+      <w:ins w:id="77" w:author="Hsien-Hsin Lee" w:date="2026-04-19T17:02:00Z" w16du:dateUtc="2026-04-19T21:02:00Z">
         <w:r>
           <w:rPr>
             <w:color w:val="333333"/>
@@ -1190,7 +1181,7 @@
           <w:t>. Our</w:t>
         </w:r>
       </w:ins>
-      <w:del w:id="84" w:author="Hsien-Hsin Lee" w:date="2026-04-19T17:02:00Z" w16du:dateUtc="2026-04-19T21:02:00Z">
+      <w:del w:id="78" w:author="Hsien-Hsin Lee" w:date="2026-04-19T17:02:00Z" w16du:dateUtc="2026-04-19T21:02:00Z">
         <w:r>
           <w:rPr>
             <w:color w:val="333333"/>
@@ -1204,7 +1195,7 @@
         </w:rPr>
         <w:t xml:space="preserve"> filtering to </w:t>
       </w:r>
-      <w:del w:id="85" w:author="Hsien-Hsin Lee" w:date="2026-04-19T16:12:00Z" w16du:dateUtc="2026-04-19T20:12:00Z">
+      <w:del w:id="79" w:author="Hsien-Hsin Lee" w:date="2026-04-19T16:12:00Z" w16du:dateUtc="2026-04-19T20:12:00Z">
         <w:r>
           <w:rPr>
             <w:color w:val="333333"/>
@@ -1212,18 +1203,12 @@
           <w:delText xml:space="preserve">dog </w:delText>
         </w:r>
       </w:del>
-      <w:ins w:id="86" w:author="Hsien-Hsin Lee" w:date="2026-04-19T16:12:00Z" w16du:dateUtc="2026-04-19T20:12:00Z">
-        <w:r>
-          <w:rPr>
-            <w:color w:val="333333"/>
-          </w:rPr>
-          <w:t>animal</w:t>
-        </w:r>
-        <w:r>
-          <w:rPr>
-            <w:color w:val="333333"/>
-          </w:rPr>
-          <w:t xml:space="preserve"> </w:t>
+      <w:ins w:id="80" w:author="Hsien-Hsin Lee" w:date="2026-04-19T16:12:00Z" w16du:dateUtc="2026-04-19T20:12:00Z">
+        <w:r>
+          <w:rPr>
+            <w:color w:val="333333"/>
+          </w:rPr>
+          <w:t xml:space="preserve">animal </w:t>
         </w:r>
       </w:ins>
       <w:r>
@@ -1232,7 +1217,7 @@
         </w:rPr>
         <w:t xml:space="preserve">records with confirmed adoption outcomes and capping LOS at 365 days to remove extreme outliers, the working dataset contains </w:t>
       </w:r>
-      <w:ins w:id="87" w:author="Hsien-Hsin Lee" w:date="2026-04-19T17:03:00Z" w16du:dateUtc="2026-04-19T21:03:00Z">
+      <w:ins w:id="81" w:author="Hsien-Hsin Lee" w:date="2026-04-19T17:03:00Z" w16du:dateUtc="2026-04-19T21:03:00Z">
         <w:r>
           <w:rPr>
             <w:color w:val="333333"/>
@@ -1240,7 +1225,7 @@
           <w:t xml:space="preserve">a total of </w:t>
         </w:r>
       </w:ins>
-      <w:del w:id="88" w:author="Hsien-Hsin Lee" w:date="2026-04-19T17:03:00Z" w16du:dateUtc="2026-04-19T21:03:00Z">
+      <w:del w:id="82" w:author="Hsien-Hsin Lee" w:date="2026-04-19T17:03:00Z" w16du:dateUtc="2026-04-19T21:03:00Z">
         <w:r>
           <w:rPr>
             <w:color w:val="333333"/>
@@ -1248,7 +1233,7 @@
           <w:delText>tens of</w:delText>
         </w:r>
       </w:del>
-      <w:ins w:id="89" w:author="Hsien-Hsin Lee" w:date="2026-04-19T17:03:00Z" w16du:dateUtc="2026-04-19T21:03:00Z">
+      <w:ins w:id="83" w:author="Hsien-Hsin Lee" w:date="2026-04-19T17:03:00Z" w16du:dateUtc="2026-04-19T21:03:00Z">
         <w:r>
           <w:rPr>
             <w:color w:val="333333"/>
@@ -1256,7 +1241,7 @@
           <w:t xml:space="preserve">172,227 </w:t>
         </w:r>
       </w:ins>
-      <w:del w:id="90" w:author="Hsien-Hsin Lee" w:date="2026-04-19T17:03:00Z" w16du:dateUtc="2026-04-19T21:03:00Z">
+      <w:del w:id="84" w:author="Hsien-Hsin Lee" w:date="2026-04-19T17:03:00Z" w16du:dateUtc="2026-04-19T21:03:00Z">
         <w:r>
           <w:rPr>
             <w:color w:val="333333"/>
@@ -1264,7 +1249,7 @@
           <w:delText xml:space="preserve"> </w:delText>
         </w:r>
       </w:del>
-      <w:del w:id="91" w:author="Hsien-Hsin Lee" w:date="2026-04-19T17:04:00Z" w16du:dateUtc="2026-04-19T21:04:00Z">
+      <w:del w:id="85" w:author="Hsien-Hsin Lee" w:date="2026-04-19T17:04:00Z" w16du:dateUtc="2026-04-19T21:04:00Z">
         <w:r>
           <w:rPr>
             <w:color w:val="333333"/>
@@ -1278,7 +1263,7 @@
         </w:rPr>
         <w:t>records spanning</w:t>
       </w:r>
-      <w:ins w:id="92" w:author="Hsien-Hsin Lee" w:date="2026-04-19T17:04:00Z" w16du:dateUtc="2026-04-19T21:04:00Z">
+      <w:ins w:id="86" w:author="Hsien-Hsin Lee" w:date="2026-04-19T17:04:00Z" w16du:dateUtc="2026-04-19T21:04:00Z">
         <w:r>
           <w:rPr>
             <w:color w:val="333333"/>
@@ -1286,7 +1271,7 @@
           <w:t xml:space="preserve"> from 2013 to 2025</w:t>
         </w:r>
       </w:ins>
-      <w:del w:id="93" w:author="Hsien-Hsin Lee" w:date="2026-04-19T17:04:00Z" w16du:dateUtc="2026-04-19T21:04:00Z">
+      <w:del w:id="87" w:author="Hsien-Hsin Lee" w:date="2026-04-19T17:04:00Z" w16du:dateUtc="2026-04-19T21:04:00Z">
         <w:r>
           <w:rPr>
             <w:color w:val="333333"/>
@@ -1300,7 +1285,7 @@
         </w:rPr>
         <w:t>. Each record includes intake type, species, breed, coat color, age at intake, sex, intake condition</w:t>
       </w:r>
-      <w:ins w:id="94" w:author="Hsien-Hsin Lee" w:date="2026-04-19T17:04:00Z" w16du:dateUtc="2026-04-19T21:04:00Z">
+      <w:ins w:id="88" w:author="Hsien-Hsin Lee" w:date="2026-04-19T17:04:00Z" w16du:dateUtc="2026-04-19T21:04:00Z">
         <w:r>
           <w:rPr>
             <w:color w:val="333333"/>
@@ -1328,7 +1313,7 @@
         <w:spacing w:after="100" w:line="264" w:lineRule="auto"/>
         <w:jc w:val="both"/>
         <w:rPr>
-          <w:ins w:id="95" w:author="Hsien-Hsin Lee" w:date="2026-04-19T20:16:00Z" w16du:dateUtc="2026-04-20T00:16:00Z"/>
+          <w:ins w:id="89" w:author="Hsien-Hsin Lee" w:date="2026-04-19T20:16:00Z" w16du:dateUtc="2026-04-20T00:16:00Z"/>
           <w:color w:val="333333"/>
         </w:rPr>
       </w:pPr>
@@ -1365,7 +1350,7 @@
         </w:rPr>
         <w:t xml:space="preserve"> </w:t>
       </w:r>
-      <w:ins w:id="96" w:author="Hsien-Hsin Lee" w:date="2026-04-19T17:06:00Z" w16du:dateUtc="2026-04-19T21:06:00Z">
+      <w:ins w:id="90" w:author="Hsien-Hsin Lee" w:date="2026-04-19T17:06:00Z" w16du:dateUtc="2026-04-19T21:06:00Z">
         <w:r>
           <w:rPr>
             <w:color w:val="333333"/>
@@ -1373,7 +1358,7 @@
           <w:t>as shown in</w:t>
         </w:r>
       </w:ins>
-      <w:ins w:id="97" w:author="Hsien-Hsin Lee" w:date="2026-04-19T17:13:00Z" w16du:dateUtc="2026-04-19T21:13:00Z">
+      <w:ins w:id="91" w:author="Hsien-Hsin Lee" w:date="2026-04-19T17:13:00Z" w16du:dateUtc="2026-04-19T21:13:00Z">
         <w:r>
           <w:rPr>
             <w:color w:val="333333"/>
@@ -1392,19 +1377,19 @@
           </w:rPr>
           <w:instrText xml:space="preserve"> REF _Ref227511209 \h </w:instrText>
         </w:r>
-        <w:r>
-          <w:rPr>
-            <w:color w:val="333333"/>
-          </w:rPr>
-        </w:r>
-      </w:ins>
+      </w:ins>
+      <w:r>
+        <w:rPr>
+          <w:color w:val="333333"/>
+        </w:rPr>
+      </w:r>
       <w:r>
         <w:rPr>
           <w:color w:val="333333"/>
         </w:rPr>
         <w:fldChar w:fldCharType="separate"/>
       </w:r>
-      <w:ins w:id="98" w:author="Hsien-Hsin Lee" w:date="2026-04-19T17:08:00Z" w16du:dateUtc="2026-04-19T21:08:00Z">
+      <w:ins w:id="92" w:author="Hsien-Hsin Lee" w:date="2026-04-19T17:08:00Z" w16du:dateUtc="2026-04-19T21:08:00Z">
         <w:r>
           <w:t xml:space="preserve">Figure </w:t>
         </w:r>
@@ -1415,7 +1400,7 @@
         </w:rPr>
         <w:t>1</w:t>
       </w:r>
-      <w:ins w:id="99" w:author="Hsien-Hsin Lee" w:date="2026-04-19T17:13:00Z" w16du:dateUtc="2026-04-19T21:13:00Z">
+      <w:ins w:id="93" w:author="Hsien-Hsin Lee" w:date="2026-04-19T17:13:00Z" w16du:dateUtc="2026-04-19T21:13:00Z">
         <w:r>
           <w:rPr>
             <w:color w:val="333333"/>
@@ -1423,7 +1408,7 @@
           <w:fldChar w:fldCharType="end"/>
         </w:r>
       </w:ins>
-      <w:ins w:id="100" w:author="Hsien-Hsin Lee" w:date="2026-04-19T17:06:00Z" w16du:dateUtc="2026-04-19T21:06:00Z">
+      <w:ins w:id="94" w:author="Hsien-Hsin Lee" w:date="2026-04-19T17:06:00Z" w16du:dateUtc="2026-04-19T21:06:00Z">
         <w:r>
           <w:rPr>
             <w:color w:val="333333"/>
@@ -1437,7 +1422,7 @@
         </w:rPr>
         <w:t xml:space="preserve">across four </w:t>
       </w:r>
-      <w:ins w:id="101" w:author="Hsien-Hsin Lee" w:date="2026-04-19T17:06:00Z" w16du:dateUtc="2026-04-19T21:06:00Z">
+      <w:ins w:id="95" w:author="Hsien-Hsin Lee" w:date="2026-04-19T17:06:00Z" w16du:dateUtc="2026-04-19T21:06:00Z">
         <w:r>
           <w:rPr>
             <w:color w:val="333333"/>
@@ -1449,6 +1434,7 @@
         <w:rPr>
           <w:color w:val="333333"/>
         </w:rPr>
+        <w:lastRenderedPageBreak/>
         <w:t xml:space="preserve">categories: (1) </w:t>
       </w:r>
       <w:r>
@@ -1465,7 +1451,7 @@
         </w:rPr>
         <w:t>—age in days</w:t>
       </w:r>
-      <w:del w:id="102" w:author="Hsien-Hsin Lee" w:date="2026-04-19T17:13:00Z" w16du:dateUtc="2026-04-19T21:13:00Z">
+      <w:del w:id="96" w:author="Hsien-Hsin Lee" w:date="2026-04-19T17:13:00Z" w16du:dateUtc="2026-04-19T21:13:00Z">
         <w:r>
           <w:rPr>
             <w:color w:val="333333"/>
@@ -1477,14 +1463,7 @@
         <w:rPr>
           <w:color w:val="333333"/>
         </w:rPr>
-        <w:t xml:space="preserve">, age bucket (puppy/young/adult/senior), </w:t>
-      </w:r>
-      <w:r>
-        <w:rPr>
-          <w:color w:val="333333"/>
-        </w:rPr>
-        <w:lastRenderedPageBreak/>
-        <w:t xml:space="preserve">sex, neuter status, mixed-breed flag, and primary coat color; (2) </w:t>
+        <w:t xml:space="preserve">, age bucket (puppy/young/adult/senior), sex, neuter status, mixed-breed flag, and primary coat color; (2) </w:t>
       </w:r>
       <w:r>
         <w:rPr>
@@ -1516,7 +1495,7 @@
         </w:rPr>
         <w:t xml:space="preserve"> (Labrador</w:t>
       </w:r>
-      <w:ins w:id="103" w:author="Hsien-Hsin Lee" w:date="2026-04-19T17:12:00Z" w16du:dateUtc="2026-04-19T21:12:00Z">
+      <w:ins w:id="97" w:author="Hsien-Hsin Lee" w:date="2026-04-19T17:12:00Z" w16du:dateUtc="2026-04-19T21:12:00Z">
         <w:r>
           <w:rPr>
             <w:color w:val="333333"/>
@@ -1530,7 +1509,7 @@
         </w:rPr>
         <w:t>s, German Shepherds, Rottweilers, and similar breeds</w:t>
       </w:r>
-      <w:del w:id="104" w:author="Hsien-Hsin Lee" w:date="2026-04-19T17:13:00Z" w16du:dateUtc="2026-04-19T21:13:00Z">
+      <w:del w:id="98" w:author="Hsien-Hsin Lee" w:date="2026-04-19T17:13:00Z" w16du:dateUtc="2026-04-19T21:13:00Z">
         <w:r>
           <w:rPr>
             <w:color w:val="333333"/>
@@ -1558,15 +1537,9 @@
         <w:rPr>
           <w:color w:val="333333"/>
         </w:rPr>
-        <w:t xml:space="preserve"> (</w:t>
-      </w:r>
-      <w:r>
-        <w:rPr>
-          <w:color w:val="333333"/>
-        </w:rPr>
-        <w:t xml:space="preserve">Pit Bulls, Staffordshire Terriers, American Bulldogs, and related breeds </w:t>
-      </w:r>
-      <w:ins w:id="105" w:author="Hsien-Hsin Lee" w:date="2026-04-19T17:14:00Z" w16du:dateUtc="2026-04-19T21:14:00Z">
+        <w:t xml:space="preserve"> (Pit Bulls, Staffordshire Terriers, American Bulldogs, and related breeds </w:t>
+      </w:r>
+      <w:ins w:id="99" w:author="Hsien-Hsin Lee" w:date="2026-04-19T17:14:00Z" w16du:dateUtc="2026-04-19T21:14:00Z">
         <w:r>
           <w:rPr>
             <w:color w:val="333333"/>
@@ -1574,7 +1547,7 @@
           <w:t>with potential</w:t>
         </w:r>
       </w:ins>
-      <w:del w:id="106" w:author="Hsien-Hsin Lee" w:date="2026-04-19T17:14:00Z" w16du:dateUtc="2026-04-19T21:14:00Z">
+      <w:del w:id="100" w:author="Hsien-Hsin Lee" w:date="2026-04-19T17:14:00Z" w16du:dateUtc="2026-04-19T21:14:00Z">
         <w:r>
           <w:rPr>
             <w:color w:val="333333"/>
@@ -1588,7 +1561,7 @@
         </w:rPr>
         <w:t xml:space="preserve"> </w:t>
       </w:r>
-      <w:del w:id="107" w:author="Hsien-Hsin Lee" w:date="2026-04-19T17:13:00Z" w16du:dateUtc="2026-04-19T21:13:00Z">
+      <w:del w:id="101" w:author="Hsien-Hsin Lee" w:date="2026-04-19T17:13:00Z" w16du:dateUtc="2026-04-19T21:13:00Z">
         <w:r>
           <w:rPr>
             <w:color w:val="333333"/>
@@ -1616,7 +1589,7 @@
         </w:rPr>
         <w:t>—intake type</w:t>
       </w:r>
-      <w:ins w:id="108" w:author="Hsien-Hsin Lee" w:date="2026-04-19T17:12:00Z" w16du:dateUtc="2026-04-19T21:12:00Z">
+      <w:ins w:id="102" w:author="Hsien-Hsin Lee" w:date="2026-04-19T17:12:00Z" w16du:dateUtc="2026-04-19T21:12:00Z">
         <w:r>
           <w:rPr>
             <w:color w:val="333333"/>
@@ -1630,7 +1603,7 @@
         </w:rPr>
         <w:t xml:space="preserve"> (stray, owner surrender, public assist, etc.) and medical condition</w:t>
       </w:r>
-      <w:ins w:id="109" w:author="Hsien-Hsin Lee" w:date="2026-04-19T17:12:00Z" w16du:dateUtc="2026-04-19T21:12:00Z">
+      <w:ins w:id="103" w:author="Hsien-Hsin Lee" w:date="2026-04-19T17:12:00Z" w16du:dateUtc="2026-04-19T21:12:00Z">
         <w:r>
           <w:rPr>
             <w:color w:val="333333"/>
@@ -1638,7 +1611,7 @@
           <w:t>s</w:t>
         </w:r>
       </w:ins>
-      <w:ins w:id="110" w:author="Hsien-Hsin Lee" w:date="2026-04-19T17:14:00Z" w16du:dateUtc="2026-04-19T21:14:00Z">
+      <w:ins w:id="104" w:author="Hsien-Hsin Lee" w:date="2026-04-19T17:14:00Z" w16du:dateUtc="2026-04-19T21:14:00Z">
         <w:r>
           <w:rPr>
             <w:color w:val="333333"/>
@@ -1688,7 +1661,7 @@
         <w:spacing w:after="100" w:line="264" w:lineRule="auto"/>
         <w:jc w:val="both"/>
         <w:rPr>
-          <w:ins w:id="111" w:author="Hsien-Hsin Lee" w:date="2026-04-19T17:06:00Z" w16du:dateUtc="2026-04-19T21:06:00Z"/>
+          <w:ins w:id="105" w:author="Hsien-Hsin Lee" w:date="2026-04-19T17:06:00Z" w16du:dateUtc="2026-04-19T21:06:00Z"/>
           <w:color w:val="333333"/>
         </w:rPr>
       </w:pPr>
@@ -1698,19 +1671,22 @@
         <w:pStyle w:val="Caption"/>
         <w:jc w:val="center"/>
         <w:rPr>
-          <w:ins w:id="112" w:author="Hsien-Hsin Lee" w:date="2026-04-19T17:08:00Z" w16du:dateUtc="2026-04-19T21:08:00Z"/>
-        </w:rPr>
-        <w:pPrChange w:id="113" w:author="Hsien-Hsin Lee" w:date="2026-04-19T17:08:00Z" w16du:dateUtc="2026-04-19T21:08:00Z">
+          <w:ins w:id="106" w:author="Hsien-Hsin Lee" w:date="2026-04-19T17:08:00Z" w16du:dateUtc="2026-04-19T21:08:00Z"/>
+        </w:rPr>
+        <w:pPrChange w:id="107" w:author="Hsien-Hsin Lee" w:date="2026-04-19T17:08:00Z" w16du:dateUtc="2026-04-19T21:08:00Z">
           <w:pPr>
             <w:pStyle w:val="Caption"/>
           </w:pPr>
         </w:pPrChange>
       </w:pPr>
-      <w:ins w:id="114" w:author="Hsien-Hsin Lee" w:date="2026-04-19T17:15:00Z" w16du:dateUtc="2026-04-19T21:15:00Z">
+      <w:ins w:id="108" w:author="Hsien-Hsin Lee" w:date="2026-04-19T17:15:00Z" w16du:dateUtc="2026-04-19T21:15:00Z">
         <w:r>
           <w:t xml:space="preserve">     </w:t>
         </w:r>
         <w:r>
+          <w:rPr>
+            <w:noProof/>
+          </w:rPr>
           <w:drawing>
             <wp:inline distT="0" distB="0" distL="0" distR="0" wp14:anchorId="0A854247" wp14:editId="5E88BFD3">
               <wp:extent cx="1519902" cy="1265120"/>
@@ -1727,7 +1703,7 @@
                       <pic:cNvPicPr/>
                     </pic:nvPicPr>
                     <pic:blipFill>
-                      <a:blip r:embed="rId13"/>
+                      <a:blip r:embed="rId15"/>
                       <a:stretch>
                         <a:fillRect/>
                       </a:stretch>
@@ -1748,9 +1724,10 @@
           </w:drawing>
         </w:r>
       </w:ins>
-      <w:ins w:id="115" w:author="Hsien-Hsin Lee" w:date="2026-04-19T17:07:00Z" w16du:dateUtc="2026-04-19T21:07:00Z">
-        <w:r>
-          <w:rPr>
+      <w:ins w:id="109" w:author="Hsien-Hsin Lee" w:date="2026-04-19T17:07:00Z" w16du:dateUtc="2026-04-19T21:07:00Z">
+        <w:r>
+          <w:rPr>
+            <w:noProof/>
             <w:color w:val="333333"/>
           </w:rPr>
           <w:drawing>
@@ -1769,7 +1746,7 @@
                       <pic:cNvPicPr/>
                     </pic:nvPicPr>
                     <pic:blipFill>
-                      <a:blip r:embed="rId14"/>
+                      <a:blip r:embed="rId16"/>
                       <a:stretch>
                         <a:fillRect/>
                       </a:stretch>
@@ -1797,19 +1774,19 @@
         <w:jc w:val="center"/>
         <w:rPr>
           <w:color w:val="333333"/>
-          <w:rPrChange w:id="116" w:author="Hsien-Hsin Lee" w:date="2026-04-19T17:06:00Z" w16du:dateUtc="2026-04-19T21:06:00Z">
+          <w:rPrChange w:id="110" w:author="Hsien-Hsin Lee" w:date="2026-04-19T17:06:00Z" w16du:dateUtc="2026-04-19T21:06:00Z">
             <w:rPr/>
           </w:rPrChange>
         </w:rPr>
-        <w:pPrChange w:id="117" w:author="Hsien-Hsin Lee" w:date="2026-04-19T17:08:00Z" w16du:dateUtc="2026-04-19T21:08:00Z">
+        <w:pPrChange w:id="111" w:author="Hsien-Hsin Lee" w:date="2026-04-19T17:08:00Z" w16du:dateUtc="2026-04-19T21:08:00Z">
           <w:pPr>
             <w:spacing w:after="100" w:line="264" w:lineRule="auto"/>
             <w:jc w:val="both"/>
           </w:pPr>
         </w:pPrChange>
       </w:pPr>
-      <w:bookmarkStart w:id="118" w:name="_Ref227511209"/>
-      <w:ins w:id="119" w:author="Hsien-Hsin Lee" w:date="2026-04-19T17:08:00Z" w16du:dateUtc="2026-04-19T21:08:00Z">
+      <w:bookmarkStart w:id="112" w:name="_Ref227511209"/>
+      <w:ins w:id="113" w:author="Hsien-Hsin Lee" w:date="2026-04-19T17:08:00Z" w16du:dateUtc="2026-04-19T21:08:00Z">
         <w:r>
           <w:t xml:space="preserve">Figure </w:t>
         </w:r>
@@ -1829,36 +1806,36 @@
         </w:rPr>
         <w:t>1</w:t>
       </w:r>
-      <w:ins w:id="120" w:author="Hsien-Hsin Lee" w:date="2026-04-19T17:08:00Z" w16du:dateUtc="2026-04-19T21:08:00Z">
+      <w:ins w:id="114" w:author="Hsien-Hsin Lee" w:date="2026-04-19T17:08:00Z" w16du:dateUtc="2026-04-19T21:08:00Z">
         <w:r>
           <w:fldChar w:fldCharType="end"/>
         </w:r>
-        <w:bookmarkEnd w:id="118"/>
+        <w:bookmarkEnd w:id="112"/>
         <w:r>
           <w:t xml:space="preserve">. Training </w:t>
         </w:r>
       </w:ins>
-      <w:ins w:id="121" w:author="Hsien-Hsin Lee" w:date="2026-04-19T17:16:00Z" w16du:dateUtc="2026-04-19T21:16:00Z">
+      <w:ins w:id="115" w:author="Hsien-Hsin Lee" w:date="2026-04-19T17:16:00Z" w16du:dateUtc="2026-04-19T21:16:00Z">
         <w:r>
           <w:t xml:space="preserve">Data </w:t>
         </w:r>
       </w:ins>
-      <w:ins w:id="122" w:author="Hsien-Hsin Lee" w:date="2026-04-19T17:08:00Z" w16du:dateUtc="2026-04-19T21:08:00Z">
+      <w:ins w:id="116" w:author="Hsien-Hsin Lee" w:date="2026-04-19T17:08:00Z" w16du:dateUtc="2026-04-19T21:08:00Z">
         <w:r>
           <w:t>Set</w:t>
         </w:r>
       </w:ins>
-      <w:ins w:id="123" w:author="Hsien-Hsin Lee" w:date="2026-04-19T17:15:00Z" w16du:dateUtc="2026-04-19T21:15:00Z">
+      <w:ins w:id="117" w:author="Hsien-Hsin Lee" w:date="2026-04-19T17:15:00Z" w16du:dateUtc="2026-04-19T21:15:00Z">
         <w:r>
           <w:t>: Categories and F</w:t>
         </w:r>
       </w:ins>
-      <w:ins w:id="124" w:author="Hsien-Hsin Lee" w:date="2026-04-19T17:16:00Z" w16du:dateUtc="2026-04-19T21:16:00Z">
+      <w:ins w:id="118" w:author="Hsien-Hsin Lee" w:date="2026-04-19T17:16:00Z" w16du:dateUtc="2026-04-19T21:16:00Z">
         <w:r>
           <w:t>e</w:t>
         </w:r>
       </w:ins>
-      <w:ins w:id="125" w:author="Hsien-Hsin Lee" w:date="2026-04-19T17:15:00Z" w16du:dateUtc="2026-04-19T21:15:00Z">
+      <w:ins w:id="119" w:author="Hsien-Hsin Lee" w:date="2026-04-19T17:15:00Z" w16du:dateUtc="2026-04-19T21:15:00Z">
         <w:r>
           <w:t>atures</w:t>
         </w:r>
@@ -1882,7 +1859,7 @@
         <w:spacing w:after="100" w:line="264" w:lineRule="auto"/>
         <w:jc w:val="both"/>
         <w:rPr>
-          <w:ins w:id="126" w:author="Hsien-Hsin Lee" w:date="2026-04-19T19:57:00Z" w16du:dateUtc="2026-04-19T23:57:00Z"/>
+          <w:ins w:id="120" w:author="Hsien-Hsin Lee" w:date="2026-04-19T19:57:00Z" w16du:dateUtc="2026-04-19T23:57:00Z"/>
           <w:color w:val="333333"/>
         </w:rPr>
       </w:pPr>
@@ -1892,7 +1869,7 @@
         </w:rPr>
         <w:t>We train</w:t>
       </w:r>
-      <w:ins w:id="127" w:author="Hsien-Hsin Lee" w:date="2026-04-19T17:21:00Z" w16du:dateUtc="2026-04-19T21:21:00Z">
+      <w:ins w:id="121" w:author="Hsien-Hsin Lee" w:date="2026-04-19T17:21:00Z" w16du:dateUtc="2026-04-19T21:21:00Z">
         <w:r>
           <w:rPr>
             <w:color w:val="333333"/>
@@ -1906,7 +1883,7 @@
         </w:rPr>
         <w:t xml:space="preserve"> </w:t>
       </w:r>
-      <w:del w:id="128" w:author="Hsien-Hsin Lee" w:date="2026-04-19T17:21:00Z" w16du:dateUtc="2026-04-19T21:21:00Z">
+      <w:del w:id="122" w:author="Hsien-Hsin Lee" w:date="2026-04-19T17:21:00Z" w16du:dateUtc="2026-04-19T21:21:00Z">
         <w:r>
           <w:rPr>
             <w:color w:val="333333"/>
@@ -1922,7 +1899,7 @@
         <w:t>XGBoost</w:t>
       </w:r>
       <w:proofErr w:type="spellEnd"/>
-      <w:ins w:id="129" w:author="Hsien-Hsin Lee" w:date="2026-04-19T17:17:00Z" w16du:dateUtc="2026-04-19T21:17:00Z">
+      <w:ins w:id="123" w:author="Hsien-Hsin Lee" w:date="2026-04-19T17:17:00Z" w16du:dateUtc="2026-04-19T21:17:00Z">
         <w:r>
           <w:rPr>
             <w:color w:val="333333"/>
@@ -1931,7 +1908,7 @@
         </w:r>
       </w:ins>
       <w:proofErr w:type="spellStart"/>
-      <w:ins w:id="130" w:author="Hsien-Hsin Lee" w:date="2026-04-19T17:16:00Z" w16du:dateUtc="2026-04-19T21:16:00Z">
+      <w:ins w:id="124" w:author="Hsien-Hsin Lee" w:date="2026-04-19T17:16:00Z" w16du:dateUtc="2026-04-19T21:16:00Z">
         <w:r>
           <w:rPr>
             <w:color w:val="333333"/>
@@ -1946,7 +1923,7 @@
           <w:t xml:space="preserve"> Gradient Boosting</w:t>
         </w:r>
       </w:ins>
-      <w:ins w:id="131" w:author="Hsien-Hsin Lee" w:date="2026-04-19T17:17:00Z" w16du:dateUtc="2026-04-19T21:17:00Z">
+      <w:ins w:id="125" w:author="Hsien-Hsin Lee" w:date="2026-04-19T17:17:00Z" w16du:dateUtc="2026-04-19T21:17:00Z">
         <w:r>
           <w:rPr>
             <w:color w:val="333333"/>
@@ -1954,7 +1931,7 @@
           <w:t>)</w:t>
         </w:r>
       </w:ins>
-      <w:del w:id="132" w:author="Hsien-Hsin Lee" w:date="2026-04-19T17:17:00Z" w16du:dateUtc="2026-04-19T21:17:00Z">
+      <w:del w:id="126" w:author="Hsien-Hsin Lee" w:date="2026-04-19T17:17:00Z" w16du:dateUtc="2026-04-19T21:17:00Z">
         <w:r>
           <w:rPr>
             <w:color w:val="333333"/>
@@ -1968,7 +1945,7 @@
         </w:rPr>
         <w:t xml:space="preserve"> </w:t>
       </w:r>
-      <w:ins w:id="133" w:author="Hsien-Hsin Lee" w:date="2026-04-19T17:21:00Z" w16du:dateUtc="2026-04-19T21:21:00Z">
+      <w:ins w:id="127" w:author="Hsien-Hsin Lee" w:date="2026-04-19T17:21:00Z" w16du:dateUtc="2026-04-19T21:21:00Z">
         <w:r>
           <w:rPr>
             <w:color w:val="333333"/>
@@ -1976,18 +1953,12 @@
           <w:t xml:space="preserve">models </w:t>
         </w:r>
       </w:ins>
-      <w:del w:id="134" w:author="Hsien-Hsin Lee" w:date="2026-04-19T17:21:00Z" w16du:dateUtc="2026-04-19T21:21:00Z">
-        <w:r>
-          <w:rPr>
-            <w:color w:val="333333"/>
-          </w:rPr>
-          <w:delText xml:space="preserve">tree </w:delText>
-        </w:r>
-        <w:r>
-          <w:rPr>
-            <w:color w:val="333333"/>
-          </w:rPr>
-          <w:delText xml:space="preserve">regressor </w:delText>
+      <w:del w:id="128" w:author="Hsien-Hsin Lee" w:date="2026-04-19T17:21:00Z" w16du:dateUtc="2026-04-19T21:21:00Z">
+        <w:r>
+          <w:rPr>
+            <w:color w:val="333333"/>
+          </w:rPr>
+          <w:delText xml:space="preserve">tree regressor </w:delText>
         </w:r>
       </w:del>
       <w:r>
@@ -1996,7 +1967,7 @@
         </w:rPr>
         <w:t>with hyperparameters optimized for generalization: 600 estimators, maximum depth 6, learning rate 0.04, and 80% row and column subsampling</w:t>
       </w:r>
-      <w:ins w:id="135" w:author="Hsien-Hsin Lee" w:date="2026-04-19T17:18:00Z" w16du:dateUtc="2026-04-19T21:18:00Z">
+      <w:ins w:id="129" w:author="Hsien-Hsin Lee" w:date="2026-04-19T17:18:00Z" w16du:dateUtc="2026-04-19T21:18:00Z">
         <w:r>
           <w:rPr>
             <w:color w:val="333333"/>
@@ -2004,7 +1975,7 @@
           <w:t xml:space="preserve"> </w:t>
         </w:r>
       </w:ins>
-      <w:ins w:id="136" w:author="Hsien-Hsin Lee" w:date="2026-04-19T19:55:00Z" w16du:dateUtc="2026-04-19T23:55:00Z">
+      <w:ins w:id="130" w:author="Hsien-Hsin Lee" w:date="2026-04-19T19:55:00Z" w16du:dateUtc="2026-04-19T23:55:00Z">
         <w:r>
           <w:rPr>
             <w:color w:val="333333"/>
@@ -2012,7 +1983,7 @@
           <w:t>(</w:t>
         </w:r>
       </w:ins>
-      <w:ins w:id="137" w:author="Hsien-Hsin Lee" w:date="2026-04-19T17:19:00Z" w16du:dateUtc="2026-04-19T21:19:00Z">
+      <w:ins w:id="131" w:author="Hsien-Hsin Lee" w:date="2026-04-19T17:19:00Z" w16du:dateUtc="2026-04-19T21:19:00Z">
         <w:r>
           <w:rPr>
             <w:color w:val="333333"/>
@@ -2025,19 +1996,19 @@
           </w:rPr>
           <w:instrText xml:space="preserve"> REF _Ref227511556 \h </w:instrText>
         </w:r>
-        <w:r>
-          <w:rPr>
-            <w:color w:val="333333"/>
-          </w:rPr>
-        </w:r>
-      </w:ins>
+      </w:ins>
+      <w:r>
+        <w:rPr>
+          <w:color w:val="333333"/>
+        </w:rPr>
+      </w:r>
       <w:r>
         <w:rPr>
           <w:color w:val="333333"/>
         </w:rPr>
         <w:fldChar w:fldCharType="separate"/>
       </w:r>
-      <w:ins w:id="138" w:author="Hsien-Hsin Lee" w:date="2026-04-19T17:18:00Z" w16du:dateUtc="2026-04-19T21:18:00Z">
+      <w:ins w:id="132" w:author="Hsien-Hsin Lee" w:date="2026-04-19T17:18:00Z" w16du:dateUtc="2026-04-19T21:18:00Z">
         <w:r>
           <w:t xml:space="preserve">Figure </w:t>
         </w:r>
@@ -2048,7 +2019,7 @@
         </w:rPr>
         <w:t>2</w:t>
       </w:r>
-      <w:ins w:id="139" w:author="Hsien-Hsin Lee" w:date="2026-04-19T17:19:00Z" w16du:dateUtc="2026-04-19T21:19:00Z">
+      <w:ins w:id="133" w:author="Hsien-Hsin Lee" w:date="2026-04-19T17:19:00Z" w16du:dateUtc="2026-04-19T21:19:00Z">
         <w:r>
           <w:rPr>
             <w:color w:val="333333"/>
@@ -2056,7 +2027,7 @@
           <w:fldChar w:fldCharType="end"/>
         </w:r>
       </w:ins>
-      <w:ins w:id="140" w:author="Hsien-Hsin Lee" w:date="2026-04-19T19:55:00Z" w16du:dateUtc="2026-04-19T23:55:00Z">
+      <w:ins w:id="134" w:author="Hsien-Hsin Lee" w:date="2026-04-19T19:55:00Z" w16du:dateUtc="2026-04-19T23:55:00Z">
         <w:r>
           <w:rPr>
             <w:color w:val="333333"/>
@@ -2064,7 +2035,7 @@
           <w:t>)</w:t>
         </w:r>
       </w:ins>
-      <w:ins w:id="141" w:author="Hsien-Hsin Lee" w:date="2026-04-19T17:19:00Z" w16du:dateUtc="2026-04-19T21:19:00Z">
+      <w:ins w:id="135" w:author="Hsien-Hsin Lee" w:date="2026-04-19T17:19:00Z" w16du:dateUtc="2026-04-19T21:19:00Z">
         <w:r>
           <w:rPr>
             <w:color w:val="333333"/>
@@ -2072,7 +2043,7 @@
           <w:t>.</w:t>
         </w:r>
       </w:ins>
-      <w:ins w:id="142" w:author="Hsien-Hsin Lee" w:date="2026-04-19T17:21:00Z" w16du:dateUtc="2026-04-19T21:21:00Z">
+      <w:ins w:id="136" w:author="Hsien-Hsin Lee" w:date="2026-04-19T17:21:00Z" w16du:dateUtc="2026-04-19T21:21:00Z">
         <w:r>
           <w:rPr>
             <w:color w:val="333333"/>
@@ -2080,12 +2051,60 @@
           <w:t xml:space="preserve"> We </w:t>
         </w:r>
       </w:ins>
+      <w:ins w:id="137" w:author="Hsien-Hsin Lee" w:date="2026-04-19T19:55:00Z" w16du:dateUtc="2026-04-19T23:55:00Z">
+        <w:r>
+          <w:rPr>
+            <w:color w:val="333333"/>
+          </w:rPr>
+          <w:t>first</w:t>
+        </w:r>
+      </w:ins>
+      <w:ins w:id="138" w:author="Hsien-Hsin Lee" w:date="2026-04-19T17:22:00Z" w16du:dateUtc="2026-04-19T21:22:00Z">
+        <w:r>
+          <w:rPr>
+            <w:color w:val="333333"/>
+          </w:rPr>
+          <w:t xml:space="preserve"> train</w:t>
+        </w:r>
+      </w:ins>
+      <w:ins w:id="139" w:author="Hsien-Hsin Lee" w:date="2026-04-19T19:55:00Z" w16du:dateUtc="2026-04-19T23:55:00Z">
+        <w:r>
+          <w:rPr>
+            <w:color w:val="333333"/>
+          </w:rPr>
+          <w:t>ed</w:t>
+        </w:r>
+      </w:ins>
+      <w:ins w:id="140" w:author="Hsien-Hsin Lee" w:date="2026-04-19T17:22:00Z" w16du:dateUtc="2026-04-19T21:22:00Z">
+        <w:r>
+          <w:rPr>
+            <w:color w:val="333333"/>
+          </w:rPr>
+          <w:t xml:space="preserve"> </w:t>
+        </w:r>
+      </w:ins>
+      <w:ins w:id="141" w:author="Hsien-Hsin Lee" w:date="2026-04-19T19:55:00Z" w16du:dateUtc="2026-04-19T23:55:00Z">
+        <w:r>
+          <w:rPr>
+            <w:color w:val="333333"/>
+          </w:rPr>
+          <w:t>a “unified”</w:t>
+        </w:r>
+      </w:ins>
+      <w:ins w:id="142" w:author="Hsien-Hsin Lee" w:date="2026-04-19T17:22:00Z" w16du:dateUtc="2026-04-19T21:22:00Z">
+        <w:r>
+          <w:rPr>
+            <w:color w:val="333333"/>
+          </w:rPr>
+          <w:t xml:space="preserve"> model </w:t>
+        </w:r>
+      </w:ins>
       <w:ins w:id="143" w:author="Hsien-Hsin Lee" w:date="2026-04-19T19:55:00Z" w16du:dateUtc="2026-04-19T23:55:00Z">
         <w:r>
           <w:rPr>
             <w:color w:val="333333"/>
           </w:rPr>
-          <w:t>first</w:t>
+          <w:t>using data from</w:t>
         </w:r>
       </w:ins>
       <w:ins w:id="144" w:author="Hsien-Hsin Lee" w:date="2026-04-19T17:22:00Z" w16du:dateUtc="2026-04-19T21:22:00Z">
@@ -2093,7 +2112,7 @@
           <w:rPr>
             <w:color w:val="333333"/>
           </w:rPr>
-          <w:t xml:space="preserve"> train</w:t>
+          <w:t xml:space="preserve"> all animals. </w:t>
         </w:r>
       </w:ins>
       <w:ins w:id="145" w:author="Hsien-Hsin Lee" w:date="2026-04-19T19:55:00Z" w16du:dateUtc="2026-04-19T23:55:00Z">
@@ -2101,7 +2120,7 @@
           <w:rPr>
             <w:color w:val="333333"/>
           </w:rPr>
-          <w:t>ed</w:t>
+          <w:t>In response to</w:t>
         </w:r>
       </w:ins>
       <w:ins w:id="146" w:author="Hsien-Hsin Lee" w:date="2026-04-19T17:22:00Z" w16du:dateUtc="2026-04-19T21:22:00Z">
@@ -2109,175 +2128,181 @@
           <w:rPr>
             <w:color w:val="333333"/>
           </w:rPr>
+          <w:t xml:space="preserve"> TA</w:t>
+        </w:r>
+      </w:ins>
+      <w:ins w:id="147" w:author="Hsien-Hsin Lee" w:date="2026-04-19T20:27:00Z" w16du:dateUtc="2026-04-20T00:27:00Z">
+        <w:r>
+          <w:rPr>
+            <w:color w:val="333333"/>
+          </w:rPr>
+          <w:t xml:space="preserve"> Dewang Agarwal</w:t>
+        </w:r>
+      </w:ins>
+      <w:ins w:id="148" w:author="Hsien-Hsin Lee" w:date="2026-04-19T17:22:00Z" w16du:dateUtc="2026-04-19T21:22:00Z">
+        <w:r>
+          <w:rPr>
+            <w:color w:val="333333"/>
+          </w:rPr>
+          <w:t xml:space="preserve">’s feedback on our </w:t>
+        </w:r>
+      </w:ins>
+      <w:ins w:id="149" w:author="Hsien-Hsin Lee" w:date="2026-04-19T19:56:00Z" w16du:dateUtc="2026-04-19T23:56:00Z">
+        <w:r>
+          <w:rPr>
+            <w:color w:val="333333"/>
+          </w:rPr>
+          <w:t xml:space="preserve">project </w:t>
+        </w:r>
+      </w:ins>
+      <w:ins w:id="150" w:author="Hsien-Hsin Lee" w:date="2026-04-19T17:22:00Z" w16du:dateUtc="2026-04-19T21:22:00Z">
+        <w:r>
+          <w:rPr>
+            <w:color w:val="333333"/>
+          </w:rPr>
+          <w:t>proposal, we als</w:t>
+        </w:r>
+      </w:ins>
+      <w:ins w:id="151" w:author="Hsien-Hsin Lee" w:date="2026-04-19T19:56:00Z" w16du:dateUtc="2026-04-19T23:56:00Z">
+        <w:r>
+          <w:rPr>
+            <w:color w:val="333333"/>
+          </w:rPr>
+          <w:t>o</w:t>
+        </w:r>
+      </w:ins>
+      <w:ins w:id="152" w:author="Hsien-Hsin Lee" w:date="2026-04-19T17:22:00Z" w16du:dateUtc="2026-04-19T21:22:00Z">
+        <w:r>
+          <w:rPr>
+            <w:color w:val="333333"/>
+          </w:rPr>
+          <w:t xml:space="preserve"> trained</w:t>
+        </w:r>
+      </w:ins>
+      <w:ins w:id="153" w:author="Hsien-Hsin Lee" w:date="2026-04-19T19:56:00Z" w16du:dateUtc="2026-04-19T23:56:00Z">
+        <w:r>
+          <w:rPr>
+            <w:color w:val="333333"/>
+          </w:rPr>
+          <w:t xml:space="preserve"> species-specific models including</w:t>
+        </w:r>
+      </w:ins>
+      <w:ins w:id="154" w:author="Hsien-Hsin Lee" w:date="2026-04-19T17:22:00Z" w16du:dateUtc="2026-04-19T21:22:00Z">
+        <w:r>
+          <w:rPr>
+            <w:color w:val="333333"/>
+          </w:rPr>
+          <w:t xml:space="preserve"> a “dog-only” model and a “cat-only” model by filtering </w:t>
+        </w:r>
+      </w:ins>
+      <w:ins w:id="155" w:author="Hsien-Hsin Lee" w:date="2026-04-19T19:56:00Z" w16du:dateUtc="2026-04-19T23:56:00Z">
+        <w:r>
+          <w:rPr>
+            <w:color w:val="333333"/>
+          </w:rPr>
+          <w:t>t</w:t>
+        </w:r>
+      </w:ins>
+      <w:ins w:id="156" w:author="Hsien-Hsin Lee" w:date="2026-04-19T17:22:00Z" w16du:dateUtc="2026-04-19T21:22:00Z">
+        <w:r>
+          <w:rPr>
+            <w:color w:val="333333"/>
+          </w:rPr>
+          <w:t xml:space="preserve">he </w:t>
+        </w:r>
+      </w:ins>
+      <w:ins w:id="157" w:author="Hsien-Hsin Lee" w:date="2026-04-19T19:56:00Z" w16du:dateUtc="2026-04-19T23:56:00Z">
+        <w:r>
+          <w:rPr>
+            <w:color w:val="333333"/>
+          </w:rPr>
+          <w:t xml:space="preserve">dataset by </w:t>
+        </w:r>
+      </w:ins>
+      <w:ins w:id="158" w:author="Hsien-Hsin Lee" w:date="2026-04-19T17:22:00Z" w16du:dateUtc="2026-04-19T21:22:00Z">
+        <w:r>
+          <w:rPr>
+            <w:color w:val="333333"/>
+          </w:rPr>
+          <w:t>anima</w:t>
+        </w:r>
+      </w:ins>
+      <w:ins w:id="159" w:author="Hsien-Hsin Lee" w:date="2026-04-19T19:56:00Z" w16du:dateUtc="2026-04-19T23:56:00Z">
+        <w:r>
+          <w:rPr>
+            <w:color w:val="333333"/>
+          </w:rPr>
+          <w:t xml:space="preserve">l </w:t>
+        </w:r>
+      </w:ins>
+      <w:ins w:id="160" w:author="Hsien-Hsin Lee" w:date="2026-04-19T20:00:00Z" w16du:dateUtc="2026-04-20T00:00:00Z">
+        <w:r>
+          <w:rPr>
+            <w:color w:val="333333"/>
+          </w:rPr>
+          <w:t>type and</w:t>
+        </w:r>
+      </w:ins>
+      <w:ins w:id="161" w:author="Hsien-Hsin Lee" w:date="2026-04-19T17:22:00Z" w16du:dateUtc="2026-04-19T21:22:00Z">
+        <w:r>
+          <w:rPr>
+            <w:color w:val="333333"/>
+          </w:rPr>
+          <w:t xml:space="preserve"> compared</w:t>
+        </w:r>
+      </w:ins>
+      <w:ins w:id="162" w:author="Hsien-Hsin Lee" w:date="2026-04-19T19:57:00Z" w16du:dateUtc="2026-04-19T23:57:00Z">
+        <w:r>
+          <w:rPr>
+            <w:color w:val="333333"/>
+          </w:rPr>
           <w:t xml:space="preserve"> </w:t>
         </w:r>
-      </w:ins>
-      <w:ins w:id="147" w:author="Hsien-Hsin Lee" w:date="2026-04-19T19:55:00Z" w16du:dateUtc="2026-04-19T23:55:00Z">
-        <w:r>
-          <w:rPr>
-            <w:color w:val="333333"/>
-          </w:rPr>
-          <w:t>a “unified”</w:t>
-        </w:r>
-      </w:ins>
-      <w:ins w:id="148" w:author="Hsien-Hsin Lee" w:date="2026-04-19T17:22:00Z" w16du:dateUtc="2026-04-19T21:22:00Z">
-        <w:r>
-          <w:rPr>
-            <w:color w:val="333333"/>
-          </w:rPr>
-          <w:t xml:space="preserve"> model </w:t>
-        </w:r>
-      </w:ins>
-      <w:ins w:id="149" w:author="Hsien-Hsin Lee" w:date="2026-04-19T19:55:00Z" w16du:dateUtc="2026-04-19T23:55:00Z">
-        <w:r>
-          <w:rPr>
-            <w:color w:val="333333"/>
-          </w:rPr>
-          <w:t>using data from</w:t>
-        </w:r>
-      </w:ins>
-      <w:ins w:id="150" w:author="Hsien-Hsin Lee" w:date="2026-04-19T17:22:00Z" w16du:dateUtc="2026-04-19T21:22:00Z">
-        <w:r>
-          <w:rPr>
-            <w:color w:val="333333"/>
-          </w:rPr>
-          <w:t xml:space="preserve"> all animals. </w:t>
-        </w:r>
-      </w:ins>
-      <w:ins w:id="151" w:author="Hsien-Hsin Lee" w:date="2026-04-19T19:55:00Z" w16du:dateUtc="2026-04-19T23:55:00Z">
-        <w:r>
-          <w:rPr>
-            <w:color w:val="333333"/>
-          </w:rPr>
-          <w:t>In response to</w:t>
-        </w:r>
-      </w:ins>
-      <w:ins w:id="152" w:author="Hsien-Hsin Lee" w:date="2026-04-19T17:22:00Z" w16du:dateUtc="2026-04-19T21:22:00Z">
-        <w:r>
-          <w:rPr>
-            <w:color w:val="333333"/>
-          </w:rPr>
-          <w:t xml:space="preserve"> TA</w:t>
-        </w:r>
-      </w:ins>
-      <w:ins w:id="153" w:author="Hsien-Hsin Lee" w:date="2026-04-19T20:27:00Z" w16du:dateUtc="2026-04-20T00:27:00Z">
-        <w:r>
-          <w:rPr>
-            <w:color w:val="333333"/>
-          </w:rPr>
-          <w:t xml:space="preserve"> Dewang Agarwal</w:t>
-        </w:r>
-      </w:ins>
-      <w:ins w:id="154" w:author="Hsien-Hsin Lee" w:date="2026-04-19T17:22:00Z" w16du:dateUtc="2026-04-19T21:22:00Z">
-        <w:r>
-          <w:rPr>
-            <w:color w:val="333333"/>
-          </w:rPr>
-          <w:t xml:space="preserve">’s feedback on our </w:t>
-        </w:r>
-      </w:ins>
-      <w:ins w:id="155" w:author="Hsien-Hsin Lee" w:date="2026-04-19T19:56:00Z" w16du:dateUtc="2026-04-19T23:56:00Z">
-        <w:r>
-          <w:rPr>
-            <w:color w:val="333333"/>
-          </w:rPr>
-          <w:t xml:space="preserve">project </w:t>
-        </w:r>
-      </w:ins>
-      <w:ins w:id="156" w:author="Hsien-Hsin Lee" w:date="2026-04-19T17:22:00Z" w16du:dateUtc="2026-04-19T21:22:00Z">
-        <w:r>
-          <w:rPr>
-            <w:color w:val="333333"/>
-          </w:rPr>
-          <w:t>proposal, we als</w:t>
-        </w:r>
-      </w:ins>
-      <w:ins w:id="157" w:author="Hsien-Hsin Lee" w:date="2026-04-19T19:56:00Z" w16du:dateUtc="2026-04-19T23:56:00Z">
-        <w:r>
-          <w:rPr>
-            <w:color w:val="333333"/>
-          </w:rPr>
-          <w:t>o</w:t>
-        </w:r>
-      </w:ins>
-      <w:ins w:id="158" w:author="Hsien-Hsin Lee" w:date="2026-04-19T17:22:00Z" w16du:dateUtc="2026-04-19T21:22:00Z">
-        <w:r>
-          <w:rPr>
-            <w:color w:val="333333"/>
-          </w:rPr>
-          <w:t xml:space="preserve"> trained</w:t>
-        </w:r>
-      </w:ins>
-      <w:ins w:id="159" w:author="Hsien-Hsin Lee" w:date="2026-04-19T19:56:00Z" w16du:dateUtc="2026-04-19T23:56:00Z">
-        <w:r>
-          <w:rPr>
-            <w:color w:val="333333"/>
-          </w:rPr>
-          <w:t xml:space="preserve"> species-specific models including</w:t>
-        </w:r>
-      </w:ins>
-      <w:ins w:id="160" w:author="Hsien-Hsin Lee" w:date="2026-04-19T17:22:00Z" w16du:dateUtc="2026-04-19T21:22:00Z">
-        <w:r>
-          <w:rPr>
-            <w:color w:val="333333"/>
-          </w:rPr>
-          <w:t xml:space="preserve"> a “dog-only” model and a “cat-only” model by filtering </w:t>
-        </w:r>
-      </w:ins>
-      <w:ins w:id="161" w:author="Hsien-Hsin Lee" w:date="2026-04-19T19:56:00Z" w16du:dateUtc="2026-04-19T23:56:00Z">
-        <w:r>
-          <w:rPr>
-            <w:color w:val="333333"/>
-          </w:rPr>
-          <w:t>t</w:t>
-        </w:r>
-      </w:ins>
-      <w:ins w:id="162" w:author="Hsien-Hsin Lee" w:date="2026-04-19T17:22:00Z" w16du:dateUtc="2026-04-19T21:22:00Z">
-        <w:r>
-          <w:rPr>
-            <w:color w:val="333333"/>
-          </w:rPr>
-          <w:t xml:space="preserve">he </w:t>
-        </w:r>
-      </w:ins>
-      <w:ins w:id="163" w:author="Hsien-Hsin Lee" w:date="2026-04-19T19:56:00Z" w16du:dateUtc="2026-04-19T23:56:00Z">
-        <w:r>
-          <w:rPr>
-            <w:color w:val="333333"/>
-          </w:rPr>
-          <w:t xml:space="preserve">dataset by </w:t>
-        </w:r>
-      </w:ins>
-      <w:ins w:id="164" w:author="Hsien-Hsin Lee" w:date="2026-04-19T17:22:00Z" w16du:dateUtc="2026-04-19T21:22:00Z">
-        <w:r>
-          <w:rPr>
-            <w:color w:val="333333"/>
-          </w:rPr>
-          <w:t>anima</w:t>
-        </w:r>
-      </w:ins>
-      <w:ins w:id="165" w:author="Hsien-Hsin Lee" w:date="2026-04-19T19:56:00Z" w16du:dateUtc="2026-04-19T23:56:00Z">
-        <w:r>
-          <w:rPr>
-            <w:color w:val="333333"/>
-          </w:rPr>
-          <w:t xml:space="preserve">l </w:t>
-        </w:r>
-      </w:ins>
-      <w:ins w:id="166" w:author="Hsien-Hsin Lee" w:date="2026-04-19T20:00:00Z" w16du:dateUtc="2026-04-20T00:00:00Z">
-        <w:r>
-          <w:rPr>
-            <w:color w:val="333333"/>
-          </w:rPr>
-          <w:t>type and</w:t>
-        </w:r>
-      </w:ins>
-      <w:ins w:id="167" w:author="Hsien-Hsin Lee" w:date="2026-04-19T17:22:00Z" w16du:dateUtc="2026-04-19T21:22:00Z">
-        <w:r>
-          <w:rPr>
-            <w:color w:val="333333"/>
-          </w:rPr>
-          <w:t xml:space="preserve"> compared</w:t>
+        <w:r>
+          <w:rPr>
+            <w:color w:val="333333"/>
+          </w:rPr>
+          <w:t>performance</w:t>
+        </w:r>
+      </w:ins>
+      <w:ins w:id="163" w:author="Hsien-Hsin Lee" w:date="2026-04-19T17:22:00Z" w16du:dateUtc="2026-04-19T21:22:00Z">
+        <w:r>
+          <w:rPr>
+            <w:color w:val="333333"/>
+          </w:rPr>
+          <w:t xml:space="preserve"> </w:t>
+        </w:r>
+      </w:ins>
+      <w:ins w:id="164" w:author="Hsien-Hsin Lee" w:date="2026-04-19T19:57:00Z" w16du:dateUtc="2026-04-19T23:57:00Z">
+        <w:r>
+          <w:rPr>
+            <w:color w:val="333333"/>
+          </w:rPr>
+          <w:t>across</w:t>
+        </w:r>
+      </w:ins>
+      <w:ins w:id="165" w:author="Hsien-Hsin Lee" w:date="2026-04-19T17:23:00Z" w16du:dateUtc="2026-04-19T21:23:00Z">
+        <w:r>
+          <w:rPr>
+            <w:color w:val="333333"/>
+          </w:rPr>
+          <w:t xml:space="preserve"> </w:t>
+        </w:r>
+      </w:ins>
+      <w:ins w:id="166" w:author="Hsien-Hsin Lee" w:date="2026-04-19T19:57:00Z" w16du:dateUtc="2026-04-19T23:57:00Z">
+        <w:r>
+          <w:rPr>
+            <w:color w:val="333333"/>
+          </w:rPr>
+          <w:t xml:space="preserve">all </w:t>
+        </w:r>
+      </w:ins>
+      <w:ins w:id="167" w:author="Hsien-Hsin Lee" w:date="2026-04-19T17:23:00Z" w16du:dateUtc="2026-04-19T21:23:00Z">
+        <w:r>
+          <w:rPr>
+            <w:color w:val="333333"/>
+          </w:rPr>
+          <w:t xml:space="preserve">three </w:t>
         </w:r>
       </w:ins>
       <w:ins w:id="168" w:author="Hsien-Hsin Lee" w:date="2026-04-19T19:57:00Z" w16du:dateUtc="2026-04-19T23:57:00Z">
@@ -2285,64 +2310,10 @@
           <w:rPr>
             <w:color w:val="333333"/>
           </w:rPr>
-          <w:t xml:space="preserve"> </w:t>
-        </w:r>
-        <w:r>
-          <w:rPr>
-            <w:color w:val="333333"/>
-          </w:rPr>
-          <w:t>performance</w:t>
-        </w:r>
-      </w:ins>
-      <w:ins w:id="169" w:author="Hsien-Hsin Lee" w:date="2026-04-19T17:22:00Z" w16du:dateUtc="2026-04-19T21:22:00Z">
-        <w:r>
-          <w:rPr>
-            <w:color w:val="333333"/>
-          </w:rPr>
-          <w:t xml:space="preserve"> </w:t>
-        </w:r>
-      </w:ins>
-      <w:ins w:id="170" w:author="Hsien-Hsin Lee" w:date="2026-04-19T19:57:00Z" w16du:dateUtc="2026-04-19T23:57:00Z">
-        <w:r>
-          <w:rPr>
-            <w:color w:val="333333"/>
-          </w:rPr>
-          <w:t>across</w:t>
-        </w:r>
-      </w:ins>
-      <w:ins w:id="171" w:author="Hsien-Hsin Lee" w:date="2026-04-19T17:23:00Z" w16du:dateUtc="2026-04-19T21:23:00Z">
-        <w:r>
-          <w:rPr>
-            <w:color w:val="333333"/>
-          </w:rPr>
-          <w:t xml:space="preserve"> </w:t>
-        </w:r>
-      </w:ins>
-      <w:ins w:id="172" w:author="Hsien-Hsin Lee" w:date="2026-04-19T19:57:00Z" w16du:dateUtc="2026-04-19T23:57:00Z">
-        <w:r>
-          <w:rPr>
-            <w:color w:val="333333"/>
-          </w:rPr>
-          <w:t xml:space="preserve">all </w:t>
-        </w:r>
-      </w:ins>
-      <w:ins w:id="173" w:author="Hsien-Hsin Lee" w:date="2026-04-19T17:23:00Z" w16du:dateUtc="2026-04-19T21:23:00Z">
-        <w:r>
-          <w:rPr>
-            <w:color w:val="333333"/>
-          </w:rPr>
-          <w:t xml:space="preserve">three </w:t>
-        </w:r>
-      </w:ins>
-      <w:ins w:id="174" w:author="Hsien-Hsin Lee" w:date="2026-04-19T19:57:00Z" w16du:dateUtc="2026-04-19T23:57:00Z">
-        <w:r>
-          <w:rPr>
-            <w:color w:val="333333"/>
-          </w:rPr>
           <w:t>models</w:t>
         </w:r>
       </w:ins>
-      <w:ins w:id="175" w:author="Hsien-Hsin Lee" w:date="2026-04-19T17:23:00Z" w16du:dateUtc="2026-04-19T21:23:00Z">
+      <w:ins w:id="169" w:author="Hsien-Hsin Lee" w:date="2026-04-19T17:23:00Z" w16du:dateUtc="2026-04-19T21:23:00Z">
         <w:r>
           <w:rPr>
             <w:color w:val="333333"/>
@@ -2350,7 +2321,7 @@
           <w:t>.</w:t>
         </w:r>
       </w:ins>
-      <w:del w:id="176" w:author="Hsien-Hsin Lee" w:date="2026-04-19T17:18:00Z" w16du:dateUtc="2026-04-19T21:18:00Z">
+      <w:del w:id="170" w:author="Hsien-Hsin Lee" w:date="2026-04-19T17:18:00Z" w16du:dateUtc="2026-04-19T21:18:00Z">
         <w:r>
           <w:rPr>
             <w:color w:val="333333"/>
@@ -2364,11 +2335,11 @@
         <w:spacing w:after="100" w:line="264" w:lineRule="auto"/>
         <w:jc w:val="both"/>
         <w:rPr>
-          <w:ins w:id="177" w:author="Hsien-Hsin Lee" w:date="2026-04-19T20:16:00Z" w16du:dateUtc="2026-04-20T00:16:00Z"/>
+          <w:ins w:id="171" w:author="Hsien-Hsin Lee" w:date="2026-04-19T20:16:00Z" w16du:dateUtc="2026-04-20T00:16:00Z"/>
           <w:color w:val="333333"/>
         </w:rPr>
       </w:pPr>
-      <w:del w:id="178" w:author="Hsien-Hsin Lee" w:date="2026-04-19T19:57:00Z" w16du:dateUtc="2026-04-19T23:57:00Z">
+      <w:del w:id="172" w:author="Hsien-Hsin Lee" w:date="2026-04-19T19:57:00Z" w16du:dateUtc="2026-04-19T23:57:00Z">
         <w:r>
           <w:rPr>
             <w:color w:val="333333"/>
@@ -2382,7 +2353,7 @@
         </w:rPr>
         <w:t>The model</w:t>
       </w:r>
-      <w:ins w:id="179" w:author="Hsien-Hsin Lee" w:date="2026-04-19T19:57:00Z" w16du:dateUtc="2026-04-19T23:57:00Z">
+      <w:ins w:id="173" w:author="Hsien-Hsin Lee" w:date="2026-04-19T19:57:00Z" w16du:dateUtc="2026-04-19T23:57:00Z">
         <w:r>
           <w:rPr>
             <w:color w:val="333333"/>
@@ -2396,7 +2367,7 @@
         </w:rPr>
         <w:t xml:space="preserve"> predict</w:t>
       </w:r>
-      <w:del w:id="180" w:author="Hsien-Hsin Lee" w:date="2026-04-19T19:57:00Z" w16du:dateUtc="2026-04-19T23:57:00Z">
+      <w:del w:id="174" w:author="Hsien-Hsin Lee" w:date="2026-04-19T19:57:00Z" w16du:dateUtc="2026-04-19T23:57:00Z">
         <w:r>
           <w:rPr>
             <w:color w:val="333333"/>
@@ -2410,7 +2381,7 @@
         </w:rPr>
         <w:t xml:space="preserve"> log-transformed </w:t>
       </w:r>
-      <w:ins w:id="181" w:author="Hsien-Hsin Lee" w:date="2026-04-19T19:57:00Z" w16du:dateUtc="2026-04-19T23:57:00Z">
+      <w:ins w:id="175" w:author="Hsien-Hsin Lee" w:date="2026-04-19T19:57:00Z" w16du:dateUtc="2026-04-19T23:57:00Z">
         <w:r>
           <w:rPr>
             <w:color w:val="333333"/>
@@ -2424,7 +2395,7 @@
         </w:rPr>
         <w:t>LOS</w:t>
       </w:r>
-      <w:ins w:id="182" w:author="Hsien-Hsin Lee" w:date="2026-04-19T19:57:00Z" w16du:dateUtc="2026-04-19T23:57:00Z">
+      <w:ins w:id="176" w:author="Hsien-Hsin Lee" w:date="2026-04-19T19:57:00Z" w16du:dateUtc="2026-04-19T23:57:00Z">
         <w:r>
           <w:rPr>
             <w:color w:val="333333"/>
@@ -2432,7 +2403,7 @@
           <w:t>), with output predictions reported</w:t>
         </w:r>
       </w:ins>
-      <w:del w:id="183" w:author="Hsien-Hsin Lee" w:date="2026-04-19T19:57:00Z" w16du:dateUtc="2026-04-19T23:57:00Z">
+      <w:del w:id="177" w:author="Hsien-Hsin Lee" w:date="2026-04-19T19:57:00Z" w16du:dateUtc="2026-04-19T23:57:00Z">
         <w:r>
           <w:rPr>
             <w:color w:val="333333"/>
@@ -2446,7 +2417,7 @@
         </w:rPr>
         <w:t xml:space="preserve"> </w:t>
       </w:r>
-      <w:del w:id="184" w:author="Hsien-Hsin Lee" w:date="2026-04-19T19:58:00Z" w16du:dateUtc="2026-04-19T23:58:00Z">
+      <w:del w:id="178" w:author="Hsien-Hsin Lee" w:date="2026-04-19T19:58:00Z" w16du:dateUtc="2026-04-19T23:58:00Z">
         <w:r>
           <w:rPr>
             <w:color w:val="333333"/>
@@ -2454,7 +2425,7 @@
           <w:delText xml:space="preserve">predictions are </w:delText>
         </w:r>
       </w:del>
-      <w:ins w:id="185" w:author="Hsien-Hsin Lee" w:date="2026-04-19T17:19:00Z" w16du:dateUtc="2026-04-19T21:19:00Z">
+      <w:ins w:id="179" w:author="Hsien-Hsin Lee" w:date="2026-04-19T17:19:00Z" w16du:dateUtc="2026-04-19T21:19:00Z">
         <w:r>
           <w:rPr>
             <w:color w:val="333333"/>
@@ -2462,7 +2433,7 @@
           <w:t>in</w:t>
         </w:r>
       </w:ins>
-      <w:del w:id="186" w:author="Hsien-Hsin Lee" w:date="2026-04-19T17:19:00Z" w16du:dateUtc="2026-04-19T21:19:00Z">
+      <w:del w:id="180" w:author="Hsien-Hsin Lee" w:date="2026-04-19T17:19:00Z" w16du:dateUtc="2026-04-19T21:19:00Z">
         <w:r>
           <w:rPr>
             <w:color w:val="333333"/>
@@ -2476,7 +2447,7 @@
         </w:rPr>
         <w:t xml:space="preserve"> </w:t>
       </w:r>
-      <w:ins w:id="187" w:author="Hsien-Hsin Lee" w:date="2026-04-19T17:19:00Z" w16du:dateUtc="2026-04-19T21:19:00Z">
+      <w:ins w:id="181" w:author="Hsien-Hsin Lee" w:date="2026-04-19T17:19:00Z" w16du:dateUtc="2026-04-19T21:19:00Z">
         <w:r>
           <w:rPr>
             <w:color w:val="333333"/>
@@ -2484,7 +2455,7 @@
           <w:t>“</w:t>
         </w:r>
       </w:ins>
-      <w:del w:id="188" w:author="Hsien-Hsin Lee" w:date="2026-04-19T17:19:00Z" w16du:dateUtc="2026-04-19T21:19:00Z">
+      <w:del w:id="182" w:author="Hsien-Hsin Lee" w:date="2026-04-19T17:19:00Z" w16du:dateUtc="2026-04-19T21:19:00Z">
         <w:r>
           <w:rPr>
             <w:color w:val="333333"/>
@@ -2498,7 +2469,7 @@
         </w:rPr>
         <w:t>days</w:t>
       </w:r>
-      <w:ins w:id="189" w:author="Hsien-Hsin Lee" w:date="2026-04-19T17:19:00Z" w16du:dateUtc="2026-04-19T21:19:00Z">
+      <w:ins w:id="183" w:author="Hsien-Hsin Lee" w:date="2026-04-19T17:19:00Z" w16du:dateUtc="2026-04-19T21:19:00Z">
         <w:r>
           <w:rPr>
             <w:color w:val="333333"/>
@@ -2506,18 +2477,12 @@
           <w:t>”</w:t>
         </w:r>
       </w:ins>
-      <w:del w:id="190" w:author="Hsien-Hsin Lee" w:date="2026-04-19T17:19:00Z" w16du:dateUtc="2026-04-19T21:19:00Z">
-        <w:r>
-          <w:rPr>
-            <w:color w:val="333333"/>
-          </w:rPr>
-          <w:delText xml:space="preserve"> for</w:delText>
-        </w:r>
-        <w:r>
-          <w:rPr>
-            <w:color w:val="333333"/>
-          </w:rPr>
-          <w:delText xml:space="preserve"> interpretability</w:delText>
+      <w:del w:id="184" w:author="Hsien-Hsin Lee" w:date="2026-04-19T17:19:00Z" w16du:dateUtc="2026-04-19T21:19:00Z">
+        <w:r>
+          <w:rPr>
+            <w:color w:val="333333"/>
+          </w:rPr>
+          <w:delText xml:space="preserve"> for interpretability</w:delText>
         </w:r>
       </w:del>
       <w:r>
@@ -2526,78 +2491,144 @@
         </w:rPr>
         <w:t xml:space="preserve">. </w:t>
       </w:r>
+      <w:ins w:id="185" w:author="Hsien-Hsin Lee" w:date="2026-04-19T19:58:00Z" w16du:dateUtc="2026-04-19T23:58:00Z">
+        <w:r>
+          <w:rPr>
+            <w:color w:val="333333"/>
+          </w:rPr>
+          <w:t>T</w:t>
+        </w:r>
+      </w:ins>
+      <w:ins w:id="186" w:author="Hsien-Hsin Lee" w:date="2026-04-19T17:19:00Z" w16du:dateUtc="2026-04-19T21:19:00Z">
+        <w:r>
+          <w:rPr>
+            <w:color w:val="333333"/>
+          </w:rPr>
+          <w:t>he</w:t>
+        </w:r>
+      </w:ins>
+      <w:del w:id="187" w:author="Hsien-Hsin Lee" w:date="2026-04-19T17:19:00Z" w16du:dateUtc="2026-04-19T21:19:00Z">
+        <w:r>
+          <w:rPr>
+            <w:color w:val="333333"/>
+          </w:rPr>
+          <w:delText>The</w:delText>
+        </w:r>
+      </w:del>
+      <w:r>
+        <w:rPr>
+          <w:color w:val="333333"/>
+        </w:rPr>
+        <w:t xml:space="preserve"> dataset </w:t>
+      </w:r>
+      <w:ins w:id="188" w:author="Hsien-Hsin Lee" w:date="2026-04-19T17:19:00Z" w16du:dateUtc="2026-04-19T21:19:00Z">
+        <w:r>
+          <w:rPr>
+            <w:color w:val="333333"/>
+          </w:rPr>
+          <w:t>was</w:t>
+        </w:r>
+      </w:ins>
+      <w:del w:id="189" w:author="Hsien-Hsin Lee" w:date="2026-04-19T17:19:00Z" w16du:dateUtc="2026-04-19T21:19:00Z">
+        <w:r>
+          <w:rPr>
+            <w:color w:val="333333"/>
+          </w:rPr>
+          <w:delText>is</w:delText>
+        </w:r>
+      </w:del>
+      <w:r>
+        <w:rPr>
+          <w:color w:val="333333"/>
+        </w:rPr>
+        <w:t xml:space="preserve"> split</w:t>
+      </w:r>
+      <w:ins w:id="190" w:author="Hsien-Hsin Lee" w:date="2026-04-19T17:20:00Z" w16du:dateUtc="2026-04-19T21:20:00Z">
+        <w:r>
+          <w:rPr>
+            <w:color w:val="333333"/>
+          </w:rPr>
+          <w:t xml:space="preserve"> into</w:t>
+        </w:r>
+      </w:ins>
+      <w:r>
+        <w:rPr>
+          <w:color w:val="333333"/>
+        </w:rPr>
+        <w:t xml:space="preserve"> 80/20 train</w:t>
+      </w:r>
       <w:ins w:id="191" w:author="Hsien-Hsin Lee" w:date="2026-04-19T19:58:00Z" w16du:dateUtc="2026-04-19T23:58:00Z">
         <w:r>
           <w:rPr>
             <w:color w:val="333333"/>
           </w:rPr>
-          <w:t>T</w:t>
-        </w:r>
-      </w:ins>
-      <w:ins w:id="192" w:author="Hsien-Hsin Lee" w:date="2026-04-19T17:19:00Z" w16du:dateUtc="2026-04-19T21:19:00Z">
-        <w:r>
-          <w:rPr>
-            <w:color w:val="333333"/>
-          </w:rPr>
-          <w:t>he</w:t>
-        </w:r>
-      </w:ins>
-      <w:del w:id="193" w:author="Hsien-Hsin Lee" w:date="2026-04-19T17:19:00Z" w16du:dateUtc="2026-04-19T21:19:00Z">
-        <w:r>
-          <w:rPr>
-            <w:color w:val="333333"/>
-          </w:rPr>
-          <w:delText>The</w:delText>
+          <w:t xml:space="preserve"> and </w:t>
+        </w:r>
+      </w:ins>
+      <w:del w:id="192" w:author="Hsien-Hsin Lee" w:date="2026-04-19T19:58:00Z" w16du:dateUtc="2026-04-19T23:58:00Z">
+        <w:r>
+          <w:rPr>
+            <w:color w:val="333333"/>
+          </w:rPr>
+          <w:delText>/</w:delText>
         </w:r>
       </w:del>
       <w:r>
         <w:rPr>
           <w:color w:val="333333"/>
         </w:rPr>
-        <w:t xml:space="preserve"> dataset </w:t>
-      </w:r>
-      <w:ins w:id="194" w:author="Hsien-Hsin Lee" w:date="2026-04-19T17:19:00Z" w16du:dateUtc="2026-04-19T21:19:00Z">
-        <w:r>
-          <w:rPr>
-            <w:color w:val="333333"/>
-          </w:rPr>
-          <w:t>was</w:t>
-        </w:r>
-      </w:ins>
-      <w:del w:id="195" w:author="Hsien-Hsin Lee" w:date="2026-04-19T17:19:00Z" w16du:dateUtc="2026-04-19T21:19:00Z">
-        <w:r>
-          <w:rPr>
-            <w:color w:val="333333"/>
-          </w:rPr>
-          <w:delText>is</w:delText>
+        <w:t>test</w:t>
+      </w:r>
+      <w:ins w:id="193" w:author="Hsien-Hsin Lee" w:date="2026-04-19T19:58:00Z" w16du:dateUtc="2026-04-19T23:58:00Z">
+        <w:r>
+          <w:rPr>
+            <w:color w:val="333333"/>
+          </w:rPr>
+          <w:t xml:space="preserve"> sets</w:t>
+        </w:r>
+      </w:ins>
+      <w:r>
+        <w:rPr>
+          <w:color w:val="333333"/>
+        </w:rPr>
+        <w:t>. Performance is</w:t>
+      </w:r>
+      <w:ins w:id="194" w:author="Hsien-Hsin Lee" w:date="2026-04-19T19:58:00Z" w16du:dateUtc="2026-04-19T23:58:00Z">
+        <w:r>
+          <w:rPr>
+            <w:color w:val="333333"/>
+          </w:rPr>
+          <w:t xml:space="preserve"> evaluated</w:t>
+        </w:r>
+      </w:ins>
+      <w:del w:id="195" w:author="Hsien-Hsin Lee" w:date="2026-04-19T19:58:00Z" w16du:dateUtc="2026-04-19T23:58:00Z">
+        <w:r>
+          <w:rPr>
+            <w:color w:val="333333"/>
+          </w:rPr>
+          <w:delText xml:space="preserve"> reported</w:delText>
         </w:r>
       </w:del>
       <w:r>
         <w:rPr>
           <w:color w:val="333333"/>
         </w:rPr>
-        <w:t xml:space="preserve"> split</w:t>
-      </w:r>
-      <w:ins w:id="196" w:author="Hsien-Hsin Lee" w:date="2026-04-19T17:20:00Z" w16du:dateUtc="2026-04-19T21:20:00Z">
-        <w:r>
-          <w:rPr>
-            <w:color w:val="333333"/>
-          </w:rPr>
-          <w:t xml:space="preserve"> into</w:t>
-        </w:r>
-      </w:ins>
-      <w:r>
-        <w:rPr>
-          <w:color w:val="333333"/>
-        </w:rPr>
-        <w:t xml:space="preserve"> 80/20 train</w:t>
-      </w:r>
+        <w:t xml:space="preserve"> </w:t>
+      </w:r>
+      <w:del w:id="196" w:author="Hsien-Hsin Lee" w:date="2026-04-19T19:58:00Z" w16du:dateUtc="2026-04-19T23:58:00Z">
+        <w:r>
+          <w:rPr>
+            <w:color w:val="333333"/>
+          </w:rPr>
+          <w:delText>a</w:delText>
+        </w:r>
+      </w:del>
       <w:ins w:id="197" w:author="Hsien-Hsin Lee" w:date="2026-04-19T19:58:00Z" w16du:dateUtc="2026-04-19T23:58:00Z">
         <w:r>
           <w:rPr>
             <w:color w:val="333333"/>
           </w:rPr>
-          <w:t xml:space="preserve"> and </w:t>
+          <w:t>using</w:t>
         </w:r>
       </w:ins>
       <w:del w:id="198" w:author="Hsien-Hsin Lee" w:date="2026-04-19T19:58:00Z" w16du:dateUtc="2026-04-19T23:58:00Z">
@@ -2605,52 +2636,60 @@
           <w:rPr>
             <w:color w:val="333333"/>
           </w:rPr>
-          <w:delText>/</w:delText>
+          <w:delText>s</w:delText>
         </w:r>
       </w:del>
       <w:r>
         <w:rPr>
           <w:color w:val="333333"/>
         </w:rPr>
-        <w:t>test</w:t>
+        <w:t xml:space="preserve"> log-scale R² (</w:t>
       </w:r>
       <w:ins w:id="199" w:author="Hsien-Hsin Lee" w:date="2026-04-19T19:58:00Z" w16du:dateUtc="2026-04-19T23:58:00Z">
         <w:r>
           <w:rPr>
             <w:color w:val="333333"/>
           </w:rPr>
-          <w:t xml:space="preserve"> sets</w:t>
-        </w:r>
-      </w:ins>
-      <w:r>
-        <w:rPr>
-          <w:color w:val="333333"/>
-        </w:rPr>
-        <w:t>. Performance is</w:t>
-      </w:r>
-      <w:ins w:id="200" w:author="Hsien-Hsin Lee" w:date="2026-04-19T19:58:00Z" w16du:dateUtc="2026-04-19T23:58:00Z">
-        <w:r>
-          <w:rPr>
-            <w:color w:val="333333"/>
-          </w:rPr>
-          <w:t xml:space="preserve"> evaluated</w:t>
-        </w:r>
-      </w:ins>
-      <w:del w:id="201" w:author="Hsien-Hsin Lee" w:date="2026-04-19T19:58:00Z" w16du:dateUtc="2026-04-19T23:58:00Z">
-        <w:r>
-          <w:rPr>
-            <w:color w:val="333333"/>
-          </w:rPr>
-          <w:delText xml:space="preserve"> reported</w:delText>
+          <w:t xml:space="preserve">the </w:t>
+        </w:r>
+      </w:ins>
+      <w:r>
+        <w:rPr>
+          <w:color w:val="333333"/>
+        </w:rPr>
+        <w:t xml:space="preserve">proportion of variance explained in log space) and </w:t>
+      </w:r>
+      <w:ins w:id="200" w:author="Hsien-Hsin Lee" w:date="2026-04-19T15:35:00Z" w16du:dateUtc="2026-04-19T19:35:00Z">
+        <w:r>
+          <w:rPr>
+            <w:color w:val="333333"/>
+          </w:rPr>
+          <w:t>M</w:t>
+        </w:r>
+      </w:ins>
+      <w:del w:id="201" w:author="Hsien-Hsin Lee" w:date="2026-04-19T15:35:00Z" w16du:dateUtc="2026-04-19T19:35:00Z">
+        <w:r>
+          <w:rPr>
+            <w:color w:val="333333"/>
+          </w:rPr>
+          <w:delText>m</w:delText>
         </w:r>
       </w:del>
       <w:r>
         <w:rPr>
           <w:color w:val="333333"/>
         </w:rPr>
-        <w:t xml:space="preserve"> </w:t>
-      </w:r>
-      <w:del w:id="202" w:author="Hsien-Hsin Lee" w:date="2026-04-19T19:58:00Z" w16du:dateUtc="2026-04-19T23:58:00Z">
+        <w:t xml:space="preserve">ean </w:t>
+      </w:r>
+      <w:ins w:id="202" w:author="Hsien-Hsin Lee" w:date="2026-04-19T15:35:00Z" w16du:dateUtc="2026-04-19T19:35:00Z">
+        <w:r>
+          <w:rPr>
+            <w:color w:val="333333"/>
+          </w:rPr>
+          <w:t>A</w:t>
+        </w:r>
+      </w:ins>
+      <w:del w:id="203" w:author="Hsien-Hsin Lee" w:date="2026-04-19T15:35:00Z" w16du:dateUtc="2026-04-19T19:35:00Z">
         <w:r>
           <w:rPr>
             <w:color w:val="333333"/>
@@ -2658,219 +2697,191 @@
           <w:delText>a</w:delText>
         </w:r>
       </w:del>
-      <w:ins w:id="203" w:author="Hsien-Hsin Lee" w:date="2026-04-19T19:58:00Z" w16du:dateUtc="2026-04-19T23:58:00Z">
-        <w:r>
-          <w:rPr>
-            <w:color w:val="333333"/>
-          </w:rPr>
-          <w:t>using</w:t>
-        </w:r>
-      </w:ins>
-      <w:del w:id="204" w:author="Hsien-Hsin Lee" w:date="2026-04-19T19:58:00Z" w16du:dateUtc="2026-04-19T23:58:00Z">
-        <w:r>
-          <w:rPr>
-            <w:color w:val="333333"/>
-          </w:rPr>
-          <w:delText>s</w:delText>
+      <w:r>
+        <w:rPr>
+          <w:color w:val="333333"/>
+        </w:rPr>
+        <w:t xml:space="preserve">bsolute </w:t>
+      </w:r>
+      <w:ins w:id="204" w:author="Hsien-Hsin Lee" w:date="2026-04-19T15:35:00Z" w16du:dateUtc="2026-04-19T19:35:00Z">
+        <w:r>
+          <w:rPr>
+            <w:color w:val="333333"/>
+          </w:rPr>
+          <w:t>E</w:t>
+        </w:r>
+      </w:ins>
+      <w:del w:id="205" w:author="Hsien-Hsin Lee" w:date="2026-04-19T15:35:00Z" w16du:dateUtc="2026-04-19T19:35:00Z">
+        <w:r>
+          <w:rPr>
+            <w:color w:val="333333"/>
+          </w:rPr>
+          <w:delText>e</w:delText>
         </w:r>
       </w:del>
       <w:r>
         <w:rPr>
           <w:color w:val="333333"/>
         </w:rPr>
-        <w:t xml:space="preserve"> log-scale R² (</w:t>
-      </w:r>
-      <w:ins w:id="205" w:author="Hsien-Hsin Lee" w:date="2026-04-19T19:58:00Z" w16du:dateUtc="2026-04-19T23:58:00Z">
-        <w:r>
-          <w:rPr>
-            <w:color w:val="333333"/>
-          </w:rPr>
-          <w:t xml:space="preserve">the </w:t>
-        </w:r>
-      </w:ins>
-      <w:r>
-        <w:rPr>
-          <w:color w:val="333333"/>
-        </w:rPr>
-        <w:t xml:space="preserve">proportion of variance explained in log space) and </w:t>
-      </w:r>
-      <w:ins w:id="206" w:author="Hsien-Hsin Lee" w:date="2026-04-19T15:35:00Z" w16du:dateUtc="2026-04-19T19:35:00Z">
-        <w:r>
-          <w:rPr>
-            <w:color w:val="333333"/>
-          </w:rPr>
-          <w:t>M</w:t>
-        </w:r>
-      </w:ins>
-      <w:del w:id="207" w:author="Hsien-Hsin Lee" w:date="2026-04-19T15:35:00Z" w16du:dateUtc="2026-04-19T19:35:00Z">
-        <w:r>
-          <w:rPr>
-            <w:color w:val="333333"/>
-          </w:rPr>
-          <w:delText>m</w:delText>
+        <w:t xml:space="preserve">rror (MAE) in days. </w:t>
+      </w:r>
+      <w:ins w:id="206" w:author="Hsien-Hsin Lee" w:date="2026-04-19T19:58:00Z" w16du:dateUtc="2026-04-19T23:58:00Z">
+        <w:r>
+          <w:rPr>
+            <w:color w:val="333333"/>
+          </w:rPr>
+          <w:t>Model i</w:t>
+        </w:r>
+      </w:ins>
+      <w:del w:id="207" w:author="Hsien-Hsin Lee" w:date="2026-04-19T19:58:00Z" w16du:dateUtc="2026-04-19T23:58:00Z">
+        <w:r>
+          <w:rPr>
+            <w:color w:val="333333"/>
+          </w:rPr>
+          <w:delText>I</w:delText>
         </w:r>
       </w:del>
       <w:r>
         <w:rPr>
           <w:color w:val="333333"/>
         </w:rPr>
-        <w:t xml:space="preserve">ean </w:t>
-      </w:r>
-      <w:ins w:id="208" w:author="Hsien-Hsin Lee" w:date="2026-04-19T15:35:00Z" w16du:dateUtc="2026-04-19T19:35:00Z">
-        <w:r>
-          <w:rPr>
-            <w:color w:val="333333"/>
-          </w:rPr>
-          <w:t>A</w:t>
-        </w:r>
-      </w:ins>
-      <w:del w:id="209" w:author="Hsien-Hsin Lee" w:date="2026-04-19T15:35:00Z" w16du:dateUtc="2026-04-19T19:35:00Z">
-        <w:r>
-          <w:rPr>
-            <w:color w:val="333333"/>
-          </w:rPr>
-          <w:delText>a</w:delText>
+        <w:t xml:space="preserve">nterpretability is </w:t>
+      </w:r>
+      <w:ins w:id="208" w:author="Hsien-Hsin Lee" w:date="2026-04-19T19:58:00Z" w16du:dateUtc="2026-04-19T23:58:00Z">
+        <w:r>
+          <w:rPr>
+            <w:color w:val="333333"/>
+          </w:rPr>
+          <w:t>provided</w:t>
+        </w:r>
+      </w:ins>
+      <w:del w:id="209" w:author="Hsien-Hsin Lee" w:date="2026-04-19T19:58:00Z" w16du:dateUtc="2026-04-19T23:58:00Z">
+        <w:r>
+          <w:rPr>
+            <w:color w:val="333333"/>
+          </w:rPr>
+          <w:delText>achieved</w:delText>
         </w:r>
       </w:del>
       <w:r>
         <w:rPr>
           <w:color w:val="333333"/>
         </w:rPr>
-        <w:t xml:space="preserve">bsolute </w:t>
-      </w:r>
-      <w:ins w:id="210" w:author="Hsien-Hsin Lee" w:date="2026-04-19T15:35:00Z" w16du:dateUtc="2026-04-19T19:35:00Z">
-        <w:r>
-          <w:rPr>
-            <w:color w:val="333333"/>
-          </w:rPr>
-          <w:t>E</w:t>
-        </w:r>
-      </w:ins>
-      <w:del w:id="211" w:author="Hsien-Hsin Lee" w:date="2026-04-19T15:35:00Z" w16du:dateUtc="2026-04-19T19:35:00Z">
-        <w:r>
-          <w:rPr>
-            <w:color w:val="333333"/>
-          </w:rPr>
-          <w:delText>e</w:delText>
+        <w:t xml:space="preserve"> via SHAP (S</w:t>
+      </w:r>
+      <w:ins w:id="210" w:author="Hsien-Hsin Lee" w:date="2026-04-19T19:59:00Z" w16du:dateUtc="2026-04-19T23:59:00Z">
+        <w:r>
+          <w:rPr>
+            <w:color w:val="333333"/>
+          </w:rPr>
+          <w:t>h</w:t>
+        </w:r>
+      </w:ins>
+      <w:del w:id="211" w:author="Hsien-Hsin Lee" w:date="2026-04-19T19:59:00Z" w16du:dateUtc="2026-04-19T23:59:00Z">
+        <w:r>
+          <w:rPr>
+            <w:color w:val="333333"/>
+          </w:rPr>
+          <w:delText>H</w:delText>
         </w:r>
       </w:del>
       <w:r>
         <w:rPr>
           <w:color w:val="333333"/>
         </w:rPr>
-        <w:t xml:space="preserve">rror (MAE) in days. </w:t>
-      </w:r>
-      <w:ins w:id="212" w:author="Hsien-Hsin Lee" w:date="2026-04-19T19:58:00Z" w16du:dateUtc="2026-04-19T23:58:00Z">
-        <w:r>
-          <w:rPr>
-            <w:color w:val="333333"/>
-          </w:rPr>
-          <w:t>Model i</w:t>
-        </w:r>
-      </w:ins>
-      <w:del w:id="213" w:author="Hsien-Hsin Lee" w:date="2026-04-19T19:58:00Z" w16du:dateUtc="2026-04-19T23:58:00Z">
-        <w:r>
-          <w:rPr>
-            <w:color w:val="333333"/>
-          </w:rPr>
-          <w:delText>I</w:delText>
+        <w:t xml:space="preserve">apley </w:t>
+      </w:r>
+      <w:ins w:id="212" w:author="Hsien-Hsin Lee" w:date="2026-04-19T19:59:00Z" w16du:dateUtc="2026-04-19T23:59:00Z">
+        <w:r>
+          <w:rPr>
+            <w:color w:val="333333"/>
+          </w:rPr>
+          <w:t>a</w:t>
+        </w:r>
+      </w:ins>
+      <w:del w:id="213" w:author="Hsien-Hsin Lee" w:date="2026-04-19T19:59:00Z" w16du:dateUtc="2026-04-19T23:59:00Z">
+        <w:r>
+          <w:rPr>
+            <w:color w:val="333333"/>
+          </w:rPr>
+          <w:delText>A</w:delText>
         </w:r>
       </w:del>
       <w:r>
         <w:rPr>
           <w:color w:val="333333"/>
         </w:rPr>
-        <w:t xml:space="preserve">nterpretability is </w:t>
-      </w:r>
-      <w:ins w:id="214" w:author="Hsien-Hsin Lee" w:date="2026-04-19T19:58:00Z" w16du:dateUtc="2026-04-19T23:58:00Z">
-        <w:r>
-          <w:rPr>
-            <w:color w:val="333333"/>
-          </w:rPr>
-          <w:t>provided</w:t>
-        </w:r>
-      </w:ins>
-      <w:del w:id="215" w:author="Hsien-Hsin Lee" w:date="2026-04-19T19:58:00Z" w16du:dateUtc="2026-04-19T23:58:00Z">
-        <w:r>
-          <w:rPr>
-            <w:color w:val="333333"/>
-          </w:rPr>
-          <w:delText>achieved</w:delText>
+        <w:t>dditive ex</w:t>
+      </w:r>
+      <w:ins w:id="214" w:author="Hsien-Hsin Lee" w:date="2026-04-19T19:59:00Z" w16du:dateUtc="2026-04-19T23:59:00Z">
+        <w:r>
+          <w:rPr>
+            <w:color w:val="333333"/>
+          </w:rPr>
+          <w:t>p</w:t>
+        </w:r>
+      </w:ins>
+      <w:del w:id="215" w:author="Hsien-Hsin Lee" w:date="2026-04-19T19:59:00Z" w16du:dateUtc="2026-04-19T23:59:00Z">
+        <w:r>
+          <w:rPr>
+            <w:color w:val="333333"/>
+          </w:rPr>
+          <w:delText>P</w:delText>
         </w:r>
       </w:del>
       <w:r>
         <w:rPr>
           <w:color w:val="333333"/>
         </w:rPr>
-        <w:t xml:space="preserve"> via SHAP (S</w:t>
-      </w:r>
-      <w:ins w:id="216" w:author="Hsien-Hsin Lee" w:date="2026-04-19T19:59:00Z" w16du:dateUtc="2026-04-19T23:59:00Z">
-        <w:r>
-          <w:rPr>
-            <w:color w:val="333333"/>
-          </w:rPr>
-          <w:t>h</w:t>
-        </w:r>
-      </w:ins>
-      <w:del w:id="217" w:author="Hsien-Hsin Lee" w:date="2026-04-19T19:59:00Z" w16du:dateUtc="2026-04-19T23:59:00Z">
-        <w:r>
-          <w:rPr>
-            <w:color w:val="333333"/>
-          </w:rPr>
-          <w:delText>H</w:delText>
+        <w:t>lanations), which decomposes each prediction</w:t>
+      </w:r>
+      <w:ins w:id="216" w:author="Hsien-Hsin Lee" w:date="2026-04-19T17:21:00Z" w16du:dateUtc="2026-04-19T21:21:00Z">
+        <w:r>
+          <w:rPr>
+            <w:color w:val="333333"/>
+          </w:rPr>
+          <w:t xml:space="preserve"> </w:t>
+        </w:r>
+      </w:ins>
+      <w:ins w:id="217" w:author="Hsien-Hsin Lee" w:date="2026-04-19T19:59:00Z" w16du:dateUtc="2026-04-19T23:59:00Z">
+        <w:r>
+          <w:rPr>
+            <w:color w:val="333333"/>
+          </w:rPr>
+          <w:t>to quantify the contribution of individual features</w:t>
+        </w:r>
+      </w:ins>
+      <w:del w:id="218" w:author="Hsien-Hsin Lee" w:date="2026-04-19T17:21:00Z" w16du:dateUtc="2026-04-19T21:21:00Z">
+        <w:r>
+          <w:rPr>
+            <w:color w:val="333333"/>
+          </w:rPr>
+          <w:delText xml:space="preserve"> into signed, per-feature contributions</w:delText>
         </w:r>
       </w:del>
       <w:r>
         <w:rPr>
           <w:color w:val="333333"/>
         </w:rPr>
-        <w:t xml:space="preserve">apley </w:t>
-      </w:r>
-      <w:ins w:id="218" w:author="Hsien-Hsin Lee" w:date="2026-04-19T19:59:00Z" w16du:dateUtc="2026-04-19T23:59:00Z">
-        <w:r>
-          <w:rPr>
-            <w:color w:val="333333"/>
-          </w:rPr>
-          <w:t>a</w:t>
-        </w:r>
-      </w:ins>
-      <w:del w:id="219" w:author="Hsien-Hsin Lee" w:date="2026-04-19T19:59:00Z" w16du:dateUtc="2026-04-19T23:59:00Z">
-        <w:r>
-          <w:rPr>
-            <w:color w:val="333333"/>
-          </w:rPr>
-          <w:delText>A</w:delText>
-        </w:r>
-      </w:del>
-      <w:r>
-        <w:rPr>
-          <w:color w:val="333333"/>
-        </w:rPr>
-        <w:t>dditive ex</w:t>
-      </w:r>
+        <w:t>.</w:t>
+      </w:r>
+      <w:ins w:id="219" w:author="Hsien-Hsin Lee" w:date="2026-04-19T17:23:00Z" w16du:dateUtc="2026-04-19T21:23:00Z">
+        <w:r>
+          <w:rPr>
+            <w:color w:val="333333"/>
+          </w:rPr>
+          <w:t xml:space="preserve"> </w:t>
+        </w:r>
+      </w:ins>
       <w:ins w:id="220" w:author="Hsien-Hsin Lee" w:date="2026-04-19T19:59:00Z" w16du:dateUtc="2026-04-19T23:59:00Z">
         <w:r>
           <w:rPr>
             <w:color w:val="333333"/>
           </w:rPr>
-          <w:t>p</w:t>
-        </w:r>
-      </w:ins>
-      <w:del w:id="221" w:author="Hsien-Hsin Lee" w:date="2026-04-19T19:59:00Z" w16du:dateUtc="2026-04-19T23:59:00Z">
-        <w:r>
-          <w:rPr>
-            <w:color w:val="333333"/>
-          </w:rPr>
-          <w:delText>P</w:delText>
-        </w:r>
-      </w:del>
-      <w:r>
-        <w:rPr>
-          <w:color w:val="333333"/>
-        </w:rPr>
-        <w:t>lanations), which decomposes each prediction</w:t>
-      </w:r>
-      <w:ins w:id="222" w:author="Hsien-Hsin Lee" w:date="2026-04-19T17:21:00Z" w16du:dateUtc="2026-04-19T21:21:00Z">
+          <w:t>All models were trained</w:t>
+        </w:r>
+      </w:ins>
+      <w:ins w:id="221" w:author="Hsien-Hsin Lee" w:date="2026-04-19T17:23:00Z" w16du:dateUtc="2026-04-19T21:23:00Z">
         <w:r>
           <w:rPr>
             <w:color w:val="333333"/>
@@ -2878,35 +2889,39 @@
           <w:t xml:space="preserve"> </w:t>
         </w:r>
       </w:ins>
-      <w:ins w:id="223" w:author="Hsien-Hsin Lee" w:date="2026-04-19T19:59:00Z" w16du:dateUtc="2026-04-19T23:59:00Z">
-        <w:r>
-          <w:rPr>
-            <w:color w:val="333333"/>
-          </w:rPr>
-          <w:t>to quantify the contribution of individual features</w:t>
-        </w:r>
-      </w:ins>
-      <w:del w:id="224" w:author="Hsien-Hsin Lee" w:date="2026-04-19T17:21:00Z" w16du:dateUtc="2026-04-19T21:21:00Z">
-        <w:r>
-          <w:rPr>
-            <w:color w:val="333333"/>
-          </w:rPr>
-          <w:delText xml:space="preserve"> into signed, per-feature</w:delText>
-        </w:r>
-        <w:r>
-          <w:rPr>
-            <w:color w:val="333333"/>
-          </w:rPr>
-          <w:delText xml:space="preserve"> contributions</w:delText>
-        </w:r>
-      </w:del>
-      <w:r>
-        <w:rPr>
-          <w:color w:val="333333"/>
-        </w:rPr>
-        <w:t>.</w:t>
-      </w:r>
-      <w:ins w:id="225" w:author="Hsien-Hsin Lee" w:date="2026-04-19T17:23:00Z" w16du:dateUtc="2026-04-19T21:23:00Z">
+      <w:ins w:id="222" w:author="Hsien-Hsin Lee" w:date="2026-04-19T19:59:00Z" w16du:dateUtc="2026-04-19T23:59:00Z">
+        <w:r>
+          <w:rPr>
+            <w:color w:val="333333"/>
+          </w:rPr>
+          <w:t xml:space="preserve">on </w:t>
+        </w:r>
+      </w:ins>
+      <w:ins w:id="223" w:author="Hsien-Hsin Lee" w:date="2026-04-19T17:38:00Z" w16du:dateUtc="2026-04-19T21:38:00Z">
+        <w:r>
+          <w:rPr>
+            <w:color w:val="333333"/>
+          </w:rPr>
+          <w:t xml:space="preserve">our </w:t>
+        </w:r>
+      </w:ins>
+      <w:ins w:id="224" w:author="Hsien-Hsin Lee" w:date="2026-04-19T17:28:00Z" w16du:dateUtc="2026-04-19T21:28:00Z">
+        <w:r>
+          <w:rPr>
+            <w:color w:val="333333"/>
+          </w:rPr>
+          <w:t>local</w:t>
+        </w:r>
+      </w:ins>
+      <w:ins w:id="225" w:author="Hsien-Hsin Lee" w:date="2026-04-19T19:59:00Z" w16du:dateUtc="2026-04-19T23:59:00Z">
+        <w:r>
+          <w:rPr>
+            <w:color w:val="333333"/>
+          </w:rPr>
+          <w:t xml:space="preserve"> notebook</w:t>
+        </w:r>
+      </w:ins>
+      <w:ins w:id="226" w:author="Hsien-Hsin Lee" w:date="2026-04-19T17:23:00Z" w16du:dateUtc="2026-04-19T21:23:00Z">
         <w:r>
           <w:rPr>
             <w:color w:val="333333"/>
@@ -2914,63 +2929,7 @@
           <w:t xml:space="preserve"> </w:t>
         </w:r>
       </w:ins>
-      <w:ins w:id="226" w:author="Hsien-Hsin Lee" w:date="2026-04-19T19:59:00Z" w16du:dateUtc="2026-04-19T23:59:00Z">
-        <w:r>
-          <w:rPr>
-            <w:color w:val="333333"/>
-          </w:rPr>
-          <w:t>All models were trained</w:t>
-        </w:r>
-      </w:ins>
-      <w:ins w:id="227" w:author="Hsien-Hsin Lee" w:date="2026-04-19T17:23:00Z" w16du:dateUtc="2026-04-19T21:23:00Z">
-        <w:r>
-          <w:rPr>
-            <w:color w:val="333333"/>
-          </w:rPr>
-          <w:t xml:space="preserve"> </w:t>
-        </w:r>
-      </w:ins>
-      <w:ins w:id="228" w:author="Hsien-Hsin Lee" w:date="2026-04-19T19:59:00Z" w16du:dateUtc="2026-04-19T23:59:00Z">
-        <w:r>
-          <w:rPr>
-            <w:color w:val="333333"/>
-          </w:rPr>
-          <w:t xml:space="preserve">on </w:t>
-        </w:r>
-      </w:ins>
-      <w:ins w:id="229" w:author="Hsien-Hsin Lee" w:date="2026-04-19T17:38:00Z" w16du:dateUtc="2026-04-19T21:38:00Z">
-        <w:r>
-          <w:rPr>
-            <w:color w:val="333333"/>
-          </w:rPr>
-          <w:t xml:space="preserve">our </w:t>
-        </w:r>
-      </w:ins>
-      <w:ins w:id="230" w:author="Hsien-Hsin Lee" w:date="2026-04-19T17:28:00Z" w16du:dateUtc="2026-04-19T21:28:00Z">
-        <w:r>
-          <w:rPr>
-            <w:color w:val="333333"/>
-          </w:rPr>
-          <w:t>local</w:t>
-        </w:r>
-      </w:ins>
-      <w:ins w:id="231" w:author="Hsien-Hsin Lee" w:date="2026-04-19T19:59:00Z" w16du:dateUtc="2026-04-19T23:59:00Z">
-        <w:r>
-          <w:rPr>
-            <w:color w:val="333333"/>
-          </w:rPr>
-          <w:t xml:space="preserve"> notebook</w:t>
-        </w:r>
-      </w:ins>
-      <w:ins w:id="232" w:author="Hsien-Hsin Lee" w:date="2026-04-19T17:23:00Z" w16du:dateUtc="2026-04-19T21:23:00Z">
-        <w:r>
-          <w:rPr>
-            <w:color w:val="333333"/>
-          </w:rPr>
-          <w:t xml:space="preserve"> </w:t>
-        </w:r>
-      </w:ins>
-      <w:ins w:id="233" w:author="Hsien-Hsin Lee" w:date="2026-04-19T17:37:00Z" w16du:dateUtc="2026-04-19T21:37:00Z">
+      <w:ins w:id="227" w:author="Hsien-Hsin Lee" w:date="2026-04-19T17:37:00Z" w16du:dateUtc="2026-04-19T21:37:00Z">
         <w:r>
           <w:rPr>
             <w:color w:val="333333"/>
@@ -2978,7 +2937,7 @@
           <w:t>CPU</w:t>
         </w:r>
       </w:ins>
-      <w:ins w:id="234" w:author="Hsien-Hsin Lee" w:date="2026-04-19T17:38:00Z" w16du:dateUtc="2026-04-19T21:38:00Z">
+      <w:ins w:id="228" w:author="Hsien-Hsin Lee" w:date="2026-04-19T17:38:00Z" w16du:dateUtc="2026-04-19T21:38:00Z">
         <w:r>
           <w:rPr>
             <w:color w:val="333333"/>
@@ -2989,7 +2948,7 @@
           <w:rPr>
             <w:color w:val="333333"/>
             <w:vertAlign w:val="superscript"/>
-            <w:rPrChange w:id="235" w:author="Hsien-Hsin Lee" w:date="2026-04-19T17:38:00Z" w16du:dateUtc="2026-04-19T21:38:00Z">
+            <w:rPrChange w:id="229" w:author="Hsien-Hsin Lee" w:date="2026-04-19T17:38:00Z" w16du:dateUtc="2026-04-19T21:38:00Z">
               <w:rPr>
                 <w:color w:val="333333"/>
               </w:rPr>
@@ -3018,7 +2977,7 @@
           <w:t>3GHz)</w:t>
         </w:r>
       </w:ins>
-      <w:ins w:id="236" w:author="Hsien-Hsin Lee" w:date="2026-04-19T19:59:00Z" w16du:dateUtc="2026-04-19T23:59:00Z">
+      <w:ins w:id="230" w:author="Hsien-Hsin Lee" w:date="2026-04-19T19:59:00Z" w16du:dateUtc="2026-04-19T23:59:00Z">
         <w:r>
           <w:rPr>
             <w:color w:val="333333"/>
@@ -3032,7 +2991,7 @@
         <w:spacing w:after="100" w:line="264" w:lineRule="auto"/>
         <w:jc w:val="both"/>
         <w:rPr>
-          <w:ins w:id="237" w:author="Hsien-Hsin Lee" w:date="2026-04-19T17:17:00Z" w16du:dateUtc="2026-04-19T21:17:00Z"/>
+          <w:ins w:id="231" w:author="Hsien-Hsin Lee" w:date="2026-04-19T17:17:00Z" w16du:dateUtc="2026-04-19T21:17:00Z"/>
           <w:color w:val="333333"/>
         </w:rPr>
       </w:pPr>
@@ -3042,11 +3001,14 @@
         <w:spacing w:after="100" w:line="264" w:lineRule="auto"/>
         <w:jc w:val="center"/>
         <w:rPr>
-          <w:ins w:id="238" w:author="Hsien-Hsin Lee" w:date="2026-04-19T17:18:00Z" w16du:dateUtc="2026-04-19T21:18:00Z"/>
+          <w:ins w:id="232" w:author="Hsien-Hsin Lee" w:date="2026-04-19T17:18:00Z" w16du:dateUtc="2026-04-19T21:18:00Z"/>
         </w:rPr>
       </w:pPr>
-      <w:ins w:id="239" w:author="Hsien-Hsin Lee" w:date="2026-04-19T17:18:00Z" w16du:dateUtc="2026-04-19T21:18:00Z">
-        <w:r>
+      <w:ins w:id="233" w:author="Hsien-Hsin Lee" w:date="2026-04-19T17:18:00Z" w16du:dateUtc="2026-04-19T21:18:00Z">
+        <w:r>
+          <w:rPr>
+            <w:noProof/>
+          </w:rPr>
           <w:drawing>
             <wp:inline distT="0" distB="0" distL="0" distR="0" wp14:anchorId="76439F0D" wp14:editId="1F0B12CB">
               <wp:extent cx="3965608" cy="691016"/>
@@ -3063,7 +3025,7 @@
                       <pic:cNvPicPr/>
                     </pic:nvPicPr>
                     <pic:blipFill>
-                      <a:blip r:embed="rId15"/>
+                      <a:blip r:embed="rId17"/>
                       <a:stretch>
                         <a:fillRect/>
                       </a:stretch>
@@ -3089,16 +3051,17 @@
       <w:pPr>
         <w:pStyle w:val="Caption"/>
         <w:jc w:val="center"/>
-        <w:pPrChange w:id="240" w:author="Hsien-Hsin Lee" w:date="2026-04-19T17:18:00Z" w16du:dateUtc="2026-04-19T21:18:00Z">
+        <w:pPrChange w:id="234" w:author="Hsien-Hsin Lee" w:date="2026-04-19T17:18:00Z" w16du:dateUtc="2026-04-19T21:18:00Z">
           <w:pPr>
             <w:spacing w:after="100" w:line="264" w:lineRule="auto"/>
             <w:jc w:val="both"/>
           </w:pPr>
         </w:pPrChange>
       </w:pPr>
-      <w:bookmarkStart w:id="241" w:name="_Ref227511556"/>
-      <w:ins w:id="242" w:author="Hsien-Hsin Lee" w:date="2026-04-19T17:18:00Z" w16du:dateUtc="2026-04-19T21:18:00Z">
-        <w:r>
+      <w:bookmarkStart w:id="235" w:name="_Ref227511556"/>
+      <w:ins w:id="236" w:author="Hsien-Hsin Lee" w:date="2026-04-19T17:18:00Z" w16du:dateUtc="2026-04-19T21:18:00Z">
+        <w:r>
+          <w:lastRenderedPageBreak/>
           <w:t xml:space="preserve">Figure </w:t>
         </w:r>
         <w:r>
@@ -3117,49 +3080,49 @@
         </w:rPr>
         <w:t>2</w:t>
       </w:r>
+      <w:ins w:id="237" w:author="Hsien-Hsin Lee" w:date="2026-04-19T17:18:00Z" w16du:dateUtc="2026-04-19T21:18:00Z">
+        <w:r>
+          <w:fldChar w:fldCharType="end"/>
+        </w:r>
+        <w:bookmarkEnd w:id="235"/>
+        <w:r>
+          <w:t xml:space="preserve">. </w:t>
+        </w:r>
+        <w:proofErr w:type="spellStart"/>
+        <w:r>
+          <w:t>X</w:t>
+        </w:r>
+      </w:ins>
+      <w:ins w:id="238" w:author="Hsien-Hsin Lee" w:date="2026-04-19T17:23:00Z" w16du:dateUtc="2026-04-19T21:23:00Z">
+        <w:r>
+          <w:t>G</w:t>
+        </w:r>
+      </w:ins>
+      <w:ins w:id="239" w:author="Hsien-Hsin Lee" w:date="2026-04-19T17:18:00Z" w16du:dateUtc="2026-04-19T21:18:00Z">
+        <w:r>
+          <w:t>Boost</w:t>
+        </w:r>
+        <w:proofErr w:type="spellEnd"/>
+        <w:r>
+          <w:t xml:space="preserve"> </w:t>
+        </w:r>
+      </w:ins>
+      <w:ins w:id="240" w:author="Hsien-Hsin Lee" w:date="2026-04-19T17:23:00Z" w16du:dateUtc="2026-04-19T21:23:00Z">
+        <w:r>
+          <w:t>H</w:t>
+        </w:r>
+      </w:ins>
+      <w:ins w:id="241" w:author="Hsien-Hsin Lee" w:date="2026-04-19T17:18:00Z" w16du:dateUtc="2026-04-19T21:18:00Z">
+        <w:r>
+          <w:t xml:space="preserve">yperparameters for </w:t>
+        </w:r>
+      </w:ins>
+      <w:ins w:id="242" w:author="Hsien-Hsin Lee" w:date="2026-04-19T17:23:00Z" w16du:dateUtc="2026-04-19T21:23:00Z">
+        <w:r>
+          <w:t>Model T</w:t>
+        </w:r>
+      </w:ins>
       <w:ins w:id="243" w:author="Hsien-Hsin Lee" w:date="2026-04-19T17:18:00Z" w16du:dateUtc="2026-04-19T21:18:00Z">
-        <w:r>
-          <w:fldChar w:fldCharType="end"/>
-        </w:r>
-        <w:bookmarkEnd w:id="241"/>
-        <w:r>
-          <w:t xml:space="preserve">. </w:t>
-        </w:r>
-        <w:proofErr w:type="spellStart"/>
-        <w:r>
-          <w:t>X</w:t>
-        </w:r>
-      </w:ins>
-      <w:ins w:id="244" w:author="Hsien-Hsin Lee" w:date="2026-04-19T17:23:00Z" w16du:dateUtc="2026-04-19T21:23:00Z">
-        <w:r>
-          <w:t>G</w:t>
-        </w:r>
-      </w:ins>
-      <w:ins w:id="245" w:author="Hsien-Hsin Lee" w:date="2026-04-19T17:18:00Z" w16du:dateUtc="2026-04-19T21:18:00Z">
-        <w:r>
-          <w:t>Boost</w:t>
-        </w:r>
-        <w:proofErr w:type="spellEnd"/>
-        <w:r>
-          <w:t xml:space="preserve"> </w:t>
-        </w:r>
-      </w:ins>
-      <w:ins w:id="246" w:author="Hsien-Hsin Lee" w:date="2026-04-19T17:23:00Z" w16du:dateUtc="2026-04-19T21:23:00Z">
-        <w:r>
-          <w:t>H</w:t>
-        </w:r>
-      </w:ins>
-      <w:ins w:id="247" w:author="Hsien-Hsin Lee" w:date="2026-04-19T17:18:00Z" w16du:dateUtc="2026-04-19T21:18:00Z">
-        <w:r>
-          <w:t xml:space="preserve">yperparameters for </w:t>
-        </w:r>
-      </w:ins>
-      <w:ins w:id="248" w:author="Hsien-Hsin Lee" w:date="2026-04-19T17:23:00Z" w16du:dateUtc="2026-04-19T21:23:00Z">
-        <w:r>
-          <w:t>Model T</w:t>
-        </w:r>
-      </w:ins>
-      <w:ins w:id="249" w:author="Hsien-Hsin Lee" w:date="2026-04-19T17:18:00Z" w16du:dateUtc="2026-04-19T21:18:00Z">
         <w:r>
           <w:t>raining</w:t>
         </w:r>
@@ -3171,7 +3134,6 @@
       </w:pPr>
       <w:proofErr w:type="gramStart"/>
       <w:r>
-        <w:lastRenderedPageBreak/>
         <w:t>2.4  Clustering</w:t>
       </w:r>
       <w:proofErr w:type="gramEnd"/>
@@ -3184,7 +3146,7 @@
         <w:spacing w:after="100" w:line="264" w:lineRule="auto"/>
         <w:jc w:val="both"/>
         <w:rPr>
-          <w:ins w:id="250" w:author="Hsien-Hsin Lee" w:date="2026-04-19T20:05:00Z" w16du:dateUtc="2026-04-20T00:05:00Z"/>
+          <w:ins w:id="244" w:author="Hsien-Hsin Lee" w:date="2026-04-19T20:05:00Z" w16du:dateUtc="2026-04-20T00:05:00Z"/>
           <w:color w:val="333333"/>
         </w:rPr>
       </w:pPr>
@@ -3194,7 +3156,7 @@
         </w:rPr>
         <w:t>K-Means clustering (k = 5, selected via the elbow method) is applied on the full scaled feature matrix to segment incoming dogs into five distinct adoption risk profiles</w:t>
       </w:r>
-      <w:ins w:id="251" w:author="Hsien-Hsin Lee" w:date="2026-04-19T20:09:00Z" w16du:dateUtc="2026-04-20T00:09:00Z">
+      <w:ins w:id="245" w:author="Hsien-Hsin Lee" w:date="2026-04-19T20:09:00Z" w16du:dateUtc="2026-04-20T00:09:00Z">
         <w:r>
           <w:rPr>
             <w:color w:val="333333"/>
@@ -3214,6 +3176,11 @@
           <w:instrText xml:space="preserve"> REF _Ref227521814 \h </w:instrText>
         </w:r>
       </w:ins>
+      <w:r>
+        <w:rPr>
+          <w:color w:val="333333"/>
+        </w:rPr>
+      </w:r>
       <w:r>
         <w:rPr>
           <w:color w:val="333333"/>
@@ -3228,7 +3195,7 @@
         </w:rPr>
         <w:t>Error! Reference source not found.</w:t>
       </w:r>
-      <w:ins w:id="252" w:author="Hsien-Hsin Lee" w:date="2026-04-19T20:09:00Z" w16du:dateUtc="2026-04-20T00:09:00Z">
+      <w:ins w:id="246" w:author="Hsien-Hsin Lee" w:date="2026-04-19T20:09:00Z" w16du:dateUtc="2026-04-20T00:09:00Z">
         <w:r>
           <w:rPr>
             <w:color w:val="333333"/>
@@ -3242,7 +3209,7 @@
           <w:t>).</w:t>
         </w:r>
       </w:ins>
-      <w:del w:id="253" w:author="Hsien-Hsin Lee" w:date="2026-04-19T20:09:00Z" w16du:dateUtc="2026-04-20T00:09:00Z">
+      <w:del w:id="247" w:author="Hsien-Hsin Lee" w:date="2026-04-19T20:09:00Z" w16du:dateUtc="2026-04-20T00:09:00Z">
         <w:r>
           <w:rPr>
             <w:color w:val="333333"/>
@@ -3256,7 +3223,7 @@
         </w:rPr>
         <w:t xml:space="preserve"> Kaplan-Meier (KM) survival curves visualize adoption rate differences across</w:t>
       </w:r>
-      <w:ins w:id="254" w:author="Hsien-Hsin Lee" w:date="2026-04-19T20:01:00Z" w16du:dateUtc="2026-04-20T00:01:00Z">
+      <w:ins w:id="248" w:author="Hsien-Hsin Lee" w:date="2026-04-19T20:01:00Z" w16du:dateUtc="2026-04-20T00:01:00Z">
         <w:r>
           <w:rPr>
             <w:color w:val="333333"/>
@@ -3264,7 +3231,7 @@
           <w:t xml:space="preserve"> two</w:t>
         </w:r>
       </w:ins>
-      <w:del w:id="255" w:author="Hsien-Hsin Lee" w:date="2026-04-19T20:01:00Z" w16du:dateUtc="2026-04-20T00:01:00Z">
+      <w:del w:id="249" w:author="Hsien-Hsin Lee" w:date="2026-04-19T20:01:00Z" w16du:dateUtc="2026-04-20T00:01:00Z">
         <w:r>
           <w:rPr>
             <w:color w:val="333333"/>
@@ -3278,7 +3245,7 @@
         </w:rPr>
         <w:t xml:space="preserve"> subgroups</w:t>
       </w:r>
-      <w:ins w:id="256" w:author="Hsien-Hsin Lee" w:date="2026-04-19T20:01:00Z" w16du:dateUtc="2026-04-20T00:01:00Z">
+      <w:ins w:id="250" w:author="Hsien-Hsin Lee" w:date="2026-04-19T20:01:00Z" w16du:dateUtc="2026-04-20T00:01:00Z">
         <w:r>
           <w:rPr>
             <w:color w:val="333333"/>
@@ -3292,7 +3259,7 @@
         </w:rPr>
         <w:t>. A Cox Proportional Hazard (CPH) model then estimates per-feature hazard ratios adjusted for all other covariates, providing a statistically grounded view of which factors most influence adoption speed.</w:t>
       </w:r>
-      <w:ins w:id="257" w:author="Hsien-Hsin Lee" w:date="2026-04-19T20:14:00Z" w16du:dateUtc="2026-04-20T00:14:00Z">
+      <w:ins w:id="251" w:author="Hsien-Hsin Lee" w:date="2026-04-19T20:14:00Z" w16du:dateUtc="2026-04-20T00:14:00Z">
         <w:r>
           <w:rPr>
             <w:color w:val="333333"/>
@@ -3306,7 +3273,7 @@
         </w:rPr>
         <w:t>is</w:t>
       </w:r>
-      <w:ins w:id="258" w:author="Hsien-Hsin Lee" w:date="2026-04-19T20:14:00Z" w16du:dateUtc="2026-04-20T00:14:00Z">
+      <w:ins w:id="252" w:author="Hsien-Hsin Lee" w:date="2026-04-19T20:14:00Z" w16du:dateUtc="2026-04-20T00:14:00Z">
         <w:r>
           <w:rPr>
             <w:color w:val="333333"/>
@@ -3314,7 +3281,7 @@
           <w:t xml:space="preserve"> discussed in </w:t>
         </w:r>
       </w:ins>
-      <w:ins w:id="259" w:author="Hsien-Hsin Lee" w:date="2026-04-19T20:15:00Z" w16du:dateUtc="2026-04-20T00:15:00Z">
+      <w:ins w:id="253" w:author="Hsien-Hsin Lee" w:date="2026-04-19T20:15:00Z" w16du:dateUtc="2026-04-20T00:15:00Z">
         <w:r>
           <w:rPr>
             <w:color w:val="333333"/>
@@ -3333,12 +3300,12 @@
           </w:rPr>
           <w:instrText xml:space="preserve"> PAGEREF _Ref227522128 \h </w:instrText>
         </w:r>
-        <w:r>
-          <w:rPr>
-            <w:color w:val="333333"/>
-          </w:rPr>
-        </w:r>
-      </w:ins>
+      </w:ins>
+      <w:r>
+        <w:rPr>
+          <w:color w:val="333333"/>
+        </w:rPr>
+      </w:r>
       <w:r>
         <w:rPr>
           <w:color w:val="333333"/>
@@ -3352,7 +3319,7 @@
         </w:rPr>
         <w:t>3</w:t>
       </w:r>
-      <w:ins w:id="260" w:author="Hsien-Hsin Lee" w:date="2026-04-19T20:15:00Z" w16du:dateUtc="2026-04-20T00:15:00Z">
+      <w:ins w:id="254" w:author="Hsien-Hsin Lee" w:date="2026-04-19T20:15:00Z" w16du:dateUtc="2026-04-20T00:15:00Z">
         <w:r>
           <w:rPr>
             <w:color w:val="333333"/>
@@ -3372,9 +3339,9 @@
         <w:pStyle w:val="Caption"/>
         <w:jc w:val="center"/>
         <w:rPr>
-          <w:del w:id="261" w:author="Hsien-Hsin Lee" w:date="2026-04-19T20:13:00Z" w16du:dateUtc="2026-04-20T00:13:00Z"/>
-        </w:rPr>
-        <w:pPrChange w:id="262" w:author="Hsien-Hsin Lee" w:date="2026-04-19T20:08:00Z" w16du:dateUtc="2026-04-20T00:08:00Z">
+          <w:del w:id="255" w:author="Hsien-Hsin Lee" w:date="2026-04-19T20:13:00Z" w16du:dateUtc="2026-04-20T00:13:00Z"/>
+        </w:rPr>
+        <w:pPrChange w:id="256" w:author="Hsien-Hsin Lee" w:date="2026-04-19T20:08:00Z" w16du:dateUtc="2026-04-20T00:08:00Z">
           <w:pPr>
             <w:spacing w:after="100" w:line="264" w:lineRule="auto"/>
             <w:jc w:val="both"/>
@@ -3386,7 +3353,7 @@
       <w:pPr>
         <w:pStyle w:val="Heading1"/>
       </w:pPr>
-      <w:bookmarkStart w:id="263" w:name="_Ref227522128"/>
+      <w:bookmarkStart w:id="257" w:name="_Ref227522128"/>
       <w:r>
         <w:t>3</w:t>
       </w:r>
@@ -3394,7 +3361,7 @@
       <w:r>
         <w:t>.  Results</w:t>
       </w:r>
-      <w:bookmarkEnd w:id="263"/>
+      <w:bookmarkEnd w:id="257"/>
       <w:proofErr w:type="gramEnd"/>
     </w:p>
     <w:p>
@@ -3410,7 +3377,7 @@
         <w:spacing w:after="100" w:line="264" w:lineRule="auto"/>
         <w:jc w:val="both"/>
         <w:rPr>
-          <w:ins w:id="264" w:author="Hsien-Hsin Lee" w:date="2026-04-19T20:24:00Z" w16du:dateUtc="2026-04-20T00:24:00Z"/>
+          <w:ins w:id="258" w:author="Hsien-Hsin Lee" w:date="2026-04-19T20:24:00Z" w16du:dateUtc="2026-04-20T00:24:00Z"/>
           <w:color w:val="333333"/>
         </w:rPr>
       </w:pPr>
@@ -3425,46 +3392,10 @@
         <w:rPr>
           <w:color w:val="333333"/>
         </w:rPr>
-        <w:t>X</w:t>
-      </w:r>
-      <w:r>
-        <w:rPr>
-          <w:color w:val="333333"/>
-        </w:rPr>
-        <w:t>G</w:t>
-      </w:r>
-      <w:r>
-        <w:rPr>
-          <w:color w:val="333333"/>
-        </w:rPr>
-        <w:t>B</w:t>
-      </w:r>
-      <w:r>
-        <w:rPr>
-          <w:color w:val="333333"/>
-        </w:rPr>
-        <w:t>o</w:t>
-      </w:r>
-      <w:r>
-        <w:rPr>
-          <w:color w:val="333333"/>
-        </w:rPr>
-        <w:t>o</w:t>
-      </w:r>
-      <w:r>
-        <w:rPr>
-          <w:color w:val="333333"/>
-        </w:rPr>
-        <w:t>s</w:t>
-      </w:r>
-      <w:r>
-        <w:rPr>
-          <w:color w:val="333333"/>
-        </w:rPr>
-        <w:t>t</w:t>
+        <w:t>XGBoost</w:t>
       </w:r>
       <w:proofErr w:type="spellEnd"/>
-      <w:ins w:id="265" w:author="Hsien-Hsin Lee" w:date="2026-04-19T20:17:00Z" w16du:dateUtc="2026-04-20T00:17:00Z">
+      <w:ins w:id="259" w:author="Hsien-Hsin Lee" w:date="2026-04-19T20:17:00Z" w16du:dateUtc="2026-04-20T00:17:00Z">
         <w:r>
           <w:rPr>
             <w:color w:val="333333"/>
@@ -3472,7 +3403,7 @@
           <w:t xml:space="preserve">-based </w:t>
         </w:r>
       </w:ins>
-      <w:del w:id="266" w:author="Hsien-Hsin Lee" w:date="2026-04-19T20:17:00Z" w16du:dateUtc="2026-04-20T00:17:00Z">
+      <w:del w:id="260" w:author="Hsien-Hsin Lee" w:date="2026-04-19T20:17:00Z" w16du:dateUtc="2026-04-20T00:17:00Z">
         <w:r>
           <w:rPr>
             <w:color w:val="333333"/>
@@ -3486,7 +3417,7 @@
         </w:rPr>
         <w:t xml:space="preserve">dog model achieves a log-scale R² </w:t>
       </w:r>
-      <w:ins w:id="267" w:author="Hsien-Hsin Lee" w:date="2026-04-19T20:18:00Z" w16du:dateUtc="2026-04-20T00:18:00Z">
+      <w:ins w:id="261" w:author="Hsien-Hsin Lee" w:date="2026-04-19T20:18:00Z" w16du:dateUtc="2026-04-20T00:18:00Z">
         <w:r>
           <w:rPr>
             <w:color w:val="333333"/>
@@ -3500,219 +3431,219 @@
         </w:rPr>
         <w:t>of 0.361 with an MAE of 19.4 days on the held-out test set (</w:t>
       </w:r>
+      <w:ins w:id="262" w:author="Hsien-Hsin Lee" w:date="2026-04-19T20:18:00Z" w16du:dateUtc="2026-04-20T00:18:00Z">
+        <w:r>
+          <w:rPr>
+            <w:color w:val="333333"/>
+          </w:rPr>
+          <w:fldChar w:fldCharType="begin"/>
+        </w:r>
+        <w:r>
+          <w:rPr>
+            <w:color w:val="333333"/>
+          </w:rPr>
+          <w:instrText xml:space="preserve"> REF _Ref227521884 \h </w:instrText>
+        </w:r>
+      </w:ins>
+      <w:r>
+        <w:rPr>
+          <w:color w:val="333333"/>
+        </w:rPr>
+      </w:r>
+      <w:r>
+        <w:rPr>
+          <w:color w:val="333333"/>
+        </w:rPr>
+        <w:fldChar w:fldCharType="separate"/>
+      </w:r>
+      <w:ins w:id="263" w:author="Hsien-Hsin Lee" w:date="2026-04-19T20:10:00Z" w16du:dateUtc="2026-04-20T00:10:00Z">
+        <w:r>
+          <w:t xml:space="preserve">Table </w:t>
+        </w:r>
+      </w:ins>
+      <w:r>
+        <w:rPr>
+          <w:noProof/>
+        </w:rPr>
+        <w:t>1</w:t>
+      </w:r>
+      <w:ins w:id="264" w:author="Hsien-Hsin Lee" w:date="2026-04-19T20:18:00Z" w16du:dateUtc="2026-04-20T00:18:00Z">
+        <w:r>
+          <w:rPr>
+            <w:color w:val="333333"/>
+          </w:rPr>
+          <w:fldChar w:fldCharType="end"/>
+        </w:r>
+      </w:ins>
+      <w:del w:id="265" w:author="Hsien-Hsin Lee" w:date="2026-04-19T17:46:00Z" w16du:dateUtc="2026-04-19T21:46:00Z">
+        <w:r>
+          <w:rPr>
+            <w:color w:val="333333"/>
+          </w:rPr>
+          <w:delText>Table 1</w:delText>
+        </w:r>
+      </w:del>
+      <w:r>
+        <w:rPr>
+          <w:color w:val="333333"/>
+        </w:rPr>
+        <w:t>)</w:t>
+      </w:r>
+      <w:ins w:id="266" w:author="Hsien-Hsin Lee" w:date="2026-04-19T20:23:00Z" w16du:dateUtc="2026-04-20T00:23:00Z">
+        <w:r>
+          <w:rPr>
+            <w:color w:val="333333"/>
+          </w:rPr>
+          <w:t xml:space="preserve">, indicating </w:t>
+        </w:r>
+      </w:ins>
+      <w:del w:id="267" w:author="Hsien-Hsin Lee" w:date="2026-04-19T20:23:00Z" w16du:dateUtc="2026-04-20T00:23:00Z">
+        <w:r>
+          <w:rPr>
+            <w:color w:val="333333"/>
+          </w:rPr>
+          <w:delText>—</w:delText>
+        </w:r>
+      </w:del>
       <w:ins w:id="268" w:author="Hsien-Hsin Lee" w:date="2026-04-19T20:18:00Z" w16du:dateUtc="2026-04-20T00:18:00Z">
         <w:r>
           <w:rPr>
             <w:color w:val="333333"/>
           </w:rPr>
-          <w:fldChar w:fldCharType="begin"/>
-        </w:r>
-        <w:r>
-          <w:rPr>
-            <w:color w:val="333333"/>
-          </w:rPr>
-          <w:instrText xml:space="preserve"> REF _Ref227521884 \h </w:instrText>
-        </w:r>
-        <w:r>
-          <w:rPr>
-            <w:color w:val="333333"/>
-          </w:rPr>
-        </w:r>
-      </w:ins>
-      <w:r>
-        <w:rPr>
-          <w:color w:val="333333"/>
-        </w:rPr>
-        <w:fldChar w:fldCharType="separate"/>
-      </w:r>
-      <w:ins w:id="269" w:author="Hsien-Hsin Lee" w:date="2026-04-19T20:10:00Z" w16du:dateUtc="2026-04-20T00:10:00Z">
-        <w:r>
-          <w:t xml:space="preserve">Table </w:t>
-        </w:r>
-      </w:ins>
-      <w:r>
-        <w:rPr>
-          <w:noProof/>
-        </w:rPr>
-        <w:t>1</w:t>
-      </w:r>
-      <w:ins w:id="270" w:author="Hsien-Hsin Lee" w:date="2026-04-19T20:18:00Z" w16du:dateUtc="2026-04-20T00:18:00Z">
-        <w:r>
-          <w:rPr>
-            <w:color w:val="333333"/>
-          </w:rPr>
-          <w:fldChar w:fldCharType="end"/>
-        </w:r>
-      </w:ins>
-      <w:del w:id="271" w:author="Hsien-Hsin Lee" w:date="2026-04-19T17:46:00Z" w16du:dateUtc="2026-04-19T21:46:00Z">
-        <w:r>
-          <w:rPr>
-            <w:color w:val="333333"/>
-          </w:rPr>
-          <w:delText>Table 1</w:delText>
+          <w:t xml:space="preserve">reasonably </w:t>
+        </w:r>
+      </w:ins>
+      <w:ins w:id="269" w:author="Hsien-Hsin Lee" w:date="2026-04-19T20:24:00Z" w16du:dateUtc="2026-04-20T00:24:00Z">
+        <w:r>
+          <w:rPr>
+            <w:color w:val="333333"/>
+          </w:rPr>
+          <w:t>strong</w:t>
+        </w:r>
+      </w:ins>
+      <w:del w:id="270" w:author="Hsien-Hsin Lee" w:date="2026-04-19T20:24:00Z" w16du:dateUtc="2026-04-20T00:24:00Z">
+        <w:r>
+          <w:rPr>
+            <w:color w:val="333333"/>
+          </w:rPr>
+          <w:delText>good</w:delText>
         </w:r>
       </w:del>
       <w:r>
         <w:rPr>
           <w:color w:val="333333"/>
         </w:rPr>
-        <w:t>)</w:t>
-      </w:r>
-      <w:ins w:id="272" w:author="Hsien-Hsin Lee" w:date="2026-04-19T20:23:00Z" w16du:dateUtc="2026-04-20T00:23:00Z">
-        <w:r>
-          <w:rPr>
-            <w:color w:val="333333"/>
-          </w:rPr>
-          <w:t xml:space="preserve">, indicating </w:t>
-        </w:r>
-      </w:ins>
-      <w:del w:id="273" w:author="Hsien-Hsin Lee" w:date="2026-04-19T20:23:00Z" w16du:dateUtc="2026-04-20T00:23:00Z">
-        <w:r>
-          <w:rPr>
-            <w:color w:val="333333"/>
-          </w:rPr>
-          <w:delText>—</w:delText>
+        <w:t xml:space="preserve"> performance given the </w:t>
+      </w:r>
+      <w:del w:id="271" w:author="Hsien-Hsin Lee" w:date="2026-04-19T20:24:00Z" w16du:dateUtc="2026-04-20T00:24:00Z">
+        <w:r>
+          <w:rPr>
+            <w:color w:val="333333"/>
+          </w:rPr>
+          <w:delText xml:space="preserve">noise </w:delText>
         </w:r>
       </w:del>
+      <w:r>
+        <w:rPr>
+          <w:color w:val="333333"/>
+        </w:rPr>
+        <w:t>inherent</w:t>
+      </w:r>
+      <w:ins w:id="272" w:author="Hsien-Hsin Lee" w:date="2026-04-19T20:24:00Z" w16du:dateUtc="2026-04-20T00:24:00Z">
+        <w:r>
+          <w:rPr>
+            <w:color w:val="333333"/>
+          </w:rPr>
+          <w:t xml:space="preserve"> noise</w:t>
+        </w:r>
+      </w:ins>
+      <w:r>
+        <w:rPr>
+          <w:color w:val="333333"/>
+        </w:rPr>
+        <w:t xml:space="preserve"> in human adoption decisions. </w:t>
+      </w:r>
+      <w:ins w:id="273" w:author="Hsien-Hsin Lee" w:date="2026-04-19T20:24:00Z" w16du:dateUtc="2026-04-20T00:24:00Z">
+        <w:r>
+          <w:rPr>
+            <w:color w:val="333333"/>
+          </w:rPr>
+          <w:t>As a reference point</w:t>
+        </w:r>
+      </w:ins>
       <w:ins w:id="274" w:author="Hsien-Hsin Lee" w:date="2026-04-19T20:18:00Z" w16du:dateUtc="2026-04-20T00:18:00Z">
         <w:r>
           <w:rPr>
             <w:color w:val="333333"/>
           </w:rPr>
-          <w:t xml:space="preserve">reasonably </w:t>
-        </w:r>
-      </w:ins>
-      <w:ins w:id="275" w:author="Hsien-Hsin Lee" w:date="2026-04-19T20:24:00Z" w16du:dateUtc="2026-04-20T00:24:00Z">
-        <w:r>
-          <w:rPr>
-            <w:color w:val="333333"/>
-          </w:rPr>
-          <w:t>strong</w:t>
-        </w:r>
-      </w:ins>
+          <w:t>, a</w:t>
+        </w:r>
+      </w:ins>
+      <w:del w:id="275" w:author="Hsien-Hsin Lee" w:date="2026-04-19T20:18:00Z" w16du:dateUtc="2026-04-20T00:18:00Z">
+        <w:r>
+          <w:rPr>
+            <w:color w:val="333333"/>
+          </w:rPr>
+          <w:delText>A</w:delText>
+        </w:r>
+      </w:del>
+      <w:r>
+        <w:rPr>
+          <w:color w:val="333333"/>
+        </w:rPr>
+        <w:t xml:space="preserve"> </w:t>
+      </w:r>
       <w:del w:id="276" w:author="Hsien-Hsin Lee" w:date="2026-04-19T20:24:00Z" w16du:dateUtc="2026-04-20T00:24:00Z">
         <w:r>
           <w:rPr>
             <w:color w:val="333333"/>
           </w:rPr>
-          <w:delText>good</w:delText>
+          <w:delText xml:space="preserve">threshold of </w:delText>
         </w:r>
       </w:del>
       <w:r>
         <w:rPr>
           <w:color w:val="333333"/>
         </w:rPr>
-        <w:t xml:space="preserve"> performance given the </w:t>
-      </w:r>
-      <w:del w:id="277" w:author="Hsien-Hsin Lee" w:date="2026-04-19T20:24:00Z" w16du:dateUtc="2026-04-20T00:24:00Z">
-        <w:r>
-          <w:rPr>
-            <w:color w:val="333333"/>
-          </w:rPr>
-          <w:delText xml:space="preserve">noise </w:delText>
+        <w:t>log</w:t>
+      </w:r>
+      <w:ins w:id="277" w:author="Hsien-Hsin Lee" w:date="2026-04-19T20:24:00Z" w16du:dateUtc="2026-04-20T00:24:00Z">
+        <w:r>
+          <w:rPr>
+            <w:color w:val="333333"/>
+          </w:rPr>
+          <w:t>-scale</w:t>
+        </w:r>
+      </w:ins>
+      <w:r>
+        <w:rPr>
+          <w:color w:val="333333"/>
+        </w:rPr>
+        <w:t xml:space="preserve"> R² &gt;</w:t>
+      </w:r>
+      <w:ins w:id="278" w:author="Hsien-Hsin Lee" w:date="2026-04-19T20:24:00Z" w16du:dateUtc="2026-04-20T00:24:00Z">
+        <w:r>
+          <w:rPr>
+            <w:color w:val="333333"/>
+          </w:rPr>
+          <w:t xml:space="preserve"> </w:t>
+        </w:r>
+      </w:ins>
+      <w:del w:id="279" w:author="Hsien-Hsin Lee" w:date="2026-04-19T20:24:00Z" w16du:dateUtc="2026-04-20T00:24:00Z">
+        <w:r>
+          <w:rPr>
+            <w:color w:val="333333"/>
+          </w:rPr>
+          <w:delText xml:space="preserve"> </w:delText>
         </w:r>
       </w:del>
       <w:r>
         <w:rPr>
           <w:color w:val="333333"/>
         </w:rPr>
-        <w:t>inherent</w:t>
-      </w:r>
-      <w:ins w:id="278" w:author="Hsien-Hsin Lee" w:date="2026-04-19T20:24:00Z" w16du:dateUtc="2026-04-20T00:24:00Z">
-        <w:r>
-          <w:rPr>
-            <w:color w:val="333333"/>
-          </w:rPr>
-          <w:t xml:space="preserve"> noise</w:t>
-        </w:r>
-      </w:ins>
-      <w:r>
-        <w:rPr>
-          <w:color w:val="333333"/>
-        </w:rPr>
-        <w:t xml:space="preserve"> in human adoption decisions. </w:t>
-      </w:r>
-      <w:ins w:id="279" w:author="Hsien-Hsin Lee" w:date="2026-04-19T20:24:00Z" w16du:dateUtc="2026-04-20T00:24:00Z">
-        <w:r>
-          <w:rPr>
-            <w:color w:val="333333"/>
-          </w:rPr>
-          <w:t>As a reference point</w:t>
-        </w:r>
-      </w:ins>
-      <w:ins w:id="280" w:author="Hsien-Hsin Lee" w:date="2026-04-19T20:18:00Z" w16du:dateUtc="2026-04-20T00:18:00Z">
-        <w:r>
-          <w:rPr>
-            <w:color w:val="333333"/>
-          </w:rPr>
-          <w:t>, a</w:t>
-        </w:r>
-      </w:ins>
-      <w:del w:id="281" w:author="Hsien-Hsin Lee" w:date="2026-04-19T20:18:00Z" w16du:dateUtc="2026-04-20T00:18:00Z">
-        <w:r>
-          <w:rPr>
-            <w:color w:val="333333"/>
-          </w:rPr>
-          <w:delText>A</w:delText>
-        </w:r>
-      </w:del>
-      <w:r>
-        <w:rPr>
-          <w:color w:val="333333"/>
-        </w:rPr>
-        <w:t xml:space="preserve"> </w:t>
-      </w:r>
-      <w:del w:id="282" w:author="Hsien-Hsin Lee" w:date="2026-04-19T20:24:00Z" w16du:dateUtc="2026-04-20T00:24:00Z">
-        <w:r>
-          <w:rPr>
-            <w:color w:val="333333"/>
-          </w:rPr>
-          <w:delText xml:space="preserve">threshold of </w:delText>
-        </w:r>
-      </w:del>
-      <w:r>
-        <w:rPr>
-          <w:color w:val="333333"/>
-        </w:rPr>
-        <w:t>log</w:t>
-      </w:r>
-      <w:ins w:id="283" w:author="Hsien-Hsin Lee" w:date="2026-04-19T20:24:00Z" w16du:dateUtc="2026-04-20T00:24:00Z">
-        <w:r>
-          <w:rPr>
-            <w:color w:val="333333"/>
-          </w:rPr>
-          <w:t>-scale</w:t>
-        </w:r>
-      </w:ins>
-      <w:r>
-        <w:rPr>
-          <w:color w:val="333333"/>
-        </w:rPr>
-        <w:t xml:space="preserve"> R² &gt;</w:t>
-      </w:r>
-      <w:ins w:id="284" w:author="Hsien-Hsin Lee" w:date="2026-04-19T20:24:00Z" w16du:dateUtc="2026-04-20T00:24:00Z">
-        <w:r>
-          <w:rPr>
-            <w:color w:val="333333"/>
-          </w:rPr>
-          <w:t xml:space="preserve"> </w:t>
-        </w:r>
-      </w:ins>
-      <w:del w:id="285" w:author="Hsien-Hsin Lee" w:date="2026-04-19T20:24:00Z" w16du:dateUtc="2026-04-20T00:24:00Z">
-        <w:r>
-          <w:rPr>
-            <w:color w:val="333333"/>
-          </w:rPr>
-          <w:delText xml:space="preserve"> </w:delText>
-        </w:r>
-      </w:del>
-      <w:r>
-        <w:rPr>
-          <w:color w:val="333333"/>
-        </w:rPr>
         <w:t>0.30 is</w:t>
       </w:r>
-      <w:ins w:id="286" w:author="Hsien-Hsin Lee" w:date="2026-04-19T20:24:00Z" w16du:dateUtc="2026-04-20T00:24:00Z">
+      <w:ins w:id="280" w:author="Hsien-Hsin Lee" w:date="2026-04-19T20:24:00Z" w16du:dateUtc="2026-04-20T00:24:00Z">
         <w:r>
           <w:rPr>
             <w:color w:val="333333"/>
@@ -3726,7 +3657,7 @@
         </w:rPr>
         <w:t xml:space="preserve"> considered indicative of a useful </w:t>
       </w:r>
-      <w:ins w:id="287" w:author="Hsien-Hsin Lee" w:date="2026-04-19T20:24:00Z" w16du:dateUtc="2026-04-20T00:24:00Z">
+      <w:ins w:id="281" w:author="Hsien-Hsin Lee" w:date="2026-04-19T20:24:00Z" w16du:dateUtc="2026-04-20T00:24:00Z">
         <w:r>
           <w:rPr>
             <w:color w:val="333333"/>
@@ -3740,7 +3671,7 @@
         </w:rPr>
         <w:t>model for</w:t>
       </w:r>
-      <w:ins w:id="288" w:author="Hsien-Hsin Lee" w:date="2026-04-19T20:18:00Z" w16du:dateUtc="2026-04-20T00:18:00Z">
+      <w:ins w:id="282" w:author="Hsien-Hsin Lee" w:date="2026-04-19T20:18:00Z" w16du:dateUtc="2026-04-20T00:18:00Z">
         <w:r>
           <w:rPr>
             <w:color w:val="333333"/>
@@ -3748,7 +3679,7 @@
           <w:t xml:space="preserve"> classification</w:t>
         </w:r>
       </w:ins>
-      <w:del w:id="289" w:author="Hsien-Hsin Lee" w:date="2026-04-19T20:18:00Z" w16du:dateUtc="2026-04-20T00:18:00Z">
+      <w:del w:id="283" w:author="Hsien-Hsin Lee" w:date="2026-04-19T20:18:00Z" w16du:dateUtc="2026-04-20T00:18:00Z">
         <w:r>
           <w:rPr>
             <w:color w:val="333333"/>
@@ -3768,7 +3699,7 @@
         <w:spacing w:after="100" w:line="264" w:lineRule="auto"/>
         <w:jc w:val="both"/>
         <w:rPr>
-          <w:ins w:id="290" w:author="Hsien-Hsin Lee" w:date="2026-04-19T20:25:00Z" w16du:dateUtc="2026-04-20T00:25:00Z"/>
+          <w:ins w:id="284" w:author="Hsien-Hsin Lee" w:date="2026-04-19T20:25:00Z" w16du:dateUtc="2026-04-20T00:25:00Z"/>
           <w:color w:val="333333"/>
         </w:rPr>
       </w:pPr>
@@ -3778,7 +3709,7 @@
         </w:rPr>
         <w:t>The cat model</w:t>
       </w:r>
-      <w:ins w:id="291" w:author="Hsien-Hsin Lee" w:date="2026-04-19T20:18:00Z" w16du:dateUtc="2026-04-20T00:18:00Z">
+      <w:ins w:id="285" w:author="Hsien-Hsin Lee" w:date="2026-04-19T20:18:00Z" w16du:dateUtc="2026-04-20T00:18:00Z">
         <w:r>
           <w:rPr>
             <w:color w:val="333333"/>
@@ -3792,7 +3723,7 @@
         </w:rPr>
         <w:t xml:space="preserve"> achieves a</w:t>
       </w:r>
-      <w:ins w:id="292" w:author="Hsien-Hsin Lee" w:date="2026-04-19T20:19:00Z" w16du:dateUtc="2026-04-20T00:19:00Z">
+      <w:ins w:id="286" w:author="Hsien-Hsin Lee" w:date="2026-04-19T20:19:00Z" w16du:dateUtc="2026-04-20T00:19:00Z">
         <w:r>
           <w:rPr>
             <w:color w:val="333333"/>
@@ -3826,32 +3757,86 @@
         <w:spacing w:after="100" w:line="264" w:lineRule="auto"/>
         <w:jc w:val="both"/>
         <w:rPr>
-          <w:ins w:id="293" w:author="Hsien-Hsin Lee" w:date="2026-04-19T20:28:00Z" w16du:dateUtc="2026-04-20T00:28:00Z"/>
+          <w:ins w:id="287" w:author="Hsien-Hsin Lee" w:date="2026-04-19T20:28:00Z" w16du:dateUtc="2026-04-20T00:28:00Z"/>
           <w:color w:val="333333"/>
         </w:rPr>
       </w:pPr>
+      <w:ins w:id="288" w:author="Hsien-Hsin Lee" w:date="2026-04-19T20:21:00Z" w16du:dateUtc="2026-04-20T00:21:00Z">
+        <w:r>
+          <w:rPr>
+            <w:color w:val="333333"/>
+          </w:rPr>
+          <w:t xml:space="preserve">In </w:t>
+        </w:r>
+      </w:ins>
+      <w:ins w:id="289" w:author="Hsien-Hsin Lee" w:date="2026-04-19T20:25:00Z" w16du:dateUtc="2026-04-20T00:25:00Z">
+        <w:r>
+          <w:rPr>
+            <w:color w:val="333333"/>
+          </w:rPr>
+          <w:t>contrast</w:t>
+        </w:r>
+      </w:ins>
+      <w:ins w:id="290" w:author="Hsien-Hsin Lee" w:date="2026-04-19T20:21:00Z" w16du:dateUtc="2026-04-20T00:21:00Z">
+        <w:r>
+          <w:rPr>
+            <w:color w:val="333333"/>
+          </w:rPr>
+          <w:t>,</w:t>
+        </w:r>
+      </w:ins>
+      <w:ins w:id="291" w:author="Hsien-Hsin Lee" w:date="2026-04-19T20:20:00Z" w16du:dateUtc="2026-04-20T00:20:00Z">
+        <w:r>
+          <w:rPr>
+            <w:color w:val="333333"/>
+          </w:rPr>
+          <w:t xml:space="preserve"> </w:t>
+        </w:r>
+      </w:ins>
+      <w:ins w:id="292" w:author="Hsien-Hsin Lee" w:date="2026-04-19T20:25:00Z" w16du:dateUtc="2026-04-20T00:25:00Z">
+        <w:r>
+          <w:rPr>
+            <w:color w:val="333333"/>
+          </w:rPr>
+          <w:t>the</w:t>
+        </w:r>
+      </w:ins>
+      <w:ins w:id="293" w:author="Hsien-Hsin Lee" w:date="2026-04-19T20:20:00Z" w16du:dateUtc="2026-04-20T00:20:00Z">
+        <w:r>
+          <w:rPr>
+            <w:color w:val="333333"/>
+          </w:rPr>
+          <w:t xml:space="preserve"> </w:t>
+        </w:r>
+        <w:r>
+          <w:rPr>
+            <w:color w:val="333333"/>
+          </w:rPr>
+          <w:t>“unified” model</w:t>
+        </w:r>
+      </w:ins>
       <w:ins w:id="294" w:author="Hsien-Hsin Lee" w:date="2026-04-19T20:21:00Z" w16du:dateUtc="2026-04-20T00:21:00Z">
         <w:r>
           <w:rPr>
             <w:color w:val="333333"/>
           </w:rPr>
-          <w:t xml:space="preserve">In </w:t>
-        </w:r>
-      </w:ins>
-      <w:ins w:id="295" w:author="Hsien-Hsin Lee" w:date="2026-04-19T20:25:00Z" w16du:dateUtc="2026-04-20T00:25:00Z">
-        <w:r>
-          <w:rPr>
-            <w:color w:val="333333"/>
-          </w:rPr>
-          <w:t>contrast</w:t>
-        </w:r>
-      </w:ins>
-      <w:ins w:id="296" w:author="Hsien-Hsin Lee" w:date="2026-04-19T20:21:00Z" w16du:dateUtc="2026-04-20T00:21:00Z">
-        <w:r>
-          <w:rPr>
-            <w:color w:val="333333"/>
-          </w:rPr>
-          <w:t>,</w:t>
+          <w:t xml:space="preserve">, trained </w:t>
+        </w:r>
+      </w:ins>
+      <w:ins w:id="295" w:author="Hsien-Hsin Lee" w:date="2026-04-19T20:20:00Z" w16du:dateUtc="2026-04-20T00:20:00Z">
+        <w:r>
+          <w:rPr>
+            <w:color w:val="333333"/>
+          </w:rPr>
+          <w:t xml:space="preserve">by </w:t>
+        </w:r>
+      </w:ins>
+      <w:ins w:id="296" w:author="Hsien-Hsin Lee" w:date="2026-04-19T20:25:00Z" w16du:dateUtc="2026-04-20T00:25:00Z">
+        <w:r>
+          <w:rPr>
+            <w:color w:val="333333"/>
+          </w:rPr>
+          <w:t>pooling</w:t>
         </w:r>
       </w:ins>
       <w:ins w:id="297" w:author="Hsien-Hsin Lee" w:date="2026-04-19T20:20:00Z" w16du:dateUtc="2026-04-20T00:20:00Z">
@@ -3859,134 +3844,68 @@
           <w:rPr>
             <w:color w:val="333333"/>
           </w:rPr>
+          <w:t xml:space="preserve"> all species together</w:t>
+        </w:r>
+      </w:ins>
+      <w:ins w:id="298" w:author="Hsien-Hsin Lee" w:date="2026-04-19T20:25:00Z" w16du:dateUtc="2026-04-20T00:25:00Z">
+        <w:r>
+          <w:rPr>
+            <w:color w:val="333333"/>
+          </w:rPr>
+          <w:t xml:space="preserve">, performs the worst, </w:t>
+        </w:r>
+      </w:ins>
+      <w:ins w:id="299" w:author="Hsien-Hsin Lee" w:date="2026-04-19T20:20:00Z" w16du:dateUtc="2026-04-20T00:20:00Z">
+        <w:r>
+          <w:rPr>
+            <w:color w:val="333333"/>
+          </w:rPr>
+          <w:t>with a log</w:t>
+        </w:r>
+      </w:ins>
+      <w:ins w:id="300" w:author="Hsien-Hsin Lee" w:date="2026-04-19T20:26:00Z" w16du:dateUtc="2026-04-20T00:26:00Z">
+        <w:r>
+          <w:rPr>
+            <w:color w:val="333333"/>
+          </w:rPr>
+          <w:t>-scale</w:t>
+        </w:r>
+      </w:ins>
+      <w:ins w:id="301" w:author="Hsien-Hsin Lee" w:date="2026-04-19T20:20:00Z" w16du:dateUtc="2026-04-20T00:20:00Z">
+        <w:r>
+          <w:rPr>
+            <w:color w:val="333333"/>
+          </w:rPr>
+          <w:t xml:space="preserve"> R² of 0.337</w:t>
+        </w:r>
+      </w:ins>
+      <w:ins w:id="302" w:author="Hsien-Hsin Lee" w:date="2026-04-19T20:26:00Z" w16du:dateUtc="2026-04-20T00:26:00Z">
+        <w:r>
+          <w:rPr>
+            <w:color w:val="333333"/>
+          </w:rPr>
+          <w:t>, highlighting the value of species-specific modeling suggested by</w:t>
+        </w:r>
+        <w:r>
+          <w:rPr>
+            <w:color w:val="333333"/>
+          </w:rPr>
           <w:t xml:space="preserve"> </w:t>
         </w:r>
-      </w:ins>
-      <w:ins w:id="298" w:author="Hsien-Hsin Lee" w:date="2026-04-19T20:25:00Z" w16du:dateUtc="2026-04-20T00:25:00Z">
-        <w:r>
-          <w:rPr>
-            <w:color w:val="333333"/>
-          </w:rPr>
-          <w:t>the</w:t>
-        </w:r>
-      </w:ins>
-      <w:ins w:id="299" w:author="Hsien-Hsin Lee" w:date="2026-04-19T20:20:00Z" w16du:dateUtc="2026-04-20T00:20:00Z">
-        <w:r>
-          <w:rPr>
-            <w:color w:val="333333"/>
-          </w:rPr>
-          <w:t xml:space="preserve"> </w:t>
-        </w:r>
-        <w:r>
-          <w:rPr>
-            <w:color w:val="333333"/>
-          </w:rPr>
-          <w:t>“unified” model</w:t>
-        </w:r>
-      </w:ins>
-      <w:ins w:id="300" w:author="Hsien-Hsin Lee" w:date="2026-04-19T20:21:00Z" w16du:dateUtc="2026-04-20T00:21:00Z">
-        <w:r>
-          <w:rPr>
-            <w:color w:val="333333"/>
-          </w:rPr>
-          <w:t xml:space="preserve">, trained </w:t>
-        </w:r>
-      </w:ins>
-      <w:ins w:id="301" w:author="Hsien-Hsin Lee" w:date="2026-04-19T20:20:00Z" w16du:dateUtc="2026-04-20T00:20:00Z">
-        <w:r>
-          <w:rPr>
-            <w:color w:val="333333"/>
-          </w:rPr>
-          <w:t xml:space="preserve">by </w:t>
-        </w:r>
-      </w:ins>
-      <w:ins w:id="302" w:author="Hsien-Hsin Lee" w:date="2026-04-19T20:25:00Z" w16du:dateUtc="2026-04-20T00:25:00Z">
-        <w:r>
-          <w:rPr>
-            <w:color w:val="333333"/>
-          </w:rPr>
-          <w:t>pooling</w:t>
+        <w:r>
+          <w:rPr>
+            <w:color w:val="333333"/>
+          </w:rPr>
+          <w:t>Dewang</w:t>
+        </w:r>
+        <w:r>
+          <w:rPr>
+            <w:color w:val="333333"/>
+          </w:rPr>
+          <w:t>.</w:t>
         </w:r>
       </w:ins>
       <w:ins w:id="303" w:author="Hsien-Hsin Lee" w:date="2026-04-19T20:20:00Z" w16du:dateUtc="2026-04-20T00:20:00Z">
-        <w:r>
-          <w:rPr>
-            <w:color w:val="333333"/>
-          </w:rPr>
-          <w:t xml:space="preserve"> all species together</w:t>
-        </w:r>
-      </w:ins>
-      <w:ins w:id="304" w:author="Hsien-Hsin Lee" w:date="2026-04-19T20:25:00Z" w16du:dateUtc="2026-04-20T00:25:00Z">
-        <w:r>
-          <w:rPr>
-            <w:color w:val="333333"/>
-          </w:rPr>
-          <w:t xml:space="preserve">, performs the worst, </w:t>
-        </w:r>
-      </w:ins>
-      <w:ins w:id="305" w:author="Hsien-Hsin Lee" w:date="2026-04-19T20:20:00Z" w16du:dateUtc="2026-04-20T00:20:00Z">
-        <w:r>
-          <w:rPr>
-            <w:color w:val="333333"/>
-          </w:rPr>
-          <w:t>with a log</w:t>
-        </w:r>
-      </w:ins>
-      <w:ins w:id="306" w:author="Hsien-Hsin Lee" w:date="2026-04-19T20:26:00Z" w16du:dateUtc="2026-04-20T00:26:00Z">
-        <w:r>
-          <w:rPr>
-            <w:color w:val="333333"/>
-          </w:rPr>
-          <w:t>-scale</w:t>
-        </w:r>
-      </w:ins>
-      <w:ins w:id="307" w:author="Hsien-Hsin Lee" w:date="2026-04-19T20:20:00Z" w16du:dateUtc="2026-04-20T00:20:00Z">
-        <w:r>
-          <w:rPr>
-            <w:color w:val="333333"/>
-          </w:rPr>
-          <w:t xml:space="preserve"> </w:t>
-        </w:r>
-        <w:r>
-          <w:rPr>
-            <w:color w:val="333333"/>
-          </w:rPr>
-          <w:t>R²</w:t>
-        </w:r>
-        <w:r>
-          <w:rPr>
-            <w:color w:val="333333"/>
-          </w:rPr>
-          <w:t xml:space="preserve"> of 0.337</w:t>
-        </w:r>
-      </w:ins>
-      <w:ins w:id="308" w:author="Hsien-Hsin Lee" w:date="2026-04-19T20:26:00Z" w16du:dateUtc="2026-04-20T00:26:00Z">
-        <w:r>
-          <w:rPr>
-            <w:color w:val="333333"/>
-          </w:rPr>
-          <w:t>, highlighting the value of species-specific modeling suggested by</w:t>
-        </w:r>
-        <w:r>
-          <w:rPr>
-            <w:color w:val="333333"/>
-          </w:rPr>
-          <w:t xml:space="preserve"> </w:t>
-        </w:r>
-        <w:r>
-          <w:rPr>
-            <w:color w:val="333333"/>
-          </w:rPr>
-          <w:t>Dewang</w:t>
-        </w:r>
-        <w:r>
-          <w:rPr>
-            <w:color w:val="333333"/>
-          </w:rPr>
-          <w:t>.</w:t>
-        </w:r>
-      </w:ins>
-      <w:ins w:id="309" w:author="Hsien-Hsin Lee" w:date="2026-04-19T20:20:00Z" w16du:dateUtc="2026-04-20T00:20:00Z">
         <w:r>
           <w:rPr>
             <w:color w:val="333333"/>
@@ -4000,7 +3919,7 @@
         <w:spacing w:after="100" w:line="264" w:lineRule="auto"/>
         <w:jc w:val="both"/>
         <w:rPr>
-          <w:del w:id="310" w:author="Hsien-Hsin Lee" w:date="2026-04-19T17:09:00Z" w16du:dateUtc="2026-04-19T21:09:00Z"/>
+          <w:del w:id="304" w:author="Hsien-Hsin Lee" w:date="2026-04-19T17:09:00Z" w16du:dateUtc="2026-04-19T21:09:00Z"/>
           <w:color w:val="333333"/>
         </w:rPr>
       </w:pPr>
@@ -4010,7 +3929,7 @@
         </w:rPr>
         <w:t>The predicted vs. actual scatter plot</w:t>
       </w:r>
-      <w:ins w:id="311" w:author="Hsien-Hsin Lee" w:date="2026-04-19T20:19:00Z" w16du:dateUtc="2026-04-20T00:19:00Z">
+      <w:ins w:id="305" w:author="Hsien-Hsin Lee" w:date="2026-04-19T20:19:00Z" w16du:dateUtc="2026-04-20T00:19:00Z">
         <w:r>
           <w:rPr>
             <w:color w:val="333333"/>
@@ -4018,92 +3937,170 @@
           <w:t xml:space="preserve"> for </w:t>
         </w:r>
       </w:ins>
+      <w:ins w:id="306" w:author="Hsien-Hsin Lee" w:date="2026-04-19T20:28:00Z" w16du:dateUtc="2026-04-20T00:28:00Z">
+        <w:r>
+          <w:rPr>
+            <w:color w:val="333333"/>
+          </w:rPr>
+          <w:t>the</w:t>
+        </w:r>
+      </w:ins>
+      <w:ins w:id="307" w:author="Hsien-Hsin Lee" w:date="2026-04-19T20:19:00Z" w16du:dateUtc="2026-04-20T00:19:00Z">
+        <w:r>
+          <w:rPr>
+            <w:color w:val="333333"/>
+          </w:rPr>
+          <w:t xml:space="preserve"> dog-only model</w:t>
+        </w:r>
+      </w:ins>
+      <w:r>
+        <w:rPr>
+          <w:color w:val="333333"/>
+        </w:rPr>
+        <w:t xml:space="preserve"> (</w:t>
+      </w:r>
+      <w:ins w:id="308" w:author="Hsien-Hsin Lee" w:date="2026-04-19T20:19:00Z" w16du:dateUtc="2026-04-20T00:19:00Z">
+        <w:r>
+          <w:rPr>
+            <w:color w:val="333333"/>
+          </w:rPr>
+          <w:fldChar w:fldCharType="begin"/>
+        </w:r>
+        <w:r>
+          <w:rPr>
+            <w:color w:val="333333"/>
+          </w:rPr>
+          <w:instrText xml:space="preserve"> REF _Ref227522396 \h </w:instrText>
+        </w:r>
+      </w:ins>
+      <w:r>
+        <w:rPr>
+          <w:color w:val="333333"/>
+        </w:rPr>
+      </w:r>
+      <w:r>
+        <w:rPr>
+          <w:color w:val="333333"/>
+        </w:rPr>
+        <w:fldChar w:fldCharType="separate"/>
+      </w:r>
+      <w:ins w:id="309" w:author="Hsien-Hsin Lee" w:date="2026-04-19T17:09:00Z" w16du:dateUtc="2026-04-19T21:09:00Z">
+        <w:r>
+          <w:t xml:space="preserve">Figure </w:t>
+        </w:r>
+      </w:ins>
+      <w:r>
+        <w:rPr>
+          <w:noProof/>
+        </w:rPr>
+        <w:t>3</w:t>
+      </w:r>
+      <w:ins w:id="310" w:author="Hsien-Hsin Lee" w:date="2026-04-19T20:19:00Z" w16du:dateUtc="2026-04-20T00:19:00Z">
+        <w:r>
+          <w:rPr>
+            <w:color w:val="333333"/>
+          </w:rPr>
+          <w:fldChar w:fldCharType="end"/>
+        </w:r>
+      </w:ins>
+      <w:del w:id="311" w:author="Hsien-Hsin Lee" w:date="2026-04-19T20:19:00Z" w16du:dateUtc="2026-04-20T00:19:00Z">
+        <w:r>
+          <w:rPr>
+            <w:color w:val="333333"/>
+          </w:rPr>
+          <w:delText>Figure 1</w:delText>
+        </w:r>
+      </w:del>
+      <w:r>
+        <w:rPr>
+          <w:color w:val="333333"/>
+        </w:rPr>
+        <w:t>) shows strong calibration for short-stay dogs (0</w:t>
+      </w:r>
       <w:ins w:id="312" w:author="Hsien-Hsin Lee" w:date="2026-04-19T20:28:00Z" w16du:dateUtc="2026-04-20T00:28:00Z">
         <w:r>
           <w:rPr>
             <w:color w:val="333333"/>
           </w:rPr>
-          <w:t>the</w:t>
-        </w:r>
-      </w:ins>
-      <w:ins w:id="313" w:author="Hsien-Hsin Lee" w:date="2026-04-19T20:19:00Z" w16du:dateUtc="2026-04-20T00:19:00Z">
-        <w:r>
-          <w:rPr>
-            <w:color w:val="333333"/>
-          </w:rPr>
-          <w:t xml:space="preserve"> dog-only model</w:t>
-        </w:r>
-      </w:ins>
-      <w:r>
-        <w:rPr>
-          <w:color w:val="333333"/>
-        </w:rPr>
-        <w:t xml:space="preserve"> (</w:t>
-      </w:r>
-      <w:ins w:id="314" w:author="Hsien-Hsin Lee" w:date="2026-04-19T20:19:00Z" w16du:dateUtc="2026-04-20T00:19:00Z">
-        <w:r>
-          <w:rPr>
-            <w:color w:val="333333"/>
-          </w:rPr>
-          <w:fldChar w:fldCharType="begin"/>
-        </w:r>
-        <w:r>
-          <w:rPr>
-            <w:color w:val="333333"/>
-          </w:rPr>
-          <w:instrText xml:space="preserve"> REF _Ref227522396 \h </w:instrText>
-        </w:r>
-        <w:r>
-          <w:rPr>
-            <w:color w:val="333333"/>
-          </w:rPr>
-        </w:r>
-      </w:ins>
-      <w:r>
-        <w:rPr>
-          <w:color w:val="333333"/>
-        </w:rPr>
-        <w:fldChar w:fldCharType="separate"/>
-      </w:r>
-      <w:ins w:id="315" w:author="Hsien-Hsin Lee" w:date="2026-04-19T17:09:00Z" w16du:dateUtc="2026-04-19T21:09:00Z">
-        <w:r>
-          <w:t xml:space="preserve">Figure </w:t>
-        </w:r>
-      </w:ins>
-      <w:r>
-        <w:rPr>
-          <w:noProof/>
-        </w:rPr>
-        <w:t>3</w:t>
-      </w:r>
-      <w:ins w:id="316" w:author="Hsien-Hsin Lee" w:date="2026-04-19T20:19:00Z" w16du:dateUtc="2026-04-20T00:19:00Z">
-        <w:r>
-          <w:rPr>
-            <w:color w:val="333333"/>
-          </w:rPr>
-          <w:fldChar w:fldCharType="end"/>
-        </w:r>
-      </w:ins>
-      <w:del w:id="317" w:author="Hsien-Hsin Lee" w:date="2026-04-19T20:19:00Z" w16du:dateUtc="2026-04-20T00:19:00Z">
-        <w:r>
-          <w:rPr>
-            <w:color w:val="333333"/>
-          </w:rPr>
-          <w:delText>Figure 1</w:delText>
+          <w:t>~</w:t>
+        </w:r>
+      </w:ins>
+      <w:del w:id="313" w:author="Hsien-Hsin Lee" w:date="2026-04-19T20:28:00Z" w16du:dateUtc="2026-04-20T00:28:00Z">
+        <w:r>
+          <w:rPr>
+            <w:color w:val="333333"/>
+          </w:rPr>
+          <w:delText>–</w:delText>
         </w:r>
       </w:del>
       <w:r>
         <w:rPr>
           <w:color w:val="333333"/>
         </w:rPr>
-        <w:t>) shows strong calibration for short-stay dogs (0</w:t>
-      </w:r>
-      <w:ins w:id="318" w:author="Hsien-Hsin Lee" w:date="2026-04-19T20:28:00Z" w16du:dateUtc="2026-04-20T00:28:00Z">
-        <w:r>
-          <w:rPr>
-            <w:color w:val="333333"/>
-          </w:rPr>
-          <w:t>~</w:t>
+        <w:t xml:space="preserve">75 days, where </w:t>
+      </w:r>
+      <w:ins w:id="314" w:author="Hsien-Hsin Lee" w:date="2026-04-19T20:28:00Z" w16du:dateUtc="2026-04-20T00:28:00Z">
+        <w:r>
+          <w:rPr>
+            <w:color w:val="333333"/>
+          </w:rPr>
+          <w:t>most</w:t>
+        </w:r>
+      </w:ins>
+      <w:del w:id="315" w:author="Hsien-Hsin Lee" w:date="2026-04-19T20:28:00Z" w16du:dateUtc="2026-04-20T00:28:00Z">
+        <w:r>
+          <w:rPr>
+            <w:color w:val="333333"/>
+          </w:rPr>
+          <w:delText>the</w:delText>
+        </w:r>
+      </w:del>
+      <w:r>
+        <w:rPr>
+          <w:color w:val="333333"/>
+        </w:rPr>
+        <w:t xml:space="preserve"> </w:t>
+      </w:r>
+      <w:del w:id="316" w:author="Hsien-Hsin Lee" w:date="2026-04-19T20:28:00Z" w16du:dateUtc="2026-04-20T00:28:00Z">
+        <w:r>
+          <w:rPr>
+            <w:color w:val="333333"/>
+          </w:rPr>
+          <w:delText xml:space="preserve">majority of </w:delText>
+        </w:r>
+      </w:del>
+      <w:r>
+        <w:rPr>
+          <w:color w:val="333333"/>
+        </w:rPr>
+        <w:t xml:space="preserve">adoptions occur), </w:t>
+      </w:r>
+      <w:r>
+        <w:rPr>
+          <w:color w:val="333333"/>
+        </w:rPr>
+        <w:t>with</w:t>
+      </w:r>
+      <w:r>
+        <w:rPr>
+          <w:color w:val="333333"/>
+        </w:rPr>
+        <w:t xml:space="preserve"> systematic underprediction for very long stays</w:t>
+      </w:r>
+      <w:ins w:id="317" w:author="Hsien-Hsin Lee" w:date="2026-04-19T20:28:00Z" w16du:dateUtc="2026-04-20T00:28:00Z">
+        <w:r>
+          <w:rPr>
+            <w:color w:val="333333"/>
+          </w:rPr>
+          <w:t>. This patter</w:t>
+        </w:r>
+      </w:ins>
+      <w:ins w:id="318" w:author="Hsien-Hsin Lee" w:date="2026-04-19T20:29:00Z" w16du:dateUtc="2026-04-20T00:29:00Z">
+        <w:r>
+          <w:rPr>
+            <w:color w:val="333333"/>
+          </w:rPr>
+          <w:t xml:space="preserve">n is </w:t>
         </w:r>
       </w:ins>
       <w:del w:id="319" w:author="Hsien-Hsin Lee" w:date="2026-04-19T20:28:00Z" w16du:dateUtc="2026-04-20T00:28:00Z">
@@ -4111,178 +4108,100 @@
           <w:rPr>
             <w:color w:val="333333"/>
           </w:rPr>
-          <w:delText>–</w:delText>
+          <w:delText>—</w:delText>
         </w:r>
       </w:del>
-      <w:r>
-        <w:rPr>
-          <w:color w:val="333333"/>
-        </w:rPr>
-        <w:t xml:space="preserve">75 days, where </w:t>
-      </w:r>
-      <w:ins w:id="320" w:author="Hsien-Hsin Lee" w:date="2026-04-19T20:28:00Z" w16du:dateUtc="2026-04-20T00:28:00Z">
-        <w:r>
-          <w:rPr>
-            <w:color w:val="333333"/>
-          </w:rPr>
-          <w:t>most</w:t>
-        </w:r>
-      </w:ins>
-      <w:del w:id="321" w:author="Hsien-Hsin Lee" w:date="2026-04-19T20:28:00Z" w16du:dateUtc="2026-04-20T00:28:00Z">
-        <w:r>
-          <w:rPr>
-            <w:color w:val="333333"/>
-          </w:rPr>
-          <w:delText>the</w:delText>
+      <w:del w:id="320" w:author="Hsien-Hsin Lee" w:date="2026-04-19T20:29:00Z" w16du:dateUtc="2026-04-20T00:29:00Z">
+        <w:r>
+          <w:rPr>
+            <w:color w:val="333333"/>
+          </w:rPr>
+          <w:delText xml:space="preserve">an </w:delText>
         </w:r>
       </w:del>
       <w:r>
         <w:rPr>
           <w:color w:val="333333"/>
         </w:rPr>
-        <w:t xml:space="preserve"> </w:t>
-      </w:r>
-      <w:del w:id="322" w:author="Hsien-Hsin Lee" w:date="2026-04-19T20:28:00Z" w16du:dateUtc="2026-04-20T00:28:00Z">
-        <w:r>
-          <w:rPr>
-            <w:color w:val="333333"/>
-          </w:rPr>
-          <w:delText xml:space="preserve">majority of </w:delText>
+        <w:t xml:space="preserve">expected </w:t>
+      </w:r>
+      <w:ins w:id="321" w:author="Hsien-Hsin Lee" w:date="2026-04-19T20:29:00Z" w16du:dateUtc="2026-04-20T00:29:00Z">
+        <w:r>
+          <w:rPr>
+            <w:color w:val="333333"/>
+          </w:rPr>
+          <w:t>due to the</w:t>
+        </w:r>
+      </w:ins>
+      <w:del w:id="322" w:author="Hsien-Hsin Lee" w:date="2026-04-19T20:29:00Z" w16du:dateUtc="2026-04-20T00:29:00Z">
+        <w:r>
+          <w:rPr>
+            <w:color w:val="333333"/>
+          </w:rPr>
+          <w:delText>consequence of</w:delText>
         </w:r>
       </w:del>
       <w:r>
         <w:rPr>
           <w:color w:val="333333"/>
         </w:rPr>
-        <w:t xml:space="preserve">adoptions occur), </w:t>
-      </w:r>
-      <w:r>
-        <w:rPr>
-          <w:color w:val="333333"/>
-        </w:rPr>
-        <w:t>with</w:t>
-      </w:r>
-      <w:r>
-        <w:rPr>
-          <w:color w:val="333333"/>
-        </w:rPr>
-        <w:t xml:space="preserve"> systematic underprediction for very long stays</w:t>
-      </w:r>
-      <w:ins w:id="323" w:author="Hsien-Hsin Lee" w:date="2026-04-19T20:28:00Z" w16du:dateUtc="2026-04-20T00:28:00Z">
-        <w:r>
-          <w:rPr>
-            <w:color w:val="333333"/>
-          </w:rPr>
-          <w:t>. This patter</w:t>
-        </w:r>
-      </w:ins>
-      <w:ins w:id="324" w:author="Hsien-Hsin Lee" w:date="2026-04-19T20:29:00Z" w16du:dateUtc="2026-04-20T00:29:00Z">
-        <w:r>
-          <w:rPr>
-            <w:color w:val="333333"/>
-          </w:rPr>
-          <w:t xml:space="preserve">n is </w:t>
-        </w:r>
-      </w:ins>
-      <w:del w:id="325" w:author="Hsien-Hsin Lee" w:date="2026-04-19T20:28:00Z" w16du:dateUtc="2026-04-20T00:28:00Z">
-        <w:r>
-          <w:rPr>
-            <w:color w:val="333333"/>
-          </w:rPr>
-          <w:delText>—</w:delText>
+        <w:t xml:space="preserve"> log-transform</w:t>
+      </w:r>
+      <w:ins w:id="323" w:author="Hsien-Hsin Lee" w:date="2026-04-19T20:29:00Z" w16du:dateUtc="2026-04-20T00:29:00Z">
+        <w:r>
+          <w:rPr>
+            <w:color w:val="333333"/>
+          </w:rPr>
+          <w:t xml:space="preserve">ation of </w:t>
+        </w:r>
+      </w:ins>
+      <w:del w:id="324" w:author="Hsien-Hsin Lee" w:date="2026-04-19T20:29:00Z" w16du:dateUtc="2026-04-20T00:29:00Z">
+        <w:r>
+          <w:rPr>
+            <w:color w:val="333333"/>
+          </w:rPr>
+          <w:delText xml:space="preserve">ing </w:delText>
         </w:r>
       </w:del>
+      <w:r>
+        <w:rPr>
+          <w:color w:val="333333"/>
+        </w:rPr>
+        <w:t xml:space="preserve">the target </w:t>
+      </w:r>
+      <w:ins w:id="325" w:author="Hsien-Hsin Lee" w:date="2026-04-19T20:29:00Z" w16du:dateUtc="2026-04-20T00:29:00Z">
+        <w:r>
+          <w:rPr>
+            <w:color w:val="333333"/>
+          </w:rPr>
+          <w:t xml:space="preserve">variable </w:t>
+        </w:r>
+      </w:ins>
+      <w:r>
+        <w:rPr>
+          <w:color w:val="333333"/>
+        </w:rPr>
+        <w:t>and</w:t>
+      </w:r>
       <w:del w:id="326" w:author="Hsien-Hsin Lee" w:date="2026-04-19T20:29:00Z" w16du:dateUtc="2026-04-20T00:29:00Z">
         <w:r>
           <w:rPr>
             <w:color w:val="333333"/>
           </w:rPr>
-          <w:delText xml:space="preserve">an </w:delText>
+          <w:delText xml:space="preserve"> of</w:delText>
         </w:r>
       </w:del>
       <w:r>
         <w:rPr>
           <w:color w:val="333333"/>
         </w:rPr>
-        <w:t xml:space="preserve">expected </w:t>
+        <w:t xml:space="preserve"> the</w:t>
       </w:r>
       <w:ins w:id="327" w:author="Hsien-Hsin Lee" w:date="2026-04-19T20:29:00Z" w16du:dateUtc="2026-04-20T00:29:00Z">
         <w:r>
           <w:rPr>
             <w:color w:val="333333"/>
           </w:rPr>
-          <w:t>due to the</w:t>
-        </w:r>
-      </w:ins>
-      <w:del w:id="328" w:author="Hsien-Hsin Lee" w:date="2026-04-19T20:29:00Z" w16du:dateUtc="2026-04-20T00:29:00Z">
-        <w:r>
-          <w:rPr>
-            <w:color w:val="333333"/>
-          </w:rPr>
-          <w:delText>consequence of</w:delText>
-        </w:r>
-      </w:del>
-      <w:r>
-        <w:rPr>
-          <w:color w:val="333333"/>
-        </w:rPr>
-        <w:t xml:space="preserve"> log-transform</w:t>
-      </w:r>
-      <w:ins w:id="329" w:author="Hsien-Hsin Lee" w:date="2026-04-19T20:29:00Z" w16du:dateUtc="2026-04-20T00:29:00Z">
-        <w:r>
-          <w:rPr>
-            <w:color w:val="333333"/>
-          </w:rPr>
-          <w:t xml:space="preserve">ation of </w:t>
-        </w:r>
-      </w:ins>
-      <w:del w:id="330" w:author="Hsien-Hsin Lee" w:date="2026-04-19T20:29:00Z" w16du:dateUtc="2026-04-20T00:29:00Z">
-        <w:r>
-          <w:rPr>
-            <w:color w:val="333333"/>
-          </w:rPr>
-          <w:delText xml:space="preserve">ing </w:delText>
-        </w:r>
-      </w:del>
-      <w:r>
-        <w:rPr>
-          <w:color w:val="333333"/>
-        </w:rPr>
-        <w:t xml:space="preserve">the target </w:t>
-      </w:r>
-      <w:ins w:id="331" w:author="Hsien-Hsin Lee" w:date="2026-04-19T20:29:00Z" w16du:dateUtc="2026-04-20T00:29:00Z">
-        <w:r>
-          <w:rPr>
-            <w:color w:val="333333"/>
-          </w:rPr>
-          <w:t xml:space="preserve">variable </w:t>
-        </w:r>
-      </w:ins>
-      <w:r>
-        <w:rPr>
-          <w:color w:val="333333"/>
-        </w:rPr>
-        <w:t>and</w:t>
-      </w:r>
-      <w:del w:id="332" w:author="Hsien-Hsin Lee" w:date="2026-04-19T20:29:00Z" w16du:dateUtc="2026-04-20T00:29:00Z">
-        <w:r>
-          <w:rPr>
-            <w:color w:val="333333"/>
-          </w:rPr>
-          <w:delText xml:space="preserve"> of</w:delText>
-        </w:r>
-      </w:del>
-      <w:r>
-        <w:rPr>
-          <w:color w:val="333333"/>
-        </w:rPr>
-        <w:t xml:space="preserve"> the</w:t>
-      </w:r>
-      <w:ins w:id="333" w:author="Hsien-Hsin Lee" w:date="2026-04-19T20:29:00Z" w16du:dateUtc="2026-04-20T00:29:00Z">
-        <w:r>
-          <w:rPr>
-            <w:color w:val="333333"/>
-          </w:rPr>
           <w:t xml:space="preserve"> absence of</w:t>
         </w:r>
       </w:ins>
@@ -4292,7 +4211,7 @@
         </w:rPr>
         <w:t xml:space="preserve"> behavioral information </w:t>
       </w:r>
-      <w:ins w:id="334" w:author="Hsien-Hsin Lee" w:date="2026-04-19T20:29:00Z" w16du:dateUtc="2026-04-20T00:29:00Z">
+      <w:ins w:id="328" w:author="Hsien-Hsin Lee" w:date="2026-04-19T20:29:00Z" w16du:dateUtc="2026-04-20T00:29:00Z">
         <w:r>
           <w:rPr>
             <w:color w:val="333333"/>
@@ -4300,7 +4219,7 @@
           <w:t>in</w:t>
         </w:r>
       </w:ins>
-      <w:del w:id="335" w:author="Hsien-Hsin Lee" w:date="2026-04-19T20:29:00Z" w16du:dateUtc="2026-04-20T00:29:00Z">
+      <w:del w:id="329" w:author="Hsien-Hsin Lee" w:date="2026-04-19T20:29:00Z" w16du:dateUtc="2026-04-20T00:29:00Z">
         <w:r>
           <w:rPr>
             <w:color w:val="333333"/>
@@ -4319,13 +4238,13 @@
       <w:pPr>
         <w:spacing w:after="100" w:line="264" w:lineRule="auto"/>
         <w:jc w:val="both"/>
-        <w:pPrChange w:id="336" w:author="Hsien-Hsin Lee" w:date="2026-04-19T20:10:00Z" w16du:dateUtc="2026-04-20T00:10:00Z">
+        <w:pPrChange w:id="330" w:author="Hsien-Hsin Lee" w:date="2026-04-19T20:10:00Z" w16du:dateUtc="2026-04-20T00:10:00Z">
           <w:pPr>
             <w:spacing w:before="100" w:after="60"/>
           </w:pPr>
         </w:pPrChange>
       </w:pPr>
-      <w:del w:id="337" w:author="Hsien-Hsin Lee" w:date="2026-04-19T17:09:00Z" w16du:dateUtc="2026-04-19T21:09:00Z">
+      <w:del w:id="331" w:author="Hsien-Hsin Lee" w:date="2026-04-19T17:09:00Z" w16du:dateUtc="2026-04-19T21:09:00Z">
         <w:r>
           <w:rPr>
             <w:b/>
@@ -4336,19 +4255,7 @@
             <w:sz w:val="19"/>
             <w:szCs w:val="19"/>
           </w:rPr>
-          <w:delText xml:space="preserve">Table 1. </w:delText>
-        </w:r>
-        <w:r>
-          <w:rPr>
-            <w:b/>
-            <w:bCs/>
-            <w:i/>
-            <w:iCs/>
-            <w:color w:val="767676"/>
-            <w:sz w:val="19"/>
-            <w:szCs w:val="19"/>
-          </w:rPr>
-          <w:delText>Predictive Model Performance Summary</w:delText>
+          <w:delText>Table 1. Predictive Model Performance Summary</w:delText>
         </w:r>
       </w:del>
     </w:p>
@@ -4358,7 +4265,7 @@
         <w:tblW w:w="9360" w:type="dxa"/>
         <w:jc w:val="center"/>
         <w:tblLook w:val="04A0" w:firstRow="1" w:lastRow="0" w:firstColumn="1" w:lastColumn="0" w:noHBand="0" w:noVBand="1"/>
-        <w:tblPrChange w:id="338" w:author="Hsien-Hsin Lee" w:date="2026-04-19T20:10:00Z" w16du:dateUtc="2026-04-20T00:10:00Z">
+        <w:tblPrChange w:id="332" w:author="Hsien-Hsin Lee" w:date="2026-04-19T20:10:00Z" w16du:dateUtc="2026-04-20T00:10:00Z">
           <w:tblPr>
             <w:tblW w:w="9360" w:type="dxa"/>
             <w:tblBorders>
@@ -4382,7 +4289,7 @@
         <w:gridCol w:w="2340"/>
         <w:gridCol w:w="2340"/>
         <w:gridCol w:w="2340"/>
-        <w:tblGridChange w:id="339">
+        <w:tblGridChange w:id="333">
           <w:tblGrid>
             <w:gridCol w:w="2340"/>
             <w:gridCol w:w="2340"/>
@@ -4396,7 +4303,7 @@
           <w:cnfStyle w:val="100000000000" w:firstRow="1" w:lastRow="0" w:firstColumn="0" w:lastColumn="0" w:oddVBand="0" w:evenVBand="0" w:oddHBand="0" w:evenHBand="0" w:firstRowFirstColumn="0" w:firstRowLastColumn="0" w:lastRowFirstColumn="0" w:lastRowLastColumn="0"/>
           <w:trHeight w:val="288"/>
           <w:jc w:val="center"/>
-          <w:trPrChange w:id="340" w:author="Hsien-Hsin Lee" w:date="2026-04-19T20:10:00Z" w16du:dateUtc="2026-04-20T00:10:00Z">
+          <w:trPrChange w:id="334" w:author="Hsien-Hsin Lee" w:date="2026-04-19T20:10:00Z" w16du:dateUtc="2026-04-20T00:10:00Z">
             <w:trPr>
               <w:tblHeader/>
             </w:trPr>
@@ -4406,7 +4313,7 @@
           <w:tcPr>
             <w:cnfStyle w:val="001000000000" w:firstRow="0" w:lastRow="0" w:firstColumn="1" w:lastColumn="0" w:oddVBand="0" w:evenVBand="0" w:oddHBand="0" w:evenHBand="0" w:firstRowFirstColumn="0" w:firstRowLastColumn="0" w:lastRowFirstColumn="0" w:lastRowLastColumn="0"/>
             <w:tcW w:w="2340" w:type="dxa"/>
-            <w:tcPrChange w:id="341" w:author="Hsien-Hsin Lee" w:date="2026-04-19T20:10:00Z" w16du:dateUtc="2026-04-20T00:10:00Z">
+            <w:tcPrChange w:id="335" w:author="Hsien-Hsin Lee" w:date="2026-04-19T20:10:00Z" w16du:dateUtc="2026-04-20T00:10:00Z">
               <w:tcPr>
                 <w:tcW w:w="2340" w:type="dxa"/>
                 <w:tcBorders>
@@ -4443,7 +4350,7 @@
         <w:tc>
           <w:tcPr>
             <w:tcW w:w="2340" w:type="dxa"/>
-            <w:tcPrChange w:id="342" w:author="Hsien-Hsin Lee" w:date="2026-04-19T20:10:00Z" w16du:dateUtc="2026-04-20T00:10:00Z">
+            <w:tcPrChange w:id="336" w:author="Hsien-Hsin Lee" w:date="2026-04-19T20:10:00Z" w16du:dateUtc="2026-04-20T00:10:00Z">
               <w:tcPr>
                 <w:tcW w:w="2340" w:type="dxa"/>
                 <w:tcBorders>
@@ -4480,7 +4387,7 @@
         <w:tc>
           <w:tcPr>
             <w:tcW w:w="2340" w:type="dxa"/>
-            <w:tcPrChange w:id="343" w:author="Hsien-Hsin Lee" w:date="2026-04-19T20:10:00Z" w16du:dateUtc="2026-04-20T00:10:00Z">
+            <w:tcPrChange w:id="337" w:author="Hsien-Hsin Lee" w:date="2026-04-19T20:10:00Z" w16du:dateUtc="2026-04-20T00:10:00Z">
               <w:tcPr>
                 <w:tcW w:w="2340" w:type="dxa"/>
                 <w:tcBorders>
@@ -4517,7 +4424,7 @@
         <w:tc>
           <w:tcPr>
             <w:tcW w:w="2340" w:type="dxa"/>
-            <w:tcPrChange w:id="344" w:author="Hsien-Hsin Lee" w:date="2026-04-19T20:10:00Z" w16du:dateUtc="2026-04-20T00:10:00Z">
+            <w:tcPrChange w:id="338" w:author="Hsien-Hsin Lee" w:date="2026-04-19T20:10:00Z" w16du:dateUtc="2026-04-20T00:10:00Z">
               <w:tcPr>
                 <w:tcW w:w="2340" w:type="dxa"/>
                 <w:tcBorders>
@@ -4562,7 +4469,7 @@
           <w:tcPr>
             <w:cnfStyle w:val="001000000000" w:firstRow="0" w:lastRow="0" w:firstColumn="1" w:lastColumn="0" w:oddVBand="0" w:evenVBand="0" w:oddHBand="0" w:evenHBand="0" w:firstRowFirstColumn="0" w:firstRowLastColumn="0" w:lastRowFirstColumn="0" w:lastRowLastColumn="0"/>
             <w:tcW w:w="2340" w:type="dxa"/>
-            <w:tcPrChange w:id="345" w:author="Hsien-Hsin Lee" w:date="2026-04-19T20:10:00Z" w16du:dateUtc="2026-04-20T00:10:00Z">
+            <w:tcPrChange w:id="339" w:author="Hsien-Hsin Lee" w:date="2026-04-19T20:10:00Z" w16du:dateUtc="2026-04-20T00:10:00Z">
               <w:tcPr>
                 <w:tcW w:w="2340" w:type="dxa"/>
                 <w:tcBorders>
@@ -4601,7 +4508,7 @@
         <w:tc>
           <w:tcPr>
             <w:tcW w:w="2340" w:type="dxa"/>
-            <w:tcPrChange w:id="346" w:author="Hsien-Hsin Lee" w:date="2026-04-19T20:10:00Z" w16du:dateUtc="2026-04-20T00:10:00Z">
+            <w:tcPrChange w:id="340" w:author="Hsien-Hsin Lee" w:date="2026-04-19T20:10:00Z" w16du:dateUtc="2026-04-20T00:10:00Z">
               <w:tcPr>
                 <w:tcW w:w="2340" w:type="dxa"/>
                 <w:tcBorders>
@@ -4638,7 +4545,7 @@
         <w:tc>
           <w:tcPr>
             <w:tcW w:w="2340" w:type="dxa"/>
-            <w:tcPrChange w:id="347" w:author="Hsien-Hsin Lee" w:date="2026-04-19T20:10:00Z" w16du:dateUtc="2026-04-20T00:10:00Z">
+            <w:tcPrChange w:id="341" w:author="Hsien-Hsin Lee" w:date="2026-04-19T20:10:00Z" w16du:dateUtc="2026-04-20T00:10:00Z">
               <w:tcPr>
                 <w:tcW w:w="2340" w:type="dxa"/>
                 <w:tcBorders>
@@ -4675,7 +4582,7 @@
         <w:tc>
           <w:tcPr>
             <w:tcW w:w="2340" w:type="dxa"/>
-            <w:tcPrChange w:id="348" w:author="Hsien-Hsin Lee" w:date="2026-04-19T20:10:00Z" w16du:dateUtc="2026-04-20T00:10:00Z">
+            <w:tcPrChange w:id="342" w:author="Hsien-Hsin Lee" w:date="2026-04-19T20:10:00Z" w16du:dateUtc="2026-04-20T00:10:00Z">
               <w:tcPr>
                 <w:tcW w:w="2340" w:type="dxa"/>
                 <w:tcBorders>
@@ -4719,7 +4626,7 @@
           <w:tcPr>
             <w:cnfStyle w:val="001000000000" w:firstRow="0" w:lastRow="0" w:firstColumn="1" w:lastColumn="0" w:oddVBand="0" w:evenVBand="0" w:oddHBand="0" w:evenHBand="0" w:firstRowFirstColumn="0" w:firstRowLastColumn="0" w:lastRowFirstColumn="0" w:lastRowLastColumn="0"/>
             <w:tcW w:w="2340" w:type="dxa"/>
-            <w:tcPrChange w:id="349" w:author="Hsien-Hsin Lee" w:date="2026-04-19T20:10:00Z" w16du:dateUtc="2026-04-20T00:10:00Z">
+            <w:tcPrChange w:id="343" w:author="Hsien-Hsin Lee" w:date="2026-04-19T20:10:00Z" w16du:dateUtc="2026-04-20T00:10:00Z">
               <w:tcPr>
                 <w:tcW w:w="2340" w:type="dxa"/>
                 <w:tcBorders>
@@ -4757,7 +4664,7 @@
         <w:tc>
           <w:tcPr>
             <w:tcW w:w="2340" w:type="dxa"/>
-            <w:tcPrChange w:id="350" w:author="Hsien-Hsin Lee" w:date="2026-04-19T20:10:00Z" w16du:dateUtc="2026-04-20T00:10:00Z">
+            <w:tcPrChange w:id="344" w:author="Hsien-Hsin Lee" w:date="2026-04-19T20:10:00Z" w16du:dateUtc="2026-04-20T00:10:00Z">
               <w:tcPr>
                 <w:tcW w:w="2340" w:type="dxa"/>
                 <w:tcBorders>
@@ -4794,7 +4701,7 @@
         <w:tc>
           <w:tcPr>
             <w:tcW w:w="2340" w:type="dxa"/>
-            <w:tcPrChange w:id="351" w:author="Hsien-Hsin Lee" w:date="2026-04-19T20:10:00Z" w16du:dateUtc="2026-04-20T00:10:00Z">
+            <w:tcPrChange w:id="345" w:author="Hsien-Hsin Lee" w:date="2026-04-19T20:10:00Z" w16du:dateUtc="2026-04-20T00:10:00Z">
               <w:tcPr>
                 <w:tcW w:w="2340" w:type="dxa"/>
                 <w:tcBorders>
@@ -4831,7 +4738,7 @@
         <w:tc>
           <w:tcPr>
             <w:tcW w:w="2340" w:type="dxa"/>
-            <w:tcPrChange w:id="352" w:author="Hsien-Hsin Lee" w:date="2026-04-19T20:10:00Z" w16du:dateUtc="2026-04-20T00:10:00Z">
+            <w:tcPrChange w:id="346" w:author="Hsien-Hsin Lee" w:date="2026-04-19T20:10:00Z" w16du:dateUtc="2026-04-20T00:10:00Z">
               <w:tcPr>
                 <w:tcW w:w="2340" w:type="dxa"/>
                 <w:tcBorders>
@@ -4855,7 +4762,7 @@
               <w:jc w:val="center"/>
               <w:cnfStyle w:val="000000000000" w:firstRow="0" w:lastRow="0" w:firstColumn="0" w:lastColumn="0" w:oddVBand="0" w:evenVBand="0" w:oddHBand="0" w:evenHBand="0" w:firstRowFirstColumn="0" w:firstRowLastColumn="0" w:lastRowFirstColumn="0" w:lastRowLastColumn="0"/>
             </w:pPr>
-            <w:ins w:id="353" w:author="Hsien-Hsin Lee" w:date="2026-04-19T15:33:00Z" w16du:dateUtc="2026-04-19T19:33:00Z">
+            <w:ins w:id="347" w:author="Hsien-Hsin Lee" w:date="2026-04-19T15:33:00Z" w16du:dateUtc="2026-04-19T19:33:00Z">
               <w:r>
                 <w:rPr>
                   <w:color w:val="333333"/>
@@ -4865,7 +4772,7 @@
                 <w:t>19.6</w:t>
               </w:r>
             </w:ins>
-            <w:del w:id="354" w:author="Hsien-Hsin Lee" w:date="2026-04-19T15:33:00Z" w16du:dateUtc="2026-04-19T19:33:00Z">
+            <w:del w:id="348" w:author="Hsien-Hsin Lee" w:date="2026-04-19T15:33:00Z" w16du:dateUtc="2026-04-19T19:33:00Z">
               <w:r>
                 <w:rPr>
                   <w:color w:val="333333"/>
@@ -4883,11 +4790,103 @@
           <w:cnfStyle w:val="000000100000" w:firstRow="0" w:lastRow="0" w:firstColumn="0" w:lastColumn="0" w:oddVBand="0" w:evenVBand="0" w:oddHBand="1" w:evenHBand="0" w:firstRowFirstColumn="0" w:firstRowLastColumn="0" w:lastRowFirstColumn="0" w:lastRowLastColumn="0"/>
           <w:trHeight w:val="288"/>
           <w:jc w:val="center"/>
-          <w:ins w:id="355" w:author="Hsien-Hsin Lee" w:date="2026-04-19T15:28:00Z" w16du:dateUtc="2026-04-19T19:28:00Z"/>
+          <w:ins w:id="349" w:author="Hsien-Hsin Lee" w:date="2026-04-19T15:28:00Z"/>
         </w:trPr>
         <w:tc>
           <w:tcPr>
             <w:cnfStyle w:val="001000000000" w:firstRow="0" w:lastRow="0" w:firstColumn="1" w:lastColumn="0" w:oddVBand="0" w:evenVBand="0" w:oddHBand="0" w:evenHBand="0" w:firstRowFirstColumn="0" w:firstRowLastColumn="0" w:lastRowFirstColumn="0" w:lastRowLastColumn="0"/>
+            <w:tcW w:w="2340" w:type="dxa"/>
+            <w:tcPrChange w:id="350" w:author="Hsien-Hsin Lee" w:date="2026-04-19T20:10:00Z" w16du:dateUtc="2026-04-20T00:10:00Z">
+              <w:tcPr>
+                <w:tcW w:w="2340" w:type="dxa"/>
+                <w:tcBorders>
+                  <w:top w:val="single" w:sz="4" w:space="0" w:color="C8D8E8"/>
+                  <w:left w:val="single" w:sz="4" w:space="0" w:color="C8D8E8"/>
+                  <w:bottom w:val="single" w:sz="4" w:space="0" w:color="C8D8E8"/>
+                  <w:right w:val="single" w:sz="4" w:space="0" w:color="C8D8E8"/>
+                </w:tcBorders>
+                <w:shd w:val="clear" w:color="auto" w:fill="FFFFFF"/>
+                <w:tcMar>
+                  <w:top w:w="80" w:type="dxa"/>
+                  <w:left w:w="140" w:type="dxa"/>
+                  <w:bottom w:w="80" w:type="dxa"/>
+                  <w:right w:w="140" w:type="dxa"/>
+                </w:tcMar>
+              </w:tcPr>
+            </w:tcPrChange>
+          </w:tcPr>
+          <w:p>
+            <w:pPr>
+              <w:jc w:val="center"/>
+              <w:cnfStyle w:val="001000100000" w:firstRow="0" w:lastRow="0" w:firstColumn="1" w:lastColumn="0" w:oddVBand="0" w:evenVBand="0" w:oddHBand="1" w:evenHBand="0" w:firstRowFirstColumn="0" w:firstRowLastColumn="0" w:lastRowFirstColumn="0" w:lastRowLastColumn="0"/>
+              <w:rPr>
+                <w:ins w:id="351" w:author="Hsien-Hsin Lee" w:date="2026-04-19T15:28:00Z" w16du:dateUtc="2026-04-19T19:28:00Z"/>
+                <w:color w:val="333333"/>
+                <w:sz w:val="20"/>
+                <w:szCs w:val="20"/>
+              </w:rPr>
+            </w:pPr>
+            <w:proofErr w:type="spellStart"/>
+            <w:ins w:id="352" w:author="Hsien-Hsin Lee" w:date="2026-04-19T15:28:00Z" w16du:dateUtc="2026-04-19T19:28:00Z">
+              <w:r>
+                <w:rPr>
+                  <w:color w:val="333333"/>
+                  <w:sz w:val="20"/>
+                  <w:szCs w:val="20"/>
+                </w:rPr>
+                <w:t>XGBoost</w:t>
+              </w:r>
+              <w:proofErr w:type="spellEnd"/>
+            </w:ins>
+          </w:p>
+        </w:tc>
+        <w:tc>
+          <w:tcPr>
+            <w:tcW w:w="2340" w:type="dxa"/>
+            <w:tcPrChange w:id="353" w:author="Hsien-Hsin Lee" w:date="2026-04-19T20:10:00Z" w16du:dateUtc="2026-04-20T00:10:00Z">
+              <w:tcPr>
+                <w:tcW w:w="2340" w:type="dxa"/>
+                <w:tcBorders>
+                  <w:top w:val="single" w:sz="4" w:space="0" w:color="C8D8E8"/>
+                  <w:left w:val="single" w:sz="4" w:space="0" w:color="C8D8E8"/>
+                  <w:bottom w:val="single" w:sz="4" w:space="0" w:color="C8D8E8"/>
+                  <w:right w:val="single" w:sz="4" w:space="0" w:color="C8D8E8"/>
+                </w:tcBorders>
+                <w:shd w:val="clear" w:color="auto" w:fill="FFFFFF"/>
+                <w:tcMar>
+                  <w:top w:w="80" w:type="dxa"/>
+                  <w:left w:w="140" w:type="dxa"/>
+                  <w:bottom w:w="80" w:type="dxa"/>
+                  <w:right w:w="140" w:type="dxa"/>
+                </w:tcMar>
+              </w:tcPr>
+            </w:tcPrChange>
+          </w:tcPr>
+          <w:p>
+            <w:pPr>
+              <w:jc w:val="center"/>
+              <w:cnfStyle w:val="000000100000" w:firstRow="0" w:lastRow="0" w:firstColumn="0" w:lastColumn="0" w:oddVBand="0" w:evenVBand="0" w:oddHBand="1" w:evenHBand="0" w:firstRowFirstColumn="0" w:firstRowLastColumn="0" w:lastRowFirstColumn="0" w:lastRowLastColumn="0"/>
+              <w:rPr>
+                <w:ins w:id="354" w:author="Hsien-Hsin Lee" w:date="2026-04-19T15:28:00Z" w16du:dateUtc="2026-04-19T19:28:00Z"/>
+                <w:color w:val="333333"/>
+                <w:sz w:val="20"/>
+                <w:szCs w:val="20"/>
+              </w:rPr>
+            </w:pPr>
+            <w:ins w:id="355" w:author="Hsien-Hsin Lee" w:date="2026-04-19T15:28:00Z" w16du:dateUtc="2026-04-19T19:28:00Z">
+              <w:r>
+                <w:rPr>
+                  <w:color w:val="333333"/>
+                  <w:sz w:val="20"/>
+                  <w:szCs w:val="20"/>
+                </w:rPr>
+                <w:t>Unified</w:t>
+              </w:r>
+            </w:ins>
+          </w:p>
+        </w:tc>
+        <w:tc>
+          <w:tcPr>
             <w:tcW w:w="2340" w:type="dxa"/>
             <w:tcPrChange w:id="356" w:author="Hsien-Hsin Lee" w:date="2026-04-19T20:10:00Z" w16du:dateUtc="2026-04-20T00:10:00Z">
               <w:tcPr>
@@ -4911,69 +4910,37 @@
           <w:p>
             <w:pPr>
               <w:jc w:val="center"/>
-              <w:cnfStyle w:val="001000100000" w:firstRow="0" w:lastRow="0" w:firstColumn="1" w:lastColumn="0" w:oddVBand="0" w:evenVBand="0" w:oddHBand="1" w:evenHBand="0" w:firstRowFirstColumn="0" w:firstRowLastColumn="0" w:lastRowFirstColumn="0" w:lastRowLastColumn="0"/>
+              <w:cnfStyle w:val="000000100000" w:firstRow="0" w:lastRow="0" w:firstColumn="0" w:lastColumn="0" w:oddVBand="0" w:evenVBand="0" w:oddHBand="1" w:evenHBand="0" w:firstRowFirstColumn="0" w:firstRowLastColumn="0" w:lastRowFirstColumn="0" w:lastRowLastColumn="0"/>
               <w:rPr>
                 <w:ins w:id="357" w:author="Hsien-Hsin Lee" w:date="2026-04-19T15:28:00Z" w16du:dateUtc="2026-04-19T19:28:00Z"/>
-                <w:color w:val="333333"/>
+                <w:color w:val="FF0000"/>
                 <w:sz w:val="20"/>
                 <w:szCs w:val="20"/>
+                <w:rPrChange w:id="358" w:author="Hsien-Hsin Lee" w:date="2026-04-19T15:35:00Z" w16du:dateUtc="2026-04-19T19:35:00Z">
+                  <w:rPr>
+                    <w:ins w:id="359" w:author="Hsien-Hsin Lee" w:date="2026-04-19T15:28:00Z" w16du:dateUtc="2026-04-19T19:28:00Z"/>
+                    <w:color w:val="333333"/>
+                    <w:sz w:val="20"/>
+                    <w:szCs w:val="20"/>
+                  </w:rPr>
+                </w:rPrChange>
               </w:rPr>
             </w:pPr>
-            <w:proofErr w:type="spellStart"/>
-            <w:ins w:id="358" w:author="Hsien-Hsin Lee" w:date="2026-04-19T15:28:00Z" w16du:dateUtc="2026-04-19T19:28:00Z">
+            <w:ins w:id="360" w:author="Hsien-Hsin Lee" w:date="2026-04-19T15:30:00Z" w16du:dateUtc="2026-04-19T19:30:00Z">
               <w:r>
                 <w:rPr>
-                  <w:color w:val="333333"/>
+                  <w:color w:val="FF0000"/>
                   <w:sz w:val="20"/>
                   <w:szCs w:val="20"/>
+                  <w:rPrChange w:id="361" w:author="Hsien-Hsin Lee" w:date="2026-04-19T15:35:00Z" w16du:dateUtc="2026-04-19T19:35:00Z">
+                    <w:rPr>
+                      <w:color w:val="333333"/>
+                      <w:sz w:val="20"/>
+                      <w:szCs w:val="20"/>
+                    </w:rPr>
+                  </w:rPrChange>
                 </w:rPr>
-                <w:t>XGBoost</w:t>
-              </w:r>
-              <w:proofErr w:type="spellEnd"/>
-            </w:ins>
-          </w:p>
-        </w:tc>
-        <w:tc>
-          <w:tcPr>
-            <w:tcW w:w="2340" w:type="dxa"/>
-            <w:tcPrChange w:id="359" w:author="Hsien-Hsin Lee" w:date="2026-04-19T20:10:00Z" w16du:dateUtc="2026-04-20T00:10:00Z">
-              <w:tcPr>
-                <w:tcW w:w="2340" w:type="dxa"/>
-                <w:tcBorders>
-                  <w:top w:val="single" w:sz="4" w:space="0" w:color="C8D8E8"/>
-                  <w:left w:val="single" w:sz="4" w:space="0" w:color="C8D8E8"/>
-                  <w:bottom w:val="single" w:sz="4" w:space="0" w:color="C8D8E8"/>
-                  <w:right w:val="single" w:sz="4" w:space="0" w:color="C8D8E8"/>
-                </w:tcBorders>
-                <w:shd w:val="clear" w:color="auto" w:fill="FFFFFF"/>
-                <w:tcMar>
-                  <w:top w:w="80" w:type="dxa"/>
-                  <w:left w:w="140" w:type="dxa"/>
-                  <w:bottom w:w="80" w:type="dxa"/>
-                  <w:right w:w="140" w:type="dxa"/>
-                </w:tcMar>
-              </w:tcPr>
-            </w:tcPrChange>
-          </w:tcPr>
-          <w:p>
-            <w:pPr>
-              <w:jc w:val="center"/>
-              <w:cnfStyle w:val="000000100000" w:firstRow="0" w:lastRow="0" w:firstColumn="0" w:lastColumn="0" w:oddVBand="0" w:evenVBand="0" w:oddHBand="1" w:evenHBand="0" w:firstRowFirstColumn="0" w:firstRowLastColumn="0" w:lastRowFirstColumn="0" w:lastRowLastColumn="0"/>
-              <w:rPr>
-                <w:ins w:id="360" w:author="Hsien-Hsin Lee" w:date="2026-04-19T15:28:00Z" w16du:dateUtc="2026-04-19T19:28:00Z"/>
-                <w:color w:val="333333"/>
-                <w:sz w:val="20"/>
-                <w:szCs w:val="20"/>
-              </w:rPr>
-            </w:pPr>
-            <w:ins w:id="361" w:author="Hsien-Hsin Lee" w:date="2026-04-19T15:28:00Z" w16du:dateUtc="2026-04-19T19:28:00Z">
-              <w:r>
-                <w:rPr>
-                  <w:color w:val="333333"/>
-                  <w:sz w:val="20"/>
-                  <w:szCs w:val="20"/>
-                </w:rPr>
-                <w:t>Unified</w:t>
+                <w:t>0.337</w:t>
               </w:r>
             </w:ins>
           </w:p>
@@ -5019,73 +4986,13 @@
                 </w:rPrChange>
               </w:rPr>
             </w:pPr>
-            <w:ins w:id="366" w:author="Hsien-Hsin Lee" w:date="2026-04-19T15:30:00Z" w16du:dateUtc="2026-04-19T19:30:00Z">
+            <w:ins w:id="366" w:author="Hsien-Hsin Lee" w:date="2026-04-19T15:35:00Z" w16du:dateUtc="2026-04-19T19:35:00Z">
               <w:r>
                 <w:rPr>
                   <w:color w:val="FF0000"/>
                   <w:sz w:val="20"/>
                   <w:szCs w:val="20"/>
                   <w:rPrChange w:id="367" w:author="Hsien-Hsin Lee" w:date="2026-04-19T15:35:00Z" w16du:dateUtc="2026-04-19T19:35:00Z">
-                    <w:rPr>
-                      <w:color w:val="333333"/>
-                      <w:sz w:val="20"/>
-                      <w:szCs w:val="20"/>
-                    </w:rPr>
-                  </w:rPrChange>
-                </w:rPr>
-                <w:t>0.337</w:t>
-              </w:r>
-            </w:ins>
-          </w:p>
-        </w:tc>
-        <w:tc>
-          <w:tcPr>
-            <w:tcW w:w="2340" w:type="dxa"/>
-            <w:tcPrChange w:id="368" w:author="Hsien-Hsin Lee" w:date="2026-04-19T20:10:00Z" w16du:dateUtc="2026-04-20T00:10:00Z">
-              <w:tcPr>
-                <w:tcW w:w="2340" w:type="dxa"/>
-                <w:tcBorders>
-                  <w:top w:val="single" w:sz="4" w:space="0" w:color="C8D8E8"/>
-                  <w:left w:val="single" w:sz="4" w:space="0" w:color="C8D8E8"/>
-                  <w:bottom w:val="single" w:sz="4" w:space="0" w:color="C8D8E8"/>
-                  <w:right w:val="single" w:sz="4" w:space="0" w:color="C8D8E8"/>
-                </w:tcBorders>
-                <w:shd w:val="clear" w:color="auto" w:fill="FFFFFF"/>
-                <w:tcMar>
-                  <w:top w:w="80" w:type="dxa"/>
-                  <w:left w:w="140" w:type="dxa"/>
-                  <w:bottom w:w="80" w:type="dxa"/>
-                  <w:right w:w="140" w:type="dxa"/>
-                </w:tcMar>
-              </w:tcPr>
-            </w:tcPrChange>
-          </w:tcPr>
-          <w:p>
-            <w:pPr>
-              <w:jc w:val="center"/>
-              <w:cnfStyle w:val="000000100000" w:firstRow="0" w:lastRow="0" w:firstColumn="0" w:lastColumn="0" w:oddVBand="0" w:evenVBand="0" w:oddHBand="1" w:evenHBand="0" w:firstRowFirstColumn="0" w:firstRowLastColumn="0" w:lastRowFirstColumn="0" w:lastRowLastColumn="0"/>
-              <w:rPr>
-                <w:ins w:id="369" w:author="Hsien-Hsin Lee" w:date="2026-04-19T15:28:00Z" w16du:dateUtc="2026-04-19T19:28:00Z"/>
-                <w:color w:val="FF0000"/>
-                <w:sz w:val="20"/>
-                <w:szCs w:val="20"/>
-                <w:rPrChange w:id="370" w:author="Hsien-Hsin Lee" w:date="2026-04-19T15:35:00Z" w16du:dateUtc="2026-04-19T19:35:00Z">
-                  <w:rPr>
-                    <w:ins w:id="371" w:author="Hsien-Hsin Lee" w:date="2026-04-19T15:28:00Z" w16du:dateUtc="2026-04-19T19:28:00Z"/>
-                    <w:color w:val="333333"/>
-                    <w:sz w:val="20"/>
-                    <w:szCs w:val="20"/>
-                  </w:rPr>
-                </w:rPrChange>
-              </w:rPr>
-            </w:pPr>
-            <w:ins w:id="372" w:author="Hsien-Hsin Lee" w:date="2026-04-19T15:35:00Z" w16du:dateUtc="2026-04-19T19:35:00Z">
-              <w:r>
-                <w:rPr>
-                  <w:color w:val="FF0000"/>
-                  <w:sz w:val="20"/>
-                  <w:szCs w:val="20"/>
-                  <w:rPrChange w:id="373" w:author="Hsien-Hsin Lee" w:date="2026-04-19T15:35:00Z" w16du:dateUtc="2026-04-19T19:35:00Z">
                     <w:rPr>
                       <w:color w:val="333333"/>
                       <w:sz w:val="20"/>
@@ -5105,11 +5012,11 @@
         <w:pStyle w:val="Caption"/>
         <w:jc w:val="center"/>
         <w:rPr>
-          <w:ins w:id="374" w:author="Hsien-Hsin Lee" w:date="2026-04-19T20:14:00Z" w16du:dateUtc="2026-04-20T00:14:00Z"/>
+          <w:ins w:id="368" w:author="Hsien-Hsin Lee" w:date="2026-04-19T20:14:00Z" w16du:dateUtc="2026-04-20T00:14:00Z"/>
         </w:rPr>
       </w:pPr>
-      <w:bookmarkStart w:id="375" w:name="_Ref227521884"/>
-      <w:ins w:id="376" w:author="Hsien-Hsin Lee" w:date="2026-04-19T20:10:00Z" w16du:dateUtc="2026-04-20T00:10:00Z">
+      <w:bookmarkStart w:id="369" w:name="_Ref227521884"/>
+      <w:ins w:id="370" w:author="Hsien-Hsin Lee" w:date="2026-04-19T20:10:00Z" w16du:dateUtc="2026-04-20T00:10:00Z">
         <w:r>
           <w:t xml:space="preserve">Table </w:t>
         </w:r>
@@ -5129,11 +5036,11 @@
         </w:rPr>
         <w:t>1</w:t>
       </w:r>
-      <w:ins w:id="377" w:author="Hsien-Hsin Lee" w:date="2026-04-19T20:10:00Z" w16du:dateUtc="2026-04-20T00:10:00Z">
+      <w:ins w:id="371" w:author="Hsien-Hsin Lee" w:date="2026-04-19T20:10:00Z" w16du:dateUtc="2026-04-20T00:10:00Z">
         <w:r>
           <w:fldChar w:fldCharType="end"/>
         </w:r>
-        <w:bookmarkEnd w:id="375"/>
+        <w:bookmarkEnd w:id="369"/>
         <w:r>
           <w:t xml:space="preserve">. </w:t>
         </w:r>
@@ -5144,7 +5051,7 @@
     </w:p>
     <w:p>
       <w:pPr>
-        <w:pPrChange w:id="378" w:author="Hsien-Hsin Lee" w:date="2026-04-19T20:14:00Z" w16du:dateUtc="2026-04-20T00:14:00Z">
+        <w:pPrChange w:id="372" w:author="Hsien-Hsin Lee" w:date="2026-04-19T20:14:00Z" w16du:dateUtc="2026-04-20T00:14:00Z">
           <w:pPr>
             <w:spacing w:after="80"/>
           </w:pPr>
@@ -5163,7 +5070,7 @@
         <w:spacing w:before="120"/>
         <w:jc w:val="center"/>
         <w:rPr>
-          <w:del w:id="379" w:author="Hsien-Hsin Lee" w:date="2026-04-19T17:08:00Z" w16du:dateUtc="2026-04-19T21:08:00Z"/>
+          <w:del w:id="373" w:author="Hsien-Hsin Lee" w:date="2026-04-19T17:08:00Z" w16du:dateUtc="2026-04-19T21:08:00Z"/>
         </w:rPr>
       </w:pPr>
       <w:r>
@@ -5197,7 +5104,7 @@
                     <pic:cNvPicPr/>
                   </pic:nvPicPr>
                   <pic:blipFill>
-                    <a:blip r:embed="rId16" cstate="print">
+                    <a:blip r:embed="rId18" cstate="print">
                       <a:extLst>
                         <a:ext uri="{28A0092B-C50C-407E-A947-70E740481C1C}">
                           <a14:useLocalDpi xmlns:a14="http://schemas.microsoft.com/office/drawing/2010/main" val="0"/>
@@ -5235,7 +5142,7 @@
         <w:shd w:val="clear" w:color="auto" w:fill="F8F8F8"/>
         <w:spacing w:before="120"/>
         <w:jc w:val="center"/>
-        <w:pPrChange w:id="380" w:author="Hsien-Hsin Lee" w:date="2026-04-19T17:08:00Z" w16du:dateUtc="2026-04-19T21:08:00Z">
+        <w:pPrChange w:id="374" w:author="Hsien-Hsin Lee" w:date="2026-04-19T17:08:00Z" w16du:dateUtc="2026-04-19T21:08:00Z">
           <w:pPr>
             <w:spacing w:before="40" w:after="160"/>
           </w:pPr>
@@ -5247,11 +5154,11 @@
         <w:pStyle w:val="Caption"/>
         <w:jc w:val="center"/>
         <w:rPr>
-          <w:ins w:id="381" w:author="Hsien-Hsin Lee" w:date="2026-04-19T20:32:00Z" w16du:dateUtc="2026-04-20T00:32:00Z"/>
+          <w:ins w:id="375" w:author="Hsien-Hsin Lee" w:date="2026-04-19T20:32:00Z" w16du:dateUtc="2026-04-20T00:32:00Z"/>
         </w:rPr>
       </w:pPr>
-      <w:bookmarkStart w:id="382" w:name="_Ref227522396"/>
-      <w:ins w:id="383" w:author="Hsien-Hsin Lee" w:date="2026-04-19T17:09:00Z" w16du:dateUtc="2026-04-19T21:09:00Z">
+      <w:bookmarkStart w:id="376" w:name="_Ref227522396"/>
+      <w:ins w:id="377" w:author="Hsien-Hsin Lee" w:date="2026-04-19T17:09:00Z" w16du:dateUtc="2026-04-19T21:09:00Z">
         <w:r>
           <w:t xml:space="preserve">Figure </w:t>
         </w:r>
@@ -5271,50 +5178,42 @@
         </w:rPr>
         <w:t>3</w:t>
       </w:r>
-      <w:ins w:id="384" w:author="Hsien-Hsin Lee" w:date="2026-04-19T17:09:00Z" w16du:dateUtc="2026-04-19T21:09:00Z">
+      <w:ins w:id="378" w:author="Hsien-Hsin Lee" w:date="2026-04-19T17:09:00Z" w16du:dateUtc="2026-04-19T21:09:00Z">
         <w:r>
           <w:fldChar w:fldCharType="end"/>
         </w:r>
-        <w:bookmarkEnd w:id="382"/>
+        <w:bookmarkEnd w:id="376"/>
         <w:r>
           <w:t>.</w:t>
         </w:r>
       </w:ins>
-      <w:ins w:id="385" w:author="Hsien-Hsin Lee" w:date="2026-04-19T17:10:00Z" w16du:dateUtc="2026-04-19T21:10:00Z">
+      <w:ins w:id="379" w:author="Hsien-Hsin Lee" w:date="2026-04-19T17:10:00Z" w16du:dateUtc="2026-04-19T21:10:00Z">
         <w:r>
           <w:t xml:space="preserve"> </w:t>
         </w:r>
       </w:ins>
-      <w:ins w:id="386" w:author="Hsien-Hsin Lee" w:date="2026-04-19T17:09:00Z" w16du:dateUtc="2026-04-19T21:09:00Z">
+      <w:ins w:id="380" w:author="Hsien-Hsin Lee" w:date="2026-04-19T17:09:00Z" w16du:dateUtc="2026-04-19T21:09:00Z">
         <w:r>
           <w:t>Dogs — Predicted vs. Actual LOS (left) and Residual Distribution (right). Log R² = 0.361, MAE≈19 days.</w:t>
         </w:r>
       </w:ins>
-      <w:del w:id="387" w:author="Hsien-Hsin Lee" w:date="2026-04-19T17:09:00Z" w16du:dateUtc="2026-04-19T21:09:00Z">
+      <w:del w:id="381" w:author="Hsien-Hsin Lee" w:date="2026-04-19T17:09:00Z" w16du:dateUtc="2026-04-19T21:09:00Z">
         <w:r>
           <w:rPr>
             <w:color w:val="767676"/>
             <w:sz w:val="19"/>
             <w:szCs w:val="19"/>
           </w:rPr>
-          <w:delText>F</w:delText>
-        </w:r>
-        <w:r>
-          <w:rPr>
-            <w:color w:val="767676"/>
-            <w:sz w:val="19"/>
-            <w:szCs w:val="19"/>
-          </w:rPr>
-          <w:delText>igure 1. Dogs — Predicted vs. Actual LOS (left) and Residual Distribution (right). Log R² = 0.361, MAE ≈ 19 days.</w:delText>
+          <w:delText>Figure 1. Dogs — Predicted vs. Actual LOS (left) and Residual Distribution (right). Log R² = 0.361, MAE ≈ 19 days.</w:delText>
         </w:r>
       </w:del>
     </w:p>
     <w:p>
       <w:pPr>
         <w:rPr>
-          <w:del w:id="388" w:author="Hsien-Hsin Lee" w:date="2026-04-19T20:33:00Z" w16du:dateUtc="2026-04-20T00:33:00Z"/>
-        </w:rPr>
-        <w:pPrChange w:id="389" w:author="Hsien-Hsin Lee" w:date="2026-04-19T20:32:00Z" w16du:dateUtc="2026-04-20T00:32:00Z">
+          <w:del w:id="382" w:author="Hsien-Hsin Lee" w:date="2026-04-19T20:33:00Z" w16du:dateUtc="2026-04-20T00:33:00Z"/>
+        </w:rPr>
+        <w:pPrChange w:id="383" w:author="Hsien-Hsin Lee" w:date="2026-04-19T20:32:00Z" w16du:dateUtc="2026-04-20T00:32:00Z">
           <w:pPr>
             <w:spacing w:before="40" w:after="160"/>
             <w:jc w:val="center"/>
@@ -5347,7 +5246,7 @@
         <w:lastRenderedPageBreak/>
         <w:t xml:space="preserve">SHAP analysis </w:t>
       </w:r>
-      <w:ins w:id="390" w:author="Hsien-Hsin Lee" w:date="2026-04-19T17:47:00Z" w16du:dateUtc="2026-04-19T21:47:00Z">
+      <w:ins w:id="384" w:author="Hsien-Hsin Lee" w:date="2026-04-19T17:47:00Z" w16du:dateUtc="2026-04-19T21:47:00Z">
         <w:r>
           <w:rPr>
             <w:color w:val="333333"/>
@@ -5355,7 +5254,7 @@
           <w:t>in</w:t>
         </w:r>
       </w:ins>
-      <w:ins w:id="391" w:author="Hsien-Hsin Lee" w:date="2026-04-19T17:48:00Z" w16du:dateUtc="2026-04-19T21:48:00Z">
+      <w:ins w:id="385" w:author="Hsien-Hsin Lee" w:date="2026-04-19T17:48:00Z" w16du:dateUtc="2026-04-19T21:48:00Z">
         <w:r>
           <w:rPr>
             <w:color w:val="333333"/>
@@ -5374,19 +5273,19 @@
           </w:rPr>
           <w:instrText xml:space="preserve"> REF _Ref227513304 \h </w:instrText>
         </w:r>
-        <w:r>
-          <w:rPr>
-            <w:color w:val="333333"/>
-          </w:rPr>
-        </w:r>
-      </w:ins>
+      </w:ins>
+      <w:r>
+        <w:rPr>
+          <w:color w:val="333333"/>
+        </w:rPr>
+      </w:r>
       <w:r>
         <w:rPr>
           <w:color w:val="333333"/>
         </w:rPr>
         <w:fldChar w:fldCharType="separate"/>
       </w:r>
-      <w:ins w:id="392" w:author="Hsien-Hsin Lee" w:date="2026-04-19T17:11:00Z" w16du:dateUtc="2026-04-19T21:11:00Z">
+      <w:ins w:id="386" w:author="Hsien-Hsin Lee" w:date="2026-04-19T17:11:00Z" w16du:dateUtc="2026-04-19T21:11:00Z">
         <w:r>
           <w:t xml:space="preserve">Figure </w:t>
         </w:r>
@@ -5397,7 +5296,7 @@
         </w:rPr>
         <w:t>4</w:t>
       </w:r>
-      <w:ins w:id="393" w:author="Hsien-Hsin Lee" w:date="2026-04-19T17:48:00Z" w16du:dateUtc="2026-04-19T21:48:00Z">
+      <w:ins w:id="387" w:author="Hsien-Hsin Lee" w:date="2026-04-19T17:48:00Z" w16du:dateUtc="2026-04-19T21:48:00Z">
         <w:r>
           <w:rPr>
             <w:color w:val="333333"/>
@@ -5405,18 +5304,12 @@
           <w:fldChar w:fldCharType="end"/>
         </w:r>
       </w:ins>
-      <w:del w:id="394" w:author="Hsien-Hsin Lee" w:date="2026-04-19T17:47:00Z" w16du:dateUtc="2026-04-19T21:47:00Z">
-        <w:r>
-          <w:rPr>
-            <w:color w:val="333333"/>
-          </w:rPr>
-          <w:delText xml:space="preserve">(Figure </w:delText>
-        </w:r>
-        <w:r>
-          <w:rPr>
-            <w:color w:val="333333"/>
-          </w:rPr>
-          <w:delText>2)</w:delText>
+      <w:del w:id="388" w:author="Hsien-Hsin Lee" w:date="2026-04-19T17:47:00Z" w16du:dateUtc="2026-04-19T21:47:00Z">
+        <w:r>
+          <w:rPr>
+            <w:color w:val="333333"/>
+          </w:rPr>
+          <w:delText>(Figure 2)</w:delText>
         </w:r>
       </w:del>
       <w:r>
@@ -5425,7 +5318,7 @@
         </w:rPr>
         <w:t xml:space="preserve"> </w:t>
       </w:r>
-      <w:del w:id="395" w:author="Hsien-Hsin Lee" w:date="2026-04-19T17:48:00Z" w16du:dateUtc="2026-04-19T21:48:00Z">
+      <w:del w:id="389" w:author="Hsien-Hsin Lee" w:date="2026-04-19T17:48:00Z" w16du:dateUtc="2026-04-19T21:48:00Z">
         <w:r>
           <w:rPr>
             <w:color w:val="333333"/>
@@ -5433,7 +5326,7 @@
           <w:delText xml:space="preserve">reveals </w:delText>
         </w:r>
       </w:del>
-      <w:ins w:id="396" w:author="Hsien-Hsin Lee" w:date="2026-04-19T17:48:00Z" w16du:dateUtc="2026-04-19T21:48:00Z">
+      <w:ins w:id="390" w:author="Hsien-Hsin Lee" w:date="2026-04-19T17:48:00Z" w16du:dateUtc="2026-04-19T21:48:00Z">
         <w:r>
           <w:rPr>
             <w:color w:val="333333"/>
@@ -5447,7 +5340,7 @@
           <w:t xml:space="preserve"> </w:t>
         </w:r>
       </w:ins>
-      <w:ins w:id="397" w:author="Hsien-Hsin Lee" w:date="2026-04-19T17:49:00Z" w16du:dateUtc="2026-04-19T21:49:00Z">
+      <w:ins w:id="391" w:author="Hsien-Hsin Lee" w:date="2026-04-19T17:49:00Z" w16du:dateUtc="2026-04-19T21:49:00Z">
         <w:r>
           <w:rPr>
             <w:color w:val="333333"/>
@@ -5455,21 +5348,15 @@
           <w:t xml:space="preserve">the </w:t>
         </w:r>
       </w:ins>
-      <w:del w:id="398" w:author="Hsien-Hsin Lee" w:date="2026-04-19T17:49:00Z" w16du:dateUtc="2026-04-19T21:49:00Z">
-        <w:r>
-          <w:rPr>
-            <w:color w:val="333333"/>
-          </w:rPr>
-          <w:delText xml:space="preserve">a </w:delText>
-        </w:r>
-        <w:r>
-          <w:rPr>
-            <w:color w:val="333333"/>
-          </w:rPr>
-          <w:delText xml:space="preserve">clear </w:delText>
+      <w:del w:id="392" w:author="Hsien-Hsin Lee" w:date="2026-04-19T17:49:00Z" w16du:dateUtc="2026-04-19T21:49:00Z">
+        <w:r>
+          <w:rPr>
+            <w:color w:val="333333"/>
+          </w:rPr>
+          <w:delText xml:space="preserve">a clear </w:delText>
         </w:r>
       </w:del>
-      <w:ins w:id="399" w:author="Hsien-Hsin Lee" w:date="2026-04-19T17:49:00Z" w16du:dateUtc="2026-04-19T21:49:00Z">
+      <w:ins w:id="393" w:author="Hsien-Hsin Lee" w:date="2026-04-19T17:49:00Z" w16du:dateUtc="2026-04-19T21:49:00Z">
         <w:r>
           <w:rPr>
             <w:color w:val="333333"/>
@@ -5477,7 +5364,7 @@
           <w:t>relative importance</w:t>
         </w:r>
       </w:ins>
-      <w:del w:id="400" w:author="Hsien-Hsin Lee" w:date="2026-04-19T17:49:00Z" w16du:dateUtc="2026-04-19T21:49:00Z">
+      <w:del w:id="394" w:author="Hsien-Hsin Lee" w:date="2026-04-19T17:49:00Z" w16du:dateUtc="2026-04-19T21:49:00Z">
         <w:r>
           <w:rPr>
             <w:color w:val="333333"/>
@@ -5485,7 +5372,7 @@
           <w:delText xml:space="preserve">importance </w:delText>
         </w:r>
       </w:del>
-      <w:ins w:id="401" w:author="Hsien-Hsin Lee" w:date="2026-04-19T17:49:00Z" w16du:dateUtc="2026-04-19T21:49:00Z">
+      <w:ins w:id="395" w:author="Hsien-Hsin Lee" w:date="2026-04-19T17:49:00Z" w16du:dateUtc="2026-04-19T21:49:00Z">
         <w:r>
           <w:rPr>
             <w:color w:val="333333"/>
@@ -5493,7 +5380,7 @@
           <w:t xml:space="preserve"> of each feature of an intake dog</w:t>
         </w:r>
       </w:ins>
-      <w:del w:id="402" w:author="Hsien-Hsin Lee" w:date="2026-04-19T17:49:00Z" w16du:dateUtc="2026-04-19T21:49:00Z">
+      <w:del w:id="396" w:author="Hsien-Hsin Lee" w:date="2026-04-19T17:49:00Z" w16du:dateUtc="2026-04-19T21:49:00Z">
         <w:r>
           <w:rPr>
             <w:color w:val="333333"/>
@@ -5535,7 +5422,7 @@
         </w:rPr>
         <w:t xml:space="preserve">, with high age values driving large positive SHAP contributions (longer predicted LOS). Breed </w:t>
       </w:r>
-      <w:del w:id="403" w:author="Hsien-Hsin Lee" w:date="2026-04-19T20:30:00Z" w16du:dateUtc="2026-04-20T00:30:00Z">
+      <w:del w:id="397" w:author="Hsien-Hsin Lee" w:date="2026-04-19T20:30:00Z" w16du:dateUtc="2026-04-20T00:30:00Z">
         <w:r>
           <w:rPr>
             <w:color w:val="333333"/>
@@ -5549,7 +5436,7 @@
         </w:rPr>
         <w:t>ranks second, capturing the substantial heterogeneity in adoption rates across breed types. Strikingly, having a name</w:t>
       </w:r>
-      <w:ins w:id="404" w:author="Hsien-Hsin Lee" w:date="2026-04-19T20:31:00Z" w16du:dateUtc="2026-04-20T00:31:00Z">
+      <w:ins w:id="398" w:author="Hsien-Hsin Lee" w:date="2026-04-19T20:31:00Z" w16du:dateUtc="2026-04-20T00:31:00Z">
         <w:r>
           <w:rPr>
             <w:color w:val="333333"/>
@@ -5591,7 +5478,7 @@
         </w:rPr>
         <w:t xml:space="preserve"> = 1 pushing predictions toward shorter stays. Neuter</w:t>
       </w:r>
-      <w:ins w:id="405" w:author="Hsien-Hsin Lee" w:date="2026-04-19T20:31:00Z" w16du:dateUtc="2026-04-20T00:31:00Z">
+      <w:ins w:id="399" w:author="Hsien-Hsin Lee" w:date="2026-04-19T20:31:00Z" w16du:dateUtc="2026-04-20T00:31:00Z">
         <w:r>
           <w:rPr>
             <w:color w:val="333333"/>
@@ -5619,7 +5506,7 @@
         </w:rPr>
         <w:t xml:space="preserve"> status and age bucket reinforce the age signal. Intake condition ranks sixth (medical and behavioral conditions lengthening stays), while </w:t>
       </w:r>
-      <w:ins w:id="406" w:author="Hsien-Hsin Lee" w:date="2026-04-19T20:32:00Z" w16du:dateUtc="2026-04-20T00:32:00Z">
+      <w:ins w:id="400" w:author="Hsien-Hsin Lee" w:date="2026-04-19T20:32:00Z" w16du:dateUtc="2026-04-20T00:32:00Z">
         <w:r>
           <w:rPr>
             <w:color w:val="333333"/>
@@ -5633,7 +5520,7 @@
         </w:rPr>
         <w:t>bully</w:t>
       </w:r>
-      <w:ins w:id="407" w:author="Hsien-Hsin Lee" w:date="2026-04-19T20:32:00Z" w16du:dateUtc="2026-04-20T00:32:00Z">
+      <w:ins w:id="401" w:author="Hsien-Hsin Lee" w:date="2026-04-19T20:32:00Z" w16du:dateUtc="2026-04-20T00:32:00Z">
         <w:r>
           <w:rPr>
             <w:color w:val="333333"/>
@@ -5647,7 +5534,7 @@
         </w:rPr>
         <w:t xml:space="preserve"> breed status contributes independently at rank eight</w:t>
       </w:r>
-      <w:del w:id="408" w:author="Hsien-Hsin Lee" w:date="2026-04-19T20:32:00Z" w16du:dateUtc="2026-04-20T00:32:00Z">
+      <w:del w:id="402" w:author="Hsien-Hsin Lee" w:date="2026-04-19T20:32:00Z" w16du:dateUtc="2026-04-20T00:32:00Z">
         <w:r>
           <w:rPr>
             <w:color w:val="333333"/>
@@ -5667,7 +5554,7 @@
         <w:pStyle w:val="Caption"/>
         <w:jc w:val="center"/>
         <w:rPr>
-          <w:ins w:id="409" w:author="Hsien-Hsin Lee" w:date="2026-04-19T17:47:00Z" w16du:dateUtc="2026-04-19T21:47:00Z"/>
+          <w:ins w:id="403" w:author="Hsien-Hsin Lee" w:date="2026-04-19T17:47:00Z" w16du:dateUtc="2026-04-19T21:47:00Z"/>
         </w:rPr>
       </w:pPr>
       <w:r>
@@ -5701,7 +5588,7 @@
                     <pic:cNvPicPr/>
                   </pic:nvPicPr>
                   <pic:blipFill>
-                    <a:blip r:embed="rId17" cstate="print">
+                    <a:blip r:embed="rId19" cstate="print">
                       <a:extLst>
                         <a:ext uri="{28A0092B-C50C-407E-A947-70E740481C1C}">
                           <a14:useLocalDpi xmlns:a14="http://schemas.microsoft.com/office/drawing/2010/main" val="0"/>
@@ -5753,7 +5640,7 @@
                     <pic:cNvPicPr/>
                   </pic:nvPicPr>
                   <pic:blipFill>
-                    <a:blip r:embed="rId18" cstate="print">
+                    <a:blip r:embed="rId20" cstate="print">
                       <a:extLst>
                         <a:ext uri="{28A0092B-C50C-407E-A947-70E740481C1C}">
                           <a14:useLocalDpi xmlns:a14="http://schemas.microsoft.com/office/drawing/2010/main" val="0"/>
@@ -5785,11 +5672,11 @@
         <w:pStyle w:val="Caption"/>
         <w:jc w:val="center"/>
         <w:rPr>
-          <w:ins w:id="410" w:author="Hsien-Hsin Lee" w:date="2026-04-19T20:32:00Z" w16du:dateUtc="2026-04-20T00:32:00Z"/>
+          <w:ins w:id="404" w:author="Hsien-Hsin Lee" w:date="2026-04-19T20:32:00Z" w16du:dateUtc="2026-04-20T00:32:00Z"/>
         </w:rPr>
       </w:pPr>
-      <w:bookmarkStart w:id="411" w:name="_Ref227513304"/>
-      <w:ins w:id="412" w:author="Hsien-Hsin Lee" w:date="2026-04-19T17:11:00Z" w16du:dateUtc="2026-04-19T21:11:00Z">
+      <w:bookmarkStart w:id="405" w:name="_Ref227513304"/>
+      <w:ins w:id="406" w:author="Hsien-Hsin Lee" w:date="2026-04-19T17:11:00Z" w16du:dateUtc="2026-04-19T21:11:00Z">
         <w:r>
           <w:t xml:space="preserve">Figure </w:t>
         </w:r>
@@ -5809,11 +5696,11 @@
         </w:rPr>
         <w:t>4</w:t>
       </w:r>
-      <w:ins w:id="413" w:author="Hsien-Hsin Lee" w:date="2026-04-19T17:11:00Z" w16du:dateUtc="2026-04-19T21:11:00Z">
+      <w:ins w:id="407" w:author="Hsien-Hsin Lee" w:date="2026-04-19T17:11:00Z" w16du:dateUtc="2026-04-19T21:11:00Z">
         <w:r>
           <w:fldChar w:fldCharType="end"/>
         </w:r>
-        <w:bookmarkEnd w:id="411"/>
+        <w:bookmarkEnd w:id="405"/>
         <w:r>
           <w:t xml:space="preserve"> </w:t>
         </w:r>
@@ -5832,7 +5719,7 @@
     </w:p>
     <w:p>
       <w:pPr>
-        <w:pPrChange w:id="414" w:author="Hsien-Hsin Lee" w:date="2026-04-19T20:32:00Z" w16du:dateUtc="2026-04-20T00:32:00Z">
+        <w:pPrChange w:id="408" w:author="Hsien-Hsin Lee" w:date="2026-04-19T20:32:00Z" w16du:dateUtc="2026-04-20T00:32:00Z">
           <w:pPr>
             <w:pBdr>
               <w:top w:val="dashed" w:sz="4" w:space="4" w:color="BBBBBB"/>
@@ -5852,39 +5739,23 @@
         <w:pStyle w:val="Caption"/>
         <w:jc w:val="center"/>
         <w:rPr>
-          <w:del w:id="415" w:author="Hsien-Hsin Lee" w:date="2026-04-19T17:10:00Z" w16du:dateUtc="2026-04-19T21:10:00Z"/>
-        </w:rPr>
-        <w:pPrChange w:id="416" w:author="Hsien-Hsin Lee" w:date="2026-04-19T17:10:00Z" w16du:dateUtc="2026-04-19T21:10:00Z">
+          <w:del w:id="409" w:author="Hsien-Hsin Lee" w:date="2026-04-19T17:10:00Z" w16du:dateUtc="2026-04-19T21:10:00Z"/>
+        </w:rPr>
+        <w:pPrChange w:id="410" w:author="Hsien-Hsin Lee" w:date="2026-04-19T17:10:00Z" w16du:dateUtc="2026-04-19T21:10:00Z">
           <w:pPr>
             <w:spacing w:before="40" w:after="160"/>
             <w:jc w:val="center"/>
           </w:pPr>
         </w:pPrChange>
       </w:pPr>
-      <w:del w:id="417" w:author="Hsien-Hsin Lee" w:date="2026-04-19T17:10:00Z" w16du:dateUtc="2026-04-19T21:10:00Z">
+      <w:del w:id="411" w:author="Hsien-Hsin Lee" w:date="2026-04-19T17:10:00Z" w16du:dateUtc="2026-04-19T21:10:00Z">
         <w:r>
           <w:rPr>
             <w:color w:val="767676"/>
             <w:sz w:val="19"/>
             <w:szCs w:val="19"/>
           </w:rPr>
-          <w:delText>F</w:delText>
-        </w:r>
-        <w:r>
-          <w:rPr>
-            <w:color w:val="767676"/>
-            <w:sz w:val="19"/>
-            <w:szCs w:val="19"/>
-          </w:rPr>
-          <w:delText xml:space="preserve">igure 2. </w:delText>
-        </w:r>
-        <w:r>
-          <w:rPr>
-            <w:color w:val="767676"/>
-            <w:sz w:val="19"/>
-            <w:szCs w:val="19"/>
-          </w:rPr>
-          <w:delText>SHAP Feature Importance — Beeswarm plot (left) and mean |SHAP value| bar chart (right).</w:delText>
+          <w:delText>Figure 2. SHAP Feature Importance — Beeswarm plot (left) and mean |SHAP value| bar chart (right).</w:delText>
         </w:r>
       </w:del>
     </w:p>
@@ -5935,7 +5806,7 @@
         </w:rPr>
         <w:fldChar w:fldCharType="separate"/>
       </w:r>
-      <w:ins w:id="418" w:author="Hsien-Hsin Lee" w:date="2026-04-19T17:11:00Z" w16du:dateUtc="2026-04-19T21:11:00Z">
+      <w:ins w:id="412" w:author="Hsien-Hsin Lee" w:date="2026-04-19T17:11:00Z" w16du:dateUtc="2026-04-19T21:11:00Z">
         <w:r>
           <w:t xml:space="preserve">Figure </w:t>
         </w:r>
@@ -6113,7 +5984,7 @@
         <w:spacing w:before="120"/>
         <w:jc w:val="center"/>
         <w:rPr>
-          <w:ins w:id="419" w:author="Hsien-Hsin Lee" w:date="2026-04-19T17:11:00Z" w16du:dateUtc="2026-04-19T21:11:00Z"/>
+          <w:ins w:id="413" w:author="Hsien-Hsin Lee" w:date="2026-04-19T17:11:00Z" w16du:dateUtc="2026-04-19T21:11:00Z"/>
         </w:rPr>
       </w:pPr>
       <w:r>
@@ -6125,6 +5996,7 @@
           <w:sz w:val="20"/>
           <w:szCs w:val="20"/>
         </w:rPr>
+        <w:lastRenderedPageBreak/>
         <w:drawing>
           <wp:inline distT="0" distB="0" distL="0" distR="0" wp14:anchorId="758A7187" wp14:editId="06CC9751">
             <wp:extent cx="3484064" cy="1905441"/>
@@ -6147,7 +6019,7 @@
                     <pic:cNvPicPr/>
                   </pic:nvPicPr>
                   <pic:blipFill>
-                    <a:blip r:embed="rId19" cstate="print">
+                    <a:blip r:embed="rId21" cstate="print">
                       <a:extLst>
                         <a:ext uri="{28A0092B-C50C-407E-A947-70E740481C1C}">
                           <a14:useLocalDpi xmlns:a14="http://schemas.microsoft.com/office/drawing/2010/main" val="0"/>
@@ -6179,8 +6051,8 @@
         <w:pStyle w:val="Caption"/>
         <w:jc w:val="center"/>
       </w:pPr>
-      <w:bookmarkStart w:id="420" w:name="_Ref227523486"/>
-      <w:ins w:id="421" w:author="Hsien-Hsin Lee" w:date="2026-04-19T17:11:00Z" w16du:dateUtc="2026-04-19T21:11:00Z">
+      <w:bookmarkStart w:id="414" w:name="_Ref227523486"/>
+      <w:ins w:id="415" w:author="Hsien-Hsin Lee" w:date="2026-04-19T17:11:00Z" w16du:dateUtc="2026-04-19T21:11:00Z">
         <w:r>
           <w:t xml:space="preserve">Figure </w:t>
         </w:r>
@@ -6200,11 +6072,11 @@
         </w:rPr>
         <w:t>5</w:t>
       </w:r>
-      <w:ins w:id="422" w:author="Hsien-Hsin Lee" w:date="2026-04-19T17:11:00Z" w16du:dateUtc="2026-04-19T21:11:00Z">
+      <w:ins w:id="416" w:author="Hsien-Hsin Lee" w:date="2026-04-19T17:11:00Z" w16du:dateUtc="2026-04-19T21:11:00Z">
         <w:r>
           <w:fldChar w:fldCharType="end"/>
         </w:r>
-        <w:bookmarkEnd w:id="420"/>
+        <w:bookmarkEnd w:id="414"/>
         <w:r>
           <w:t xml:space="preserve">. </w:t>
         </w:r>
@@ -6212,7 +6084,7 @@
           <w:t>Kaplan-Meier Survival Curves — P(not yet adopted) for Bully vs. Non-Bully breed dogs over 180 days.</w:t>
         </w:r>
       </w:ins>
-      <w:del w:id="423" w:author="Hsien-Hsin Lee" w:date="2026-04-19T17:11:00Z" w16du:dateUtc="2026-04-19T21:11:00Z">
+      <w:del w:id="417" w:author="Hsien-Hsin Lee" w:date="2026-04-19T17:11:00Z" w16du:dateUtc="2026-04-19T21:11:00Z">
         <w:r>
           <w:rPr>
             <w:color w:val="767676"/>
@@ -6248,7 +6120,7 @@
                     <pic:cNvPicPr/>
                   </pic:nvPicPr>
                   <pic:blipFill>
-                    <a:blip r:embed="rId20" cstate="print">
+                    <a:blip r:embed="rId22" cstate="print">
                       <a:extLst>
                         <a:ext uri="{28A0092B-C50C-407E-A947-70E740481C1C}">
                           <a14:useLocalDpi xmlns:a14="http://schemas.microsoft.com/office/drawing/2010/main" val="0"/>
@@ -6280,7 +6152,7 @@
         <w:pStyle w:val="Caption"/>
         <w:jc w:val="center"/>
       </w:pPr>
-      <w:bookmarkStart w:id="424" w:name="_Ref227524300"/>
+      <w:bookmarkStart w:id="418" w:name="_Ref227524300"/>
       <w:r>
         <w:t xml:space="preserve">Figure </w:t>
       </w:r>
@@ -6302,7 +6174,7 @@
       <w:r>
         <w:fldChar w:fldCharType="end"/>
       </w:r>
-      <w:bookmarkEnd w:id="424"/>
+      <w:bookmarkEnd w:id="418"/>
       <w:r>
         <w:t>. Cox Proportional Hazards Analysis for different parameters</w:t>
       </w:r>
@@ -6312,7 +6184,7 @@
         <w:spacing w:before="40" w:after="160"/>
         <w:jc w:val="center"/>
         <w:rPr>
-          <w:del w:id="425" w:author="Hsien-Hsin Lee" w:date="2026-04-19T17:11:00Z" w16du:dateUtc="2026-04-19T21:11:00Z"/>
+          <w:del w:id="419" w:author="Hsien-Hsin Lee" w:date="2026-04-19T17:11:00Z" w16du:dateUtc="2026-04-19T21:11:00Z"/>
         </w:rPr>
       </w:pPr>
     </w:p>
@@ -6334,7 +6206,7 @@
         <w:spacing w:after="100" w:line="264" w:lineRule="auto"/>
         <w:jc w:val="both"/>
         <w:rPr>
-          <w:ins w:id="426" w:author="Hsien-Hsin Lee" w:date="2026-04-19T20:13:00Z" w16du:dateUtc="2026-04-20T00:13:00Z"/>
+          <w:ins w:id="420" w:author="Hsien-Hsin Lee" w:date="2026-04-19T20:13:00Z" w16du:dateUtc="2026-04-20T00:13:00Z"/>
           <w:color w:val="333333"/>
         </w:rPr>
       </w:pPr>
@@ -6344,7 +6216,7 @@
         </w:rPr>
         <w:t>K-Means segmentation identifies five interpretable adoption profiles</w:t>
       </w:r>
-      <w:ins w:id="427" w:author="Hsien-Hsin Lee" w:date="2026-04-19T20:14:00Z" w16du:dateUtc="2026-04-20T00:14:00Z">
+      <w:ins w:id="421" w:author="Hsien-Hsin Lee" w:date="2026-04-19T20:14:00Z" w16du:dateUtc="2026-04-20T00:14:00Z">
         <w:r>
           <w:rPr>
             <w:color w:val="333333"/>
@@ -6363,19 +6235,19 @@
           </w:rPr>
           <w:instrText xml:space="preserve"> REF _Ref227522074 \h </w:instrText>
         </w:r>
-        <w:r>
-          <w:rPr>
-            <w:color w:val="333333"/>
-          </w:rPr>
-        </w:r>
-      </w:ins>
+      </w:ins>
+      <w:r>
+        <w:rPr>
+          <w:color w:val="333333"/>
+        </w:rPr>
+      </w:r>
       <w:r>
         <w:rPr>
           <w:color w:val="333333"/>
         </w:rPr>
         <w:fldChar w:fldCharType="separate"/>
       </w:r>
-      <w:ins w:id="428" w:author="Hsien-Hsin Lee" w:date="2026-04-19T20:13:00Z" w16du:dateUtc="2026-04-20T00:13:00Z">
+      <w:ins w:id="422" w:author="Hsien-Hsin Lee" w:date="2026-04-19T20:13:00Z" w16du:dateUtc="2026-04-20T00:13:00Z">
         <w:r>
           <w:t xml:space="preserve">Table </w:t>
         </w:r>
@@ -6386,7 +6258,7 @@
         </w:rPr>
         <w:t>2</w:t>
       </w:r>
-      <w:ins w:id="429" w:author="Hsien-Hsin Lee" w:date="2026-04-19T20:14:00Z" w16du:dateUtc="2026-04-20T00:14:00Z">
+      <w:ins w:id="423" w:author="Hsien-Hsin Lee" w:date="2026-04-19T20:14:00Z" w16du:dateUtc="2026-04-20T00:14:00Z">
         <w:r>
           <w:rPr>
             <w:color w:val="333333"/>
@@ -6504,19 +6376,7 @@
         <w:rPr>
           <w:color w:val="333333"/>
         </w:rPr>
-        <w:t xml:space="preserve"> with median LOS exceeding 30 days and high variance; these dogs tend to be older, of stigmatized breeds, unnamed, or arriving with medical conditions. </w:t>
-      </w:r>
-      <w:r>
-        <w:rPr>
-          <w:color w:val="333333"/>
-        </w:rPr>
-        <w:t xml:space="preserve">Intervention resources should be prioritized toward Clusters 3 and 4 from their </w:t>
-      </w:r>
-      <w:r>
-        <w:rPr>
-          <w:color w:val="333333"/>
-        </w:rPr>
-        <w:t>day</w:t>
+        <w:t xml:space="preserve"> with median LOS exceeding 30 days and high variance; these dogs tend to be older, of stigmatized breeds, unnamed, or arriving with medical conditions. Intervention resources should be prioritized toward Clusters 3 and 4 from their day</w:t>
       </w:r>
       <w:r>
         <w:rPr>
@@ -6547,7 +6407,7 @@
         <w:trPr>
           <w:cnfStyle w:val="100000000000" w:firstRow="1" w:lastRow="0" w:firstColumn="0" w:lastColumn="0" w:oddVBand="0" w:evenVBand="0" w:oddHBand="0" w:evenHBand="0" w:firstRowFirstColumn="0" w:firstRowLastColumn="0" w:lastRowFirstColumn="0" w:lastRowLastColumn="0"/>
           <w:jc w:val="center"/>
-          <w:ins w:id="430" w:author="Hsien-Hsin Lee" w:date="2026-04-19T20:13:00Z" w16du:dateUtc="2026-04-20T00:13:00Z"/>
+          <w:ins w:id="424" w:author="Hsien-Hsin Lee" w:date="2026-04-19T20:13:00Z"/>
         </w:trPr>
         <w:tc>
           <w:tcPr>
@@ -6560,12 +6420,12 @@
               <w:spacing w:after="100" w:line="264" w:lineRule="auto"/>
               <w:jc w:val="both"/>
               <w:rPr>
-                <w:ins w:id="431" w:author="Hsien-Hsin Lee" w:date="2026-04-19T20:13:00Z" w16du:dateUtc="2026-04-20T00:13:00Z"/>
+                <w:ins w:id="425" w:author="Hsien-Hsin Lee" w:date="2026-04-19T20:13:00Z" w16du:dateUtc="2026-04-20T00:13:00Z"/>
                 <w:sz w:val="20"/>
                 <w:szCs w:val="20"/>
               </w:rPr>
             </w:pPr>
-            <w:ins w:id="432" w:author="Hsien-Hsin Lee" w:date="2026-04-19T20:13:00Z" w16du:dateUtc="2026-04-20T00:13:00Z">
+            <w:ins w:id="426" w:author="Hsien-Hsin Lee" w:date="2026-04-19T20:13:00Z" w16du:dateUtc="2026-04-20T00:13:00Z">
               <w:r>
                 <w:rPr>
                   <w:sz w:val="20"/>
@@ -6587,12 +6447,12 @@
               <w:jc w:val="both"/>
               <w:cnfStyle w:val="100000000000" w:firstRow="1" w:lastRow="0" w:firstColumn="0" w:lastColumn="0" w:oddVBand="0" w:evenVBand="0" w:oddHBand="0" w:evenHBand="0" w:firstRowFirstColumn="0" w:firstRowLastColumn="0" w:lastRowFirstColumn="0" w:lastRowLastColumn="0"/>
               <w:rPr>
-                <w:ins w:id="433" w:author="Hsien-Hsin Lee" w:date="2026-04-19T20:13:00Z" w16du:dateUtc="2026-04-20T00:13:00Z"/>
+                <w:ins w:id="427" w:author="Hsien-Hsin Lee" w:date="2026-04-19T20:13:00Z" w16du:dateUtc="2026-04-20T00:13:00Z"/>
                 <w:sz w:val="20"/>
                 <w:szCs w:val="20"/>
               </w:rPr>
             </w:pPr>
-            <w:ins w:id="434" w:author="Hsien-Hsin Lee" w:date="2026-04-19T20:13:00Z" w16du:dateUtc="2026-04-20T00:13:00Z">
+            <w:ins w:id="428" w:author="Hsien-Hsin Lee" w:date="2026-04-19T20:13:00Z" w16du:dateUtc="2026-04-20T00:13:00Z">
               <w:r>
                 <w:rPr>
                   <w:sz w:val="20"/>
@@ -6614,12 +6474,12 @@
               <w:jc w:val="both"/>
               <w:cnfStyle w:val="100000000000" w:firstRow="1" w:lastRow="0" w:firstColumn="0" w:lastColumn="0" w:oddVBand="0" w:evenVBand="0" w:oddHBand="0" w:evenHBand="0" w:firstRowFirstColumn="0" w:firstRowLastColumn="0" w:lastRowFirstColumn="0" w:lastRowLastColumn="0"/>
               <w:rPr>
-                <w:ins w:id="435" w:author="Hsien-Hsin Lee" w:date="2026-04-19T20:13:00Z" w16du:dateUtc="2026-04-20T00:13:00Z"/>
+                <w:ins w:id="429" w:author="Hsien-Hsin Lee" w:date="2026-04-19T20:13:00Z" w16du:dateUtc="2026-04-20T00:13:00Z"/>
                 <w:sz w:val="20"/>
                 <w:szCs w:val="20"/>
               </w:rPr>
             </w:pPr>
-            <w:ins w:id="436" w:author="Hsien-Hsin Lee" w:date="2026-04-19T20:13:00Z" w16du:dateUtc="2026-04-20T00:13:00Z">
+            <w:ins w:id="430" w:author="Hsien-Hsin Lee" w:date="2026-04-19T20:13:00Z" w16du:dateUtc="2026-04-20T00:13:00Z">
               <w:r>
                 <w:rPr>
                   <w:sz w:val="20"/>
@@ -6635,7 +6495,7 @@
         <w:trPr>
           <w:cnfStyle w:val="000000100000" w:firstRow="0" w:lastRow="0" w:firstColumn="0" w:lastColumn="0" w:oddVBand="0" w:evenVBand="0" w:oddHBand="1" w:evenHBand="0" w:firstRowFirstColumn="0" w:firstRowLastColumn="0" w:lastRowFirstColumn="0" w:lastRowLastColumn="0"/>
           <w:jc w:val="center"/>
-          <w:ins w:id="437" w:author="Hsien-Hsin Lee" w:date="2026-04-19T20:13:00Z" w16du:dateUtc="2026-04-20T00:13:00Z"/>
+          <w:ins w:id="431" w:author="Hsien-Hsin Lee" w:date="2026-04-19T20:13:00Z"/>
         </w:trPr>
         <w:tc>
           <w:tcPr>
@@ -6648,12 +6508,12 @@
               <w:spacing w:after="100" w:line="264" w:lineRule="auto"/>
               <w:jc w:val="center"/>
               <w:rPr>
-                <w:ins w:id="438" w:author="Hsien-Hsin Lee" w:date="2026-04-19T20:13:00Z" w16du:dateUtc="2026-04-20T00:13:00Z"/>
+                <w:ins w:id="432" w:author="Hsien-Hsin Lee" w:date="2026-04-19T20:13:00Z" w16du:dateUtc="2026-04-20T00:13:00Z"/>
                 <w:sz w:val="20"/>
                 <w:szCs w:val="20"/>
               </w:rPr>
             </w:pPr>
-            <w:ins w:id="439" w:author="Hsien-Hsin Lee" w:date="2026-04-19T20:13:00Z" w16du:dateUtc="2026-04-20T00:13:00Z">
+            <w:ins w:id="433" w:author="Hsien-Hsin Lee" w:date="2026-04-19T20:13:00Z" w16du:dateUtc="2026-04-20T00:13:00Z">
               <w:r>
                 <w:rPr>
                   <w:sz w:val="20"/>
@@ -6675,12 +6535,12 @@
               <w:jc w:val="both"/>
               <w:cnfStyle w:val="000000100000" w:firstRow="0" w:lastRow="0" w:firstColumn="0" w:lastColumn="0" w:oddVBand="0" w:evenVBand="0" w:oddHBand="1" w:evenHBand="0" w:firstRowFirstColumn="0" w:firstRowLastColumn="0" w:lastRowFirstColumn="0" w:lastRowLastColumn="0"/>
               <w:rPr>
-                <w:ins w:id="440" w:author="Hsien-Hsin Lee" w:date="2026-04-19T20:13:00Z" w16du:dateUtc="2026-04-20T00:13:00Z"/>
+                <w:ins w:id="434" w:author="Hsien-Hsin Lee" w:date="2026-04-19T20:13:00Z" w16du:dateUtc="2026-04-20T00:13:00Z"/>
                 <w:sz w:val="20"/>
                 <w:szCs w:val="20"/>
               </w:rPr>
             </w:pPr>
-            <w:ins w:id="441" w:author="Hsien-Hsin Lee" w:date="2026-04-19T20:13:00Z" w16du:dateUtc="2026-04-20T00:13:00Z">
+            <w:ins w:id="435" w:author="Hsien-Hsin Lee" w:date="2026-04-19T20:13:00Z" w16du:dateUtc="2026-04-20T00:13:00Z">
               <w:r>
                 <w:rPr>
                   <w:sz w:val="20"/>
@@ -6702,12 +6562,12 @@
               <w:jc w:val="both"/>
               <w:cnfStyle w:val="000000100000" w:firstRow="0" w:lastRow="0" w:firstColumn="0" w:lastColumn="0" w:oddVBand="0" w:evenVBand="0" w:oddHBand="1" w:evenHBand="0" w:firstRowFirstColumn="0" w:firstRowLastColumn="0" w:lastRowFirstColumn="0" w:lastRowLastColumn="0"/>
               <w:rPr>
-                <w:ins w:id="442" w:author="Hsien-Hsin Lee" w:date="2026-04-19T20:13:00Z" w16du:dateUtc="2026-04-20T00:13:00Z"/>
+                <w:ins w:id="436" w:author="Hsien-Hsin Lee" w:date="2026-04-19T20:13:00Z" w16du:dateUtc="2026-04-20T00:13:00Z"/>
                 <w:sz w:val="20"/>
                 <w:szCs w:val="20"/>
               </w:rPr>
             </w:pPr>
-            <w:ins w:id="443" w:author="Hsien-Hsin Lee" w:date="2026-04-19T20:13:00Z" w16du:dateUtc="2026-04-20T00:13:00Z">
+            <w:ins w:id="437" w:author="Hsien-Hsin Lee" w:date="2026-04-19T20:13:00Z" w16du:dateUtc="2026-04-20T00:13:00Z">
               <w:r>
                 <w:rPr>
                   <w:sz w:val="20"/>
@@ -6722,7 +6582,7 @@
       <w:tr>
         <w:trPr>
           <w:jc w:val="center"/>
-          <w:ins w:id="444" w:author="Hsien-Hsin Lee" w:date="2026-04-19T20:13:00Z" w16du:dateUtc="2026-04-20T00:13:00Z"/>
+          <w:ins w:id="438" w:author="Hsien-Hsin Lee" w:date="2026-04-19T20:13:00Z"/>
         </w:trPr>
         <w:tc>
           <w:tcPr>
@@ -6735,12 +6595,12 @@
               <w:spacing w:after="100" w:line="264" w:lineRule="auto"/>
               <w:jc w:val="center"/>
               <w:rPr>
-                <w:ins w:id="445" w:author="Hsien-Hsin Lee" w:date="2026-04-19T20:13:00Z" w16du:dateUtc="2026-04-20T00:13:00Z"/>
+                <w:ins w:id="439" w:author="Hsien-Hsin Lee" w:date="2026-04-19T20:13:00Z" w16du:dateUtc="2026-04-20T00:13:00Z"/>
                 <w:sz w:val="20"/>
                 <w:szCs w:val="20"/>
               </w:rPr>
             </w:pPr>
-            <w:ins w:id="446" w:author="Hsien-Hsin Lee" w:date="2026-04-19T20:13:00Z" w16du:dateUtc="2026-04-20T00:13:00Z">
+            <w:ins w:id="440" w:author="Hsien-Hsin Lee" w:date="2026-04-19T20:13:00Z" w16du:dateUtc="2026-04-20T00:13:00Z">
               <w:r>
                 <w:rPr>
                   <w:sz w:val="20"/>
@@ -6762,12 +6622,12 @@
               <w:jc w:val="both"/>
               <w:cnfStyle w:val="000000000000" w:firstRow="0" w:lastRow="0" w:firstColumn="0" w:lastColumn="0" w:oddVBand="0" w:evenVBand="0" w:oddHBand="0" w:evenHBand="0" w:firstRowFirstColumn="0" w:firstRowLastColumn="0" w:lastRowFirstColumn="0" w:lastRowLastColumn="0"/>
               <w:rPr>
-                <w:ins w:id="447" w:author="Hsien-Hsin Lee" w:date="2026-04-19T20:13:00Z" w16du:dateUtc="2026-04-20T00:13:00Z"/>
+                <w:ins w:id="441" w:author="Hsien-Hsin Lee" w:date="2026-04-19T20:13:00Z" w16du:dateUtc="2026-04-20T00:13:00Z"/>
                 <w:sz w:val="20"/>
                 <w:szCs w:val="20"/>
               </w:rPr>
             </w:pPr>
-            <w:ins w:id="448" w:author="Hsien-Hsin Lee" w:date="2026-04-19T20:13:00Z" w16du:dateUtc="2026-04-20T00:13:00Z">
+            <w:ins w:id="442" w:author="Hsien-Hsin Lee" w:date="2026-04-19T20:13:00Z" w16du:dateUtc="2026-04-20T00:13:00Z">
               <w:r>
                 <w:rPr>
                   <w:sz w:val="20"/>
@@ -6789,12 +6649,12 @@
               <w:jc w:val="both"/>
               <w:cnfStyle w:val="000000000000" w:firstRow="0" w:lastRow="0" w:firstColumn="0" w:lastColumn="0" w:oddVBand="0" w:evenVBand="0" w:oddHBand="0" w:evenHBand="0" w:firstRowFirstColumn="0" w:firstRowLastColumn="0" w:lastRowFirstColumn="0" w:lastRowLastColumn="0"/>
               <w:rPr>
-                <w:ins w:id="449" w:author="Hsien-Hsin Lee" w:date="2026-04-19T20:13:00Z" w16du:dateUtc="2026-04-20T00:13:00Z"/>
+                <w:ins w:id="443" w:author="Hsien-Hsin Lee" w:date="2026-04-19T20:13:00Z" w16du:dateUtc="2026-04-20T00:13:00Z"/>
                 <w:sz w:val="20"/>
                 <w:szCs w:val="20"/>
               </w:rPr>
             </w:pPr>
-            <w:ins w:id="450" w:author="Hsien-Hsin Lee" w:date="2026-04-19T20:13:00Z" w16du:dateUtc="2026-04-20T00:13:00Z">
+            <w:ins w:id="444" w:author="Hsien-Hsin Lee" w:date="2026-04-19T20:13:00Z" w16du:dateUtc="2026-04-20T00:13:00Z">
               <w:r>
                 <w:rPr>
                   <w:sz w:val="20"/>
@@ -6810,7 +6670,7 @@
         <w:trPr>
           <w:cnfStyle w:val="000000100000" w:firstRow="0" w:lastRow="0" w:firstColumn="0" w:lastColumn="0" w:oddVBand="0" w:evenVBand="0" w:oddHBand="1" w:evenHBand="0" w:firstRowFirstColumn="0" w:firstRowLastColumn="0" w:lastRowFirstColumn="0" w:lastRowLastColumn="0"/>
           <w:jc w:val="center"/>
-          <w:ins w:id="451" w:author="Hsien-Hsin Lee" w:date="2026-04-19T20:13:00Z" w16du:dateUtc="2026-04-20T00:13:00Z"/>
+          <w:ins w:id="445" w:author="Hsien-Hsin Lee" w:date="2026-04-19T20:13:00Z"/>
         </w:trPr>
         <w:tc>
           <w:tcPr>
@@ -6823,12 +6683,12 @@
               <w:spacing w:after="100" w:line="264" w:lineRule="auto"/>
               <w:jc w:val="center"/>
               <w:rPr>
-                <w:ins w:id="452" w:author="Hsien-Hsin Lee" w:date="2026-04-19T20:13:00Z" w16du:dateUtc="2026-04-20T00:13:00Z"/>
+                <w:ins w:id="446" w:author="Hsien-Hsin Lee" w:date="2026-04-19T20:13:00Z" w16du:dateUtc="2026-04-20T00:13:00Z"/>
                 <w:sz w:val="20"/>
                 <w:szCs w:val="20"/>
               </w:rPr>
             </w:pPr>
-            <w:ins w:id="453" w:author="Hsien-Hsin Lee" w:date="2026-04-19T20:13:00Z" w16du:dateUtc="2026-04-20T00:13:00Z">
+            <w:ins w:id="447" w:author="Hsien-Hsin Lee" w:date="2026-04-19T20:13:00Z" w16du:dateUtc="2026-04-20T00:13:00Z">
               <w:r>
                 <w:rPr>
                   <w:sz w:val="20"/>
@@ -6850,12 +6710,12 @@
               <w:jc w:val="both"/>
               <w:cnfStyle w:val="000000100000" w:firstRow="0" w:lastRow="0" w:firstColumn="0" w:lastColumn="0" w:oddVBand="0" w:evenVBand="0" w:oddHBand="1" w:evenHBand="0" w:firstRowFirstColumn="0" w:firstRowLastColumn="0" w:lastRowFirstColumn="0" w:lastRowLastColumn="0"/>
               <w:rPr>
-                <w:ins w:id="454" w:author="Hsien-Hsin Lee" w:date="2026-04-19T20:13:00Z" w16du:dateUtc="2026-04-20T00:13:00Z"/>
+                <w:ins w:id="448" w:author="Hsien-Hsin Lee" w:date="2026-04-19T20:13:00Z" w16du:dateUtc="2026-04-20T00:13:00Z"/>
                 <w:sz w:val="20"/>
                 <w:szCs w:val="20"/>
               </w:rPr>
             </w:pPr>
-            <w:ins w:id="455" w:author="Hsien-Hsin Lee" w:date="2026-04-19T20:13:00Z" w16du:dateUtc="2026-04-20T00:13:00Z">
+            <w:ins w:id="449" w:author="Hsien-Hsin Lee" w:date="2026-04-19T20:13:00Z" w16du:dateUtc="2026-04-20T00:13:00Z">
               <w:r>
                 <w:rPr>
                   <w:sz w:val="20"/>
@@ -6877,12 +6737,12 @@
               <w:jc w:val="both"/>
               <w:cnfStyle w:val="000000100000" w:firstRow="0" w:lastRow="0" w:firstColumn="0" w:lastColumn="0" w:oddVBand="0" w:evenVBand="0" w:oddHBand="1" w:evenHBand="0" w:firstRowFirstColumn="0" w:firstRowLastColumn="0" w:lastRowFirstColumn="0" w:lastRowLastColumn="0"/>
               <w:rPr>
-                <w:ins w:id="456" w:author="Hsien-Hsin Lee" w:date="2026-04-19T20:13:00Z" w16du:dateUtc="2026-04-20T00:13:00Z"/>
+                <w:ins w:id="450" w:author="Hsien-Hsin Lee" w:date="2026-04-19T20:13:00Z" w16du:dateUtc="2026-04-20T00:13:00Z"/>
                 <w:sz w:val="20"/>
                 <w:szCs w:val="20"/>
               </w:rPr>
             </w:pPr>
-            <w:ins w:id="457" w:author="Hsien-Hsin Lee" w:date="2026-04-19T20:13:00Z" w16du:dateUtc="2026-04-20T00:13:00Z">
+            <w:ins w:id="451" w:author="Hsien-Hsin Lee" w:date="2026-04-19T20:13:00Z" w16du:dateUtc="2026-04-20T00:13:00Z">
               <w:r>
                 <w:rPr>
                   <w:sz w:val="20"/>
@@ -6897,7 +6757,7 @@
       <w:tr>
         <w:trPr>
           <w:jc w:val="center"/>
-          <w:ins w:id="458" w:author="Hsien-Hsin Lee" w:date="2026-04-19T20:13:00Z" w16du:dateUtc="2026-04-20T00:13:00Z"/>
+          <w:ins w:id="452" w:author="Hsien-Hsin Lee" w:date="2026-04-19T20:13:00Z"/>
         </w:trPr>
         <w:tc>
           <w:tcPr>
@@ -6910,12 +6770,12 @@
               <w:spacing w:after="100" w:line="264" w:lineRule="auto"/>
               <w:jc w:val="center"/>
               <w:rPr>
-                <w:ins w:id="459" w:author="Hsien-Hsin Lee" w:date="2026-04-19T20:13:00Z" w16du:dateUtc="2026-04-20T00:13:00Z"/>
+                <w:ins w:id="453" w:author="Hsien-Hsin Lee" w:date="2026-04-19T20:13:00Z" w16du:dateUtc="2026-04-20T00:13:00Z"/>
                 <w:sz w:val="20"/>
                 <w:szCs w:val="20"/>
               </w:rPr>
             </w:pPr>
-            <w:ins w:id="460" w:author="Hsien-Hsin Lee" w:date="2026-04-19T20:13:00Z" w16du:dateUtc="2026-04-20T00:13:00Z">
+            <w:ins w:id="454" w:author="Hsien-Hsin Lee" w:date="2026-04-19T20:13:00Z" w16du:dateUtc="2026-04-20T00:13:00Z">
               <w:r>
                 <w:rPr>
                   <w:sz w:val="20"/>
@@ -6937,12 +6797,12 @@
               <w:jc w:val="both"/>
               <w:cnfStyle w:val="000000000000" w:firstRow="0" w:lastRow="0" w:firstColumn="0" w:lastColumn="0" w:oddVBand="0" w:evenVBand="0" w:oddHBand="0" w:evenHBand="0" w:firstRowFirstColumn="0" w:firstRowLastColumn="0" w:lastRowFirstColumn="0" w:lastRowLastColumn="0"/>
               <w:rPr>
-                <w:ins w:id="461" w:author="Hsien-Hsin Lee" w:date="2026-04-19T20:13:00Z" w16du:dateUtc="2026-04-20T00:13:00Z"/>
+                <w:ins w:id="455" w:author="Hsien-Hsin Lee" w:date="2026-04-19T20:13:00Z" w16du:dateUtc="2026-04-20T00:13:00Z"/>
                 <w:sz w:val="20"/>
                 <w:szCs w:val="20"/>
               </w:rPr>
             </w:pPr>
-            <w:ins w:id="462" w:author="Hsien-Hsin Lee" w:date="2026-04-19T20:13:00Z" w16du:dateUtc="2026-04-20T00:13:00Z">
+            <w:ins w:id="456" w:author="Hsien-Hsin Lee" w:date="2026-04-19T20:13:00Z" w16du:dateUtc="2026-04-20T00:13:00Z">
               <w:r>
                 <w:rPr>
                   <w:sz w:val="20"/>
@@ -6964,12 +6824,12 @@
               <w:jc w:val="both"/>
               <w:cnfStyle w:val="000000000000" w:firstRow="0" w:lastRow="0" w:firstColumn="0" w:lastColumn="0" w:oddVBand="0" w:evenVBand="0" w:oddHBand="0" w:evenHBand="0" w:firstRowFirstColumn="0" w:firstRowLastColumn="0" w:lastRowFirstColumn="0" w:lastRowLastColumn="0"/>
               <w:rPr>
-                <w:ins w:id="463" w:author="Hsien-Hsin Lee" w:date="2026-04-19T20:13:00Z" w16du:dateUtc="2026-04-20T00:13:00Z"/>
+                <w:ins w:id="457" w:author="Hsien-Hsin Lee" w:date="2026-04-19T20:13:00Z" w16du:dateUtc="2026-04-20T00:13:00Z"/>
                 <w:sz w:val="20"/>
                 <w:szCs w:val="20"/>
               </w:rPr>
             </w:pPr>
-            <w:ins w:id="464" w:author="Hsien-Hsin Lee" w:date="2026-04-19T20:13:00Z" w16du:dateUtc="2026-04-20T00:13:00Z">
+            <w:ins w:id="458" w:author="Hsien-Hsin Lee" w:date="2026-04-19T20:13:00Z" w16du:dateUtc="2026-04-20T00:13:00Z">
               <w:r>
                 <w:rPr>
                   <w:sz w:val="20"/>
@@ -6985,7 +6845,7 @@
         <w:trPr>
           <w:cnfStyle w:val="000000100000" w:firstRow="0" w:lastRow="0" w:firstColumn="0" w:lastColumn="0" w:oddVBand="0" w:evenVBand="0" w:oddHBand="1" w:evenHBand="0" w:firstRowFirstColumn="0" w:firstRowLastColumn="0" w:lastRowFirstColumn="0" w:lastRowLastColumn="0"/>
           <w:jc w:val="center"/>
-          <w:ins w:id="465" w:author="Hsien-Hsin Lee" w:date="2026-04-19T20:13:00Z" w16du:dateUtc="2026-04-20T00:13:00Z"/>
+          <w:ins w:id="459" w:author="Hsien-Hsin Lee" w:date="2026-04-19T20:13:00Z"/>
         </w:trPr>
         <w:tc>
           <w:tcPr>
@@ -6998,12 +6858,12 @@
               <w:spacing w:after="100" w:line="264" w:lineRule="auto"/>
               <w:jc w:val="center"/>
               <w:rPr>
-                <w:ins w:id="466" w:author="Hsien-Hsin Lee" w:date="2026-04-19T20:13:00Z" w16du:dateUtc="2026-04-20T00:13:00Z"/>
+                <w:ins w:id="460" w:author="Hsien-Hsin Lee" w:date="2026-04-19T20:13:00Z" w16du:dateUtc="2026-04-20T00:13:00Z"/>
                 <w:sz w:val="20"/>
                 <w:szCs w:val="20"/>
               </w:rPr>
             </w:pPr>
-            <w:ins w:id="467" w:author="Hsien-Hsin Lee" w:date="2026-04-19T20:13:00Z" w16du:dateUtc="2026-04-20T00:13:00Z">
+            <w:ins w:id="461" w:author="Hsien-Hsin Lee" w:date="2026-04-19T20:13:00Z" w16du:dateUtc="2026-04-20T00:13:00Z">
               <w:r>
                 <w:rPr>
                   <w:sz w:val="20"/>
@@ -7025,12 +6885,12 @@
               <w:jc w:val="both"/>
               <w:cnfStyle w:val="000000100000" w:firstRow="0" w:lastRow="0" w:firstColumn="0" w:lastColumn="0" w:oddVBand="0" w:evenVBand="0" w:oddHBand="1" w:evenHBand="0" w:firstRowFirstColumn="0" w:firstRowLastColumn="0" w:lastRowFirstColumn="0" w:lastRowLastColumn="0"/>
               <w:rPr>
-                <w:ins w:id="468" w:author="Hsien-Hsin Lee" w:date="2026-04-19T20:13:00Z" w16du:dateUtc="2026-04-20T00:13:00Z"/>
+                <w:ins w:id="462" w:author="Hsien-Hsin Lee" w:date="2026-04-19T20:13:00Z" w16du:dateUtc="2026-04-20T00:13:00Z"/>
                 <w:sz w:val="20"/>
                 <w:szCs w:val="20"/>
               </w:rPr>
             </w:pPr>
-            <w:ins w:id="469" w:author="Hsien-Hsin Lee" w:date="2026-04-19T20:13:00Z" w16du:dateUtc="2026-04-20T00:13:00Z">
+            <w:ins w:id="463" w:author="Hsien-Hsin Lee" w:date="2026-04-19T20:13:00Z" w16du:dateUtc="2026-04-20T00:13:00Z">
               <w:r>
                 <w:rPr>
                   <w:sz w:val="20"/>
@@ -7052,12 +6912,12 @@
               <w:jc w:val="both"/>
               <w:cnfStyle w:val="000000100000" w:firstRow="0" w:lastRow="0" w:firstColumn="0" w:lastColumn="0" w:oddVBand="0" w:evenVBand="0" w:oddHBand="1" w:evenHBand="0" w:firstRowFirstColumn="0" w:firstRowLastColumn="0" w:lastRowFirstColumn="0" w:lastRowLastColumn="0"/>
               <w:rPr>
-                <w:ins w:id="470" w:author="Hsien-Hsin Lee" w:date="2026-04-19T20:13:00Z" w16du:dateUtc="2026-04-20T00:13:00Z"/>
+                <w:ins w:id="464" w:author="Hsien-Hsin Lee" w:date="2026-04-19T20:13:00Z" w16du:dateUtc="2026-04-20T00:13:00Z"/>
                 <w:sz w:val="20"/>
                 <w:szCs w:val="20"/>
               </w:rPr>
             </w:pPr>
-            <w:ins w:id="471" w:author="Hsien-Hsin Lee" w:date="2026-04-19T20:13:00Z" w16du:dateUtc="2026-04-20T00:13:00Z">
+            <w:ins w:id="465" w:author="Hsien-Hsin Lee" w:date="2026-04-19T20:13:00Z" w16du:dateUtc="2026-04-20T00:13:00Z">
               <w:r>
                 <w:rPr>
                   <w:sz w:val="20"/>
@@ -7074,16 +6934,17 @@
       <w:pPr>
         <w:pStyle w:val="Caption"/>
         <w:jc w:val="center"/>
-        <w:pPrChange w:id="472" w:author="Hsien-Hsin Lee" w:date="2026-04-19T20:13:00Z" w16du:dateUtc="2026-04-20T00:13:00Z">
+        <w:pPrChange w:id="466" w:author="Hsien-Hsin Lee" w:date="2026-04-19T20:13:00Z" w16du:dateUtc="2026-04-20T00:13:00Z">
           <w:pPr>
             <w:spacing w:after="100" w:line="264" w:lineRule="auto"/>
             <w:jc w:val="both"/>
           </w:pPr>
         </w:pPrChange>
       </w:pPr>
-      <w:bookmarkStart w:id="473" w:name="_Ref227522074"/>
-      <w:ins w:id="474" w:author="Hsien-Hsin Lee" w:date="2026-04-19T20:13:00Z" w16du:dateUtc="2026-04-20T00:13:00Z">
-        <w:r>
+      <w:bookmarkStart w:id="467" w:name="_Ref227522074"/>
+      <w:ins w:id="468" w:author="Hsien-Hsin Lee" w:date="2026-04-19T20:13:00Z" w16du:dateUtc="2026-04-20T00:13:00Z">
+        <w:r>
+          <w:lastRenderedPageBreak/>
           <w:t xml:space="preserve">Table </w:t>
         </w:r>
         <w:r>
@@ -7102,16 +6963,16 @@
         </w:rPr>
         <w:t>2</w:t>
       </w:r>
-      <w:ins w:id="475" w:author="Hsien-Hsin Lee" w:date="2026-04-19T20:13:00Z" w16du:dateUtc="2026-04-20T00:13:00Z">
+      <w:ins w:id="469" w:author="Hsien-Hsin Lee" w:date="2026-04-19T20:13:00Z" w16du:dateUtc="2026-04-20T00:13:00Z">
         <w:r>
           <w:fldChar w:fldCharType="end"/>
         </w:r>
-        <w:bookmarkEnd w:id="473"/>
+        <w:bookmarkEnd w:id="467"/>
         <w:r>
           <w:t>. LOS-based K-means Clustering</w:t>
         </w:r>
       </w:ins>
-      <w:ins w:id="476" w:author="Hsien-Hsin Lee" w:date="2026-04-19T20:22:00Z" w16du:dateUtc="2026-04-20T00:22:00Z">
+      <w:ins w:id="470" w:author="Hsien-Hsin Lee" w:date="2026-04-19T20:22:00Z" w16du:dateUtc="2026-04-20T00:22:00Z">
         <w:r>
           <w:t xml:space="preserve"> for dogs</w:t>
         </w:r>
@@ -7124,12 +6985,12 @@
       <w:r>
         <w:t xml:space="preserve">4.  Discussion </w:t>
       </w:r>
-      <w:ins w:id="477" w:author="Hsien-Hsin Lee" w:date="2026-04-19T20:17:00Z" w16du:dateUtc="2026-04-20T00:17:00Z">
+      <w:ins w:id="471" w:author="Hsien-Hsin Lee" w:date="2026-04-19T20:17:00Z" w16du:dateUtc="2026-04-20T00:17:00Z">
         <w:r>
           <w:t>and</w:t>
         </w:r>
       </w:ins>
-      <w:del w:id="478" w:author="Hsien-Hsin Lee" w:date="2026-04-19T20:17:00Z" w16du:dateUtc="2026-04-20T00:17:00Z">
+      <w:del w:id="472" w:author="Hsien-Hsin Lee" w:date="2026-04-19T20:17:00Z" w16du:dateUtc="2026-04-20T00:17:00Z">
         <w:r>
           <w:delText>&amp;</w:delText>
         </w:r>
@@ -7395,13 +7256,7 @@
         <w:rPr>
           <w:color w:val="333333"/>
         </w:rPr>
-        <w:t xml:space="preserve"> </w:t>
-      </w:r>
-      <w:r>
-        <w:rPr>
-          <w:color w:val="333333"/>
-        </w:rPr>
-        <w:t xml:space="preserve">shelter </w:t>
+        <w:t xml:space="preserve"> shelter </w:t>
       </w:r>
       <w:r>
         <w:rPr>
@@ -7556,55 +7411,7 @@
         <w:rPr>
           <w:color w:val="333333"/>
         </w:rPr>
-        <w:t xml:space="preserve"> an animal’s temperament, energy level, leash </w:t>
-      </w:r>
-      <w:r>
-        <w:rPr>
-          <w:color w:val="333333"/>
-        </w:rPr>
-        <w:t>m</w:t>
-      </w:r>
-      <w:r>
-        <w:rPr>
-          <w:color w:val="333333"/>
-        </w:rPr>
-        <w:t>a</w:t>
-      </w:r>
-      <w:r>
-        <w:rPr>
-          <w:color w:val="333333"/>
-        </w:rPr>
-        <w:t>n</w:t>
-      </w:r>
-      <w:r>
-        <w:rPr>
-          <w:color w:val="333333"/>
-        </w:rPr>
-        <w:t>n</w:t>
-      </w:r>
-      <w:r>
-        <w:rPr>
-          <w:color w:val="333333"/>
-        </w:rPr>
-        <w:t>e</w:t>
-      </w:r>
-      <w:r>
-        <w:rPr>
-          <w:color w:val="333333"/>
-        </w:rPr>
-        <w:t>r</w:t>
-      </w:r>
-      <w:r>
-        <w:rPr>
-          <w:color w:val="333333"/>
-        </w:rPr>
-        <w:t>s</w:t>
-      </w:r>
-      <w:r>
-        <w:rPr>
-          <w:color w:val="333333"/>
-        </w:rPr>
-        <w:t xml:space="preserve">, and </w:t>
+        <w:t xml:space="preserve"> an animal’s temperament, energy level, leash manners, and </w:t>
       </w:r>
       <w:r>
         <w:rPr>
@@ -7822,14 +7629,7 @@
         <w:rPr>
           <w:color w:val="333333"/>
         </w:rPr>
-        <w:t xml:space="preserve">dynamically updating model that revises LOS predictions as animals </w:t>
-      </w:r>
-      <w:r>
-        <w:rPr>
-          <w:color w:val="333333"/>
-        </w:rPr>
-        <w:lastRenderedPageBreak/>
-        <w:t>acc</w:t>
+        <w:t>dynamically updating model that revises LOS predictions as animals acc</w:t>
       </w:r>
       <w:r>
         <w:rPr>
@@ -7913,13 +7713,7 @@
         <w:rPr>
           <w:color w:val="333333"/>
         </w:rPr>
-        <w:t>form of</w:t>
-      </w:r>
-      <w:r>
-        <w:rPr>
-          <w:color w:val="333333"/>
-        </w:rPr>
-        <w:t xml:space="preserve"> risk</w:t>
+        <w:t>form of risk</w:t>
       </w:r>
       <w:r>
         <w:rPr>
@@ -8085,7 +7879,7 @@
         </w:pBdr>
         <w:spacing w:before="200"/>
       </w:pPr>
-      <w:del w:id="479" w:author="Hsien-Hsin Lee" w:date="2026-04-19T17:11:00Z" w16du:dateUtc="2026-04-19T21:11:00Z">
+      <w:del w:id="473" w:author="Hsien-Hsin Lee" w:date="2026-04-19T17:11:00Z" w16du:dateUtc="2026-04-19T21:11:00Z">
         <w:r>
           <w:rPr>
             <w:color w:val="767676"/>
@@ -8121,8 +7915,8 @@
       </w:r>
     </w:p>
     <w:sectPr>
-      <w:headerReference w:type="default" r:id="rId21"/>
-      <w:footerReference w:type="default" r:id="rId22"/>
+      <w:headerReference w:type="default" r:id="rId23"/>
+      <w:footerReference w:type="default" r:id="rId24"/>
       <w:pgSz w:w="12240" w:h="15840"/>
       <w:pgMar w:top="1440" w:right="1440" w:bottom="1440" w:left="1440" w:header="708" w:footer="708" w:gutter="0"/>
       <w:cols w:space="720"/>
@@ -8258,7 +8052,7 @@
       </w:rPr>
       <w:t>Take Me</w:t>
     </w:r>
-    <w:ins w:id="480" w:author="Hsien-Hsin Lee" w:date="2026-04-19T20:35:00Z" w16du:dateUtc="2026-04-20T00:35:00Z">
+    <w:ins w:id="474" w:author="Hsien-Hsin Lee" w:date="2026-04-19T20:35:00Z" w16du:dateUtc="2026-04-20T00:35:00Z">
       <w:r>
         <w:rPr>
           <w:color w:val="767676"/>
@@ -8957,6 +8751,7 @@
   <w:style w:type="character" w:default="1" w:styleId="DefaultParagraphFont">
     <w:name w:val="Default Paragraph Font"/>
     <w:uiPriority w:val="1"/>
+    <w:semiHidden/>
     <w:unhideWhenUsed/>
   </w:style>
   <w:style w:type="table" w:default="1" w:styleId="TableNormal">
@@ -9556,10 +9351,6 @@
 </file>
 
 <file path=customXml/item1.xml><?xml version="1.0" encoding="utf-8"?>
-<b:Sources xmlns:b="http://schemas.openxmlformats.org/officeDocument/2006/bibliography" xmlns="http://schemas.openxmlformats.org/officeDocument/2006/bibliography" SelectedStyle="\IEEE2006OfficeOnline.xsl" StyleName="IEEE" Version="2006"/>
-</file>
-
-<file path=customXml/item2.xml><?xml version="1.0" encoding="utf-8"?>
 <ct:contentTypeSchema xmlns:ct="http://schemas.microsoft.com/office/2006/metadata/contentType" xmlns:ma="http://schemas.microsoft.com/office/2006/metadata/properties/metaAttributes" ct:_="" ma:_="" ma:contentTypeName="Document" ma:contentTypeID="0x01010063CBA6A604417345881157E933EE43C7" ma:contentTypeVersion="6" ma:contentTypeDescription="Create a new document." ma:contentTypeScope="" ma:versionID="9158fdd98583b6ab5650190b0890e0f7">
   <xsd:schema xmlns:xsd="http://www.w3.org/2001/XMLSchema" xmlns:xs="http://www.w3.org/2001/XMLSchema" xmlns:p="http://schemas.microsoft.com/office/2006/metadata/properties" xmlns:ns3="f8f0146d-e767-4435-b441-c4233dbb6c6b" targetNamespace="http://schemas.microsoft.com/office/2006/metadata/properties" ma:root="true" ma:fieldsID="cb98769d9f6762ba375b8b7f4cadd266" ns3:_="">
     <xsd:import namespace="f8f0146d-e767-4435-b441-c4233dbb6c6b"/>
@@ -9715,7 +9506,19 @@
 </ct:contentTypeSchema>
 </file>
 
+<file path=customXml/item2.xml><?xml version="1.0" encoding="utf-8"?>
+<b:Sources xmlns:b="http://schemas.openxmlformats.org/officeDocument/2006/bibliography" xmlns="http://schemas.openxmlformats.org/officeDocument/2006/bibliography" SelectedStyle="\IEEE2006OfficeOnline.xsl" StyleName="IEEE" Version="2006"/>
+</file>
+
 <file path=customXml/item3.xml><?xml version="1.0" encoding="utf-8"?>
+<p:properties xmlns:p="http://schemas.microsoft.com/office/2006/metadata/properties" xmlns:xsi="http://www.w3.org/2001/XMLSchema-instance" xmlns:pc="http://schemas.microsoft.com/office/infopath/2007/PartnerControls">
+  <documentManagement>
+    <_activity xmlns="f8f0146d-e767-4435-b441-c4233dbb6c6b" xsi:nil="true"/>
+  </documentManagement>
+</p:properties>
+</file>
+
+<file path=customXml/item4.xml><?xml version="1.0" encoding="utf-8"?>
 <?mso-contentType ?>
 <FormTemplates xmlns="http://schemas.microsoft.com/sharepoint/v3/contenttype/forms">
   <Display>DocumentLibraryForm</Display>
@@ -9724,23 +9527,7 @@
 </FormTemplates>
 </file>
 
-<file path=customXml/item4.xml><?xml version="1.0" encoding="utf-8"?>
-<p:properties xmlns:p="http://schemas.microsoft.com/office/2006/metadata/properties" xmlns:xsi="http://www.w3.org/2001/XMLSchema-instance" xmlns:pc="http://schemas.microsoft.com/office/infopath/2007/PartnerControls">
-  <documentManagement>
-    <_activity xmlns="f8f0146d-e767-4435-b441-c4233dbb6c6b" xsi:nil="true"/>
-  </documentManagement>
-</p:properties>
-</file>
-
 <file path=customXml/itemProps1.xml><?xml version="1.0" encoding="utf-8"?>
-<ds:datastoreItem xmlns:ds="http://schemas.openxmlformats.org/officeDocument/2006/customXml" ds:itemID="{6346854E-F52C-4EF3-912E-471826B90181}">
-  <ds:schemaRefs>
-    <ds:schemaRef ds:uri="http://schemas.openxmlformats.org/officeDocument/2006/bibliography"/>
-  </ds:schemaRefs>
-</ds:datastoreItem>
-</file>
-
-<file path=customXml/itemProps2.xml><?xml version="1.0" encoding="utf-8"?>
 <ds:datastoreItem xmlns:ds="http://schemas.openxmlformats.org/officeDocument/2006/customXml" ds:itemID="{A3B74844-B422-4E43-A61B-35F3A167E76C}">
   <ds:schemaRefs>
     <ds:schemaRef ds:uri="http://schemas.microsoft.com/office/2006/metadata/contentType"/>
@@ -9758,26 +9545,28 @@
 </ds:datastoreItem>
 </file>
 
+<file path=customXml/itemProps2.xml><?xml version="1.0" encoding="utf-8"?>
+<ds:datastoreItem xmlns:ds="http://schemas.openxmlformats.org/officeDocument/2006/customXml" ds:itemID="{6346854E-F52C-4EF3-912E-471826B90181}">
+  <ds:schemaRefs>
+    <ds:schemaRef ds:uri="http://schemas.openxmlformats.org/officeDocument/2006/bibliography"/>
+  </ds:schemaRefs>
+</ds:datastoreItem>
+</file>
+
 <file path=customXml/itemProps3.xml><?xml version="1.0" encoding="utf-8"?>
+<ds:datastoreItem xmlns:ds="http://schemas.openxmlformats.org/officeDocument/2006/customXml" ds:itemID="{1131C791-5C7D-423A-B846-965120C7EA8D}">
+  <ds:schemaRefs>
+    <ds:schemaRef ds:uri="http://schemas.microsoft.com/office/2006/metadata/properties"/>
+    <ds:schemaRef ds:uri="http://schemas.microsoft.com/office/infopath/2007/PartnerControls"/>
+    <ds:schemaRef ds:uri="f8f0146d-e767-4435-b441-c4233dbb6c6b"/>
+  </ds:schemaRefs>
+</ds:datastoreItem>
+</file>
+
+<file path=customXml/itemProps4.xml><?xml version="1.0" encoding="utf-8"?>
 <ds:datastoreItem xmlns:ds="http://schemas.openxmlformats.org/officeDocument/2006/customXml" ds:itemID="{506E64D4-EC3E-449A-868C-EAAF4423DB8F}">
   <ds:schemaRefs>
     <ds:schemaRef ds:uri="http://schemas.microsoft.com/sharepoint/v3/contenttype/forms"/>
   </ds:schemaRefs>
 </ds:datastoreItem>
-</file>
-
-<file path=customXml/itemProps4.xml><?xml version="1.0" encoding="utf-8"?>
-<ds:datastoreItem xmlns:ds="http://schemas.openxmlformats.org/officeDocument/2006/customXml" ds:itemID="{1131C791-5C7D-423A-B846-965120C7EA8D}">
-  <ds:schemaRefs>
-    <ds:schemaRef ds:uri="http://schemas.microsoft.com/office/2006/documentManagement/types"/>
-    <ds:schemaRef ds:uri="f8f0146d-e767-4435-b441-c4233dbb6c6b"/>
-    <ds:schemaRef ds:uri="http://www.w3.org/XML/1998/namespace"/>
-    <ds:schemaRef ds:uri="http://schemas.openxmlformats.org/package/2006/metadata/core-properties"/>
-    <ds:schemaRef ds:uri="http://purl.org/dc/dcmitype/"/>
-    <ds:schemaRef ds:uri="http://purl.org/dc/elements/1.1/"/>
-    <ds:schemaRef ds:uri="http://schemas.microsoft.com/office/2006/metadata/properties"/>
-    <ds:schemaRef ds:uri="http://schemas.microsoft.com/office/infopath/2007/PartnerControls"/>
-    <ds:schemaRef ds:uri="http://purl.org/dc/terms/"/>
-  </ds:schemaRefs>
-</ds:datastoreItem>
 </file>
--- a/Final deliverables/TakeMeHome_FinalReport v2.docx
+++ b/Final deliverables/TakeMeHome_FinalReport v2.docx
@@ -168,54 +168,35 @@
             </w:rPr>
           </w:rPrChange>
         </w:rPr>
-        <w:t xml:space="preserve">MIT Sloan School of </w:t>
-      </w:r>
-      <w:proofErr w:type="gramStart"/>
-      <w:r>
-        <w:rPr>
+        <w:t>MIT Sloan School of Management  ·  15.727 Analytical Edge  ·  Spring 2026</w:t>
+      </w:r>
+    </w:p>
+    <w:p>
+      <w:pPr>
+        <w:pBdr>
+          <w:bottom w:val="single" w:sz="8" w:space="3" w:color="2E75B6"/>
+        </w:pBdr>
+        <w:spacing w:after="180"/>
+        <w:rPr>
+          <w:ins w:id="4" w:author="Hsien-Hsin Lee" w:date="2026-04-19T20:34:00Z" w16du:dateUtc="2026-04-20T00:34:00Z"/>
           <w:sz w:val="20"/>
           <w:szCs w:val="20"/>
-          <w:rPrChange w:id="4" w:author="Hsien-Hsin Lee" w:date="2026-04-19T16:59:00Z" w16du:dateUtc="2026-04-19T20:59:00Z">
-            <w:rPr>
-              <w:color w:val="767676"/>
-              <w:sz w:val="20"/>
-              <w:szCs w:val="20"/>
-            </w:rPr>
-          </w:rPrChange>
-        </w:rPr>
-        <w:t>Management  ·</w:t>
-      </w:r>
-      <w:proofErr w:type="gramEnd"/>
-      <w:r>
-        <w:rPr>
-          <w:sz w:val="20"/>
-          <w:szCs w:val="20"/>
-          <w:rPrChange w:id="5" w:author="Hsien-Hsin Lee" w:date="2026-04-19T16:59:00Z" w16du:dateUtc="2026-04-19T20:59:00Z">
-            <w:rPr>
-              <w:color w:val="767676"/>
-              <w:sz w:val="20"/>
-              <w:szCs w:val="20"/>
-            </w:rPr>
-          </w:rPrChange>
-        </w:rPr>
-        <w:t xml:space="preserve">  15.727 Analytical </w:t>
-      </w:r>
-      <w:proofErr w:type="gramStart"/>
-      <w:r>
-        <w:rPr>
-          <w:sz w:val="20"/>
-          <w:szCs w:val="20"/>
-          <w:rPrChange w:id="6" w:author="Hsien-Hsin Lee" w:date="2026-04-19T16:59:00Z" w16du:dateUtc="2026-04-19T20:59:00Z">
-            <w:rPr>
-              <w:color w:val="767676"/>
-              <w:sz w:val="20"/>
-              <w:szCs w:val="20"/>
-            </w:rPr>
-          </w:rPrChange>
-        </w:rPr>
-        <w:t>Edge  ·</w:t>
-      </w:r>
-      <w:proofErr w:type="gramEnd"/>
+        </w:rPr>
+      </w:pPr>
+    </w:p>
+    <w:p>
+      <w:pPr>
+        <w:contextualSpacing/>
+        <w:rPr>
+          <w:ins w:id="5" w:author="Hsien-Hsin Lee" w:date="2026-04-19T16:10:00Z" w16du:dateUtc="2026-04-19T20:10:00Z"/>
+        </w:rPr>
+        <w:pPrChange w:id="6" w:author="Hsien-Hsin Lee" w:date="2026-04-19T20:34:00Z" w16du:dateUtc="2026-04-20T00:34:00Z">
+          <w:pPr>
+            <w:contextualSpacing/>
+            <w:jc w:val="center"/>
+          </w:pPr>
+        </w:pPrChange>
+      </w:pPr>
       <w:r>
         <w:rPr>
           <w:sz w:val="20"/>
@@ -228,35 +209,45 @@
             </w:rPr>
           </w:rPrChange>
         </w:rPr>
-        <w:t xml:space="preserve">  Spring 2026</w:t>
-      </w:r>
-    </w:p>
-    <w:p>
-      <w:pPr>
-        <w:pBdr>
-          <w:bottom w:val="single" w:sz="8" w:space="3" w:color="2E75B6"/>
-        </w:pBdr>
-        <w:spacing w:after="180"/>
-        <w:rPr>
-          <w:ins w:id="8" w:author="Hsien-Hsin Lee" w:date="2026-04-19T20:34:00Z" w16du:dateUtc="2026-04-20T00:34:00Z"/>
+        <w:t xml:space="preserve">Project </w:t>
+      </w:r>
+      <w:ins w:id="8" w:author="Hsien-Hsin Lee" w:date="2026-04-19T20:35:00Z" w16du:dateUtc="2026-04-20T00:35:00Z">
+        <w:r>
+          <w:rPr>
+            <w:sz w:val="20"/>
+            <w:szCs w:val="20"/>
+          </w:rPr>
+          <w:t xml:space="preserve">web </w:t>
+        </w:r>
+      </w:ins>
+      <w:r>
+        <w:rPr>
           <w:sz w:val="20"/>
           <w:szCs w:val="20"/>
-        </w:rPr>
-      </w:pPr>
-    </w:p>
-    <w:p>
-      <w:pPr>
-        <w:contextualSpacing/>
-        <w:rPr>
-          <w:ins w:id="9" w:author="Hsien-Hsin Lee" w:date="2026-04-19T16:10:00Z" w16du:dateUtc="2026-04-19T20:10:00Z"/>
-        </w:rPr>
-        <w:pPrChange w:id="10" w:author="Hsien-Hsin Lee" w:date="2026-04-19T20:34:00Z" w16du:dateUtc="2026-04-20T00:34:00Z">
-          <w:pPr>
-            <w:contextualSpacing/>
-            <w:jc w:val="center"/>
-          </w:pPr>
-        </w:pPrChange>
-      </w:pPr>
+          <w:rPrChange w:id="9" w:author="Hsien-Hsin Lee" w:date="2026-04-19T16:59:00Z" w16du:dateUtc="2026-04-19T20:59:00Z">
+            <w:rPr>
+              <w:color w:val="767676"/>
+              <w:sz w:val="20"/>
+              <w:szCs w:val="20"/>
+            </w:rPr>
+          </w:rPrChange>
+        </w:rPr>
+        <w:t>pilot</w:t>
+      </w:r>
+      <w:r>
+        <w:rPr>
+          <w:sz w:val="20"/>
+          <w:szCs w:val="20"/>
+          <w:rPrChange w:id="10" w:author="Hsien-Hsin Lee" w:date="2026-04-19T16:59:00Z" w16du:dateUtc="2026-04-19T20:59:00Z">
+            <w:rPr>
+              <w:color w:val="767676"/>
+              <w:sz w:val="20"/>
+              <w:szCs w:val="20"/>
+            </w:rPr>
+          </w:rPrChange>
+        </w:rPr>
+        <w:t xml:space="preserve"> site</w:t>
+      </w:r>
       <w:r>
         <w:rPr>
           <w:sz w:val="20"/>
@@ -269,57 +260,6 @@
             </w:rPr>
           </w:rPrChange>
         </w:rPr>
-        <w:t xml:space="preserve">Project </w:t>
-      </w:r>
-      <w:ins w:id="12" w:author="Hsien-Hsin Lee" w:date="2026-04-19T20:35:00Z" w16du:dateUtc="2026-04-20T00:35:00Z">
-        <w:r>
-          <w:rPr>
-            <w:sz w:val="20"/>
-            <w:szCs w:val="20"/>
-          </w:rPr>
-          <w:t xml:space="preserve">web </w:t>
-        </w:r>
-      </w:ins>
-      <w:r>
-        <w:rPr>
-          <w:sz w:val="20"/>
-          <w:szCs w:val="20"/>
-          <w:rPrChange w:id="13" w:author="Hsien-Hsin Lee" w:date="2026-04-19T16:59:00Z" w16du:dateUtc="2026-04-19T20:59:00Z">
-            <w:rPr>
-              <w:color w:val="767676"/>
-              <w:sz w:val="20"/>
-              <w:szCs w:val="20"/>
-            </w:rPr>
-          </w:rPrChange>
-        </w:rPr>
-        <w:t>pilot</w:t>
-      </w:r>
-      <w:r>
-        <w:rPr>
-          <w:sz w:val="20"/>
-          <w:szCs w:val="20"/>
-          <w:rPrChange w:id="14" w:author="Hsien-Hsin Lee" w:date="2026-04-19T16:59:00Z" w16du:dateUtc="2026-04-19T20:59:00Z">
-            <w:rPr>
-              <w:color w:val="767676"/>
-              <w:sz w:val="20"/>
-              <w:szCs w:val="20"/>
-            </w:rPr>
-          </w:rPrChange>
-        </w:rPr>
-        <w:t xml:space="preserve"> site</w:t>
-      </w:r>
-      <w:r>
-        <w:rPr>
-          <w:sz w:val="20"/>
-          <w:szCs w:val="20"/>
-          <w:rPrChange w:id="15" w:author="Hsien-Hsin Lee" w:date="2026-04-19T16:59:00Z" w16du:dateUtc="2026-04-19T20:59:00Z">
-            <w:rPr>
-              <w:color w:val="767676"/>
-              <w:sz w:val="20"/>
-              <w:szCs w:val="20"/>
-            </w:rPr>
-          </w:rPrChange>
-        </w:rPr>
         <w:t xml:space="preserve">: </w:t>
       </w:r>
       <w:r>
@@ -352,12 +292,12 @@
           <w:szCs w:val="20"/>
         </w:rPr>
       </w:pPr>
-      <w:ins w:id="16" w:author="Hsien-Hsin Lee" w:date="2026-04-19T16:10:00Z" w16du:dateUtc="2026-04-19T20:10:00Z">
+      <w:ins w:id="12" w:author="Hsien-Hsin Lee" w:date="2026-04-19T16:10:00Z" w16du:dateUtc="2026-04-19T20:10:00Z">
         <w:r>
           <w:rPr>
             <w:sz w:val="20"/>
             <w:szCs w:val="20"/>
-            <w:rPrChange w:id="17" w:author="Hsien-Hsin Lee" w:date="2026-04-19T16:59:00Z" w16du:dateUtc="2026-04-19T20:59:00Z">
+            <w:rPrChange w:id="13" w:author="Hsien-Hsin Lee" w:date="2026-04-19T16:59:00Z" w16du:dateUtc="2026-04-19T20:59:00Z">
               <w:rPr>
                 <w:color w:val="767676"/>
                 <w:sz w:val="20"/>
@@ -368,7 +308,7 @@
           <w:t xml:space="preserve">Project GitHub repo: </w:t>
         </w:r>
       </w:ins>
-      <w:ins w:id="18" w:author="Hsien-Hsin Lee" w:date="2026-04-19T16:11:00Z" w16du:dateUtc="2026-04-19T20:11:00Z">
+      <w:ins w:id="14" w:author="Hsien-Hsin Lee" w:date="2026-04-19T16:11:00Z" w16du:dateUtc="2026-04-19T20:11:00Z">
         <w:r>
           <w:rPr>
             <w:color w:val="767676"/>
@@ -440,23 +380,7 @@
             <w:sz w:val="20"/>
             <w:szCs w:val="20"/>
           </w:rPr>
-          <w:t>https://youtu.be/j-qtlOA6M</w:t>
-        </w:r>
-        <w:r>
-          <w:rPr>
-            <w:rStyle w:val="Hyperlink"/>
-            <w:sz w:val="20"/>
-            <w:szCs w:val="20"/>
-          </w:rPr>
-          <w:t>Z</w:t>
-        </w:r>
-        <w:r>
-          <w:rPr>
-            <w:rStyle w:val="Hyperlink"/>
-            <w:sz w:val="20"/>
-            <w:szCs w:val="20"/>
-          </w:rPr>
-          <w:t>0</w:t>
+          <w:t>https://youtu.be/j-qtlOA6MZ0</w:t>
         </w:r>
       </w:hyperlink>
     </w:p>
@@ -468,16 +392,16 @@
         <w:contextualSpacing/>
         <w:jc w:val="center"/>
         <w:rPr>
-          <w:del w:id="19" w:author="Hsien-Hsin Lee" w:date="2026-04-19T16:10:00Z" w16du:dateUtc="2026-04-19T20:10:00Z"/>
+          <w:del w:id="15" w:author="Hsien-Hsin Lee" w:date="2026-04-19T16:10:00Z" w16du:dateUtc="2026-04-19T20:10:00Z"/>
           <w:sz w:val="20"/>
           <w:szCs w:val="20"/>
-          <w:rPrChange w:id="20" w:author="Hsien-Hsin Lee" w:date="2026-04-19T16:10:00Z" w16du:dateUtc="2026-04-19T20:10:00Z">
+          <w:rPrChange w:id="16" w:author="Hsien-Hsin Lee" w:date="2026-04-19T16:10:00Z" w16du:dateUtc="2026-04-19T20:10:00Z">
             <w:rPr>
-              <w:del w:id="21" w:author="Hsien-Hsin Lee" w:date="2026-04-19T16:10:00Z" w16du:dateUtc="2026-04-19T20:10:00Z"/>
+              <w:del w:id="17" w:author="Hsien-Hsin Lee" w:date="2026-04-19T16:10:00Z" w16du:dateUtc="2026-04-19T20:10:00Z"/>
             </w:rPr>
           </w:rPrChange>
         </w:rPr>
-        <w:pPrChange w:id="22" w:author="Hsien-Hsin Lee" w:date="2026-04-19T20:34:00Z" w16du:dateUtc="2026-04-20T00:34:00Z">
+        <w:pPrChange w:id="18" w:author="Hsien-Hsin Lee" w:date="2026-04-19T20:34:00Z" w16du:dateUtc="2026-04-20T00:34:00Z">
           <w:pPr>
             <w:contextualSpacing/>
             <w:jc w:val="center"/>
@@ -494,11 +418,11 @@
         <w:rPr>
           <w:sz w:val="20"/>
           <w:szCs w:val="20"/>
-          <w:rPrChange w:id="23" w:author="Hsien-Hsin Lee" w:date="2026-04-19T16:10:00Z" w16du:dateUtc="2026-04-19T20:10:00Z">
+          <w:rPrChange w:id="19" w:author="Hsien-Hsin Lee" w:date="2026-04-19T16:10:00Z" w16du:dateUtc="2026-04-19T20:10:00Z">
             <w:rPr/>
           </w:rPrChange>
         </w:rPr>
-        <w:pPrChange w:id="24" w:author="Hsien-Hsin Lee" w:date="2026-04-19T20:34:00Z" w16du:dateUtc="2026-04-20T00:34:00Z">
+        <w:pPrChange w:id="20" w:author="Hsien-Hsin Lee" w:date="2026-04-19T20:34:00Z" w16du:dateUtc="2026-04-20T00:34:00Z">
           <w:pPr>
             <w:pBdr>
               <w:bottom w:val="single" w:sz="8" w:space="4" w:color="2E75B6"/>
@@ -512,7 +436,7 @@
       <w:pPr>
         <w:pStyle w:val="Heading1"/>
         <w:rPr>
-          <w:del w:id="25" w:author="Hsien-Hsin Lee" w:date="2026-04-19T16:11:00Z" w16du:dateUtc="2026-04-19T20:11:00Z"/>
+          <w:del w:id="21" w:author="Hsien-Hsin Lee" w:date="2026-04-19T16:11:00Z" w16du:dateUtc="2026-04-19T20:11:00Z"/>
         </w:rPr>
       </w:pPr>
     </w:p>
@@ -533,21 +457,7 @@
         <w:rPr>
           <w:color w:val="333333"/>
         </w:rPr>
-        <w:t xml:space="preserve">Animal shelters across the United States take in millions of animals each year while operating under severe resource and budget constraints. Allocation decisions—which animals receive behavioral rehabilitation, premium placement, medical intervention, or targeted marketing—are typically made by staff based on experience and intuition rather than systematic data analysis. These decisions occur at scale and under time pressure, and they directly shape adoption outcomes. For animals at risk of long shelter stays, early proactive intervention can be </w:t>
-      </w:r>
-      <w:proofErr w:type="gramStart"/>
-      <w:r>
-        <w:rPr>
-          <w:color w:val="333333"/>
-        </w:rPr>
-        <w:t>life-saving</w:t>
-      </w:r>
-      <w:proofErr w:type="gramEnd"/>
-      <w:r>
-        <w:rPr>
-          <w:color w:val="333333"/>
-        </w:rPr>
-        <w:t>; without it, prolonged shelter stress degrades behavior and further reduces adoptability.</w:t>
+        <w:t>Animal shelters across the United States take in millions of animals each year while operating under severe resource and budget constraints. Allocation decisions—which animals receive behavioral rehabilitation, premium placement, medical intervention, or targeted marketing—are typically made by staff based on experience and intuition rather than systematic data analysis. These decisions occur at scale and under time pressure, and they directly shape adoption outcomes. For animals at risk of long shelter stays, early proactive intervention can be life-saving; without it, prolonged shelter stress degrades behavior and further reduces adoptability.</w:t>
       </w:r>
     </w:p>
     <w:p>
@@ -585,7 +495,7 @@
         </w:rPr>
         <w:t xml:space="preserve"> a machine learning </w:t>
       </w:r>
-      <w:ins w:id="26" w:author="Hsien-Hsin Lee" w:date="2026-04-19T10:42:00Z" w16du:dateUtc="2026-04-19T14:42:00Z">
+      <w:ins w:id="22" w:author="Hsien-Hsin Lee" w:date="2026-04-19T10:42:00Z" w16du:dateUtc="2026-04-19T14:42:00Z">
         <w:r>
           <w:rPr>
             <w:color w:val="333333"/>
@@ -599,26 +509,12 @@
         </w:rPr>
         <w:t xml:space="preserve"> </w:t>
       </w:r>
-      <w:ins w:id="27" w:author="Hsien-Hsin Lee" w:date="2026-04-19T10:45:00Z" w16du:dateUtc="2026-04-19T14:45:00Z">
-        <w:r>
-          <w:rPr>
-            <w:color w:val="333333"/>
-          </w:rPr>
-          <w:t xml:space="preserve">based on the </w:t>
-        </w:r>
-        <w:proofErr w:type="spellStart"/>
-        <w:r>
-          <w:rPr>
-            <w:color w:val="333333"/>
-          </w:rPr>
-          <w:t>XGBoost</w:t>
-        </w:r>
-        <w:proofErr w:type="spellEnd"/>
-        <w:r>
-          <w:rPr>
-            <w:color w:val="333333"/>
-          </w:rPr>
-          <w:t xml:space="preserve"> algorithm </w:t>
+      <w:ins w:id="23" w:author="Hsien-Hsin Lee" w:date="2026-04-19T10:45:00Z" w16du:dateUtc="2026-04-19T14:45:00Z">
+        <w:r>
+          <w:rPr>
+            <w:color w:val="333333"/>
+          </w:rPr>
+          <w:t xml:space="preserve">based on the XGBoost algorithm </w:t>
         </w:r>
       </w:ins>
       <w:r>
@@ -627,7 +523,7 @@
         </w:rPr>
         <w:t xml:space="preserve">that predicts a </w:t>
       </w:r>
-      <w:ins w:id="28" w:author="Hsien-Hsin Lee" w:date="2026-04-19T17:00:00Z" w16du:dateUtc="2026-04-19T21:00:00Z">
+      <w:ins w:id="24" w:author="Hsien-Hsin Lee" w:date="2026-04-19T17:00:00Z" w16du:dateUtc="2026-04-19T21:00:00Z">
         <w:r>
           <w:rPr>
             <w:color w:val="333333"/>
@@ -635,7 +531,7 @@
           <w:t>given animal’s</w:t>
         </w:r>
       </w:ins>
-      <w:del w:id="29" w:author="Hsien-Hsin Lee" w:date="2026-04-19T17:00:00Z" w16du:dateUtc="2026-04-19T21:00:00Z">
+      <w:del w:id="25" w:author="Hsien-Hsin Lee" w:date="2026-04-19T17:00:00Z" w16du:dateUtc="2026-04-19T21:00:00Z">
         <w:r>
           <w:rPr>
             <w:color w:val="333333"/>
@@ -647,23 +543,9 @@
         <w:rPr>
           <w:color w:val="333333"/>
         </w:rPr>
-        <w:t xml:space="preserve"> expected length of stay (LOS) </w:t>
-      </w:r>
-      <w:proofErr w:type="gramStart"/>
-      <w:r>
-        <w:rPr>
-          <w:color w:val="333333"/>
-        </w:rPr>
-        <w:t>at the moment</w:t>
-      </w:r>
-      <w:proofErr w:type="gramEnd"/>
-      <w:r>
-        <w:rPr>
-          <w:color w:val="333333"/>
-        </w:rPr>
-        <w:t xml:space="preserve"> of shelter intake—before any behavioral assessment or adopter interaction has occurred. By surfacing individualized, data-driven risk scores at intake, the tool enables shelter operators to immediately identify high-risk animals, prioritize limited resources toward cases most in need, and ultimately reduce chronic shelter crowding and euthanasia rates. We deploy the </w:t>
-      </w:r>
-      <w:ins w:id="30" w:author="Hsien-Hsin Lee" w:date="2026-04-19T17:00:00Z" w16du:dateUtc="2026-04-19T21:00:00Z">
+        <w:t xml:space="preserve"> expected length of stay (LOS) at the moment of shelter intake—before any behavioral assessment or adopter interaction has occurred. By surfacing individualized, data-driven risk scores at intake, the tool enables shelter operators to immediately identify high-risk animals, prioritize limited resources toward cases most in need, and ultimately reduce chronic shelter crowding and euthanasia rates. We deploy the </w:t>
+      </w:r>
+      <w:ins w:id="26" w:author="Hsien-Hsin Lee" w:date="2026-04-19T17:00:00Z" w16du:dateUtc="2026-04-19T21:00:00Z">
         <w:r>
           <w:rPr>
             <w:color w:val="333333"/>
@@ -677,7 +559,7 @@
         </w:rPr>
         <w:t>dog model</w:t>
       </w:r>
-      <w:ins w:id="31" w:author="Hsien-Hsin Lee" w:date="2026-04-19T17:00:00Z" w16du:dateUtc="2026-04-19T21:00:00Z">
+      <w:ins w:id="27" w:author="Hsien-Hsin Lee" w:date="2026-04-19T17:00:00Z" w16du:dateUtc="2026-04-19T21:00:00Z">
         <w:r>
           <w:rPr>
             <w:color w:val="333333"/>
@@ -691,7 +573,7 @@
         </w:rPr>
         <w:t xml:space="preserve"> as a</w:t>
       </w:r>
-      <w:ins w:id="32" w:author="Hsien-Hsin Lee" w:date="2026-04-19T16:59:00Z" w16du:dateUtc="2026-04-19T20:59:00Z">
+      <w:ins w:id="28" w:author="Hsien-Hsin Lee" w:date="2026-04-19T16:59:00Z" w16du:dateUtc="2026-04-19T20:59:00Z">
         <w:r>
           <w:rPr>
             <w:color w:val="333333"/>
@@ -705,7 +587,7 @@
         </w:rPr>
         <w:t xml:space="preserve"> </w:t>
       </w:r>
-      <w:del w:id="33" w:author="Hsien-Hsin Lee" w:date="2026-04-19T10:43:00Z" w16du:dateUtc="2026-04-19T14:43:00Z">
+      <w:del w:id="29" w:author="Hsien-Hsin Lee" w:date="2026-04-19T10:43:00Z" w16du:dateUtc="2026-04-19T14:43:00Z">
         <w:r>
           <w:rPr>
             <w:color w:val="333333"/>
@@ -713,7 +595,7 @@
           <w:delText xml:space="preserve">live </w:delText>
         </w:r>
       </w:del>
-      <w:ins w:id="34" w:author="Hsien-Hsin Lee" w:date="2026-04-19T10:43:00Z" w16du:dateUtc="2026-04-19T14:43:00Z">
+      <w:ins w:id="30" w:author="Hsien-Hsin Lee" w:date="2026-04-19T10:43:00Z" w16du:dateUtc="2026-04-19T14:43:00Z">
         <w:r>
           <w:rPr>
             <w:color w:val="333333"/>
@@ -741,7 +623,7 @@
         </w:rPr>
         <w:t xml:space="preserve">) designed for non-technical shelter staff. </w:t>
       </w:r>
-      <w:ins w:id="35" w:author="Hsien-Hsin Lee" w:date="2026-04-19T10:43:00Z" w16du:dateUtc="2026-04-19T14:43:00Z">
+      <w:ins w:id="31" w:author="Hsien-Hsin Lee" w:date="2026-04-19T10:43:00Z" w16du:dateUtc="2026-04-19T14:43:00Z">
         <w:r>
           <w:rPr>
             <w:color w:val="333333"/>
@@ -749,7 +631,7 @@
           <w:t xml:space="preserve">Separately, we also built </w:t>
         </w:r>
       </w:ins>
-      <w:ins w:id="36" w:author="Hsien-Hsin Lee" w:date="2026-04-19T17:00:00Z" w16du:dateUtc="2026-04-19T21:00:00Z">
+      <w:ins w:id="32" w:author="Hsien-Hsin Lee" w:date="2026-04-19T17:00:00Z" w16du:dateUtc="2026-04-19T21:00:00Z">
         <w:r>
           <w:rPr>
             <w:color w:val="333333"/>
@@ -757,7 +639,7 @@
           <w:t xml:space="preserve">a </w:t>
         </w:r>
       </w:ins>
-      <w:ins w:id="37" w:author="Hsien-Hsin Lee" w:date="2026-04-19T10:43:00Z" w16du:dateUtc="2026-04-19T14:43:00Z">
+      <w:ins w:id="33" w:author="Hsien-Hsin Lee" w:date="2026-04-19T10:43:00Z" w16du:dateUtc="2026-04-19T14:43:00Z">
         <w:r>
           <w:rPr>
             <w:color w:val="333333"/>
@@ -765,7 +647,7 @@
           <w:t xml:space="preserve">similar model in parallel to </w:t>
         </w:r>
       </w:ins>
-      <w:ins w:id="38" w:author="Hsien-Hsin Lee" w:date="2026-04-19T10:44:00Z" w16du:dateUtc="2026-04-19T14:44:00Z">
+      <w:ins w:id="34" w:author="Hsien-Hsin Lee" w:date="2026-04-19T10:44:00Z" w16du:dateUtc="2026-04-19T14:44:00Z">
         <w:r>
           <w:rPr>
             <w:color w:val="333333"/>
@@ -779,7 +661,7 @@
           <w:t>t</w:t>
         </w:r>
       </w:ins>
-      <w:del w:id="39" w:author="Hsien-Hsin Lee" w:date="2026-04-19T10:43:00Z" w16du:dateUtc="2026-04-19T14:43:00Z">
+      <w:del w:id="35" w:author="Hsien-Hsin Lee" w:date="2026-04-19T10:43:00Z" w16du:dateUtc="2026-04-19T14:43:00Z">
         <w:r>
           <w:rPr>
             <w:color w:val="333333"/>
@@ -793,7 +675,7 @@
         </w:rPr>
         <w:t xml:space="preserve"> </w:t>
       </w:r>
-      <w:ins w:id="40" w:author="Hsien-Hsin Lee" w:date="2026-04-19T10:47:00Z" w16du:dateUtc="2026-04-19T14:47:00Z">
+      <w:ins w:id="36" w:author="Hsien-Hsin Lee" w:date="2026-04-19T10:47:00Z" w16du:dateUtc="2026-04-19T14:47:00Z">
         <w:r>
           <w:rPr>
             <w:color w:val="333333"/>
@@ -807,7 +689,7 @@
         </w:rPr>
         <w:t>cat</w:t>
       </w:r>
-      <w:ins w:id="41" w:author="Hsien-Hsin Lee" w:date="2026-04-19T10:44:00Z" w16du:dateUtc="2026-04-19T14:44:00Z">
+      <w:ins w:id="37" w:author="Hsien-Hsin Lee" w:date="2026-04-19T10:44:00Z" w16du:dateUtc="2026-04-19T14:44:00Z">
         <w:r>
           <w:rPr>
             <w:color w:val="333333"/>
@@ -815,7 +697,7 @@
           <w:t xml:space="preserve">’s LOS </w:t>
         </w:r>
       </w:ins>
-      <w:del w:id="42" w:author="Hsien-Hsin Lee" w:date="2026-04-19T10:44:00Z" w16du:dateUtc="2026-04-19T14:44:00Z">
+      <w:del w:id="38" w:author="Hsien-Hsin Lee" w:date="2026-04-19T10:44:00Z" w16du:dateUtc="2026-04-19T14:44:00Z">
         <w:r>
           <w:rPr>
             <w:color w:val="333333"/>
@@ -823,7 +705,7 @@
           <w:delText xml:space="preserve">-only model </w:delText>
         </w:r>
       </w:del>
-      <w:ins w:id="43" w:author="Hsien-Hsin Lee" w:date="2026-04-19T10:44:00Z" w16du:dateUtc="2026-04-19T14:44:00Z">
+      <w:ins w:id="39" w:author="Hsien-Hsin Lee" w:date="2026-04-19T10:44:00Z" w16du:dateUtc="2026-04-19T14:44:00Z">
         <w:r>
           <w:rPr>
             <w:color w:val="333333"/>
@@ -831,7 +713,7 @@
           <w:t xml:space="preserve">to </w:t>
         </w:r>
       </w:ins>
-      <w:del w:id="44" w:author="Hsien-Hsin Lee" w:date="2026-04-19T10:44:00Z" w16du:dateUtc="2026-04-19T14:44:00Z">
+      <w:del w:id="40" w:author="Hsien-Hsin Lee" w:date="2026-04-19T10:44:00Z" w16du:dateUtc="2026-04-19T14:44:00Z">
         <w:r>
           <w:rPr>
             <w:color w:val="333333"/>
@@ -845,7 +727,7 @@
         </w:rPr>
         <w:t>demonstrate</w:t>
       </w:r>
-      <w:del w:id="45" w:author="Hsien-Hsin Lee" w:date="2026-04-19T10:44:00Z" w16du:dateUtc="2026-04-19T14:44:00Z">
+      <w:del w:id="41" w:author="Hsien-Hsin Lee" w:date="2026-04-19T10:44:00Z" w16du:dateUtc="2026-04-19T14:44:00Z">
         <w:r>
           <w:rPr>
             <w:color w:val="333333"/>
@@ -859,7 +741,7 @@
         </w:rPr>
         <w:t xml:space="preserve"> cross-species applicability of </w:t>
       </w:r>
-      <w:ins w:id="46" w:author="Hsien-Hsin Lee" w:date="2026-04-19T10:44:00Z" w16du:dateUtc="2026-04-19T14:44:00Z">
+      <w:ins w:id="42" w:author="Hsien-Hsin Lee" w:date="2026-04-19T10:44:00Z" w16du:dateUtc="2026-04-19T14:44:00Z">
         <w:r>
           <w:rPr>
             <w:color w:val="333333"/>
@@ -867,7 +749,7 @@
           <w:t>our methodology</w:t>
         </w:r>
       </w:ins>
-      <w:del w:id="47" w:author="Hsien-Hsin Lee" w:date="2026-04-19T10:44:00Z" w16du:dateUtc="2026-04-19T14:44:00Z">
+      <w:del w:id="43" w:author="Hsien-Hsin Lee" w:date="2026-04-19T10:44:00Z" w16du:dateUtc="2026-04-19T14:44:00Z">
         <w:r>
           <w:rPr>
             <w:color w:val="333333"/>
@@ -875,7 +757,7 @@
           <w:delText xml:space="preserve">the </w:delText>
         </w:r>
       </w:del>
-      <w:del w:id="48" w:author="Hsien-Hsin Lee" w:date="2026-04-19T10:45:00Z" w16du:dateUtc="2026-04-19T14:45:00Z">
+      <w:del w:id="44" w:author="Hsien-Hsin Lee" w:date="2026-04-19T10:45:00Z" w16du:dateUtc="2026-04-19T14:45:00Z">
         <w:r>
           <w:rPr>
             <w:color w:val="333333"/>
@@ -894,7 +776,7 @@
       <w:pPr>
         <w:pStyle w:val="Heading1"/>
         <w:spacing w:before="240"/>
-        <w:pPrChange w:id="49" w:author="Hsien-Hsin Lee" w:date="2026-04-19T20:33:00Z" w16du:dateUtc="2026-04-20T00:33:00Z">
+        <w:pPrChange w:id="45" w:author="Hsien-Hsin Lee" w:date="2026-04-19T20:33:00Z" w16du:dateUtc="2026-04-20T00:33:00Z">
           <w:pPr>
             <w:pStyle w:val="Heading1"/>
           </w:pPr>
@@ -908,23 +790,18 @@
       <w:pPr>
         <w:pStyle w:val="Heading2"/>
       </w:pPr>
-      <w:proofErr w:type="gramStart"/>
       <w:r>
         <w:t xml:space="preserve">2.1  </w:t>
       </w:r>
-      <w:ins w:id="50" w:author="Hsien-Hsin Lee" w:date="2026-04-19T19:53:00Z" w16du:dateUtc="2026-04-19T23:53:00Z">
-        <w:r>
-          <w:t>Training</w:t>
-        </w:r>
-        <w:proofErr w:type="gramEnd"/>
-        <w:r>
-          <w:t xml:space="preserve"> </w:t>
+      <w:ins w:id="46" w:author="Hsien-Hsin Lee" w:date="2026-04-19T19:53:00Z" w16du:dateUtc="2026-04-19T23:53:00Z">
+        <w:r>
+          <w:t xml:space="preserve">Training </w:t>
         </w:r>
       </w:ins>
       <w:r>
         <w:t>Data</w:t>
       </w:r>
-      <w:ins w:id="51" w:author="Hsien-Hsin Lee" w:date="2026-04-19T19:53:00Z" w16du:dateUtc="2026-04-19T23:53:00Z">
+      <w:ins w:id="47" w:author="Hsien-Hsin Lee" w:date="2026-04-19T19:53:00Z" w16du:dateUtc="2026-04-19T23:53:00Z">
         <w:r>
           <w:t xml:space="preserve"> Collection</w:t>
         </w:r>
@@ -941,8 +818,7 @@
         </w:rPr>
         <w:t xml:space="preserve">We use the Austin Animal Center (AAC) Shelter Outcomes dataset, a publicly available record of all intakes and outcomes at Austin, Texas’s municipal open-admission shelter. </w:t>
       </w:r>
-      <w:proofErr w:type="gramStart"/>
-      <w:ins w:id="52" w:author="Hsien-Hsin Lee" w:date="2026-04-19T15:36:00Z" w16du:dateUtc="2026-04-19T19:36:00Z">
+      <w:ins w:id="48" w:author="Hsien-Hsin Lee" w:date="2026-04-19T15:36:00Z" w16du:dateUtc="2026-04-19T19:36:00Z">
         <w:r>
           <w:rPr>
             <w:color w:val="333333"/>
@@ -950,19 +826,44 @@
           <w:t>First</w:t>
         </w:r>
       </w:ins>
-      <w:ins w:id="53" w:author="Hsien-Hsin Lee" w:date="2026-04-19T15:42:00Z" w16du:dateUtc="2026-04-19T19:42:00Z">
-        <w:r>
-          <w:rPr>
-            <w:color w:val="333333"/>
-          </w:rPr>
-          <w:t xml:space="preserve"> of all</w:t>
-        </w:r>
-        <w:proofErr w:type="gramEnd"/>
-        <w:r>
-          <w:rPr>
-            <w:color w:val="333333"/>
-          </w:rPr>
-          <w:t xml:space="preserve">, data </w:t>
+      <w:ins w:id="49" w:author="Hsien-Hsin Lee" w:date="2026-04-19T15:42:00Z" w16du:dateUtc="2026-04-19T19:42:00Z">
+        <w:r>
+          <w:rPr>
+            <w:color w:val="333333"/>
+          </w:rPr>
+          <w:t xml:space="preserve"> of all, data </w:t>
+        </w:r>
+      </w:ins>
+      <w:ins w:id="50" w:author="Hsien-Hsin Lee" w:date="2026-04-19T17:00:00Z" w16du:dateUtc="2026-04-19T21:00:00Z">
+        <w:r>
+          <w:rPr>
+            <w:color w:val="333333"/>
+          </w:rPr>
+          <w:t xml:space="preserve">entries </w:t>
+        </w:r>
+      </w:ins>
+      <w:ins w:id="51" w:author="Hsien-Hsin Lee" w:date="2026-04-19T15:42:00Z" w16du:dateUtc="2026-04-19T19:42:00Z">
+        <w:r>
+          <w:rPr>
+            <w:color w:val="333333"/>
+          </w:rPr>
+          <w:t xml:space="preserve">provided by ACC </w:t>
+        </w:r>
+      </w:ins>
+      <w:ins w:id="52" w:author="Hsien-Hsin Lee" w:date="2026-04-19T17:00:00Z" w16du:dateUtc="2026-04-19T21:00:00Z">
+        <w:r>
+          <w:rPr>
+            <w:color w:val="333333"/>
+          </w:rPr>
+          <w:t>were</w:t>
+        </w:r>
+      </w:ins>
+      <w:ins w:id="53" w:author="Hsien-Hsin Lee" w:date="2026-04-19T15:43:00Z" w16du:dateUtc="2026-04-19T19:43:00Z">
+        <w:r>
+          <w:rPr>
+            <w:color w:val="333333"/>
+          </w:rPr>
+          <w:t xml:space="preserve"> not </w:t>
         </w:r>
       </w:ins>
       <w:ins w:id="54" w:author="Hsien-Hsin Lee" w:date="2026-04-19T17:00:00Z" w16du:dateUtc="2026-04-19T21:00:00Z">
@@ -970,23 +871,23 @@
           <w:rPr>
             <w:color w:val="333333"/>
           </w:rPr>
-          <w:t xml:space="preserve">entries </w:t>
-        </w:r>
-      </w:ins>
-      <w:ins w:id="55" w:author="Hsien-Hsin Lee" w:date="2026-04-19T15:42:00Z" w16du:dateUtc="2026-04-19T19:42:00Z">
-        <w:r>
-          <w:rPr>
-            <w:color w:val="333333"/>
-          </w:rPr>
-          <w:t xml:space="preserve">provided by ACC </w:t>
-        </w:r>
-      </w:ins>
-      <w:ins w:id="56" w:author="Hsien-Hsin Lee" w:date="2026-04-19T17:00:00Z" w16du:dateUtc="2026-04-19T21:00:00Z">
-        <w:r>
-          <w:rPr>
-            <w:color w:val="333333"/>
-          </w:rPr>
-          <w:t>were</w:t>
+          <w:t>well</w:t>
+        </w:r>
+      </w:ins>
+      <w:ins w:id="55" w:author="Hsien-Hsin Lee" w:date="2026-04-19T15:43:00Z" w16du:dateUtc="2026-04-19T19:43:00Z">
+        <w:r>
+          <w:rPr>
+            <w:color w:val="333333"/>
+          </w:rPr>
+          <w:t xml:space="preserve"> organized. The</w:t>
+        </w:r>
+      </w:ins>
+      <w:ins w:id="56" w:author="Hsien-Hsin Lee" w:date="2026-04-19T17:01:00Z" w16du:dateUtc="2026-04-19T21:01:00Z">
+        <w:r>
+          <w:rPr>
+            <w:color w:val="333333"/>
+          </w:rPr>
+          <w:t xml:space="preserve"> </w:t>
         </w:r>
       </w:ins>
       <w:ins w:id="57" w:author="Hsien-Hsin Lee" w:date="2026-04-19T15:43:00Z" w16du:dateUtc="2026-04-19T19:43:00Z">
@@ -994,15 +895,15 @@
           <w:rPr>
             <w:color w:val="333333"/>
           </w:rPr>
-          <w:t xml:space="preserve"> not </w:t>
-        </w:r>
-      </w:ins>
-      <w:ins w:id="58" w:author="Hsien-Hsin Lee" w:date="2026-04-19T17:00:00Z" w16du:dateUtc="2026-04-19T21:00:00Z">
-        <w:r>
-          <w:rPr>
-            <w:color w:val="333333"/>
-          </w:rPr>
-          <w:t>well</w:t>
+          <w:t>“intake”</w:t>
+        </w:r>
+      </w:ins>
+      <w:ins w:id="58" w:author="Hsien-Hsin Lee" w:date="2026-04-19T17:01:00Z" w16du:dateUtc="2026-04-19T21:01:00Z">
+        <w:r>
+          <w:rPr>
+            <w:color w:val="333333"/>
+          </w:rPr>
+          <w:t xml:space="preserve"> data</w:t>
         </w:r>
       </w:ins>
       <w:ins w:id="59" w:author="Hsien-Hsin Lee" w:date="2026-04-19T15:43:00Z" w16du:dateUtc="2026-04-19T19:43:00Z">
@@ -1010,7 +911,7 @@
           <w:rPr>
             <w:color w:val="333333"/>
           </w:rPr>
-          <w:t xml:space="preserve"> organized. The</w:t>
+          <w:t xml:space="preserve"> and the “outcome” </w:t>
         </w:r>
       </w:ins>
       <w:ins w:id="60" w:author="Hsien-Hsin Lee" w:date="2026-04-19T17:01:00Z" w16du:dateUtc="2026-04-19T21:01:00Z">
@@ -1018,15 +919,21 @@
           <w:rPr>
             <w:color w:val="333333"/>
           </w:rPr>
+          <w:t>data of</w:t>
+        </w:r>
+      </w:ins>
+      <w:ins w:id="61" w:author="Hsien-Hsin Lee" w:date="2026-04-19T15:43:00Z" w16du:dateUtc="2026-04-19T19:43:00Z">
+        <w:r>
+          <w:rPr>
+            <w:color w:val="333333"/>
+          </w:rPr>
           <w:t xml:space="preserve"> </w:t>
         </w:r>
-      </w:ins>
-      <w:ins w:id="61" w:author="Hsien-Hsin Lee" w:date="2026-04-19T15:43:00Z" w16du:dateUtc="2026-04-19T19:43:00Z">
-        <w:r>
-          <w:rPr>
-            <w:color w:val="333333"/>
-          </w:rPr>
-          <w:t>“intake”</w:t>
+        <w:r>
+          <w:rPr>
+            <w:color w:val="333333"/>
+          </w:rPr>
+          <w:t>animal</w:t>
         </w:r>
       </w:ins>
       <w:ins w:id="62" w:author="Hsien-Hsin Lee" w:date="2026-04-19T17:01:00Z" w16du:dateUtc="2026-04-19T21:01:00Z">
@@ -1034,7 +941,7 @@
           <w:rPr>
             <w:color w:val="333333"/>
           </w:rPr>
-          <w:t xml:space="preserve"> data</w:t>
+          <w:t>s</w:t>
         </w:r>
       </w:ins>
       <w:ins w:id="63" w:author="Hsien-Hsin Lee" w:date="2026-04-19T15:43:00Z" w16du:dateUtc="2026-04-19T19:43:00Z">
@@ -1042,7 +949,7 @@
           <w:rPr>
             <w:color w:val="333333"/>
           </w:rPr>
-          <w:t xml:space="preserve"> and the “outcome” </w:t>
+          <w:t xml:space="preserve"> were</w:t>
         </w:r>
       </w:ins>
       <w:ins w:id="64" w:author="Hsien-Hsin Lee" w:date="2026-04-19T17:01:00Z" w16du:dateUtc="2026-04-19T21:01:00Z">
@@ -1050,7 +957,7 @@
           <w:rPr>
             <w:color w:val="333333"/>
           </w:rPr>
-          <w:t>data of</w:t>
+          <w:t xml:space="preserve"> kept</w:t>
         </w:r>
       </w:ins>
       <w:ins w:id="65" w:author="Hsien-Hsin Lee" w:date="2026-04-19T15:43:00Z" w16du:dateUtc="2026-04-19T19:43:00Z">
@@ -1064,7 +971,13 @@
           <w:rPr>
             <w:color w:val="333333"/>
           </w:rPr>
-          <w:t>animal</w:t>
+          <w:t>in two separate</w:t>
+        </w:r>
+        <w:r>
+          <w:rPr>
+            <w:color w:val="333333"/>
+          </w:rPr>
+          <w:t xml:space="preserve"> CSV files</w:t>
         </w:r>
       </w:ins>
       <w:ins w:id="66" w:author="Hsien-Hsin Lee" w:date="2026-04-19T17:01:00Z" w16du:dateUtc="2026-04-19T21:01:00Z">
@@ -1072,7 +985,7 @@
           <w:rPr>
             <w:color w:val="333333"/>
           </w:rPr>
-          <w:t>s</w:t>
+          <w:t xml:space="preserve"> of slightly distinct formats</w:t>
         </w:r>
       </w:ins>
       <w:ins w:id="67" w:author="Hsien-Hsin Lee" w:date="2026-04-19T15:43:00Z" w16du:dateUtc="2026-04-19T19:43:00Z">
@@ -1080,7 +993,7 @@
           <w:rPr>
             <w:color w:val="333333"/>
           </w:rPr>
-          <w:t xml:space="preserve"> were</w:t>
+          <w:t xml:space="preserve">. </w:t>
         </w:r>
       </w:ins>
       <w:ins w:id="68" w:author="Hsien-Hsin Lee" w:date="2026-04-19T17:01:00Z" w16du:dateUtc="2026-04-19T21:01:00Z">
@@ -1088,7 +1001,7 @@
           <w:rPr>
             <w:color w:val="333333"/>
           </w:rPr>
-          <w:t xml:space="preserve"> kept</w:t>
+          <w:t>We implemented a</w:t>
         </w:r>
       </w:ins>
       <w:ins w:id="69" w:author="Hsien-Hsin Lee" w:date="2026-04-19T15:43:00Z" w16du:dateUtc="2026-04-19T19:43:00Z">
@@ -1096,54 +1009,10 @@
           <w:rPr>
             <w:color w:val="333333"/>
           </w:rPr>
-          <w:t xml:space="preserve"> </w:t>
-        </w:r>
-        <w:r>
-          <w:rPr>
-            <w:color w:val="333333"/>
-          </w:rPr>
-          <w:t>in two separate</w:t>
-        </w:r>
-        <w:r>
-          <w:rPr>
-            <w:color w:val="333333"/>
-          </w:rPr>
-          <w:t xml:space="preserve"> CSV files</w:t>
-        </w:r>
-      </w:ins>
-      <w:ins w:id="70" w:author="Hsien-Hsin Lee" w:date="2026-04-19T17:01:00Z" w16du:dateUtc="2026-04-19T21:01:00Z">
-        <w:r>
-          <w:rPr>
-            <w:color w:val="333333"/>
-          </w:rPr>
-          <w:t xml:space="preserve"> of slightly distinct formats</w:t>
-        </w:r>
-      </w:ins>
-      <w:ins w:id="71" w:author="Hsien-Hsin Lee" w:date="2026-04-19T15:43:00Z" w16du:dateUtc="2026-04-19T19:43:00Z">
-        <w:r>
-          <w:rPr>
-            <w:color w:val="333333"/>
-          </w:rPr>
-          <w:t xml:space="preserve">. </w:t>
-        </w:r>
-      </w:ins>
-      <w:ins w:id="72" w:author="Hsien-Hsin Lee" w:date="2026-04-19T17:01:00Z" w16du:dateUtc="2026-04-19T21:01:00Z">
-        <w:r>
-          <w:rPr>
-            <w:color w:val="333333"/>
-          </w:rPr>
-          <w:t>We implemented a</w:t>
-        </w:r>
-      </w:ins>
-      <w:ins w:id="73" w:author="Hsien-Hsin Lee" w:date="2026-04-19T15:43:00Z" w16du:dateUtc="2026-04-19T19:43:00Z">
-        <w:r>
-          <w:rPr>
-            <w:color w:val="333333"/>
-          </w:rPr>
           <w:t xml:space="preserve"> Python script </w:t>
         </w:r>
       </w:ins>
-      <w:ins w:id="74" w:author="Hsien-Hsin Lee" w:date="2026-04-19T15:44:00Z" w16du:dateUtc="2026-04-19T19:44:00Z">
+      <w:ins w:id="70" w:author="Hsien-Hsin Lee" w:date="2026-04-19T15:44:00Z" w16du:dateUtc="2026-04-19T19:44:00Z">
         <w:r>
           <w:rPr>
             <w:color w:val="333333"/>
@@ -1157,7 +1026,7 @@
           <w:t xml:space="preserve">“combined_austin_shelter_data_v1.xlsx” </w:t>
         </w:r>
       </w:ins>
-      <w:ins w:id="75" w:author="Hsien-Hsin Lee" w:date="2026-04-19T17:02:00Z" w16du:dateUtc="2026-04-19T21:02:00Z">
+      <w:ins w:id="71" w:author="Hsien-Hsin Lee" w:date="2026-04-19T17:02:00Z" w16du:dateUtc="2026-04-19T21:02:00Z">
         <w:r>
           <w:rPr>
             <w:color w:val="333333"/>
@@ -1165,7 +1034,7 @@
           <w:t>as input for</w:t>
         </w:r>
       </w:ins>
-      <w:ins w:id="76" w:author="Hsien-Hsin Lee" w:date="2026-04-19T15:44:00Z" w16du:dateUtc="2026-04-19T19:44:00Z">
+      <w:ins w:id="72" w:author="Hsien-Hsin Lee" w:date="2026-04-19T15:44:00Z" w16du:dateUtc="2026-04-19T19:44:00Z">
         <w:r>
           <w:rPr>
             <w:color w:val="333333"/>
@@ -1173,7 +1042,7 @@
           <w:t xml:space="preserve"> our model training</w:t>
         </w:r>
       </w:ins>
-      <w:ins w:id="77" w:author="Hsien-Hsin Lee" w:date="2026-04-19T17:02:00Z" w16du:dateUtc="2026-04-19T21:02:00Z">
+      <w:ins w:id="73" w:author="Hsien-Hsin Lee" w:date="2026-04-19T17:02:00Z" w16du:dateUtc="2026-04-19T21:02:00Z">
         <w:r>
           <w:rPr>
             <w:color w:val="333333"/>
@@ -1181,7 +1050,7 @@
           <w:t>. Our</w:t>
         </w:r>
       </w:ins>
-      <w:del w:id="78" w:author="Hsien-Hsin Lee" w:date="2026-04-19T17:02:00Z" w16du:dateUtc="2026-04-19T21:02:00Z">
+      <w:del w:id="74" w:author="Hsien-Hsin Lee" w:date="2026-04-19T17:02:00Z" w16du:dateUtc="2026-04-19T21:02:00Z">
         <w:r>
           <w:rPr>
             <w:color w:val="333333"/>
@@ -1195,7 +1064,7 @@
         </w:rPr>
         <w:t xml:space="preserve"> filtering to </w:t>
       </w:r>
-      <w:del w:id="79" w:author="Hsien-Hsin Lee" w:date="2026-04-19T16:12:00Z" w16du:dateUtc="2026-04-19T20:12:00Z">
+      <w:del w:id="75" w:author="Hsien-Hsin Lee" w:date="2026-04-19T16:12:00Z" w16du:dateUtc="2026-04-19T20:12:00Z">
         <w:r>
           <w:rPr>
             <w:color w:val="333333"/>
@@ -1203,7 +1072,7 @@
           <w:delText xml:space="preserve">dog </w:delText>
         </w:r>
       </w:del>
-      <w:ins w:id="80" w:author="Hsien-Hsin Lee" w:date="2026-04-19T16:12:00Z" w16du:dateUtc="2026-04-19T20:12:00Z">
+      <w:ins w:id="76" w:author="Hsien-Hsin Lee" w:date="2026-04-19T16:12:00Z" w16du:dateUtc="2026-04-19T20:12:00Z">
         <w:r>
           <w:rPr>
             <w:color w:val="333333"/>
@@ -1217,7 +1086,7 @@
         </w:rPr>
         <w:t xml:space="preserve">records with confirmed adoption outcomes and capping LOS at 365 days to remove extreme outliers, the working dataset contains </w:t>
       </w:r>
-      <w:ins w:id="81" w:author="Hsien-Hsin Lee" w:date="2026-04-19T17:03:00Z" w16du:dateUtc="2026-04-19T21:03:00Z">
+      <w:ins w:id="77" w:author="Hsien-Hsin Lee" w:date="2026-04-19T17:03:00Z" w16du:dateUtc="2026-04-19T21:03:00Z">
         <w:r>
           <w:rPr>
             <w:color w:val="333333"/>
@@ -1225,7 +1094,7 @@
           <w:t xml:space="preserve">a total of </w:t>
         </w:r>
       </w:ins>
-      <w:del w:id="82" w:author="Hsien-Hsin Lee" w:date="2026-04-19T17:03:00Z" w16du:dateUtc="2026-04-19T21:03:00Z">
+      <w:del w:id="78" w:author="Hsien-Hsin Lee" w:date="2026-04-19T17:03:00Z" w16du:dateUtc="2026-04-19T21:03:00Z">
         <w:r>
           <w:rPr>
             <w:color w:val="333333"/>
@@ -1233,7 +1102,7 @@
           <w:delText>tens of</w:delText>
         </w:r>
       </w:del>
-      <w:ins w:id="83" w:author="Hsien-Hsin Lee" w:date="2026-04-19T17:03:00Z" w16du:dateUtc="2026-04-19T21:03:00Z">
+      <w:ins w:id="79" w:author="Hsien-Hsin Lee" w:date="2026-04-19T17:03:00Z" w16du:dateUtc="2026-04-19T21:03:00Z">
         <w:r>
           <w:rPr>
             <w:color w:val="333333"/>
@@ -1241,7 +1110,7 @@
           <w:t xml:space="preserve">172,227 </w:t>
         </w:r>
       </w:ins>
-      <w:del w:id="84" w:author="Hsien-Hsin Lee" w:date="2026-04-19T17:03:00Z" w16du:dateUtc="2026-04-19T21:03:00Z">
+      <w:del w:id="80" w:author="Hsien-Hsin Lee" w:date="2026-04-19T17:03:00Z" w16du:dateUtc="2026-04-19T21:03:00Z">
         <w:r>
           <w:rPr>
             <w:color w:val="333333"/>
@@ -1249,7 +1118,7 @@
           <w:delText xml:space="preserve"> </w:delText>
         </w:r>
       </w:del>
-      <w:del w:id="85" w:author="Hsien-Hsin Lee" w:date="2026-04-19T17:04:00Z" w16du:dateUtc="2026-04-19T21:04:00Z">
+      <w:del w:id="81" w:author="Hsien-Hsin Lee" w:date="2026-04-19T17:04:00Z" w16du:dateUtc="2026-04-19T21:04:00Z">
         <w:r>
           <w:rPr>
             <w:color w:val="333333"/>
@@ -1263,7 +1132,7 @@
         </w:rPr>
         <w:t>records spanning</w:t>
       </w:r>
-      <w:ins w:id="86" w:author="Hsien-Hsin Lee" w:date="2026-04-19T17:04:00Z" w16du:dateUtc="2026-04-19T21:04:00Z">
+      <w:ins w:id="82" w:author="Hsien-Hsin Lee" w:date="2026-04-19T17:04:00Z" w16du:dateUtc="2026-04-19T21:04:00Z">
         <w:r>
           <w:rPr>
             <w:color w:val="333333"/>
@@ -1271,7 +1140,7 @@
           <w:t xml:space="preserve"> from 2013 to 2025</w:t>
         </w:r>
       </w:ins>
-      <w:del w:id="87" w:author="Hsien-Hsin Lee" w:date="2026-04-19T17:04:00Z" w16du:dateUtc="2026-04-19T21:04:00Z">
+      <w:del w:id="83" w:author="Hsien-Hsin Lee" w:date="2026-04-19T17:04:00Z" w16du:dateUtc="2026-04-19T21:04:00Z">
         <w:r>
           <w:rPr>
             <w:color w:val="333333"/>
@@ -1285,7 +1154,7 @@
         </w:rPr>
         <w:t>. Each record includes intake type, species, breed, coat color, age at intake, sex, intake condition</w:t>
       </w:r>
-      <w:ins w:id="88" w:author="Hsien-Hsin Lee" w:date="2026-04-19T17:04:00Z" w16du:dateUtc="2026-04-19T21:04:00Z">
+      <w:ins w:id="84" w:author="Hsien-Hsin Lee" w:date="2026-04-19T17:04:00Z" w16du:dateUtc="2026-04-19T21:04:00Z">
         <w:r>
           <w:rPr>
             <w:color w:val="333333"/>
@@ -1313,7 +1182,7 @@
         <w:spacing w:after="100" w:line="264" w:lineRule="auto"/>
         <w:jc w:val="both"/>
         <w:rPr>
-          <w:ins w:id="89" w:author="Hsien-Hsin Lee" w:date="2026-04-19T20:16:00Z" w16du:dateUtc="2026-04-20T00:16:00Z"/>
+          <w:ins w:id="85" w:author="Hsien-Hsin Lee" w:date="2026-04-19T20:16:00Z" w16du:dateUtc="2026-04-20T00:16:00Z"/>
           <w:color w:val="333333"/>
         </w:rPr>
       </w:pPr>
@@ -1350,71 +1219,71 @@
         </w:rPr>
         <w:t xml:space="preserve"> </w:t>
       </w:r>
+      <w:ins w:id="86" w:author="Hsien-Hsin Lee" w:date="2026-04-19T17:06:00Z" w16du:dateUtc="2026-04-19T21:06:00Z">
+        <w:r>
+          <w:rPr>
+            <w:color w:val="333333"/>
+          </w:rPr>
+          <w:t>as shown in</w:t>
+        </w:r>
+      </w:ins>
+      <w:ins w:id="87" w:author="Hsien-Hsin Lee" w:date="2026-04-19T17:13:00Z" w16du:dateUtc="2026-04-19T21:13:00Z">
+        <w:r>
+          <w:rPr>
+            <w:color w:val="333333"/>
+          </w:rPr>
+          <w:t xml:space="preserve"> </w:t>
+        </w:r>
+        <w:r>
+          <w:rPr>
+            <w:color w:val="333333"/>
+          </w:rPr>
+          <w:fldChar w:fldCharType="begin"/>
+        </w:r>
+        <w:r>
+          <w:rPr>
+            <w:color w:val="333333"/>
+          </w:rPr>
+          <w:instrText xml:space="preserve"> REF _Ref227511209 \h </w:instrText>
+        </w:r>
+      </w:ins>
+      <w:r>
+        <w:rPr>
+          <w:color w:val="333333"/>
+        </w:rPr>
+      </w:r>
+      <w:r>
+        <w:rPr>
+          <w:color w:val="333333"/>
+        </w:rPr>
+        <w:fldChar w:fldCharType="separate"/>
+      </w:r>
+      <w:ins w:id="88" w:author="Hsien-Hsin Lee" w:date="2026-04-19T17:08:00Z" w16du:dateUtc="2026-04-19T21:08:00Z">
+        <w:r>
+          <w:t xml:space="preserve">Figure </w:t>
+        </w:r>
+      </w:ins>
+      <w:r>
+        <w:rPr>
+          <w:noProof/>
+        </w:rPr>
+        <w:t>1</w:t>
+      </w:r>
+      <w:ins w:id="89" w:author="Hsien-Hsin Lee" w:date="2026-04-19T17:13:00Z" w16du:dateUtc="2026-04-19T21:13:00Z">
+        <w:r>
+          <w:rPr>
+            <w:color w:val="333333"/>
+          </w:rPr>
+          <w:fldChar w:fldCharType="end"/>
+        </w:r>
+      </w:ins>
       <w:ins w:id="90" w:author="Hsien-Hsin Lee" w:date="2026-04-19T17:06:00Z" w16du:dateUtc="2026-04-19T21:06:00Z">
         <w:r>
           <w:rPr>
             <w:color w:val="333333"/>
           </w:rPr>
-          <w:t>as shown in</w:t>
-        </w:r>
-      </w:ins>
-      <w:ins w:id="91" w:author="Hsien-Hsin Lee" w:date="2026-04-19T17:13:00Z" w16du:dateUtc="2026-04-19T21:13:00Z">
-        <w:r>
-          <w:rPr>
-            <w:color w:val="333333"/>
-          </w:rPr>
           <w:t xml:space="preserve"> </w:t>
         </w:r>
-        <w:r>
-          <w:rPr>
-            <w:color w:val="333333"/>
-          </w:rPr>
-          <w:fldChar w:fldCharType="begin"/>
-        </w:r>
-        <w:r>
-          <w:rPr>
-            <w:color w:val="333333"/>
-          </w:rPr>
-          <w:instrText xml:space="preserve"> REF _Ref227511209 \h </w:instrText>
-        </w:r>
-      </w:ins>
-      <w:r>
-        <w:rPr>
-          <w:color w:val="333333"/>
-        </w:rPr>
-      </w:r>
-      <w:r>
-        <w:rPr>
-          <w:color w:val="333333"/>
-        </w:rPr>
-        <w:fldChar w:fldCharType="separate"/>
-      </w:r>
-      <w:ins w:id="92" w:author="Hsien-Hsin Lee" w:date="2026-04-19T17:08:00Z" w16du:dateUtc="2026-04-19T21:08:00Z">
-        <w:r>
-          <w:t xml:space="preserve">Figure </w:t>
-        </w:r>
-      </w:ins>
-      <w:r>
-        <w:rPr>
-          <w:noProof/>
-        </w:rPr>
-        <w:t>1</w:t>
-      </w:r>
-      <w:ins w:id="93" w:author="Hsien-Hsin Lee" w:date="2026-04-19T17:13:00Z" w16du:dateUtc="2026-04-19T21:13:00Z">
-        <w:r>
-          <w:rPr>
-            <w:color w:val="333333"/>
-          </w:rPr>
-          <w:fldChar w:fldCharType="end"/>
-        </w:r>
-      </w:ins>
-      <w:ins w:id="94" w:author="Hsien-Hsin Lee" w:date="2026-04-19T17:06:00Z" w16du:dateUtc="2026-04-19T21:06:00Z">
-        <w:r>
-          <w:rPr>
-            <w:color w:val="333333"/>
-          </w:rPr>
-          <w:t xml:space="preserve"> </w:t>
-        </w:r>
       </w:ins>
       <w:r>
         <w:rPr>
@@ -1422,7 +1291,7 @@
         </w:rPr>
         <w:t xml:space="preserve">across four </w:t>
       </w:r>
-      <w:ins w:id="95" w:author="Hsien-Hsin Lee" w:date="2026-04-19T17:06:00Z" w16du:dateUtc="2026-04-19T21:06:00Z">
+      <w:ins w:id="91" w:author="Hsien-Hsin Lee" w:date="2026-04-19T17:06:00Z" w16du:dateUtc="2026-04-19T21:06:00Z">
         <w:r>
           <w:rPr>
             <w:color w:val="333333"/>
@@ -1451,7 +1320,7 @@
         </w:rPr>
         <w:t>—age in days</w:t>
       </w:r>
-      <w:del w:id="96" w:author="Hsien-Hsin Lee" w:date="2026-04-19T17:13:00Z" w16du:dateUtc="2026-04-19T21:13:00Z">
+      <w:del w:id="92" w:author="Hsien-Hsin Lee" w:date="2026-04-19T17:13:00Z" w16du:dateUtc="2026-04-19T21:13:00Z">
         <w:r>
           <w:rPr>
             <w:color w:val="333333"/>
@@ -1479,7 +1348,6 @@
         </w:rPr>
         <w:t xml:space="preserve">—target-encoded breed groupings plus two domain-specific binary flags: </w:t>
       </w:r>
-      <w:proofErr w:type="spellStart"/>
       <w:r>
         <w:rPr>
           <w:i/>
@@ -1488,14 +1356,13 @@
         </w:rPr>
         <w:t>is_large_breed</w:t>
       </w:r>
-      <w:proofErr w:type="spellEnd"/>
       <w:r>
         <w:rPr>
           <w:color w:val="333333"/>
         </w:rPr>
         <w:t xml:space="preserve"> (Labrador</w:t>
       </w:r>
-      <w:ins w:id="97" w:author="Hsien-Hsin Lee" w:date="2026-04-19T17:12:00Z" w16du:dateUtc="2026-04-19T21:12:00Z">
+      <w:ins w:id="93" w:author="Hsien-Hsin Lee" w:date="2026-04-19T17:12:00Z" w16du:dateUtc="2026-04-19T21:12:00Z">
         <w:r>
           <w:rPr>
             <w:color w:val="333333"/>
@@ -1509,7 +1376,7 @@
         </w:rPr>
         <w:t>s, German Shepherds, Rottweilers, and similar breeds</w:t>
       </w:r>
-      <w:del w:id="98" w:author="Hsien-Hsin Lee" w:date="2026-04-19T17:13:00Z" w16du:dateUtc="2026-04-19T21:13:00Z">
+      <w:del w:id="94" w:author="Hsien-Hsin Lee" w:date="2026-04-19T17:13:00Z" w16du:dateUtc="2026-04-19T21:13:00Z">
         <w:r>
           <w:rPr>
             <w:color w:val="333333"/>
@@ -1523,7 +1390,6 @@
         </w:rPr>
         <w:t xml:space="preserve">) and </w:t>
       </w:r>
-      <w:proofErr w:type="spellStart"/>
       <w:r>
         <w:rPr>
           <w:i/>
@@ -1532,14 +1398,13 @@
         </w:rPr>
         <w:t>is_bully_breed</w:t>
       </w:r>
-      <w:proofErr w:type="spellEnd"/>
       <w:r>
         <w:rPr>
           <w:color w:val="333333"/>
         </w:rPr>
         <w:t xml:space="preserve"> (Pit Bulls, Staffordshire Terriers, American Bulldogs, and related breeds </w:t>
       </w:r>
-      <w:ins w:id="99" w:author="Hsien-Hsin Lee" w:date="2026-04-19T17:14:00Z" w16du:dateUtc="2026-04-19T21:14:00Z">
+      <w:ins w:id="95" w:author="Hsien-Hsin Lee" w:date="2026-04-19T17:14:00Z" w16du:dateUtc="2026-04-19T21:14:00Z">
         <w:r>
           <w:rPr>
             <w:color w:val="333333"/>
@@ -1547,7 +1412,7 @@
           <w:t>with potential</w:t>
         </w:r>
       </w:ins>
-      <w:del w:id="100" w:author="Hsien-Hsin Lee" w:date="2026-04-19T17:14:00Z" w16du:dateUtc="2026-04-19T21:14:00Z">
+      <w:del w:id="96" w:author="Hsien-Hsin Lee" w:date="2026-04-19T17:14:00Z" w16du:dateUtc="2026-04-19T21:14:00Z">
         <w:r>
           <w:rPr>
             <w:color w:val="333333"/>
@@ -1561,7 +1426,7 @@
         </w:rPr>
         <w:t xml:space="preserve"> </w:t>
       </w:r>
-      <w:del w:id="101" w:author="Hsien-Hsin Lee" w:date="2026-04-19T17:13:00Z" w16du:dateUtc="2026-04-19T21:13:00Z">
+      <w:del w:id="97" w:author="Hsien-Hsin Lee" w:date="2026-04-19T17:13:00Z" w16du:dateUtc="2026-04-19T21:13:00Z">
         <w:r>
           <w:rPr>
             <w:color w:val="333333"/>
@@ -1589,7 +1454,7 @@
         </w:rPr>
         <w:t>—intake type</w:t>
       </w:r>
-      <w:ins w:id="102" w:author="Hsien-Hsin Lee" w:date="2026-04-19T17:12:00Z" w16du:dateUtc="2026-04-19T21:12:00Z">
+      <w:ins w:id="98" w:author="Hsien-Hsin Lee" w:date="2026-04-19T17:12:00Z" w16du:dateUtc="2026-04-19T21:12:00Z">
         <w:r>
           <w:rPr>
             <w:color w:val="333333"/>
@@ -1603,7 +1468,7 @@
         </w:rPr>
         <w:t xml:space="preserve"> (stray, owner surrender, public assist, etc.) and medical condition</w:t>
       </w:r>
-      <w:ins w:id="103" w:author="Hsien-Hsin Lee" w:date="2026-04-19T17:12:00Z" w16du:dateUtc="2026-04-19T21:12:00Z">
+      <w:ins w:id="99" w:author="Hsien-Hsin Lee" w:date="2026-04-19T17:12:00Z" w16du:dateUtc="2026-04-19T21:12:00Z">
         <w:r>
           <w:rPr>
             <w:color w:val="333333"/>
@@ -1611,7 +1476,7 @@
           <w:t>s</w:t>
         </w:r>
       </w:ins>
-      <w:ins w:id="104" w:author="Hsien-Hsin Lee" w:date="2026-04-19T17:14:00Z" w16du:dateUtc="2026-04-19T21:14:00Z">
+      <w:ins w:id="100" w:author="Hsien-Hsin Lee" w:date="2026-04-19T17:14:00Z" w16du:dateUtc="2026-04-19T21:14:00Z">
         <w:r>
           <w:rPr>
             <w:color w:val="333333"/>
@@ -1639,7 +1504,6 @@
         </w:rPr>
         <w:t xml:space="preserve">—intake month and day of week to capture seasonality. A </w:t>
       </w:r>
-      <w:proofErr w:type="spellStart"/>
       <w:r>
         <w:rPr>
           <w:i/>
@@ -1648,7 +1512,6 @@
         </w:rPr>
         <w:t>sick_senior</w:t>
       </w:r>
-      <w:proofErr w:type="spellEnd"/>
       <w:r>
         <w:rPr>
           <w:color w:val="333333"/>
@@ -1661,7 +1524,7 @@
         <w:spacing w:after="100" w:line="264" w:lineRule="auto"/>
         <w:jc w:val="both"/>
         <w:rPr>
-          <w:ins w:id="105" w:author="Hsien-Hsin Lee" w:date="2026-04-19T17:06:00Z" w16du:dateUtc="2026-04-19T21:06:00Z"/>
+          <w:ins w:id="101" w:author="Hsien-Hsin Lee" w:date="2026-04-19T17:06:00Z" w16du:dateUtc="2026-04-19T21:06:00Z"/>
           <w:color w:val="333333"/>
         </w:rPr>
       </w:pPr>
@@ -1671,15 +1534,15 @@
         <w:pStyle w:val="Caption"/>
         <w:jc w:val="center"/>
         <w:rPr>
-          <w:ins w:id="106" w:author="Hsien-Hsin Lee" w:date="2026-04-19T17:08:00Z" w16du:dateUtc="2026-04-19T21:08:00Z"/>
-        </w:rPr>
-        <w:pPrChange w:id="107" w:author="Hsien-Hsin Lee" w:date="2026-04-19T17:08:00Z" w16du:dateUtc="2026-04-19T21:08:00Z">
+          <w:ins w:id="102" w:author="Hsien-Hsin Lee" w:date="2026-04-19T17:08:00Z" w16du:dateUtc="2026-04-19T21:08:00Z"/>
+        </w:rPr>
+        <w:pPrChange w:id="103" w:author="Hsien-Hsin Lee" w:date="2026-04-19T17:08:00Z" w16du:dateUtc="2026-04-19T21:08:00Z">
           <w:pPr>
             <w:pStyle w:val="Caption"/>
           </w:pPr>
         </w:pPrChange>
       </w:pPr>
-      <w:ins w:id="108" w:author="Hsien-Hsin Lee" w:date="2026-04-19T17:15:00Z" w16du:dateUtc="2026-04-19T21:15:00Z">
+      <w:ins w:id="104" w:author="Hsien-Hsin Lee" w:date="2026-04-19T17:15:00Z" w16du:dateUtc="2026-04-19T21:15:00Z">
         <w:r>
           <w:t xml:space="preserve">     </w:t>
         </w:r>
@@ -1724,7 +1587,7 @@
           </w:drawing>
         </w:r>
       </w:ins>
-      <w:ins w:id="109" w:author="Hsien-Hsin Lee" w:date="2026-04-19T17:07:00Z" w16du:dateUtc="2026-04-19T21:07:00Z">
+      <w:ins w:id="105" w:author="Hsien-Hsin Lee" w:date="2026-04-19T17:07:00Z" w16du:dateUtc="2026-04-19T21:07:00Z">
         <w:r>
           <w:rPr>
             <w:noProof/>
@@ -1774,19 +1637,19 @@
         <w:jc w:val="center"/>
         <w:rPr>
           <w:color w:val="333333"/>
-          <w:rPrChange w:id="110" w:author="Hsien-Hsin Lee" w:date="2026-04-19T17:06:00Z" w16du:dateUtc="2026-04-19T21:06:00Z">
+          <w:rPrChange w:id="106" w:author="Hsien-Hsin Lee" w:date="2026-04-19T17:06:00Z" w16du:dateUtc="2026-04-19T21:06:00Z">
             <w:rPr/>
           </w:rPrChange>
         </w:rPr>
-        <w:pPrChange w:id="111" w:author="Hsien-Hsin Lee" w:date="2026-04-19T17:08:00Z" w16du:dateUtc="2026-04-19T21:08:00Z">
+        <w:pPrChange w:id="107" w:author="Hsien-Hsin Lee" w:date="2026-04-19T17:08:00Z" w16du:dateUtc="2026-04-19T21:08:00Z">
           <w:pPr>
             <w:spacing w:after="100" w:line="264" w:lineRule="auto"/>
             <w:jc w:val="both"/>
           </w:pPr>
         </w:pPrChange>
       </w:pPr>
-      <w:bookmarkStart w:id="112" w:name="_Ref227511209"/>
-      <w:ins w:id="113" w:author="Hsien-Hsin Lee" w:date="2026-04-19T17:08:00Z" w16du:dateUtc="2026-04-19T21:08:00Z">
+      <w:bookmarkStart w:id="108" w:name="_Ref227511209"/>
+      <w:ins w:id="109" w:author="Hsien-Hsin Lee" w:date="2026-04-19T17:08:00Z" w16du:dateUtc="2026-04-19T21:08:00Z">
         <w:r>
           <w:t xml:space="preserve">Figure </w:t>
         </w:r>
@@ -1806,36 +1669,36 @@
         </w:rPr>
         <w:t>1</w:t>
       </w:r>
-      <w:ins w:id="114" w:author="Hsien-Hsin Lee" w:date="2026-04-19T17:08:00Z" w16du:dateUtc="2026-04-19T21:08:00Z">
+      <w:ins w:id="110" w:author="Hsien-Hsin Lee" w:date="2026-04-19T17:08:00Z" w16du:dateUtc="2026-04-19T21:08:00Z">
         <w:r>
           <w:fldChar w:fldCharType="end"/>
         </w:r>
-        <w:bookmarkEnd w:id="112"/>
+        <w:bookmarkEnd w:id="108"/>
         <w:r>
           <w:t xml:space="preserve">. Training </w:t>
         </w:r>
       </w:ins>
-      <w:ins w:id="115" w:author="Hsien-Hsin Lee" w:date="2026-04-19T17:16:00Z" w16du:dateUtc="2026-04-19T21:16:00Z">
+      <w:ins w:id="111" w:author="Hsien-Hsin Lee" w:date="2026-04-19T17:16:00Z" w16du:dateUtc="2026-04-19T21:16:00Z">
         <w:r>
           <w:t xml:space="preserve">Data </w:t>
         </w:r>
       </w:ins>
-      <w:ins w:id="116" w:author="Hsien-Hsin Lee" w:date="2026-04-19T17:08:00Z" w16du:dateUtc="2026-04-19T21:08:00Z">
+      <w:ins w:id="112" w:author="Hsien-Hsin Lee" w:date="2026-04-19T17:08:00Z" w16du:dateUtc="2026-04-19T21:08:00Z">
         <w:r>
           <w:t>Set</w:t>
         </w:r>
       </w:ins>
-      <w:ins w:id="117" w:author="Hsien-Hsin Lee" w:date="2026-04-19T17:15:00Z" w16du:dateUtc="2026-04-19T21:15:00Z">
+      <w:ins w:id="113" w:author="Hsien-Hsin Lee" w:date="2026-04-19T17:15:00Z" w16du:dateUtc="2026-04-19T21:15:00Z">
         <w:r>
           <w:t>: Categories and F</w:t>
         </w:r>
       </w:ins>
-      <w:ins w:id="118" w:author="Hsien-Hsin Lee" w:date="2026-04-19T17:16:00Z" w16du:dateUtc="2026-04-19T21:16:00Z">
+      <w:ins w:id="114" w:author="Hsien-Hsin Lee" w:date="2026-04-19T17:16:00Z" w16du:dateUtc="2026-04-19T21:16:00Z">
         <w:r>
           <w:t>e</w:t>
         </w:r>
       </w:ins>
-      <w:ins w:id="119" w:author="Hsien-Hsin Lee" w:date="2026-04-19T17:15:00Z" w16du:dateUtc="2026-04-19T21:15:00Z">
+      <w:ins w:id="115" w:author="Hsien-Hsin Lee" w:date="2026-04-19T17:15:00Z" w16du:dateUtc="2026-04-19T21:15:00Z">
         <w:r>
           <w:t>atures</w:t>
         </w:r>
@@ -1845,13 +1708,8 @@
       <w:pPr>
         <w:pStyle w:val="Heading2"/>
       </w:pPr>
-      <w:proofErr w:type="gramStart"/>
-      <w:r>
-        <w:t>2.3  Predictive</w:t>
-      </w:r>
-      <w:proofErr w:type="gramEnd"/>
-      <w:r>
-        <w:t xml:space="preserve"> Model</w:t>
+      <w:r>
+        <w:t>2.3  Predictive Model</w:t>
       </w:r>
     </w:p>
     <w:p>
@@ -1859,7 +1717,7 @@
         <w:spacing w:after="100" w:line="264" w:lineRule="auto"/>
         <w:jc w:val="both"/>
         <w:rPr>
-          <w:ins w:id="120" w:author="Hsien-Hsin Lee" w:date="2026-04-19T19:57:00Z" w16du:dateUtc="2026-04-19T23:57:00Z"/>
+          <w:ins w:id="116" w:author="Hsien-Hsin Lee" w:date="2026-04-19T19:57:00Z" w16du:dateUtc="2026-04-19T23:57:00Z"/>
           <w:color w:val="333333"/>
         </w:rPr>
       </w:pPr>
@@ -1869,7 +1727,7 @@
         </w:rPr>
         <w:t>We train</w:t>
       </w:r>
-      <w:ins w:id="121" w:author="Hsien-Hsin Lee" w:date="2026-04-19T17:21:00Z" w16du:dateUtc="2026-04-19T21:21:00Z">
+      <w:ins w:id="117" w:author="Hsien-Hsin Lee" w:date="2026-04-19T17:21:00Z" w16du:dateUtc="2026-04-19T21:21:00Z">
         <w:r>
           <w:rPr>
             <w:color w:val="333333"/>
@@ -1883,7 +1741,7 @@
         </w:rPr>
         <w:t xml:space="preserve"> </w:t>
       </w:r>
-      <w:del w:id="122" w:author="Hsien-Hsin Lee" w:date="2026-04-19T17:21:00Z" w16du:dateUtc="2026-04-19T21:21:00Z">
+      <w:del w:id="118" w:author="Hsien-Hsin Lee" w:date="2026-04-19T17:21:00Z" w16du:dateUtc="2026-04-19T21:21:00Z">
         <w:r>
           <w:rPr>
             <w:color w:val="333333"/>
@@ -1891,15 +1749,13 @@
           <w:delText xml:space="preserve">an </w:delText>
         </w:r>
       </w:del>
-      <w:proofErr w:type="spellStart"/>
       <w:r>
         <w:rPr>
           <w:color w:val="333333"/>
         </w:rPr>
         <w:t>XGBoost</w:t>
       </w:r>
-      <w:proofErr w:type="spellEnd"/>
-      <w:ins w:id="123" w:author="Hsien-Hsin Lee" w:date="2026-04-19T17:17:00Z" w16du:dateUtc="2026-04-19T21:17:00Z">
+      <w:ins w:id="119" w:author="Hsien-Hsin Lee" w:date="2026-04-19T17:17:00Z" w16du:dateUtc="2026-04-19T21:17:00Z">
         <w:r>
           <w:rPr>
             <w:color w:val="333333"/>
@@ -1907,23 +1763,15 @@
           <w:t xml:space="preserve"> (</w:t>
         </w:r>
       </w:ins>
-      <w:proofErr w:type="spellStart"/>
-      <w:ins w:id="124" w:author="Hsien-Hsin Lee" w:date="2026-04-19T17:16:00Z" w16du:dateUtc="2026-04-19T21:16:00Z">
-        <w:r>
-          <w:rPr>
-            <w:color w:val="333333"/>
-          </w:rPr>
-          <w:t>eXtreme</w:t>
-        </w:r>
-        <w:proofErr w:type="spellEnd"/>
-        <w:r>
-          <w:rPr>
-            <w:color w:val="333333"/>
-          </w:rPr>
-          <w:t xml:space="preserve"> Gradient Boosting</w:t>
-        </w:r>
-      </w:ins>
-      <w:ins w:id="125" w:author="Hsien-Hsin Lee" w:date="2026-04-19T17:17:00Z" w16du:dateUtc="2026-04-19T21:17:00Z">
+      <w:ins w:id="120" w:author="Hsien-Hsin Lee" w:date="2026-04-19T17:16:00Z" w16du:dateUtc="2026-04-19T21:16:00Z">
+        <w:r>
+          <w:rPr>
+            <w:color w:val="333333"/>
+          </w:rPr>
+          <w:t>eXtreme Gradient Boosting</w:t>
+        </w:r>
+      </w:ins>
+      <w:ins w:id="121" w:author="Hsien-Hsin Lee" w:date="2026-04-19T17:17:00Z" w16du:dateUtc="2026-04-19T21:17:00Z">
         <w:r>
           <w:rPr>
             <w:color w:val="333333"/>
@@ -1931,7 +1779,7 @@
           <w:t>)</w:t>
         </w:r>
       </w:ins>
-      <w:del w:id="126" w:author="Hsien-Hsin Lee" w:date="2026-04-19T17:17:00Z" w16du:dateUtc="2026-04-19T21:17:00Z">
+      <w:del w:id="122" w:author="Hsien-Hsin Lee" w:date="2026-04-19T17:17:00Z" w16du:dateUtc="2026-04-19T21:17:00Z">
         <w:r>
           <w:rPr>
             <w:color w:val="333333"/>
@@ -1945,7 +1793,7 @@
         </w:rPr>
         <w:t xml:space="preserve"> </w:t>
       </w:r>
-      <w:ins w:id="127" w:author="Hsien-Hsin Lee" w:date="2026-04-19T17:21:00Z" w16du:dateUtc="2026-04-19T21:21:00Z">
+      <w:ins w:id="123" w:author="Hsien-Hsin Lee" w:date="2026-04-19T17:21:00Z" w16du:dateUtc="2026-04-19T21:21:00Z">
         <w:r>
           <w:rPr>
             <w:color w:val="333333"/>
@@ -1953,7 +1801,7 @@
           <w:t xml:space="preserve">models </w:t>
         </w:r>
       </w:ins>
-      <w:del w:id="128" w:author="Hsien-Hsin Lee" w:date="2026-04-19T17:21:00Z" w16du:dateUtc="2026-04-19T21:21:00Z">
+      <w:del w:id="124" w:author="Hsien-Hsin Lee" w:date="2026-04-19T17:21:00Z" w16du:dateUtc="2026-04-19T21:21:00Z">
         <w:r>
           <w:rPr>
             <w:color w:val="333333"/>
@@ -1967,7 +1815,7 @@
         </w:rPr>
         <w:t>with hyperparameters optimized for generalization: 600 estimators, maximum depth 6, learning rate 0.04, and 80% row and column subsampling</w:t>
       </w:r>
-      <w:ins w:id="129" w:author="Hsien-Hsin Lee" w:date="2026-04-19T17:18:00Z" w16du:dateUtc="2026-04-19T21:18:00Z">
+      <w:ins w:id="125" w:author="Hsien-Hsin Lee" w:date="2026-04-19T17:18:00Z" w16du:dateUtc="2026-04-19T21:18:00Z">
         <w:r>
           <w:rPr>
             <w:color w:val="333333"/>
@@ -1975,12 +1823,64 @@
           <w:t xml:space="preserve"> </w:t>
         </w:r>
       </w:ins>
+      <w:ins w:id="126" w:author="Hsien-Hsin Lee" w:date="2026-04-19T19:55:00Z" w16du:dateUtc="2026-04-19T23:55:00Z">
+        <w:r>
+          <w:rPr>
+            <w:color w:val="333333"/>
+          </w:rPr>
+          <w:t>(</w:t>
+        </w:r>
+      </w:ins>
+      <w:ins w:id="127" w:author="Hsien-Hsin Lee" w:date="2026-04-19T17:19:00Z" w16du:dateUtc="2026-04-19T21:19:00Z">
+        <w:r>
+          <w:rPr>
+            <w:color w:val="333333"/>
+          </w:rPr>
+          <w:fldChar w:fldCharType="begin"/>
+        </w:r>
+        <w:r>
+          <w:rPr>
+            <w:color w:val="333333"/>
+          </w:rPr>
+          <w:instrText xml:space="preserve"> REF _Ref227511556 \h </w:instrText>
+        </w:r>
+      </w:ins>
+      <w:r>
+        <w:rPr>
+          <w:color w:val="333333"/>
+        </w:rPr>
+      </w:r>
+      <w:r>
+        <w:rPr>
+          <w:color w:val="333333"/>
+        </w:rPr>
+        <w:fldChar w:fldCharType="separate"/>
+      </w:r>
+      <w:ins w:id="128" w:author="Hsien-Hsin Lee" w:date="2026-04-19T17:18:00Z" w16du:dateUtc="2026-04-19T21:18:00Z">
+        <w:r>
+          <w:t xml:space="preserve">Figure </w:t>
+        </w:r>
+      </w:ins>
+      <w:r>
+        <w:rPr>
+          <w:noProof/>
+        </w:rPr>
+        <w:t>2</w:t>
+      </w:r>
+      <w:ins w:id="129" w:author="Hsien-Hsin Lee" w:date="2026-04-19T17:19:00Z" w16du:dateUtc="2026-04-19T21:19:00Z">
+        <w:r>
+          <w:rPr>
+            <w:color w:val="333333"/>
+          </w:rPr>
+          <w:fldChar w:fldCharType="end"/>
+        </w:r>
+      </w:ins>
       <w:ins w:id="130" w:author="Hsien-Hsin Lee" w:date="2026-04-19T19:55:00Z" w16du:dateUtc="2026-04-19T23:55:00Z">
         <w:r>
           <w:rPr>
             <w:color w:val="333333"/>
           </w:rPr>
-          <w:t>(</w:t>
+          <w:t>)</w:t>
         </w:r>
       </w:ins>
       <w:ins w:id="131" w:author="Hsien-Hsin Lee" w:date="2026-04-19T17:19:00Z" w16du:dateUtc="2026-04-19T21:19:00Z">
@@ -1988,62 +1888,10 @@
           <w:rPr>
             <w:color w:val="333333"/>
           </w:rPr>
-          <w:fldChar w:fldCharType="begin"/>
-        </w:r>
-        <w:r>
-          <w:rPr>
-            <w:color w:val="333333"/>
-          </w:rPr>
-          <w:instrText xml:space="preserve"> REF _Ref227511556 \h </w:instrText>
-        </w:r>
-      </w:ins>
-      <w:r>
-        <w:rPr>
-          <w:color w:val="333333"/>
-        </w:rPr>
-      </w:r>
-      <w:r>
-        <w:rPr>
-          <w:color w:val="333333"/>
-        </w:rPr>
-        <w:fldChar w:fldCharType="separate"/>
-      </w:r>
-      <w:ins w:id="132" w:author="Hsien-Hsin Lee" w:date="2026-04-19T17:18:00Z" w16du:dateUtc="2026-04-19T21:18:00Z">
-        <w:r>
-          <w:t xml:space="preserve">Figure </w:t>
-        </w:r>
-      </w:ins>
-      <w:r>
-        <w:rPr>
-          <w:noProof/>
-        </w:rPr>
-        <w:t>2</w:t>
-      </w:r>
-      <w:ins w:id="133" w:author="Hsien-Hsin Lee" w:date="2026-04-19T17:19:00Z" w16du:dateUtc="2026-04-19T21:19:00Z">
-        <w:r>
-          <w:rPr>
-            <w:color w:val="333333"/>
-          </w:rPr>
-          <w:fldChar w:fldCharType="end"/>
-        </w:r>
-      </w:ins>
-      <w:ins w:id="134" w:author="Hsien-Hsin Lee" w:date="2026-04-19T19:55:00Z" w16du:dateUtc="2026-04-19T23:55:00Z">
-        <w:r>
-          <w:rPr>
-            <w:color w:val="333333"/>
-          </w:rPr>
-          <w:t>)</w:t>
-        </w:r>
-      </w:ins>
-      <w:ins w:id="135" w:author="Hsien-Hsin Lee" w:date="2026-04-19T17:19:00Z" w16du:dateUtc="2026-04-19T21:19:00Z">
-        <w:r>
-          <w:rPr>
-            <w:color w:val="333333"/>
-          </w:rPr>
           <w:t>.</w:t>
         </w:r>
       </w:ins>
-      <w:ins w:id="136" w:author="Hsien-Hsin Lee" w:date="2026-04-19T17:21:00Z" w16du:dateUtc="2026-04-19T21:21:00Z">
+      <w:ins w:id="132" w:author="Hsien-Hsin Lee" w:date="2026-04-19T17:21:00Z" w16du:dateUtc="2026-04-19T21:21:00Z">
         <w:r>
           <w:rPr>
             <w:color w:val="333333"/>
@@ -2051,12 +1899,44 @@
           <w:t xml:space="preserve"> We </w:t>
         </w:r>
       </w:ins>
+      <w:ins w:id="133" w:author="Hsien-Hsin Lee" w:date="2026-04-19T19:55:00Z" w16du:dateUtc="2026-04-19T23:55:00Z">
+        <w:r>
+          <w:rPr>
+            <w:color w:val="333333"/>
+          </w:rPr>
+          <w:t>first</w:t>
+        </w:r>
+      </w:ins>
+      <w:ins w:id="134" w:author="Hsien-Hsin Lee" w:date="2026-04-19T17:22:00Z" w16du:dateUtc="2026-04-19T21:22:00Z">
+        <w:r>
+          <w:rPr>
+            <w:color w:val="333333"/>
+          </w:rPr>
+          <w:t xml:space="preserve"> train</w:t>
+        </w:r>
+      </w:ins>
+      <w:ins w:id="135" w:author="Hsien-Hsin Lee" w:date="2026-04-19T19:55:00Z" w16du:dateUtc="2026-04-19T23:55:00Z">
+        <w:r>
+          <w:rPr>
+            <w:color w:val="333333"/>
+          </w:rPr>
+          <w:t>ed</w:t>
+        </w:r>
+      </w:ins>
+      <w:ins w:id="136" w:author="Hsien-Hsin Lee" w:date="2026-04-19T17:22:00Z" w16du:dateUtc="2026-04-19T21:22:00Z">
+        <w:r>
+          <w:rPr>
+            <w:color w:val="333333"/>
+          </w:rPr>
+          <w:t xml:space="preserve"> </w:t>
+        </w:r>
+      </w:ins>
       <w:ins w:id="137" w:author="Hsien-Hsin Lee" w:date="2026-04-19T19:55:00Z" w16du:dateUtc="2026-04-19T23:55:00Z">
         <w:r>
           <w:rPr>
             <w:color w:val="333333"/>
           </w:rPr>
-          <w:t>first</w:t>
+          <w:t>a “unified”</w:t>
         </w:r>
       </w:ins>
       <w:ins w:id="138" w:author="Hsien-Hsin Lee" w:date="2026-04-19T17:22:00Z" w16du:dateUtc="2026-04-19T21:22:00Z">
@@ -2064,7 +1944,7 @@
           <w:rPr>
             <w:color w:val="333333"/>
           </w:rPr>
-          <w:t xml:space="preserve"> train</w:t>
+          <w:t xml:space="preserve"> model </w:t>
         </w:r>
       </w:ins>
       <w:ins w:id="139" w:author="Hsien-Hsin Lee" w:date="2026-04-19T19:55:00Z" w16du:dateUtc="2026-04-19T23:55:00Z">
@@ -2072,7 +1952,7 @@
           <w:rPr>
             <w:color w:val="333333"/>
           </w:rPr>
-          <w:t>ed</w:t>
+          <w:t>using data from</w:t>
         </w:r>
       </w:ins>
       <w:ins w:id="140" w:author="Hsien-Hsin Lee" w:date="2026-04-19T17:22:00Z" w16du:dateUtc="2026-04-19T21:22:00Z">
@@ -2080,175 +1960,181 @@
           <w:rPr>
             <w:color w:val="333333"/>
           </w:rPr>
+          <w:t xml:space="preserve"> all animals. </w:t>
+        </w:r>
+      </w:ins>
+      <w:ins w:id="141" w:author="Hsien-Hsin Lee" w:date="2026-04-19T19:55:00Z" w16du:dateUtc="2026-04-19T23:55:00Z">
+        <w:r>
+          <w:rPr>
+            <w:color w:val="333333"/>
+          </w:rPr>
+          <w:t>In response to</w:t>
+        </w:r>
+      </w:ins>
+      <w:ins w:id="142" w:author="Hsien-Hsin Lee" w:date="2026-04-19T17:22:00Z" w16du:dateUtc="2026-04-19T21:22:00Z">
+        <w:r>
+          <w:rPr>
+            <w:color w:val="333333"/>
+          </w:rPr>
+          <w:t xml:space="preserve"> TA</w:t>
+        </w:r>
+      </w:ins>
+      <w:ins w:id="143" w:author="Hsien-Hsin Lee" w:date="2026-04-19T20:27:00Z" w16du:dateUtc="2026-04-20T00:27:00Z">
+        <w:r>
+          <w:rPr>
+            <w:color w:val="333333"/>
+          </w:rPr>
+          <w:t xml:space="preserve"> Dewang Agarwal</w:t>
+        </w:r>
+      </w:ins>
+      <w:ins w:id="144" w:author="Hsien-Hsin Lee" w:date="2026-04-19T17:22:00Z" w16du:dateUtc="2026-04-19T21:22:00Z">
+        <w:r>
+          <w:rPr>
+            <w:color w:val="333333"/>
+          </w:rPr>
+          <w:t xml:space="preserve">’s feedback on our </w:t>
+        </w:r>
+      </w:ins>
+      <w:ins w:id="145" w:author="Hsien-Hsin Lee" w:date="2026-04-19T19:56:00Z" w16du:dateUtc="2026-04-19T23:56:00Z">
+        <w:r>
+          <w:rPr>
+            <w:color w:val="333333"/>
+          </w:rPr>
+          <w:t xml:space="preserve">project </w:t>
+        </w:r>
+      </w:ins>
+      <w:ins w:id="146" w:author="Hsien-Hsin Lee" w:date="2026-04-19T17:22:00Z" w16du:dateUtc="2026-04-19T21:22:00Z">
+        <w:r>
+          <w:rPr>
+            <w:color w:val="333333"/>
+          </w:rPr>
+          <w:t>proposal, we als</w:t>
+        </w:r>
+      </w:ins>
+      <w:ins w:id="147" w:author="Hsien-Hsin Lee" w:date="2026-04-19T19:56:00Z" w16du:dateUtc="2026-04-19T23:56:00Z">
+        <w:r>
+          <w:rPr>
+            <w:color w:val="333333"/>
+          </w:rPr>
+          <w:t>o</w:t>
+        </w:r>
+      </w:ins>
+      <w:ins w:id="148" w:author="Hsien-Hsin Lee" w:date="2026-04-19T17:22:00Z" w16du:dateUtc="2026-04-19T21:22:00Z">
+        <w:r>
+          <w:rPr>
+            <w:color w:val="333333"/>
+          </w:rPr>
+          <w:t xml:space="preserve"> trained</w:t>
+        </w:r>
+      </w:ins>
+      <w:ins w:id="149" w:author="Hsien-Hsin Lee" w:date="2026-04-19T19:56:00Z" w16du:dateUtc="2026-04-19T23:56:00Z">
+        <w:r>
+          <w:rPr>
+            <w:color w:val="333333"/>
+          </w:rPr>
+          <w:t xml:space="preserve"> species-specific models including</w:t>
+        </w:r>
+      </w:ins>
+      <w:ins w:id="150" w:author="Hsien-Hsin Lee" w:date="2026-04-19T17:22:00Z" w16du:dateUtc="2026-04-19T21:22:00Z">
+        <w:r>
+          <w:rPr>
+            <w:color w:val="333333"/>
+          </w:rPr>
+          <w:t xml:space="preserve"> a “dog-only” model and a “cat-only” model by filtering </w:t>
+        </w:r>
+      </w:ins>
+      <w:ins w:id="151" w:author="Hsien-Hsin Lee" w:date="2026-04-19T19:56:00Z" w16du:dateUtc="2026-04-19T23:56:00Z">
+        <w:r>
+          <w:rPr>
+            <w:color w:val="333333"/>
+          </w:rPr>
+          <w:t>t</w:t>
+        </w:r>
+      </w:ins>
+      <w:ins w:id="152" w:author="Hsien-Hsin Lee" w:date="2026-04-19T17:22:00Z" w16du:dateUtc="2026-04-19T21:22:00Z">
+        <w:r>
+          <w:rPr>
+            <w:color w:val="333333"/>
+          </w:rPr>
+          <w:t xml:space="preserve">he </w:t>
+        </w:r>
+      </w:ins>
+      <w:ins w:id="153" w:author="Hsien-Hsin Lee" w:date="2026-04-19T19:56:00Z" w16du:dateUtc="2026-04-19T23:56:00Z">
+        <w:r>
+          <w:rPr>
+            <w:color w:val="333333"/>
+          </w:rPr>
+          <w:t xml:space="preserve">dataset by </w:t>
+        </w:r>
+      </w:ins>
+      <w:ins w:id="154" w:author="Hsien-Hsin Lee" w:date="2026-04-19T17:22:00Z" w16du:dateUtc="2026-04-19T21:22:00Z">
+        <w:r>
+          <w:rPr>
+            <w:color w:val="333333"/>
+          </w:rPr>
+          <w:t>anima</w:t>
+        </w:r>
+      </w:ins>
+      <w:ins w:id="155" w:author="Hsien-Hsin Lee" w:date="2026-04-19T19:56:00Z" w16du:dateUtc="2026-04-19T23:56:00Z">
+        <w:r>
+          <w:rPr>
+            <w:color w:val="333333"/>
+          </w:rPr>
+          <w:t xml:space="preserve">l </w:t>
+        </w:r>
+      </w:ins>
+      <w:ins w:id="156" w:author="Hsien-Hsin Lee" w:date="2026-04-19T20:00:00Z" w16du:dateUtc="2026-04-20T00:00:00Z">
+        <w:r>
+          <w:rPr>
+            <w:color w:val="333333"/>
+          </w:rPr>
+          <w:t>type and</w:t>
+        </w:r>
+      </w:ins>
+      <w:ins w:id="157" w:author="Hsien-Hsin Lee" w:date="2026-04-19T17:22:00Z" w16du:dateUtc="2026-04-19T21:22:00Z">
+        <w:r>
+          <w:rPr>
+            <w:color w:val="333333"/>
+          </w:rPr>
+          <w:t xml:space="preserve"> compared</w:t>
+        </w:r>
+      </w:ins>
+      <w:ins w:id="158" w:author="Hsien-Hsin Lee" w:date="2026-04-19T19:57:00Z" w16du:dateUtc="2026-04-19T23:57:00Z">
+        <w:r>
+          <w:rPr>
+            <w:color w:val="333333"/>
+          </w:rPr>
           <w:t xml:space="preserve"> </w:t>
         </w:r>
-      </w:ins>
-      <w:ins w:id="141" w:author="Hsien-Hsin Lee" w:date="2026-04-19T19:55:00Z" w16du:dateUtc="2026-04-19T23:55:00Z">
-        <w:r>
-          <w:rPr>
-            <w:color w:val="333333"/>
-          </w:rPr>
-          <w:t>a “unified”</w:t>
-        </w:r>
-      </w:ins>
-      <w:ins w:id="142" w:author="Hsien-Hsin Lee" w:date="2026-04-19T17:22:00Z" w16du:dateUtc="2026-04-19T21:22:00Z">
-        <w:r>
-          <w:rPr>
-            <w:color w:val="333333"/>
-          </w:rPr>
-          <w:t xml:space="preserve"> model </w:t>
-        </w:r>
-      </w:ins>
-      <w:ins w:id="143" w:author="Hsien-Hsin Lee" w:date="2026-04-19T19:55:00Z" w16du:dateUtc="2026-04-19T23:55:00Z">
-        <w:r>
-          <w:rPr>
-            <w:color w:val="333333"/>
-          </w:rPr>
-          <w:t>using data from</w:t>
-        </w:r>
-      </w:ins>
-      <w:ins w:id="144" w:author="Hsien-Hsin Lee" w:date="2026-04-19T17:22:00Z" w16du:dateUtc="2026-04-19T21:22:00Z">
-        <w:r>
-          <w:rPr>
-            <w:color w:val="333333"/>
-          </w:rPr>
-          <w:t xml:space="preserve"> all animals. </w:t>
-        </w:r>
-      </w:ins>
-      <w:ins w:id="145" w:author="Hsien-Hsin Lee" w:date="2026-04-19T19:55:00Z" w16du:dateUtc="2026-04-19T23:55:00Z">
-        <w:r>
-          <w:rPr>
-            <w:color w:val="333333"/>
-          </w:rPr>
-          <w:t>In response to</w:t>
-        </w:r>
-      </w:ins>
-      <w:ins w:id="146" w:author="Hsien-Hsin Lee" w:date="2026-04-19T17:22:00Z" w16du:dateUtc="2026-04-19T21:22:00Z">
-        <w:r>
-          <w:rPr>
-            <w:color w:val="333333"/>
-          </w:rPr>
-          <w:t xml:space="preserve"> TA</w:t>
-        </w:r>
-      </w:ins>
-      <w:ins w:id="147" w:author="Hsien-Hsin Lee" w:date="2026-04-19T20:27:00Z" w16du:dateUtc="2026-04-20T00:27:00Z">
-        <w:r>
-          <w:rPr>
-            <w:color w:val="333333"/>
-          </w:rPr>
-          <w:t xml:space="preserve"> Dewang Agarwal</w:t>
-        </w:r>
-      </w:ins>
-      <w:ins w:id="148" w:author="Hsien-Hsin Lee" w:date="2026-04-19T17:22:00Z" w16du:dateUtc="2026-04-19T21:22:00Z">
-        <w:r>
-          <w:rPr>
-            <w:color w:val="333333"/>
-          </w:rPr>
-          <w:t xml:space="preserve">’s feedback on our </w:t>
-        </w:r>
-      </w:ins>
-      <w:ins w:id="149" w:author="Hsien-Hsin Lee" w:date="2026-04-19T19:56:00Z" w16du:dateUtc="2026-04-19T23:56:00Z">
-        <w:r>
-          <w:rPr>
-            <w:color w:val="333333"/>
-          </w:rPr>
-          <w:t xml:space="preserve">project </w:t>
-        </w:r>
-      </w:ins>
-      <w:ins w:id="150" w:author="Hsien-Hsin Lee" w:date="2026-04-19T17:22:00Z" w16du:dateUtc="2026-04-19T21:22:00Z">
-        <w:r>
-          <w:rPr>
-            <w:color w:val="333333"/>
-          </w:rPr>
-          <w:t>proposal, we als</w:t>
-        </w:r>
-      </w:ins>
-      <w:ins w:id="151" w:author="Hsien-Hsin Lee" w:date="2026-04-19T19:56:00Z" w16du:dateUtc="2026-04-19T23:56:00Z">
-        <w:r>
-          <w:rPr>
-            <w:color w:val="333333"/>
-          </w:rPr>
-          <w:t>o</w:t>
-        </w:r>
-      </w:ins>
-      <w:ins w:id="152" w:author="Hsien-Hsin Lee" w:date="2026-04-19T17:22:00Z" w16du:dateUtc="2026-04-19T21:22:00Z">
-        <w:r>
-          <w:rPr>
-            <w:color w:val="333333"/>
-          </w:rPr>
-          <w:t xml:space="preserve"> trained</w:t>
-        </w:r>
-      </w:ins>
-      <w:ins w:id="153" w:author="Hsien-Hsin Lee" w:date="2026-04-19T19:56:00Z" w16du:dateUtc="2026-04-19T23:56:00Z">
-        <w:r>
-          <w:rPr>
-            <w:color w:val="333333"/>
-          </w:rPr>
-          <w:t xml:space="preserve"> species-specific models including</w:t>
-        </w:r>
-      </w:ins>
-      <w:ins w:id="154" w:author="Hsien-Hsin Lee" w:date="2026-04-19T17:22:00Z" w16du:dateUtc="2026-04-19T21:22:00Z">
-        <w:r>
-          <w:rPr>
-            <w:color w:val="333333"/>
-          </w:rPr>
-          <w:t xml:space="preserve"> a “dog-only” model and a “cat-only” model by filtering </w:t>
-        </w:r>
-      </w:ins>
-      <w:ins w:id="155" w:author="Hsien-Hsin Lee" w:date="2026-04-19T19:56:00Z" w16du:dateUtc="2026-04-19T23:56:00Z">
-        <w:r>
-          <w:rPr>
-            <w:color w:val="333333"/>
-          </w:rPr>
-          <w:t>t</w:t>
-        </w:r>
-      </w:ins>
-      <w:ins w:id="156" w:author="Hsien-Hsin Lee" w:date="2026-04-19T17:22:00Z" w16du:dateUtc="2026-04-19T21:22:00Z">
-        <w:r>
-          <w:rPr>
-            <w:color w:val="333333"/>
-          </w:rPr>
-          <w:t xml:space="preserve">he </w:t>
-        </w:r>
-      </w:ins>
-      <w:ins w:id="157" w:author="Hsien-Hsin Lee" w:date="2026-04-19T19:56:00Z" w16du:dateUtc="2026-04-19T23:56:00Z">
-        <w:r>
-          <w:rPr>
-            <w:color w:val="333333"/>
-          </w:rPr>
-          <w:t xml:space="preserve">dataset by </w:t>
-        </w:r>
-      </w:ins>
-      <w:ins w:id="158" w:author="Hsien-Hsin Lee" w:date="2026-04-19T17:22:00Z" w16du:dateUtc="2026-04-19T21:22:00Z">
-        <w:r>
-          <w:rPr>
-            <w:color w:val="333333"/>
-          </w:rPr>
-          <w:t>anima</w:t>
-        </w:r>
-      </w:ins>
-      <w:ins w:id="159" w:author="Hsien-Hsin Lee" w:date="2026-04-19T19:56:00Z" w16du:dateUtc="2026-04-19T23:56:00Z">
-        <w:r>
-          <w:rPr>
-            <w:color w:val="333333"/>
-          </w:rPr>
-          <w:t xml:space="preserve">l </w:t>
-        </w:r>
-      </w:ins>
-      <w:ins w:id="160" w:author="Hsien-Hsin Lee" w:date="2026-04-19T20:00:00Z" w16du:dateUtc="2026-04-20T00:00:00Z">
-        <w:r>
-          <w:rPr>
-            <w:color w:val="333333"/>
-          </w:rPr>
-          <w:t>type and</w:t>
-        </w:r>
-      </w:ins>
-      <w:ins w:id="161" w:author="Hsien-Hsin Lee" w:date="2026-04-19T17:22:00Z" w16du:dateUtc="2026-04-19T21:22:00Z">
-        <w:r>
-          <w:rPr>
-            <w:color w:val="333333"/>
-          </w:rPr>
-          <w:t xml:space="preserve"> compared</w:t>
+        <w:r>
+          <w:rPr>
+            <w:color w:val="333333"/>
+          </w:rPr>
+          <w:t>performance</w:t>
+        </w:r>
+      </w:ins>
+      <w:ins w:id="159" w:author="Hsien-Hsin Lee" w:date="2026-04-19T17:22:00Z" w16du:dateUtc="2026-04-19T21:22:00Z">
+        <w:r>
+          <w:rPr>
+            <w:color w:val="333333"/>
+          </w:rPr>
+          <w:t xml:space="preserve"> </w:t>
+        </w:r>
+      </w:ins>
+      <w:ins w:id="160" w:author="Hsien-Hsin Lee" w:date="2026-04-19T19:57:00Z" w16du:dateUtc="2026-04-19T23:57:00Z">
+        <w:r>
+          <w:rPr>
+            <w:color w:val="333333"/>
+          </w:rPr>
+          <w:t>across</w:t>
+        </w:r>
+      </w:ins>
+      <w:ins w:id="161" w:author="Hsien-Hsin Lee" w:date="2026-04-19T17:23:00Z" w16du:dateUtc="2026-04-19T21:23:00Z">
+        <w:r>
+          <w:rPr>
+            <w:color w:val="333333"/>
+          </w:rPr>
+          <w:t xml:space="preserve"> </w:t>
         </w:r>
       </w:ins>
       <w:ins w:id="162" w:author="Hsien-Hsin Lee" w:date="2026-04-19T19:57:00Z" w16du:dateUtc="2026-04-19T23:57:00Z">
@@ -2256,21 +2142,15 @@
           <w:rPr>
             <w:color w:val="333333"/>
           </w:rPr>
-          <w:t xml:space="preserve"> </w:t>
-        </w:r>
-        <w:r>
-          <w:rPr>
-            <w:color w:val="333333"/>
-          </w:rPr>
-          <w:t>performance</w:t>
-        </w:r>
-      </w:ins>
-      <w:ins w:id="163" w:author="Hsien-Hsin Lee" w:date="2026-04-19T17:22:00Z" w16du:dateUtc="2026-04-19T21:22:00Z">
-        <w:r>
-          <w:rPr>
-            <w:color w:val="333333"/>
-          </w:rPr>
-          <w:t xml:space="preserve"> </w:t>
+          <w:t xml:space="preserve">all </w:t>
+        </w:r>
+      </w:ins>
+      <w:ins w:id="163" w:author="Hsien-Hsin Lee" w:date="2026-04-19T17:23:00Z" w16du:dateUtc="2026-04-19T21:23:00Z">
+        <w:r>
+          <w:rPr>
+            <w:color w:val="333333"/>
+          </w:rPr>
+          <w:t xml:space="preserve">three </w:t>
         </w:r>
       </w:ins>
       <w:ins w:id="164" w:author="Hsien-Hsin Lee" w:date="2026-04-19T19:57:00Z" w16du:dateUtc="2026-04-19T23:57:00Z">
@@ -2278,7 +2158,7 @@
           <w:rPr>
             <w:color w:val="333333"/>
           </w:rPr>
-          <w:t>across</w:t>
+          <w:t>models</w:t>
         </w:r>
       </w:ins>
       <w:ins w:id="165" w:author="Hsien-Hsin Lee" w:date="2026-04-19T17:23:00Z" w16du:dateUtc="2026-04-19T21:23:00Z">
@@ -2286,42 +2166,10 @@
           <w:rPr>
             <w:color w:val="333333"/>
           </w:rPr>
-          <w:t xml:space="preserve"> </w:t>
-        </w:r>
-      </w:ins>
-      <w:ins w:id="166" w:author="Hsien-Hsin Lee" w:date="2026-04-19T19:57:00Z" w16du:dateUtc="2026-04-19T23:57:00Z">
-        <w:r>
-          <w:rPr>
-            <w:color w:val="333333"/>
-          </w:rPr>
-          <w:t xml:space="preserve">all </w:t>
-        </w:r>
-      </w:ins>
-      <w:ins w:id="167" w:author="Hsien-Hsin Lee" w:date="2026-04-19T17:23:00Z" w16du:dateUtc="2026-04-19T21:23:00Z">
-        <w:r>
-          <w:rPr>
-            <w:color w:val="333333"/>
-          </w:rPr>
-          <w:t xml:space="preserve">three </w:t>
-        </w:r>
-      </w:ins>
-      <w:ins w:id="168" w:author="Hsien-Hsin Lee" w:date="2026-04-19T19:57:00Z" w16du:dateUtc="2026-04-19T23:57:00Z">
-        <w:r>
-          <w:rPr>
-            <w:color w:val="333333"/>
-          </w:rPr>
-          <w:t>models</w:t>
-        </w:r>
-      </w:ins>
-      <w:ins w:id="169" w:author="Hsien-Hsin Lee" w:date="2026-04-19T17:23:00Z" w16du:dateUtc="2026-04-19T21:23:00Z">
-        <w:r>
-          <w:rPr>
-            <w:color w:val="333333"/>
-          </w:rPr>
           <w:t>.</w:t>
         </w:r>
       </w:ins>
-      <w:del w:id="170" w:author="Hsien-Hsin Lee" w:date="2026-04-19T17:18:00Z" w16du:dateUtc="2026-04-19T21:18:00Z">
+      <w:del w:id="166" w:author="Hsien-Hsin Lee" w:date="2026-04-19T17:18:00Z" w16du:dateUtc="2026-04-19T21:18:00Z">
         <w:r>
           <w:rPr>
             <w:color w:val="333333"/>
@@ -2335,11 +2183,11 @@
         <w:spacing w:after="100" w:line="264" w:lineRule="auto"/>
         <w:jc w:val="both"/>
         <w:rPr>
-          <w:ins w:id="171" w:author="Hsien-Hsin Lee" w:date="2026-04-19T20:16:00Z" w16du:dateUtc="2026-04-20T00:16:00Z"/>
+          <w:ins w:id="167" w:author="Hsien-Hsin Lee" w:date="2026-04-19T20:16:00Z" w16du:dateUtc="2026-04-20T00:16:00Z"/>
           <w:color w:val="333333"/>
         </w:rPr>
       </w:pPr>
-      <w:del w:id="172" w:author="Hsien-Hsin Lee" w:date="2026-04-19T19:57:00Z" w16du:dateUtc="2026-04-19T23:57:00Z">
+      <w:del w:id="168" w:author="Hsien-Hsin Lee" w:date="2026-04-19T19:57:00Z" w16du:dateUtc="2026-04-19T23:57:00Z">
         <w:r>
           <w:rPr>
             <w:color w:val="333333"/>
@@ -2353,7 +2201,7 @@
         </w:rPr>
         <w:t>The model</w:t>
       </w:r>
-      <w:ins w:id="173" w:author="Hsien-Hsin Lee" w:date="2026-04-19T19:57:00Z" w16du:dateUtc="2026-04-19T23:57:00Z">
+      <w:ins w:id="169" w:author="Hsien-Hsin Lee" w:date="2026-04-19T19:57:00Z" w16du:dateUtc="2026-04-19T23:57:00Z">
         <w:r>
           <w:rPr>
             <w:color w:val="333333"/>
@@ -2367,7 +2215,7 @@
         </w:rPr>
         <w:t xml:space="preserve"> predict</w:t>
       </w:r>
-      <w:del w:id="174" w:author="Hsien-Hsin Lee" w:date="2026-04-19T19:57:00Z" w16du:dateUtc="2026-04-19T23:57:00Z">
+      <w:del w:id="170" w:author="Hsien-Hsin Lee" w:date="2026-04-19T19:57:00Z" w16du:dateUtc="2026-04-19T23:57:00Z">
         <w:r>
           <w:rPr>
             <w:color w:val="333333"/>
@@ -2381,7 +2229,7 @@
         </w:rPr>
         <w:t xml:space="preserve"> log-transformed </w:t>
       </w:r>
-      <w:ins w:id="175" w:author="Hsien-Hsin Lee" w:date="2026-04-19T19:57:00Z" w16du:dateUtc="2026-04-19T23:57:00Z">
+      <w:ins w:id="171" w:author="Hsien-Hsin Lee" w:date="2026-04-19T19:57:00Z" w16du:dateUtc="2026-04-19T23:57:00Z">
         <w:r>
           <w:rPr>
             <w:color w:val="333333"/>
@@ -2395,7 +2243,7 @@
         </w:rPr>
         <w:t>LOS</w:t>
       </w:r>
-      <w:ins w:id="176" w:author="Hsien-Hsin Lee" w:date="2026-04-19T19:57:00Z" w16du:dateUtc="2026-04-19T23:57:00Z">
+      <w:ins w:id="172" w:author="Hsien-Hsin Lee" w:date="2026-04-19T19:57:00Z" w16du:dateUtc="2026-04-19T23:57:00Z">
         <w:r>
           <w:rPr>
             <w:color w:val="333333"/>
@@ -2403,7 +2251,7 @@
           <w:t>), with output predictions reported</w:t>
         </w:r>
       </w:ins>
-      <w:del w:id="177" w:author="Hsien-Hsin Lee" w:date="2026-04-19T19:57:00Z" w16du:dateUtc="2026-04-19T23:57:00Z">
+      <w:del w:id="173" w:author="Hsien-Hsin Lee" w:date="2026-04-19T19:57:00Z" w16du:dateUtc="2026-04-19T23:57:00Z">
         <w:r>
           <w:rPr>
             <w:color w:val="333333"/>
@@ -2417,7 +2265,7 @@
         </w:rPr>
         <w:t xml:space="preserve"> </w:t>
       </w:r>
-      <w:del w:id="178" w:author="Hsien-Hsin Lee" w:date="2026-04-19T19:58:00Z" w16du:dateUtc="2026-04-19T23:58:00Z">
+      <w:del w:id="174" w:author="Hsien-Hsin Lee" w:date="2026-04-19T19:58:00Z" w16du:dateUtc="2026-04-19T23:58:00Z">
         <w:r>
           <w:rPr>
             <w:color w:val="333333"/>
@@ -2425,12 +2273,56 @@
           <w:delText xml:space="preserve">predictions are </w:delText>
         </w:r>
       </w:del>
+      <w:ins w:id="175" w:author="Hsien-Hsin Lee" w:date="2026-04-19T17:19:00Z" w16du:dateUtc="2026-04-19T21:19:00Z">
+        <w:r>
+          <w:rPr>
+            <w:color w:val="333333"/>
+          </w:rPr>
+          <w:t>in</w:t>
+        </w:r>
+      </w:ins>
+      <w:del w:id="176" w:author="Hsien-Hsin Lee" w:date="2026-04-19T17:19:00Z" w16du:dateUtc="2026-04-19T21:19:00Z">
+        <w:r>
+          <w:rPr>
+            <w:color w:val="333333"/>
+          </w:rPr>
+          <w:delText>exponentiated</w:delText>
+        </w:r>
+      </w:del>
+      <w:r>
+        <w:rPr>
+          <w:color w:val="333333"/>
+        </w:rPr>
+        <w:t xml:space="preserve"> </w:t>
+      </w:r>
+      <w:ins w:id="177" w:author="Hsien-Hsin Lee" w:date="2026-04-19T17:19:00Z" w16du:dateUtc="2026-04-19T21:19:00Z">
+        <w:r>
+          <w:rPr>
+            <w:color w:val="333333"/>
+          </w:rPr>
+          <w:t>“</w:t>
+        </w:r>
+      </w:ins>
+      <w:del w:id="178" w:author="Hsien-Hsin Lee" w:date="2026-04-19T17:19:00Z" w16du:dateUtc="2026-04-19T21:19:00Z">
+        <w:r>
+          <w:rPr>
+            <w:color w:val="333333"/>
+          </w:rPr>
+          <w:delText xml:space="preserve">back to </w:delText>
+        </w:r>
+      </w:del>
+      <w:r>
+        <w:rPr>
+          <w:color w:val="333333"/>
+        </w:rPr>
+        <w:t>days</w:t>
+      </w:r>
       <w:ins w:id="179" w:author="Hsien-Hsin Lee" w:date="2026-04-19T17:19:00Z" w16du:dateUtc="2026-04-19T21:19:00Z">
         <w:r>
           <w:rPr>
             <w:color w:val="333333"/>
           </w:rPr>
-          <w:t>in</w:t>
+          <w:t>”</w:t>
         </w:r>
       </w:ins>
       <w:del w:id="180" w:author="Hsien-Hsin Lee" w:date="2026-04-19T17:19:00Z" w16du:dateUtc="2026-04-19T21:19:00Z">
@@ -2438,404 +2330,390 @@
           <w:rPr>
             <w:color w:val="333333"/>
           </w:rPr>
-          <w:delText>exponentiated</w:delText>
+          <w:delText xml:space="preserve"> for interpretability</w:delText>
         </w:r>
       </w:del>
       <w:r>
         <w:rPr>
           <w:color w:val="333333"/>
         </w:rPr>
+        <w:t xml:space="preserve">. </w:t>
+      </w:r>
+      <w:ins w:id="181" w:author="Hsien-Hsin Lee" w:date="2026-04-19T19:58:00Z" w16du:dateUtc="2026-04-19T23:58:00Z">
+        <w:r>
+          <w:rPr>
+            <w:color w:val="333333"/>
+          </w:rPr>
+          <w:t>T</w:t>
+        </w:r>
+      </w:ins>
+      <w:ins w:id="182" w:author="Hsien-Hsin Lee" w:date="2026-04-19T17:19:00Z" w16du:dateUtc="2026-04-19T21:19:00Z">
+        <w:r>
+          <w:rPr>
+            <w:color w:val="333333"/>
+          </w:rPr>
+          <w:t>he</w:t>
+        </w:r>
+      </w:ins>
+      <w:del w:id="183" w:author="Hsien-Hsin Lee" w:date="2026-04-19T17:19:00Z" w16du:dateUtc="2026-04-19T21:19:00Z">
+        <w:r>
+          <w:rPr>
+            <w:color w:val="333333"/>
+          </w:rPr>
+          <w:delText>The</w:delText>
+        </w:r>
+      </w:del>
+      <w:r>
+        <w:rPr>
+          <w:color w:val="333333"/>
+        </w:rPr>
+        <w:t xml:space="preserve"> dataset </w:t>
+      </w:r>
+      <w:ins w:id="184" w:author="Hsien-Hsin Lee" w:date="2026-04-19T17:19:00Z" w16du:dateUtc="2026-04-19T21:19:00Z">
+        <w:r>
+          <w:rPr>
+            <w:color w:val="333333"/>
+          </w:rPr>
+          <w:t>was</w:t>
+        </w:r>
+      </w:ins>
+      <w:del w:id="185" w:author="Hsien-Hsin Lee" w:date="2026-04-19T17:19:00Z" w16du:dateUtc="2026-04-19T21:19:00Z">
+        <w:r>
+          <w:rPr>
+            <w:color w:val="333333"/>
+          </w:rPr>
+          <w:delText>is</w:delText>
+        </w:r>
+      </w:del>
+      <w:r>
+        <w:rPr>
+          <w:color w:val="333333"/>
+        </w:rPr>
+        <w:t xml:space="preserve"> split</w:t>
+      </w:r>
+      <w:ins w:id="186" w:author="Hsien-Hsin Lee" w:date="2026-04-19T17:20:00Z" w16du:dateUtc="2026-04-19T21:20:00Z">
+        <w:r>
+          <w:rPr>
+            <w:color w:val="333333"/>
+          </w:rPr>
+          <w:t xml:space="preserve"> into</w:t>
+        </w:r>
+      </w:ins>
+      <w:r>
+        <w:rPr>
+          <w:color w:val="333333"/>
+        </w:rPr>
+        <w:t xml:space="preserve"> 80/20 train</w:t>
+      </w:r>
+      <w:ins w:id="187" w:author="Hsien-Hsin Lee" w:date="2026-04-19T19:58:00Z" w16du:dateUtc="2026-04-19T23:58:00Z">
+        <w:r>
+          <w:rPr>
+            <w:color w:val="333333"/>
+          </w:rPr>
+          <w:t xml:space="preserve"> and </w:t>
+        </w:r>
+      </w:ins>
+      <w:del w:id="188" w:author="Hsien-Hsin Lee" w:date="2026-04-19T19:58:00Z" w16du:dateUtc="2026-04-19T23:58:00Z">
+        <w:r>
+          <w:rPr>
+            <w:color w:val="333333"/>
+          </w:rPr>
+          <w:delText>/</w:delText>
+        </w:r>
+      </w:del>
+      <w:r>
+        <w:rPr>
+          <w:color w:val="333333"/>
+        </w:rPr>
+        <w:t>test</w:t>
+      </w:r>
+      <w:ins w:id="189" w:author="Hsien-Hsin Lee" w:date="2026-04-19T19:58:00Z" w16du:dateUtc="2026-04-19T23:58:00Z">
+        <w:r>
+          <w:rPr>
+            <w:color w:val="333333"/>
+          </w:rPr>
+          <w:t xml:space="preserve"> sets</w:t>
+        </w:r>
+      </w:ins>
+      <w:r>
+        <w:rPr>
+          <w:color w:val="333333"/>
+        </w:rPr>
+        <w:t>. Performance is</w:t>
+      </w:r>
+      <w:ins w:id="190" w:author="Hsien-Hsin Lee" w:date="2026-04-19T19:58:00Z" w16du:dateUtc="2026-04-19T23:58:00Z">
+        <w:r>
+          <w:rPr>
+            <w:color w:val="333333"/>
+          </w:rPr>
+          <w:t xml:space="preserve"> evaluated</w:t>
+        </w:r>
+      </w:ins>
+      <w:del w:id="191" w:author="Hsien-Hsin Lee" w:date="2026-04-19T19:58:00Z" w16du:dateUtc="2026-04-19T23:58:00Z">
+        <w:r>
+          <w:rPr>
+            <w:color w:val="333333"/>
+          </w:rPr>
+          <w:delText xml:space="preserve"> reported</w:delText>
+        </w:r>
+      </w:del>
+      <w:r>
+        <w:rPr>
+          <w:color w:val="333333"/>
+        </w:rPr>
         <w:t xml:space="preserve"> </w:t>
       </w:r>
-      <w:ins w:id="181" w:author="Hsien-Hsin Lee" w:date="2026-04-19T17:19:00Z" w16du:dateUtc="2026-04-19T21:19:00Z">
-        <w:r>
-          <w:rPr>
-            <w:color w:val="333333"/>
-          </w:rPr>
-          <w:t>“</w:t>
-        </w:r>
-      </w:ins>
-      <w:del w:id="182" w:author="Hsien-Hsin Lee" w:date="2026-04-19T17:19:00Z" w16du:dateUtc="2026-04-19T21:19:00Z">
-        <w:r>
-          <w:rPr>
-            <w:color w:val="333333"/>
-          </w:rPr>
-          <w:delText xml:space="preserve">back to </w:delText>
+      <w:del w:id="192" w:author="Hsien-Hsin Lee" w:date="2026-04-19T19:58:00Z" w16du:dateUtc="2026-04-19T23:58:00Z">
+        <w:r>
+          <w:rPr>
+            <w:color w:val="333333"/>
+          </w:rPr>
+          <w:delText>a</w:delText>
         </w:r>
       </w:del>
-      <w:r>
-        <w:rPr>
-          <w:color w:val="333333"/>
-        </w:rPr>
-        <w:t>days</w:t>
-      </w:r>
-      <w:ins w:id="183" w:author="Hsien-Hsin Lee" w:date="2026-04-19T17:19:00Z" w16du:dateUtc="2026-04-19T21:19:00Z">
-        <w:r>
-          <w:rPr>
-            <w:color w:val="333333"/>
-          </w:rPr>
-          <w:t>”</w:t>
-        </w:r>
-      </w:ins>
-      <w:del w:id="184" w:author="Hsien-Hsin Lee" w:date="2026-04-19T17:19:00Z" w16du:dateUtc="2026-04-19T21:19:00Z">
-        <w:r>
-          <w:rPr>
-            <w:color w:val="333333"/>
-          </w:rPr>
-          <w:delText xml:space="preserve"> for interpretability</w:delText>
+      <w:ins w:id="193" w:author="Hsien-Hsin Lee" w:date="2026-04-19T19:58:00Z" w16du:dateUtc="2026-04-19T23:58:00Z">
+        <w:r>
+          <w:rPr>
+            <w:color w:val="333333"/>
+          </w:rPr>
+          <w:t>using</w:t>
+        </w:r>
+      </w:ins>
+      <w:del w:id="194" w:author="Hsien-Hsin Lee" w:date="2026-04-19T19:58:00Z" w16du:dateUtc="2026-04-19T23:58:00Z">
+        <w:r>
+          <w:rPr>
+            <w:color w:val="333333"/>
+          </w:rPr>
+          <w:delText>s</w:delText>
         </w:r>
       </w:del>
       <w:r>
         <w:rPr>
           <w:color w:val="333333"/>
         </w:rPr>
-        <w:t xml:space="preserve">. </w:t>
-      </w:r>
-      <w:ins w:id="185" w:author="Hsien-Hsin Lee" w:date="2026-04-19T19:58:00Z" w16du:dateUtc="2026-04-19T23:58:00Z">
-        <w:r>
-          <w:rPr>
-            <w:color w:val="333333"/>
-          </w:rPr>
-          <w:t>T</w:t>
-        </w:r>
-      </w:ins>
-      <w:ins w:id="186" w:author="Hsien-Hsin Lee" w:date="2026-04-19T17:19:00Z" w16du:dateUtc="2026-04-19T21:19:00Z">
-        <w:r>
-          <w:rPr>
-            <w:color w:val="333333"/>
-          </w:rPr>
-          <w:t>he</w:t>
-        </w:r>
-      </w:ins>
-      <w:del w:id="187" w:author="Hsien-Hsin Lee" w:date="2026-04-19T17:19:00Z" w16du:dateUtc="2026-04-19T21:19:00Z">
-        <w:r>
-          <w:rPr>
-            <w:color w:val="333333"/>
-          </w:rPr>
-          <w:delText>The</w:delText>
+        <w:t xml:space="preserve"> log-scale R² (</w:t>
+      </w:r>
+      <w:ins w:id="195" w:author="Hsien-Hsin Lee" w:date="2026-04-19T19:58:00Z" w16du:dateUtc="2026-04-19T23:58:00Z">
+        <w:r>
+          <w:rPr>
+            <w:color w:val="333333"/>
+          </w:rPr>
+          <w:t xml:space="preserve">the </w:t>
+        </w:r>
+      </w:ins>
+      <w:r>
+        <w:rPr>
+          <w:color w:val="333333"/>
+        </w:rPr>
+        <w:t xml:space="preserve">proportion of variance explained in log space) and </w:t>
+      </w:r>
+      <w:ins w:id="196" w:author="Hsien-Hsin Lee" w:date="2026-04-19T15:35:00Z" w16du:dateUtc="2026-04-19T19:35:00Z">
+        <w:r>
+          <w:rPr>
+            <w:color w:val="333333"/>
+          </w:rPr>
+          <w:t>M</w:t>
+        </w:r>
+      </w:ins>
+      <w:del w:id="197" w:author="Hsien-Hsin Lee" w:date="2026-04-19T15:35:00Z" w16du:dateUtc="2026-04-19T19:35:00Z">
+        <w:r>
+          <w:rPr>
+            <w:color w:val="333333"/>
+          </w:rPr>
+          <w:delText>m</w:delText>
         </w:r>
       </w:del>
       <w:r>
         <w:rPr>
           <w:color w:val="333333"/>
         </w:rPr>
-        <w:t xml:space="preserve"> dataset </w:t>
-      </w:r>
-      <w:ins w:id="188" w:author="Hsien-Hsin Lee" w:date="2026-04-19T17:19:00Z" w16du:dateUtc="2026-04-19T21:19:00Z">
-        <w:r>
-          <w:rPr>
-            <w:color w:val="333333"/>
-          </w:rPr>
-          <w:t>was</w:t>
-        </w:r>
-      </w:ins>
-      <w:del w:id="189" w:author="Hsien-Hsin Lee" w:date="2026-04-19T17:19:00Z" w16du:dateUtc="2026-04-19T21:19:00Z">
-        <w:r>
-          <w:rPr>
-            <w:color w:val="333333"/>
-          </w:rPr>
-          <w:delText>is</w:delText>
+        <w:t xml:space="preserve">ean </w:t>
+      </w:r>
+      <w:ins w:id="198" w:author="Hsien-Hsin Lee" w:date="2026-04-19T15:35:00Z" w16du:dateUtc="2026-04-19T19:35:00Z">
+        <w:r>
+          <w:rPr>
+            <w:color w:val="333333"/>
+          </w:rPr>
+          <w:t>A</w:t>
+        </w:r>
+      </w:ins>
+      <w:del w:id="199" w:author="Hsien-Hsin Lee" w:date="2026-04-19T15:35:00Z" w16du:dateUtc="2026-04-19T19:35:00Z">
+        <w:r>
+          <w:rPr>
+            <w:color w:val="333333"/>
+          </w:rPr>
+          <w:delText>a</w:delText>
         </w:r>
       </w:del>
       <w:r>
         <w:rPr>
           <w:color w:val="333333"/>
         </w:rPr>
-        <w:t xml:space="preserve"> split</w:t>
-      </w:r>
-      <w:ins w:id="190" w:author="Hsien-Hsin Lee" w:date="2026-04-19T17:20:00Z" w16du:dateUtc="2026-04-19T21:20:00Z">
-        <w:r>
-          <w:rPr>
-            <w:color w:val="333333"/>
-          </w:rPr>
-          <w:t xml:space="preserve"> into</w:t>
-        </w:r>
-      </w:ins>
-      <w:r>
-        <w:rPr>
-          <w:color w:val="333333"/>
-        </w:rPr>
-        <w:t xml:space="preserve"> 80/20 train</w:t>
-      </w:r>
-      <w:ins w:id="191" w:author="Hsien-Hsin Lee" w:date="2026-04-19T19:58:00Z" w16du:dateUtc="2026-04-19T23:58:00Z">
-        <w:r>
-          <w:rPr>
-            <w:color w:val="333333"/>
-          </w:rPr>
-          <w:t xml:space="preserve"> and </w:t>
-        </w:r>
-      </w:ins>
-      <w:del w:id="192" w:author="Hsien-Hsin Lee" w:date="2026-04-19T19:58:00Z" w16du:dateUtc="2026-04-19T23:58:00Z">
-        <w:r>
-          <w:rPr>
-            <w:color w:val="333333"/>
-          </w:rPr>
-          <w:delText>/</w:delText>
+        <w:t xml:space="preserve">bsolute </w:t>
+      </w:r>
+      <w:ins w:id="200" w:author="Hsien-Hsin Lee" w:date="2026-04-19T15:35:00Z" w16du:dateUtc="2026-04-19T19:35:00Z">
+        <w:r>
+          <w:rPr>
+            <w:color w:val="333333"/>
+          </w:rPr>
+          <w:t>E</w:t>
+        </w:r>
+      </w:ins>
+      <w:del w:id="201" w:author="Hsien-Hsin Lee" w:date="2026-04-19T15:35:00Z" w16du:dateUtc="2026-04-19T19:35:00Z">
+        <w:r>
+          <w:rPr>
+            <w:color w:val="333333"/>
+          </w:rPr>
+          <w:delText>e</w:delText>
         </w:r>
       </w:del>
       <w:r>
         <w:rPr>
           <w:color w:val="333333"/>
         </w:rPr>
-        <w:t>test</w:t>
-      </w:r>
-      <w:ins w:id="193" w:author="Hsien-Hsin Lee" w:date="2026-04-19T19:58:00Z" w16du:dateUtc="2026-04-19T23:58:00Z">
-        <w:r>
-          <w:rPr>
-            <w:color w:val="333333"/>
-          </w:rPr>
-          <w:t xml:space="preserve"> sets</w:t>
-        </w:r>
-      </w:ins>
-      <w:r>
-        <w:rPr>
-          <w:color w:val="333333"/>
-        </w:rPr>
-        <w:t>. Performance is</w:t>
-      </w:r>
-      <w:ins w:id="194" w:author="Hsien-Hsin Lee" w:date="2026-04-19T19:58:00Z" w16du:dateUtc="2026-04-19T23:58:00Z">
-        <w:r>
-          <w:rPr>
-            <w:color w:val="333333"/>
-          </w:rPr>
-          <w:t xml:space="preserve"> evaluated</w:t>
-        </w:r>
-      </w:ins>
-      <w:del w:id="195" w:author="Hsien-Hsin Lee" w:date="2026-04-19T19:58:00Z" w16du:dateUtc="2026-04-19T23:58:00Z">
-        <w:r>
-          <w:rPr>
-            <w:color w:val="333333"/>
-          </w:rPr>
-          <w:delText xml:space="preserve"> reported</w:delText>
+        <w:t xml:space="preserve">rror (MAE) in days. </w:t>
+      </w:r>
+      <w:ins w:id="202" w:author="Hsien-Hsin Lee" w:date="2026-04-19T19:58:00Z" w16du:dateUtc="2026-04-19T23:58:00Z">
+        <w:r>
+          <w:rPr>
+            <w:color w:val="333333"/>
+          </w:rPr>
+          <w:t>Model i</w:t>
+        </w:r>
+      </w:ins>
+      <w:del w:id="203" w:author="Hsien-Hsin Lee" w:date="2026-04-19T19:58:00Z" w16du:dateUtc="2026-04-19T23:58:00Z">
+        <w:r>
+          <w:rPr>
+            <w:color w:val="333333"/>
+          </w:rPr>
+          <w:delText>I</w:delText>
         </w:r>
       </w:del>
       <w:r>
         <w:rPr>
           <w:color w:val="333333"/>
         </w:rPr>
-        <w:t xml:space="preserve"> </w:t>
-      </w:r>
-      <w:del w:id="196" w:author="Hsien-Hsin Lee" w:date="2026-04-19T19:58:00Z" w16du:dateUtc="2026-04-19T23:58:00Z">
-        <w:r>
-          <w:rPr>
-            <w:color w:val="333333"/>
-          </w:rPr>
-          <w:delText>a</w:delText>
+        <w:t xml:space="preserve">nterpretability is </w:t>
+      </w:r>
+      <w:ins w:id="204" w:author="Hsien-Hsin Lee" w:date="2026-04-19T19:58:00Z" w16du:dateUtc="2026-04-19T23:58:00Z">
+        <w:r>
+          <w:rPr>
+            <w:color w:val="333333"/>
+          </w:rPr>
+          <w:t>provided</w:t>
+        </w:r>
+      </w:ins>
+      <w:del w:id="205" w:author="Hsien-Hsin Lee" w:date="2026-04-19T19:58:00Z" w16du:dateUtc="2026-04-19T23:58:00Z">
+        <w:r>
+          <w:rPr>
+            <w:color w:val="333333"/>
+          </w:rPr>
+          <w:delText>achieved</w:delText>
         </w:r>
       </w:del>
-      <w:ins w:id="197" w:author="Hsien-Hsin Lee" w:date="2026-04-19T19:58:00Z" w16du:dateUtc="2026-04-19T23:58:00Z">
-        <w:r>
-          <w:rPr>
-            <w:color w:val="333333"/>
-          </w:rPr>
-          <w:t>using</w:t>
-        </w:r>
-      </w:ins>
-      <w:del w:id="198" w:author="Hsien-Hsin Lee" w:date="2026-04-19T19:58:00Z" w16du:dateUtc="2026-04-19T23:58:00Z">
-        <w:r>
-          <w:rPr>
-            <w:color w:val="333333"/>
-          </w:rPr>
-          <w:delText>s</w:delText>
+      <w:r>
+        <w:rPr>
+          <w:color w:val="333333"/>
+        </w:rPr>
+        <w:t xml:space="preserve"> via SHAP (S</w:t>
+      </w:r>
+      <w:ins w:id="206" w:author="Hsien-Hsin Lee" w:date="2026-04-19T19:59:00Z" w16du:dateUtc="2026-04-19T23:59:00Z">
+        <w:r>
+          <w:rPr>
+            <w:color w:val="333333"/>
+          </w:rPr>
+          <w:t>h</w:t>
+        </w:r>
+      </w:ins>
+      <w:del w:id="207" w:author="Hsien-Hsin Lee" w:date="2026-04-19T19:59:00Z" w16du:dateUtc="2026-04-19T23:59:00Z">
+        <w:r>
+          <w:rPr>
+            <w:color w:val="333333"/>
+          </w:rPr>
+          <w:delText>H</w:delText>
         </w:r>
       </w:del>
       <w:r>
         <w:rPr>
           <w:color w:val="333333"/>
         </w:rPr>
-        <w:t xml:space="preserve"> log-scale R² (</w:t>
-      </w:r>
-      <w:ins w:id="199" w:author="Hsien-Hsin Lee" w:date="2026-04-19T19:58:00Z" w16du:dateUtc="2026-04-19T23:58:00Z">
-        <w:r>
-          <w:rPr>
-            <w:color w:val="333333"/>
-          </w:rPr>
-          <w:t xml:space="preserve">the </w:t>
-        </w:r>
-      </w:ins>
-      <w:r>
-        <w:rPr>
-          <w:color w:val="333333"/>
-        </w:rPr>
-        <w:t xml:space="preserve">proportion of variance explained in log space) and </w:t>
-      </w:r>
-      <w:ins w:id="200" w:author="Hsien-Hsin Lee" w:date="2026-04-19T15:35:00Z" w16du:dateUtc="2026-04-19T19:35:00Z">
-        <w:r>
-          <w:rPr>
-            <w:color w:val="333333"/>
-          </w:rPr>
-          <w:t>M</w:t>
-        </w:r>
-      </w:ins>
-      <w:del w:id="201" w:author="Hsien-Hsin Lee" w:date="2026-04-19T15:35:00Z" w16du:dateUtc="2026-04-19T19:35:00Z">
-        <w:r>
-          <w:rPr>
-            <w:color w:val="333333"/>
-          </w:rPr>
-          <w:delText>m</w:delText>
+        <w:t xml:space="preserve">apley </w:t>
+      </w:r>
+      <w:ins w:id="208" w:author="Hsien-Hsin Lee" w:date="2026-04-19T19:59:00Z" w16du:dateUtc="2026-04-19T23:59:00Z">
+        <w:r>
+          <w:rPr>
+            <w:color w:val="333333"/>
+          </w:rPr>
+          <w:t>a</w:t>
+        </w:r>
+      </w:ins>
+      <w:del w:id="209" w:author="Hsien-Hsin Lee" w:date="2026-04-19T19:59:00Z" w16du:dateUtc="2026-04-19T23:59:00Z">
+        <w:r>
+          <w:rPr>
+            <w:color w:val="333333"/>
+          </w:rPr>
+          <w:delText>A</w:delText>
         </w:r>
       </w:del>
       <w:r>
         <w:rPr>
           <w:color w:val="333333"/>
         </w:rPr>
-        <w:t xml:space="preserve">ean </w:t>
-      </w:r>
-      <w:ins w:id="202" w:author="Hsien-Hsin Lee" w:date="2026-04-19T15:35:00Z" w16du:dateUtc="2026-04-19T19:35:00Z">
-        <w:r>
-          <w:rPr>
-            <w:color w:val="333333"/>
-          </w:rPr>
-          <w:t>A</w:t>
-        </w:r>
-      </w:ins>
-      <w:del w:id="203" w:author="Hsien-Hsin Lee" w:date="2026-04-19T15:35:00Z" w16du:dateUtc="2026-04-19T19:35:00Z">
-        <w:r>
-          <w:rPr>
-            <w:color w:val="333333"/>
-          </w:rPr>
-          <w:delText>a</w:delText>
+        <w:t>dditive ex</w:t>
+      </w:r>
+      <w:ins w:id="210" w:author="Hsien-Hsin Lee" w:date="2026-04-19T19:59:00Z" w16du:dateUtc="2026-04-19T23:59:00Z">
+        <w:r>
+          <w:rPr>
+            <w:color w:val="333333"/>
+          </w:rPr>
+          <w:t>p</w:t>
+        </w:r>
+      </w:ins>
+      <w:del w:id="211" w:author="Hsien-Hsin Lee" w:date="2026-04-19T19:59:00Z" w16du:dateUtc="2026-04-19T23:59:00Z">
+        <w:r>
+          <w:rPr>
+            <w:color w:val="333333"/>
+          </w:rPr>
+          <w:delText>P</w:delText>
         </w:r>
       </w:del>
       <w:r>
         <w:rPr>
           <w:color w:val="333333"/>
         </w:rPr>
-        <w:t xml:space="preserve">bsolute </w:t>
-      </w:r>
-      <w:ins w:id="204" w:author="Hsien-Hsin Lee" w:date="2026-04-19T15:35:00Z" w16du:dateUtc="2026-04-19T19:35:00Z">
-        <w:r>
-          <w:rPr>
-            <w:color w:val="333333"/>
-          </w:rPr>
-          <w:t>E</w:t>
-        </w:r>
-      </w:ins>
-      <w:del w:id="205" w:author="Hsien-Hsin Lee" w:date="2026-04-19T15:35:00Z" w16du:dateUtc="2026-04-19T19:35:00Z">
-        <w:r>
-          <w:rPr>
-            <w:color w:val="333333"/>
-          </w:rPr>
-          <w:delText>e</w:delText>
+        <w:t>lanations), which decomposes each prediction</w:t>
+      </w:r>
+      <w:ins w:id="212" w:author="Hsien-Hsin Lee" w:date="2026-04-19T17:21:00Z" w16du:dateUtc="2026-04-19T21:21:00Z">
+        <w:r>
+          <w:rPr>
+            <w:color w:val="333333"/>
+          </w:rPr>
+          <w:t xml:space="preserve"> </w:t>
+        </w:r>
+      </w:ins>
+      <w:ins w:id="213" w:author="Hsien-Hsin Lee" w:date="2026-04-19T19:59:00Z" w16du:dateUtc="2026-04-19T23:59:00Z">
+        <w:r>
+          <w:rPr>
+            <w:color w:val="333333"/>
+          </w:rPr>
+          <w:t>to quantify the contribution of individual features</w:t>
+        </w:r>
+      </w:ins>
+      <w:del w:id="214" w:author="Hsien-Hsin Lee" w:date="2026-04-19T17:21:00Z" w16du:dateUtc="2026-04-19T21:21:00Z">
+        <w:r>
+          <w:rPr>
+            <w:color w:val="333333"/>
+          </w:rPr>
+          <w:delText xml:space="preserve"> into signed, per-feature contributions</w:delText>
         </w:r>
       </w:del>
       <w:r>
         <w:rPr>
           <w:color w:val="333333"/>
         </w:rPr>
-        <w:t xml:space="preserve">rror (MAE) in days. </w:t>
-      </w:r>
-      <w:ins w:id="206" w:author="Hsien-Hsin Lee" w:date="2026-04-19T19:58:00Z" w16du:dateUtc="2026-04-19T23:58:00Z">
-        <w:r>
-          <w:rPr>
-            <w:color w:val="333333"/>
-          </w:rPr>
-          <w:t>Model i</w:t>
-        </w:r>
-      </w:ins>
-      <w:del w:id="207" w:author="Hsien-Hsin Lee" w:date="2026-04-19T19:58:00Z" w16du:dateUtc="2026-04-19T23:58:00Z">
-        <w:r>
-          <w:rPr>
-            <w:color w:val="333333"/>
-          </w:rPr>
-          <w:delText>I</w:delText>
-        </w:r>
-      </w:del>
-      <w:r>
-        <w:rPr>
-          <w:color w:val="333333"/>
-        </w:rPr>
-        <w:t xml:space="preserve">nterpretability is </w:t>
-      </w:r>
-      <w:ins w:id="208" w:author="Hsien-Hsin Lee" w:date="2026-04-19T19:58:00Z" w16du:dateUtc="2026-04-19T23:58:00Z">
-        <w:r>
-          <w:rPr>
-            <w:color w:val="333333"/>
-          </w:rPr>
-          <w:t>provided</w:t>
-        </w:r>
-      </w:ins>
-      <w:del w:id="209" w:author="Hsien-Hsin Lee" w:date="2026-04-19T19:58:00Z" w16du:dateUtc="2026-04-19T23:58:00Z">
-        <w:r>
-          <w:rPr>
-            <w:color w:val="333333"/>
-          </w:rPr>
-          <w:delText>achieved</w:delText>
-        </w:r>
-      </w:del>
-      <w:r>
-        <w:rPr>
-          <w:color w:val="333333"/>
-        </w:rPr>
-        <w:t xml:space="preserve"> via SHAP (S</w:t>
-      </w:r>
-      <w:ins w:id="210" w:author="Hsien-Hsin Lee" w:date="2026-04-19T19:59:00Z" w16du:dateUtc="2026-04-19T23:59:00Z">
-        <w:r>
-          <w:rPr>
-            <w:color w:val="333333"/>
-          </w:rPr>
-          <w:t>h</w:t>
-        </w:r>
-      </w:ins>
-      <w:del w:id="211" w:author="Hsien-Hsin Lee" w:date="2026-04-19T19:59:00Z" w16du:dateUtc="2026-04-19T23:59:00Z">
-        <w:r>
-          <w:rPr>
-            <w:color w:val="333333"/>
-          </w:rPr>
-          <w:delText>H</w:delText>
-        </w:r>
-      </w:del>
-      <w:r>
-        <w:rPr>
-          <w:color w:val="333333"/>
-        </w:rPr>
-        <w:t xml:space="preserve">apley </w:t>
-      </w:r>
-      <w:ins w:id="212" w:author="Hsien-Hsin Lee" w:date="2026-04-19T19:59:00Z" w16du:dateUtc="2026-04-19T23:59:00Z">
-        <w:r>
-          <w:rPr>
-            <w:color w:val="333333"/>
-          </w:rPr>
-          <w:t>a</w:t>
-        </w:r>
-      </w:ins>
-      <w:del w:id="213" w:author="Hsien-Hsin Lee" w:date="2026-04-19T19:59:00Z" w16du:dateUtc="2026-04-19T23:59:00Z">
-        <w:r>
-          <w:rPr>
-            <w:color w:val="333333"/>
-          </w:rPr>
-          <w:delText>A</w:delText>
-        </w:r>
-      </w:del>
-      <w:r>
-        <w:rPr>
-          <w:color w:val="333333"/>
-        </w:rPr>
-        <w:t>dditive ex</w:t>
-      </w:r>
-      <w:ins w:id="214" w:author="Hsien-Hsin Lee" w:date="2026-04-19T19:59:00Z" w16du:dateUtc="2026-04-19T23:59:00Z">
-        <w:r>
-          <w:rPr>
-            <w:color w:val="333333"/>
-          </w:rPr>
-          <w:t>p</w:t>
-        </w:r>
-      </w:ins>
-      <w:del w:id="215" w:author="Hsien-Hsin Lee" w:date="2026-04-19T19:59:00Z" w16du:dateUtc="2026-04-19T23:59:00Z">
-        <w:r>
-          <w:rPr>
-            <w:color w:val="333333"/>
-          </w:rPr>
-          <w:delText>P</w:delText>
-        </w:r>
-      </w:del>
-      <w:r>
-        <w:rPr>
-          <w:color w:val="333333"/>
-        </w:rPr>
-        <w:t>lanations), which decomposes each prediction</w:t>
-      </w:r>
-      <w:ins w:id="216" w:author="Hsien-Hsin Lee" w:date="2026-04-19T17:21:00Z" w16du:dateUtc="2026-04-19T21:21:00Z">
+        <w:t>.</w:t>
+      </w:r>
+      <w:ins w:id="215" w:author="Hsien-Hsin Lee" w:date="2026-04-19T17:23:00Z" w16du:dateUtc="2026-04-19T21:23:00Z">
         <w:r>
           <w:rPr>
             <w:color w:val="333333"/>
@@ -2843,29 +2721,15 @@
           <w:t xml:space="preserve"> </w:t>
         </w:r>
       </w:ins>
-      <w:ins w:id="217" w:author="Hsien-Hsin Lee" w:date="2026-04-19T19:59:00Z" w16du:dateUtc="2026-04-19T23:59:00Z">
-        <w:r>
-          <w:rPr>
-            <w:color w:val="333333"/>
-          </w:rPr>
-          <w:t>to quantify the contribution of individual features</w:t>
-        </w:r>
-      </w:ins>
-      <w:del w:id="218" w:author="Hsien-Hsin Lee" w:date="2026-04-19T17:21:00Z" w16du:dateUtc="2026-04-19T21:21:00Z">
-        <w:r>
-          <w:rPr>
-            <w:color w:val="333333"/>
-          </w:rPr>
-          <w:delText xml:space="preserve"> into signed, per-feature contributions</w:delText>
-        </w:r>
-      </w:del>
-      <w:r>
-        <w:rPr>
-          <w:color w:val="333333"/>
-        </w:rPr>
-        <w:t>.</w:t>
-      </w:r>
-      <w:ins w:id="219" w:author="Hsien-Hsin Lee" w:date="2026-04-19T17:23:00Z" w16du:dateUtc="2026-04-19T21:23:00Z">
+      <w:ins w:id="216" w:author="Hsien-Hsin Lee" w:date="2026-04-19T19:59:00Z" w16du:dateUtc="2026-04-19T23:59:00Z">
+        <w:r>
+          <w:rPr>
+            <w:color w:val="333333"/>
+          </w:rPr>
+          <w:t>All models were trained</w:t>
+        </w:r>
+      </w:ins>
+      <w:ins w:id="217" w:author="Hsien-Hsin Lee" w:date="2026-04-19T17:23:00Z" w16du:dateUtc="2026-04-19T21:23:00Z">
         <w:r>
           <w:rPr>
             <w:color w:val="333333"/>
@@ -2873,15 +2737,39 @@
           <w:t xml:space="preserve"> </w:t>
         </w:r>
       </w:ins>
-      <w:ins w:id="220" w:author="Hsien-Hsin Lee" w:date="2026-04-19T19:59:00Z" w16du:dateUtc="2026-04-19T23:59:00Z">
-        <w:r>
-          <w:rPr>
-            <w:color w:val="333333"/>
-          </w:rPr>
-          <w:t>All models were trained</w:t>
-        </w:r>
-      </w:ins>
-      <w:ins w:id="221" w:author="Hsien-Hsin Lee" w:date="2026-04-19T17:23:00Z" w16du:dateUtc="2026-04-19T21:23:00Z">
+      <w:ins w:id="218" w:author="Hsien-Hsin Lee" w:date="2026-04-19T19:59:00Z" w16du:dateUtc="2026-04-19T23:59:00Z">
+        <w:r>
+          <w:rPr>
+            <w:color w:val="333333"/>
+          </w:rPr>
+          <w:t xml:space="preserve">on </w:t>
+        </w:r>
+      </w:ins>
+      <w:ins w:id="219" w:author="Hsien-Hsin Lee" w:date="2026-04-19T17:38:00Z" w16du:dateUtc="2026-04-19T21:38:00Z">
+        <w:r>
+          <w:rPr>
+            <w:color w:val="333333"/>
+          </w:rPr>
+          <w:t xml:space="preserve">our </w:t>
+        </w:r>
+      </w:ins>
+      <w:ins w:id="220" w:author="Hsien-Hsin Lee" w:date="2026-04-19T17:28:00Z" w16du:dateUtc="2026-04-19T21:28:00Z">
+        <w:r>
+          <w:rPr>
+            <w:color w:val="333333"/>
+          </w:rPr>
+          <w:t>local</w:t>
+        </w:r>
+      </w:ins>
+      <w:ins w:id="221" w:author="Hsien-Hsin Lee" w:date="2026-04-19T19:59:00Z" w16du:dateUtc="2026-04-19T23:59:00Z">
+        <w:r>
+          <w:rPr>
+            <w:color w:val="333333"/>
+          </w:rPr>
+          <w:t xml:space="preserve"> notebook</w:t>
+        </w:r>
+      </w:ins>
+      <w:ins w:id="222" w:author="Hsien-Hsin Lee" w:date="2026-04-19T17:23:00Z" w16du:dateUtc="2026-04-19T21:23:00Z">
         <w:r>
           <w:rPr>
             <w:color w:val="333333"/>
@@ -2889,47 +2777,7 @@
           <w:t xml:space="preserve"> </w:t>
         </w:r>
       </w:ins>
-      <w:ins w:id="222" w:author="Hsien-Hsin Lee" w:date="2026-04-19T19:59:00Z" w16du:dateUtc="2026-04-19T23:59:00Z">
-        <w:r>
-          <w:rPr>
-            <w:color w:val="333333"/>
-          </w:rPr>
-          <w:t xml:space="preserve">on </w:t>
-        </w:r>
-      </w:ins>
-      <w:ins w:id="223" w:author="Hsien-Hsin Lee" w:date="2026-04-19T17:38:00Z" w16du:dateUtc="2026-04-19T21:38:00Z">
-        <w:r>
-          <w:rPr>
-            <w:color w:val="333333"/>
-          </w:rPr>
-          <w:t xml:space="preserve">our </w:t>
-        </w:r>
-      </w:ins>
-      <w:ins w:id="224" w:author="Hsien-Hsin Lee" w:date="2026-04-19T17:28:00Z" w16du:dateUtc="2026-04-19T21:28:00Z">
-        <w:r>
-          <w:rPr>
-            <w:color w:val="333333"/>
-          </w:rPr>
-          <w:t>local</w:t>
-        </w:r>
-      </w:ins>
-      <w:ins w:id="225" w:author="Hsien-Hsin Lee" w:date="2026-04-19T19:59:00Z" w16du:dateUtc="2026-04-19T23:59:00Z">
-        <w:r>
-          <w:rPr>
-            <w:color w:val="333333"/>
-          </w:rPr>
-          <w:t xml:space="preserve"> notebook</w:t>
-        </w:r>
-      </w:ins>
-      <w:ins w:id="226" w:author="Hsien-Hsin Lee" w:date="2026-04-19T17:23:00Z" w16du:dateUtc="2026-04-19T21:23:00Z">
-        <w:r>
-          <w:rPr>
-            <w:color w:val="333333"/>
-          </w:rPr>
-          <w:t xml:space="preserve"> </w:t>
-        </w:r>
-      </w:ins>
-      <w:ins w:id="227" w:author="Hsien-Hsin Lee" w:date="2026-04-19T17:37:00Z" w16du:dateUtc="2026-04-19T21:37:00Z">
+      <w:ins w:id="223" w:author="Hsien-Hsin Lee" w:date="2026-04-19T17:37:00Z" w16du:dateUtc="2026-04-19T21:37:00Z">
         <w:r>
           <w:rPr>
             <w:color w:val="333333"/>
@@ -2937,7 +2785,7 @@
           <w:t>CPU</w:t>
         </w:r>
       </w:ins>
-      <w:ins w:id="228" w:author="Hsien-Hsin Lee" w:date="2026-04-19T17:38:00Z" w16du:dateUtc="2026-04-19T21:38:00Z">
+      <w:ins w:id="224" w:author="Hsien-Hsin Lee" w:date="2026-04-19T17:38:00Z" w16du:dateUtc="2026-04-19T21:38:00Z">
         <w:r>
           <w:rPr>
             <w:color w:val="333333"/>
@@ -2948,7 +2796,7 @@
           <w:rPr>
             <w:color w:val="333333"/>
             <w:vertAlign w:val="superscript"/>
-            <w:rPrChange w:id="229" w:author="Hsien-Hsin Lee" w:date="2026-04-19T17:38:00Z" w16du:dateUtc="2026-04-19T21:38:00Z">
+            <w:rPrChange w:id="225" w:author="Hsien-Hsin Lee" w:date="2026-04-19T17:38:00Z" w16du:dateUtc="2026-04-19T21:38:00Z">
               <w:rPr>
                 <w:color w:val="333333"/>
               </w:rPr>
@@ -2960,24 +2808,10 @@
           <w:rPr>
             <w:color w:val="333333"/>
           </w:rPr>
-          <w:t xml:space="preserve"> Gen Intel Core i7-</w:t>
-        </w:r>
-        <w:proofErr w:type="gramStart"/>
-        <w:r>
-          <w:rPr>
-            <w:color w:val="333333"/>
-          </w:rPr>
-          <w:t>1185G7 @</w:t>
-        </w:r>
-        <w:proofErr w:type="gramEnd"/>
-        <w:r>
-          <w:rPr>
-            <w:color w:val="333333"/>
-          </w:rPr>
-          <w:t>3GHz)</w:t>
-        </w:r>
-      </w:ins>
-      <w:ins w:id="230" w:author="Hsien-Hsin Lee" w:date="2026-04-19T19:59:00Z" w16du:dateUtc="2026-04-19T23:59:00Z">
+          <w:t xml:space="preserve"> Gen Intel Core i7-1185G7 @3GHz)</w:t>
+        </w:r>
+      </w:ins>
+      <w:ins w:id="226" w:author="Hsien-Hsin Lee" w:date="2026-04-19T19:59:00Z" w16du:dateUtc="2026-04-19T23:59:00Z">
         <w:r>
           <w:rPr>
             <w:color w:val="333333"/>
@@ -2991,7 +2825,7 @@
         <w:spacing w:after="100" w:line="264" w:lineRule="auto"/>
         <w:jc w:val="both"/>
         <w:rPr>
-          <w:ins w:id="231" w:author="Hsien-Hsin Lee" w:date="2026-04-19T17:17:00Z" w16du:dateUtc="2026-04-19T21:17:00Z"/>
+          <w:ins w:id="227" w:author="Hsien-Hsin Lee" w:date="2026-04-19T17:17:00Z" w16du:dateUtc="2026-04-19T21:17:00Z"/>
           <w:color w:val="333333"/>
         </w:rPr>
       </w:pPr>
@@ -3001,10 +2835,10 @@
         <w:spacing w:after="100" w:line="264" w:lineRule="auto"/>
         <w:jc w:val="center"/>
         <w:rPr>
-          <w:ins w:id="232" w:author="Hsien-Hsin Lee" w:date="2026-04-19T17:18:00Z" w16du:dateUtc="2026-04-19T21:18:00Z"/>
+          <w:ins w:id="228" w:author="Hsien-Hsin Lee" w:date="2026-04-19T17:18:00Z" w16du:dateUtc="2026-04-19T21:18:00Z"/>
         </w:rPr>
       </w:pPr>
-      <w:ins w:id="233" w:author="Hsien-Hsin Lee" w:date="2026-04-19T17:18:00Z" w16du:dateUtc="2026-04-19T21:18:00Z">
+      <w:ins w:id="229" w:author="Hsien-Hsin Lee" w:date="2026-04-19T17:18:00Z" w16du:dateUtc="2026-04-19T21:18:00Z">
         <w:r>
           <w:rPr>
             <w:noProof/>
@@ -3051,15 +2885,15 @@
       <w:pPr>
         <w:pStyle w:val="Caption"/>
         <w:jc w:val="center"/>
-        <w:pPrChange w:id="234" w:author="Hsien-Hsin Lee" w:date="2026-04-19T17:18:00Z" w16du:dateUtc="2026-04-19T21:18:00Z">
+        <w:pPrChange w:id="230" w:author="Hsien-Hsin Lee" w:date="2026-04-19T17:18:00Z" w16du:dateUtc="2026-04-19T21:18:00Z">
           <w:pPr>
             <w:spacing w:after="100" w:line="264" w:lineRule="auto"/>
             <w:jc w:val="both"/>
           </w:pPr>
         </w:pPrChange>
       </w:pPr>
-      <w:bookmarkStart w:id="235" w:name="_Ref227511556"/>
-      <w:ins w:id="236" w:author="Hsien-Hsin Lee" w:date="2026-04-19T17:18:00Z" w16du:dateUtc="2026-04-19T21:18:00Z">
+      <w:bookmarkStart w:id="231" w:name="_Ref227511556"/>
+      <w:ins w:id="232" w:author="Hsien-Hsin Lee" w:date="2026-04-19T17:18:00Z" w16du:dateUtc="2026-04-19T21:18:00Z">
         <w:r>
           <w:lastRenderedPageBreak/>
           <w:t xml:space="preserve">Figure </w:t>
@@ -3080,49 +2914,41 @@
         </w:rPr>
         <w:t>2</w:t>
       </w:r>
+      <w:ins w:id="233" w:author="Hsien-Hsin Lee" w:date="2026-04-19T17:18:00Z" w16du:dateUtc="2026-04-19T21:18:00Z">
+        <w:r>
+          <w:fldChar w:fldCharType="end"/>
+        </w:r>
+        <w:bookmarkEnd w:id="231"/>
+        <w:r>
+          <w:t>. X</w:t>
+        </w:r>
+      </w:ins>
+      <w:ins w:id="234" w:author="Hsien-Hsin Lee" w:date="2026-04-19T17:23:00Z" w16du:dateUtc="2026-04-19T21:23:00Z">
+        <w:r>
+          <w:t>G</w:t>
+        </w:r>
+      </w:ins>
+      <w:ins w:id="235" w:author="Hsien-Hsin Lee" w:date="2026-04-19T17:18:00Z" w16du:dateUtc="2026-04-19T21:18:00Z">
+        <w:r>
+          <w:t xml:space="preserve">Boost </w:t>
+        </w:r>
+      </w:ins>
+      <w:ins w:id="236" w:author="Hsien-Hsin Lee" w:date="2026-04-19T17:23:00Z" w16du:dateUtc="2026-04-19T21:23:00Z">
+        <w:r>
+          <w:t>H</w:t>
+        </w:r>
+      </w:ins>
       <w:ins w:id="237" w:author="Hsien-Hsin Lee" w:date="2026-04-19T17:18:00Z" w16du:dateUtc="2026-04-19T21:18:00Z">
         <w:r>
-          <w:fldChar w:fldCharType="end"/>
-        </w:r>
-        <w:bookmarkEnd w:id="235"/>
-        <w:r>
-          <w:t xml:space="preserve">. </w:t>
-        </w:r>
-        <w:proofErr w:type="spellStart"/>
-        <w:r>
-          <w:t>X</w:t>
+          <w:t xml:space="preserve">yperparameters for </w:t>
         </w:r>
       </w:ins>
       <w:ins w:id="238" w:author="Hsien-Hsin Lee" w:date="2026-04-19T17:23:00Z" w16du:dateUtc="2026-04-19T21:23:00Z">
         <w:r>
-          <w:t>G</w:t>
+          <w:t>Model T</w:t>
         </w:r>
       </w:ins>
       <w:ins w:id="239" w:author="Hsien-Hsin Lee" w:date="2026-04-19T17:18:00Z" w16du:dateUtc="2026-04-19T21:18:00Z">
-        <w:r>
-          <w:t>Boost</w:t>
-        </w:r>
-        <w:proofErr w:type="spellEnd"/>
-        <w:r>
-          <w:t xml:space="preserve"> </w:t>
-        </w:r>
-      </w:ins>
-      <w:ins w:id="240" w:author="Hsien-Hsin Lee" w:date="2026-04-19T17:23:00Z" w16du:dateUtc="2026-04-19T21:23:00Z">
-        <w:r>
-          <w:t>H</w:t>
-        </w:r>
-      </w:ins>
-      <w:ins w:id="241" w:author="Hsien-Hsin Lee" w:date="2026-04-19T17:18:00Z" w16du:dateUtc="2026-04-19T21:18:00Z">
-        <w:r>
-          <w:t xml:space="preserve">yperparameters for </w:t>
-        </w:r>
-      </w:ins>
-      <w:ins w:id="242" w:author="Hsien-Hsin Lee" w:date="2026-04-19T17:23:00Z" w16du:dateUtc="2026-04-19T21:23:00Z">
-        <w:r>
-          <w:t>Model T</w:t>
-        </w:r>
-      </w:ins>
-      <w:ins w:id="243" w:author="Hsien-Hsin Lee" w:date="2026-04-19T17:18:00Z" w16du:dateUtc="2026-04-19T21:18:00Z">
         <w:r>
           <w:t>raining</w:t>
         </w:r>
@@ -3132,13 +2958,8 @@
       <w:pPr>
         <w:pStyle w:val="Heading2"/>
       </w:pPr>
-      <w:proofErr w:type="gramStart"/>
-      <w:r>
-        <w:t>2.4  Clustering</w:t>
-      </w:r>
-      <w:proofErr w:type="gramEnd"/>
-      <w:r>
-        <w:t xml:space="preserve"> &amp; Survival Analysis</w:t>
+      <w:r>
+        <w:t>2.4  Clustering &amp; Survival Analysis</w:t>
       </w:r>
     </w:p>
     <w:p>
@@ -3146,7 +2967,7 @@
         <w:spacing w:after="100" w:line="264" w:lineRule="auto"/>
         <w:jc w:val="both"/>
         <w:rPr>
-          <w:ins w:id="244" w:author="Hsien-Hsin Lee" w:date="2026-04-19T20:05:00Z" w16du:dateUtc="2026-04-20T00:05:00Z"/>
+          <w:ins w:id="240" w:author="Hsien-Hsin Lee" w:date="2026-04-19T20:05:00Z" w16du:dateUtc="2026-04-20T00:05:00Z"/>
           <w:color w:val="333333"/>
         </w:rPr>
       </w:pPr>
@@ -3156,12 +2977,92 @@
         </w:rPr>
         <w:t>K-Means clustering (k = 5, selected via the elbow method) is applied on the full scaled feature matrix to segment incoming dogs into five distinct adoption risk profiles</w:t>
       </w:r>
-      <w:ins w:id="245" w:author="Hsien-Hsin Lee" w:date="2026-04-19T20:09:00Z" w16du:dateUtc="2026-04-20T00:09:00Z">
-        <w:r>
-          <w:rPr>
-            <w:color w:val="333333"/>
-          </w:rPr>
-          <w:t xml:space="preserve"> (</w:t>
+      <w:ins w:id="241" w:author="Hsien-Hsin Lee" w:date="2026-04-19T20:09:00Z" w16du:dateUtc="2026-04-20T00:09:00Z">
+        <w:r>
+          <w:rPr>
+            <w:color w:val="333333"/>
+          </w:rPr>
+          <w:t>.</w:t>
+        </w:r>
+      </w:ins>
+      <w:del w:id="242" w:author="Hsien-Hsin Lee" w:date="2026-04-19T20:09:00Z" w16du:dateUtc="2026-04-20T00:09:00Z">
+        <w:r>
+          <w:rPr>
+            <w:color w:val="333333"/>
+          </w:rPr>
+          <w:delText>.</w:delText>
+        </w:r>
+      </w:del>
+      <w:r>
+        <w:rPr>
+          <w:color w:val="333333"/>
+        </w:rPr>
+        <w:t xml:space="preserve"> Kaplan-Meier (KM) survival curves visualize adoption rate differences across</w:t>
+      </w:r>
+      <w:ins w:id="243" w:author="Hsien-Hsin Lee" w:date="2026-04-19T20:01:00Z" w16du:dateUtc="2026-04-20T00:01:00Z">
+        <w:r>
+          <w:rPr>
+            <w:color w:val="333333"/>
+          </w:rPr>
+          <w:t xml:space="preserve"> two</w:t>
+        </w:r>
+      </w:ins>
+      <w:del w:id="244" w:author="Hsien-Hsin Lee" w:date="2026-04-19T20:01:00Z" w16du:dateUtc="2026-04-20T00:01:00Z">
+        <w:r>
+          <w:rPr>
+            <w:color w:val="333333"/>
+          </w:rPr>
+          <w:delText xml:space="preserve"> key</w:delText>
+        </w:r>
+      </w:del>
+      <w:r>
+        <w:rPr>
+          <w:color w:val="333333"/>
+        </w:rPr>
+        <w:t xml:space="preserve"> subgroups</w:t>
+      </w:r>
+      <w:ins w:id="245" w:author="Hsien-Hsin Lee" w:date="2026-04-19T20:01:00Z" w16du:dateUtc="2026-04-20T00:01:00Z">
+        <w:r>
+          <w:rPr>
+            <w:color w:val="333333"/>
+          </w:rPr>
+          <w:t>: Non-bully and Bully breeds</w:t>
+        </w:r>
+      </w:ins>
+      <w:r>
+        <w:rPr>
+          <w:color w:val="333333"/>
+        </w:rPr>
+        <w:t>. A Cox Proportional Hazard (CPH) model then estimates per-feature hazard ratios adjusted for all other covariates, providing a statistically grounded view of which factors most influence adoption speed.</w:t>
+      </w:r>
+      <w:ins w:id="246" w:author="Hsien-Hsin Lee" w:date="2026-04-19T20:14:00Z" w16du:dateUtc="2026-04-20T00:14:00Z">
+        <w:r>
+          <w:rPr>
+            <w:color w:val="333333"/>
+          </w:rPr>
+          <w:t xml:space="preserve"> More analysis </w:t>
+        </w:r>
+      </w:ins>
+      <w:r>
+        <w:rPr>
+          <w:color w:val="333333"/>
+        </w:rPr>
+        <w:t>is</w:t>
+      </w:r>
+      <w:ins w:id="247" w:author="Hsien-Hsin Lee" w:date="2026-04-19T20:14:00Z" w16du:dateUtc="2026-04-20T00:14:00Z">
+        <w:r>
+          <w:rPr>
+            <w:color w:val="333333"/>
+          </w:rPr>
+          <w:t xml:space="preserve"> discussed in </w:t>
+        </w:r>
+      </w:ins>
+      <w:ins w:id="248" w:author="Hsien-Hsin Lee" w:date="2026-04-19T20:15:00Z" w16du:dateUtc="2026-04-20T00:15:00Z">
+        <w:r>
+          <w:rPr>
+            <w:color w:val="333333"/>
+          </w:rPr>
+          <w:t xml:space="preserve">Section </w:t>
         </w:r>
         <w:r>
           <w:rPr>
@@ -3173,7 +3074,7 @@
           <w:rPr>
             <w:color w:val="333333"/>
           </w:rPr>
-          <w:instrText xml:space="preserve"> REF _Ref227521814 \h </w:instrText>
+          <w:instrText xml:space="preserve"> PAGEREF _Ref227522128 \h </w:instrText>
         </w:r>
       </w:ins>
       <w:r>
@@ -3189,137 +3090,12 @@
       </w:r>
       <w:r>
         <w:rPr>
-          <w:b/>
-          <w:bCs/>
-          <w:color w:val="333333"/>
-        </w:rPr>
-        <w:t>Error! Reference source not found.</w:t>
-      </w:r>
-      <w:ins w:id="246" w:author="Hsien-Hsin Lee" w:date="2026-04-19T20:09:00Z" w16du:dateUtc="2026-04-20T00:09:00Z">
-        <w:r>
-          <w:rPr>
-            <w:color w:val="333333"/>
-          </w:rPr>
-          <w:fldChar w:fldCharType="end"/>
-        </w:r>
-        <w:r>
-          <w:rPr>
-            <w:color w:val="333333"/>
-          </w:rPr>
-          <w:t>).</w:t>
-        </w:r>
-      </w:ins>
-      <w:del w:id="247" w:author="Hsien-Hsin Lee" w:date="2026-04-19T20:09:00Z" w16du:dateUtc="2026-04-20T00:09:00Z">
-        <w:r>
-          <w:rPr>
-            <w:color w:val="333333"/>
-          </w:rPr>
-          <w:delText>.</w:delText>
-        </w:r>
-      </w:del>
-      <w:r>
-        <w:rPr>
-          <w:color w:val="333333"/>
-        </w:rPr>
-        <w:t xml:space="preserve"> Kaplan-Meier (KM) survival curves visualize adoption rate differences across</w:t>
-      </w:r>
-      <w:ins w:id="248" w:author="Hsien-Hsin Lee" w:date="2026-04-19T20:01:00Z" w16du:dateUtc="2026-04-20T00:01:00Z">
-        <w:r>
-          <w:rPr>
-            <w:color w:val="333333"/>
-          </w:rPr>
-          <w:t xml:space="preserve"> two</w:t>
-        </w:r>
-      </w:ins>
-      <w:del w:id="249" w:author="Hsien-Hsin Lee" w:date="2026-04-19T20:01:00Z" w16du:dateUtc="2026-04-20T00:01:00Z">
-        <w:r>
-          <w:rPr>
-            <w:color w:val="333333"/>
-          </w:rPr>
-          <w:delText xml:space="preserve"> key</w:delText>
-        </w:r>
-      </w:del>
-      <w:r>
-        <w:rPr>
-          <w:color w:val="333333"/>
-        </w:rPr>
-        <w:t xml:space="preserve"> subgroups</w:t>
-      </w:r>
-      <w:ins w:id="250" w:author="Hsien-Hsin Lee" w:date="2026-04-19T20:01:00Z" w16du:dateUtc="2026-04-20T00:01:00Z">
-        <w:r>
-          <w:rPr>
-            <w:color w:val="333333"/>
-          </w:rPr>
-          <w:t>: Non-bully and Bully breeds</w:t>
-        </w:r>
-      </w:ins>
-      <w:r>
-        <w:rPr>
-          <w:color w:val="333333"/>
-        </w:rPr>
-        <w:t>. A Cox Proportional Hazard (CPH) model then estimates per-feature hazard ratios adjusted for all other covariates, providing a statistically grounded view of which factors most influence adoption speed.</w:t>
-      </w:r>
-      <w:ins w:id="251" w:author="Hsien-Hsin Lee" w:date="2026-04-19T20:14:00Z" w16du:dateUtc="2026-04-20T00:14:00Z">
-        <w:r>
-          <w:rPr>
-            <w:color w:val="333333"/>
-          </w:rPr>
-          <w:t xml:space="preserve"> More analysis </w:t>
-        </w:r>
-      </w:ins>
-      <w:r>
-        <w:rPr>
-          <w:color w:val="333333"/>
-        </w:rPr>
-        <w:t>is</w:t>
-      </w:r>
-      <w:ins w:id="252" w:author="Hsien-Hsin Lee" w:date="2026-04-19T20:14:00Z" w16du:dateUtc="2026-04-20T00:14:00Z">
-        <w:r>
-          <w:rPr>
-            <w:color w:val="333333"/>
-          </w:rPr>
-          <w:t xml:space="preserve"> discussed in </w:t>
-        </w:r>
-      </w:ins>
-      <w:ins w:id="253" w:author="Hsien-Hsin Lee" w:date="2026-04-19T20:15:00Z" w16du:dateUtc="2026-04-20T00:15:00Z">
-        <w:r>
-          <w:rPr>
-            <w:color w:val="333333"/>
-          </w:rPr>
-          <w:t xml:space="preserve">Section </w:t>
-        </w:r>
-        <w:r>
-          <w:rPr>
-            <w:color w:val="333333"/>
-          </w:rPr>
-          <w:fldChar w:fldCharType="begin"/>
-        </w:r>
-        <w:r>
-          <w:rPr>
-            <w:color w:val="333333"/>
-          </w:rPr>
-          <w:instrText xml:space="preserve"> PAGEREF _Ref227522128 \h </w:instrText>
-        </w:r>
-      </w:ins>
-      <w:r>
-        <w:rPr>
-          <w:color w:val="333333"/>
-        </w:rPr>
-      </w:r>
-      <w:r>
-        <w:rPr>
-          <w:color w:val="333333"/>
-        </w:rPr>
-        <w:fldChar w:fldCharType="separate"/>
-      </w:r>
-      <w:r>
-        <w:rPr>
           <w:noProof/>
           <w:color w:val="333333"/>
         </w:rPr>
         <w:t>3</w:t>
       </w:r>
-      <w:ins w:id="254" w:author="Hsien-Hsin Lee" w:date="2026-04-19T20:15:00Z" w16du:dateUtc="2026-04-20T00:15:00Z">
+      <w:ins w:id="249" w:author="Hsien-Hsin Lee" w:date="2026-04-19T20:15:00Z" w16du:dateUtc="2026-04-20T00:15:00Z">
         <w:r>
           <w:rPr>
             <w:color w:val="333333"/>
@@ -3339,9 +3115,9 @@
         <w:pStyle w:val="Caption"/>
         <w:jc w:val="center"/>
         <w:rPr>
-          <w:del w:id="255" w:author="Hsien-Hsin Lee" w:date="2026-04-19T20:13:00Z" w16du:dateUtc="2026-04-20T00:13:00Z"/>
-        </w:rPr>
-        <w:pPrChange w:id="256" w:author="Hsien-Hsin Lee" w:date="2026-04-19T20:08:00Z" w16du:dateUtc="2026-04-20T00:08:00Z">
+          <w:del w:id="250" w:author="Hsien-Hsin Lee" w:date="2026-04-19T20:13:00Z" w16du:dateUtc="2026-04-20T00:13:00Z"/>
+        </w:rPr>
+        <w:pPrChange w:id="251" w:author="Hsien-Hsin Lee" w:date="2026-04-19T20:08:00Z" w16du:dateUtc="2026-04-20T00:08:00Z">
           <w:pPr>
             <w:spacing w:after="100" w:line="264" w:lineRule="auto"/>
             <w:jc w:val="both"/>
@@ -3353,16 +3129,11 @@
       <w:pPr>
         <w:pStyle w:val="Heading1"/>
       </w:pPr>
-      <w:bookmarkStart w:id="257" w:name="_Ref227522128"/>
-      <w:r>
-        <w:t>3</w:t>
-      </w:r>
-      <w:proofErr w:type="gramStart"/>
-      <w:r>
-        <w:t>.  Results</w:t>
-      </w:r>
-      <w:bookmarkEnd w:id="257"/>
-      <w:proofErr w:type="gramEnd"/>
+      <w:bookmarkStart w:id="252" w:name="_Ref227522128"/>
+      <w:r>
+        <w:t>3.  Results</w:t>
+      </w:r>
+      <w:bookmarkEnd w:id="252"/>
     </w:p>
     <w:p>
       <w:pPr>
@@ -3377,7 +3148,7 @@
         <w:spacing w:after="100" w:line="264" w:lineRule="auto"/>
         <w:jc w:val="both"/>
         <w:rPr>
-          <w:ins w:id="258" w:author="Hsien-Hsin Lee" w:date="2026-04-19T20:24:00Z" w16du:dateUtc="2026-04-20T00:24:00Z"/>
+          <w:ins w:id="253" w:author="Hsien-Hsin Lee" w:date="2026-04-19T20:24:00Z" w16du:dateUtc="2026-04-20T00:24:00Z"/>
           <w:color w:val="333333"/>
         </w:rPr>
       </w:pPr>
@@ -3385,17 +3156,9 @@
         <w:rPr>
           <w:color w:val="333333"/>
         </w:rPr>
-        <w:t xml:space="preserve">The </w:t>
-      </w:r>
-      <w:proofErr w:type="spellStart"/>
-      <w:r>
-        <w:rPr>
-          <w:color w:val="333333"/>
-        </w:rPr>
-        <w:t>XGBoost</w:t>
-      </w:r>
-      <w:proofErr w:type="spellEnd"/>
-      <w:ins w:id="259" w:author="Hsien-Hsin Lee" w:date="2026-04-19T20:17:00Z" w16du:dateUtc="2026-04-20T00:17:00Z">
+        <w:t>The XGBoost</w:t>
+      </w:r>
+      <w:ins w:id="254" w:author="Hsien-Hsin Lee" w:date="2026-04-19T20:17:00Z" w16du:dateUtc="2026-04-20T00:17:00Z">
         <w:r>
           <w:rPr>
             <w:color w:val="333333"/>
@@ -3403,7 +3166,7 @@
           <w:t xml:space="preserve">-based </w:t>
         </w:r>
       </w:ins>
-      <w:del w:id="260" w:author="Hsien-Hsin Lee" w:date="2026-04-19T20:17:00Z" w16du:dateUtc="2026-04-20T00:17:00Z">
+      <w:del w:id="255" w:author="Hsien-Hsin Lee" w:date="2026-04-19T20:17:00Z" w16du:dateUtc="2026-04-20T00:17:00Z">
         <w:r>
           <w:rPr>
             <w:color w:val="333333"/>
@@ -3417,7 +3180,7 @@
         </w:rPr>
         <w:t xml:space="preserve">dog model achieves a log-scale R² </w:t>
       </w:r>
-      <w:ins w:id="261" w:author="Hsien-Hsin Lee" w:date="2026-04-19T20:18:00Z" w16du:dateUtc="2026-04-20T00:18:00Z">
+      <w:ins w:id="256" w:author="Hsien-Hsin Lee" w:date="2026-04-19T20:18:00Z" w16du:dateUtc="2026-04-20T00:18:00Z">
         <w:r>
           <w:rPr>
             <w:color w:val="333333"/>
@@ -3431,7 +3194,7 @@
         </w:rPr>
         <w:t>of 0.361 with an MAE of 19.4 days on the held-out test set (</w:t>
       </w:r>
-      <w:ins w:id="262" w:author="Hsien-Hsin Lee" w:date="2026-04-19T20:18:00Z" w16du:dateUtc="2026-04-20T00:18:00Z">
+      <w:ins w:id="257" w:author="Hsien-Hsin Lee" w:date="2026-04-19T20:18:00Z" w16du:dateUtc="2026-04-20T00:18:00Z">
         <w:r>
           <w:rPr>
             <w:color w:val="333333"/>
@@ -3456,7 +3219,7 @@
         </w:rPr>
         <w:fldChar w:fldCharType="separate"/>
       </w:r>
-      <w:ins w:id="263" w:author="Hsien-Hsin Lee" w:date="2026-04-19T20:10:00Z" w16du:dateUtc="2026-04-20T00:10:00Z">
+      <w:ins w:id="258" w:author="Hsien-Hsin Lee" w:date="2026-04-19T20:10:00Z" w16du:dateUtc="2026-04-20T00:10:00Z">
         <w:r>
           <w:t xml:space="preserve">Table </w:t>
         </w:r>
@@ -3467,7 +3230,7 @@
         </w:rPr>
         <w:t>1</w:t>
       </w:r>
-      <w:ins w:id="264" w:author="Hsien-Hsin Lee" w:date="2026-04-19T20:18:00Z" w16du:dateUtc="2026-04-20T00:18:00Z">
+      <w:ins w:id="259" w:author="Hsien-Hsin Lee" w:date="2026-04-19T20:18:00Z" w16du:dateUtc="2026-04-20T00:18:00Z">
         <w:r>
           <w:rPr>
             <w:color w:val="333333"/>
@@ -3475,7 +3238,7 @@
           <w:fldChar w:fldCharType="end"/>
         </w:r>
       </w:ins>
-      <w:del w:id="265" w:author="Hsien-Hsin Lee" w:date="2026-04-19T17:46:00Z" w16du:dateUtc="2026-04-19T21:46:00Z">
+      <w:del w:id="260" w:author="Hsien-Hsin Lee" w:date="2026-04-19T17:46:00Z" w16du:dateUtc="2026-04-19T21:46:00Z">
         <w:r>
           <w:rPr>
             <w:color w:val="333333"/>
@@ -3489,7 +3252,7 @@
         </w:rPr>
         <w:t>)</w:t>
       </w:r>
-      <w:ins w:id="266" w:author="Hsien-Hsin Lee" w:date="2026-04-19T20:23:00Z" w16du:dateUtc="2026-04-20T00:23:00Z">
+      <w:ins w:id="261" w:author="Hsien-Hsin Lee" w:date="2026-04-19T20:23:00Z" w16du:dateUtc="2026-04-20T00:23:00Z">
         <w:r>
           <w:rPr>
             <w:color w:val="333333"/>
@@ -3497,7 +3260,7 @@
           <w:t xml:space="preserve">, indicating </w:t>
         </w:r>
       </w:ins>
-      <w:del w:id="267" w:author="Hsien-Hsin Lee" w:date="2026-04-19T20:23:00Z" w16du:dateUtc="2026-04-20T00:23:00Z">
+      <w:del w:id="262" w:author="Hsien-Hsin Lee" w:date="2026-04-19T20:23:00Z" w16du:dateUtc="2026-04-20T00:23:00Z">
         <w:r>
           <w:rPr>
             <w:color w:val="333333"/>
@@ -3505,7 +3268,7 @@
           <w:delText>—</w:delText>
         </w:r>
       </w:del>
-      <w:ins w:id="268" w:author="Hsien-Hsin Lee" w:date="2026-04-19T20:18:00Z" w16du:dateUtc="2026-04-20T00:18:00Z">
+      <w:ins w:id="263" w:author="Hsien-Hsin Lee" w:date="2026-04-19T20:18:00Z" w16du:dateUtc="2026-04-20T00:18:00Z">
         <w:r>
           <w:rPr>
             <w:color w:val="333333"/>
@@ -3513,7 +3276,7 @@
           <w:t xml:space="preserve">reasonably </w:t>
         </w:r>
       </w:ins>
-      <w:ins w:id="269" w:author="Hsien-Hsin Lee" w:date="2026-04-19T20:24:00Z" w16du:dateUtc="2026-04-20T00:24:00Z">
+      <w:ins w:id="264" w:author="Hsien-Hsin Lee" w:date="2026-04-19T20:24:00Z" w16du:dateUtc="2026-04-20T00:24:00Z">
         <w:r>
           <w:rPr>
             <w:color w:val="333333"/>
@@ -3521,7 +3284,7 @@
           <w:t>strong</w:t>
         </w:r>
       </w:ins>
-      <w:del w:id="270" w:author="Hsien-Hsin Lee" w:date="2026-04-19T20:24:00Z" w16du:dateUtc="2026-04-20T00:24:00Z">
+      <w:del w:id="265" w:author="Hsien-Hsin Lee" w:date="2026-04-19T20:24:00Z" w16du:dateUtc="2026-04-20T00:24:00Z">
         <w:r>
           <w:rPr>
             <w:color w:val="333333"/>
@@ -3535,115 +3298,115 @@
         </w:rPr>
         <w:t xml:space="preserve"> performance given the </w:t>
       </w:r>
+      <w:del w:id="266" w:author="Hsien-Hsin Lee" w:date="2026-04-19T20:24:00Z" w16du:dateUtc="2026-04-20T00:24:00Z">
+        <w:r>
+          <w:rPr>
+            <w:color w:val="333333"/>
+          </w:rPr>
+          <w:delText xml:space="preserve">noise </w:delText>
+        </w:r>
+      </w:del>
+      <w:r>
+        <w:rPr>
+          <w:color w:val="333333"/>
+        </w:rPr>
+        <w:t>inherent</w:t>
+      </w:r>
+      <w:ins w:id="267" w:author="Hsien-Hsin Lee" w:date="2026-04-19T20:24:00Z" w16du:dateUtc="2026-04-20T00:24:00Z">
+        <w:r>
+          <w:rPr>
+            <w:color w:val="333333"/>
+          </w:rPr>
+          <w:t xml:space="preserve"> noise</w:t>
+        </w:r>
+      </w:ins>
+      <w:r>
+        <w:rPr>
+          <w:color w:val="333333"/>
+        </w:rPr>
+        <w:t xml:space="preserve"> in human adoption decisions. </w:t>
+      </w:r>
+      <w:ins w:id="268" w:author="Hsien-Hsin Lee" w:date="2026-04-19T20:24:00Z" w16du:dateUtc="2026-04-20T00:24:00Z">
+        <w:r>
+          <w:rPr>
+            <w:color w:val="333333"/>
+          </w:rPr>
+          <w:t>As a reference point</w:t>
+        </w:r>
+      </w:ins>
+      <w:ins w:id="269" w:author="Hsien-Hsin Lee" w:date="2026-04-19T20:18:00Z" w16du:dateUtc="2026-04-20T00:18:00Z">
+        <w:r>
+          <w:rPr>
+            <w:color w:val="333333"/>
+          </w:rPr>
+          <w:t>, a</w:t>
+        </w:r>
+      </w:ins>
+      <w:del w:id="270" w:author="Hsien-Hsin Lee" w:date="2026-04-19T20:18:00Z" w16du:dateUtc="2026-04-20T00:18:00Z">
+        <w:r>
+          <w:rPr>
+            <w:color w:val="333333"/>
+          </w:rPr>
+          <w:delText>A</w:delText>
+        </w:r>
+      </w:del>
+      <w:r>
+        <w:rPr>
+          <w:color w:val="333333"/>
+        </w:rPr>
+        <w:t xml:space="preserve"> </w:t>
+      </w:r>
       <w:del w:id="271" w:author="Hsien-Hsin Lee" w:date="2026-04-19T20:24:00Z" w16du:dateUtc="2026-04-20T00:24:00Z">
         <w:r>
           <w:rPr>
             <w:color w:val="333333"/>
           </w:rPr>
-          <w:delText xml:space="preserve">noise </w:delText>
+          <w:delText xml:space="preserve">threshold of </w:delText>
         </w:r>
       </w:del>
       <w:r>
         <w:rPr>
           <w:color w:val="333333"/>
         </w:rPr>
-        <w:t>inherent</w:t>
+        <w:t>log</w:t>
       </w:r>
       <w:ins w:id="272" w:author="Hsien-Hsin Lee" w:date="2026-04-19T20:24:00Z" w16du:dateUtc="2026-04-20T00:24:00Z">
         <w:r>
           <w:rPr>
             <w:color w:val="333333"/>
           </w:rPr>
-          <w:t xml:space="preserve"> noise</w:t>
-        </w:r>
-      </w:ins>
-      <w:r>
-        <w:rPr>
-          <w:color w:val="333333"/>
-        </w:rPr>
-        <w:t xml:space="preserve"> in human adoption decisions. </w:t>
+          <w:t>-scale</w:t>
+        </w:r>
+      </w:ins>
+      <w:r>
+        <w:rPr>
+          <w:color w:val="333333"/>
+        </w:rPr>
+        <w:t xml:space="preserve"> R² &gt;</w:t>
       </w:r>
       <w:ins w:id="273" w:author="Hsien-Hsin Lee" w:date="2026-04-19T20:24:00Z" w16du:dateUtc="2026-04-20T00:24:00Z">
         <w:r>
           <w:rPr>
             <w:color w:val="333333"/>
           </w:rPr>
-          <w:t>As a reference point</w:t>
-        </w:r>
-      </w:ins>
-      <w:ins w:id="274" w:author="Hsien-Hsin Lee" w:date="2026-04-19T20:18:00Z" w16du:dateUtc="2026-04-20T00:18:00Z">
-        <w:r>
-          <w:rPr>
-            <w:color w:val="333333"/>
-          </w:rPr>
-          <w:t>, a</w:t>
-        </w:r>
-      </w:ins>
-      <w:del w:id="275" w:author="Hsien-Hsin Lee" w:date="2026-04-19T20:18:00Z" w16du:dateUtc="2026-04-20T00:18:00Z">
-        <w:r>
-          <w:rPr>
-            <w:color w:val="333333"/>
-          </w:rPr>
-          <w:delText>A</w:delText>
+          <w:t xml:space="preserve"> </w:t>
+        </w:r>
+      </w:ins>
+      <w:del w:id="274" w:author="Hsien-Hsin Lee" w:date="2026-04-19T20:24:00Z" w16du:dateUtc="2026-04-20T00:24:00Z">
+        <w:r>
+          <w:rPr>
+            <w:color w:val="333333"/>
+          </w:rPr>
+          <w:delText xml:space="preserve"> </w:delText>
         </w:r>
       </w:del>
       <w:r>
         <w:rPr>
           <w:color w:val="333333"/>
         </w:rPr>
-        <w:t xml:space="preserve"> </w:t>
-      </w:r>
-      <w:del w:id="276" w:author="Hsien-Hsin Lee" w:date="2026-04-19T20:24:00Z" w16du:dateUtc="2026-04-20T00:24:00Z">
-        <w:r>
-          <w:rPr>
-            <w:color w:val="333333"/>
-          </w:rPr>
-          <w:delText xml:space="preserve">threshold of </w:delText>
-        </w:r>
-      </w:del>
-      <w:r>
-        <w:rPr>
-          <w:color w:val="333333"/>
-        </w:rPr>
-        <w:t>log</w:t>
-      </w:r>
-      <w:ins w:id="277" w:author="Hsien-Hsin Lee" w:date="2026-04-19T20:24:00Z" w16du:dateUtc="2026-04-20T00:24:00Z">
-        <w:r>
-          <w:rPr>
-            <w:color w:val="333333"/>
-          </w:rPr>
-          <w:t>-scale</w:t>
-        </w:r>
-      </w:ins>
-      <w:r>
-        <w:rPr>
-          <w:color w:val="333333"/>
-        </w:rPr>
-        <w:t xml:space="preserve"> R² &gt;</w:t>
-      </w:r>
-      <w:ins w:id="278" w:author="Hsien-Hsin Lee" w:date="2026-04-19T20:24:00Z" w16du:dateUtc="2026-04-20T00:24:00Z">
-        <w:r>
-          <w:rPr>
-            <w:color w:val="333333"/>
-          </w:rPr>
-          <w:t xml:space="preserve"> </w:t>
-        </w:r>
-      </w:ins>
-      <w:del w:id="279" w:author="Hsien-Hsin Lee" w:date="2026-04-19T20:24:00Z" w16du:dateUtc="2026-04-20T00:24:00Z">
-        <w:r>
-          <w:rPr>
-            <w:color w:val="333333"/>
-          </w:rPr>
-          <w:delText xml:space="preserve"> </w:delText>
-        </w:r>
-      </w:del>
-      <w:r>
-        <w:rPr>
-          <w:color w:val="333333"/>
-        </w:rPr>
         <w:t>0.30 is</w:t>
       </w:r>
-      <w:ins w:id="280" w:author="Hsien-Hsin Lee" w:date="2026-04-19T20:24:00Z" w16du:dateUtc="2026-04-20T00:24:00Z">
+      <w:ins w:id="275" w:author="Hsien-Hsin Lee" w:date="2026-04-19T20:24:00Z" w16du:dateUtc="2026-04-20T00:24:00Z">
         <w:r>
           <w:rPr>
             <w:color w:val="333333"/>
@@ -3657,7 +3420,13 @@
         </w:rPr>
         <w:t xml:space="preserve"> considered indicative of a useful </w:t>
       </w:r>
-      <w:ins w:id="281" w:author="Hsien-Hsin Lee" w:date="2026-04-19T20:24:00Z" w16du:dateUtc="2026-04-20T00:24:00Z">
+      <w:r>
+        <w:rPr>
+          <w:color w:val="333333"/>
+        </w:rPr>
+        <w:t xml:space="preserve">multiplicative </w:t>
+      </w:r>
+      <w:ins w:id="276" w:author="Hsien-Hsin Lee" w:date="2026-04-19T20:24:00Z" w16du:dateUtc="2026-04-20T00:24:00Z">
         <w:r>
           <w:rPr>
             <w:color w:val="333333"/>
@@ -3669,22 +3438,14 @@
         <w:rPr>
           <w:color w:val="333333"/>
         </w:rPr>
-        <w:t>model for</w:t>
-      </w:r>
-      <w:ins w:id="282" w:author="Hsien-Hsin Lee" w:date="2026-04-19T20:18:00Z" w16du:dateUtc="2026-04-20T00:18:00Z">
-        <w:r>
-          <w:rPr>
-            <w:color w:val="333333"/>
-          </w:rPr>
-          <w:t xml:space="preserve"> classification</w:t>
-        </w:r>
-      </w:ins>
-      <w:del w:id="283" w:author="Hsien-Hsin Lee" w:date="2026-04-19T20:18:00Z" w16du:dateUtc="2026-04-20T00:18:00Z">
-        <w:r>
-          <w:rPr>
-            <w:color w:val="333333"/>
-          </w:rPr>
-          <w:delText xml:space="preserve"> this domain</w:delText>
+        <w:t>model</w:t>
+      </w:r>
+      <w:del w:id="277" w:author="Hsien-Hsin Lee" w:date="2026-04-19T20:18:00Z" w16du:dateUtc="2026-04-20T00:18:00Z">
+        <w:r>
+          <w:rPr>
+            <w:color w:val="333333"/>
+          </w:rPr>
+          <w:delText>this domain</w:delText>
         </w:r>
       </w:del>
       <w:r>
@@ -3699,7 +3460,7 @@
         <w:spacing w:after="100" w:line="264" w:lineRule="auto"/>
         <w:jc w:val="both"/>
         <w:rPr>
-          <w:ins w:id="284" w:author="Hsien-Hsin Lee" w:date="2026-04-19T20:25:00Z" w16du:dateUtc="2026-04-20T00:25:00Z"/>
+          <w:ins w:id="278" w:author="Hsien-Hsin Lee" w:date="2026-04-19T20:25:00Z" w16du:dateUtc="2026-04-20T00:25:00Z"/>
           <w:color w:val="333333"/>
         </w:rPr>
       </w:pPr>
@@ -3709,7 +3470,7 @@
         </w:rPr>
         <w:t>The cat model</w:t>
       </w:r>
-      <w:ins w:id="285" w:author="Hsien-Hsin Lee" w:date="2026-04-19T20:18:00Z" w16du:dateUtc="2026-04-20T00:18:00Z">
+      <w:ins w:id="279" w:author="Hsien-Hsin Lee" w:date="2026-04-19T20:18:00Z" w16du:dateUtc="2026-04-20T00:18:00Z">
         <w:r>
           <w:rPr>
             <w:color w:val="333333"/>
@@ -3723,7 +3484,7 @@
         </w:rPr>
         <w:t xml:space="preserve"> achieves a</w:t>
       </w:r>
-      <w:ins w:id="286" w:author="Hsien-Hsin Lee" w:date="2026-04-19T20:19:00Z" w16du:dateUtc="2026-04-20T00:19:00Z">
+      <w:ins w:id="280" w:author="Hsien-Hsin Lee" w:date="2026-04-19T20:19:00Z" w16du:dateUtc="2026-04-20T00:19:00Z">
         <w:r>
           <w:rPr>
             <w:color w:val="333333"/>
@@ -3735,21 +3496,7 @@
         <w:rPr>
           <w:color w:val="333333"/>
         </w:rPr>
-        <w:t xml:space="preserve"> higher </w:t>
-      </w:r>
-      <w:proofErr w:type="gramStart"/>
-      <w:r>
-        <w:rPr>
-          <w:color w:val="333333"/>
-        </w:rPr>
-        <w:t>log R²</w:t>
-      </w:r>
-      <w:proofErr w:type="gramEnd"/>
-      <w:r>
-        <w:rPr>
-          <w:color w:val="333333"/>
-        </w:rPr>
-        <w:t xml:space="preserve"> of 0.421, suggesting cat adoption outcomes are somewhat more predictable from observable intake attributes. </w:t>
+        <w:t xml:space="preserve"> higher log R² of 0.421, suggesting cat adoption outcomes are somewhat more predictable from observable intake attributes. </w:t>
       </w:r>
     </w:p>
     <w:p>
@@ -3757,32 +3504,86 @@
         <w:spacing w:after="100" w:line="264" w:lineRule="auto"/>
         <w:jc w:val="both"/>
         <w:rPr>
-          <w:ins w:id="287" w:author="Hsien-Hsin Lee" w:date="2026-04-19T20:28:00Z" w16du:dateUtc="2026-04-20T00:28:00Z"/>
+          <w:ins w:id="281" w:author="Hsien-Hsin Lee" w:date="2026-04-19T20:28:00Z" w16du:dateUtc="2026-04-20T00:28:00Z"/>
           <w:color w:val="333333"/>
         </w:rPr>
       </w:pPr>
+      <w:ins w:id="282" w:author="Hsien-Hsin Lee" w:date="2026-04-19T20:21:00Z" w16du:dateUtc="2026-04-20T00:21:00Z">
+        <w:r>
+          <w:rPr>
+            <w:color w:val="333333"/>
+          </w:rPr>
+          <w:t xml:space="preserve">In </w:t>
+        </w:r>
+      </w:ins>
+      <w:ins w:id="283" w:author="Hsien-Hsin Lee" w:date="2026-04-19T20:25:00Z" w16du:dateUtc="2026-04-20T00:25:00Z">
+        <w:r>
+          <w:rPr>
+            <w:color w:val="333333"/>
+          </w:rPr>
+          <w:t>contrast</w:t>
+        </w:r>
+      </w:ins>
+      <w:ins w:id="284" w:author="Hsien-Hsin Lee" w:date="2026-04-19T20:21:00Z" w16du:dateUtc="2026-04-20T00:21:00Z">
+        <w:r>
+          <w:rPr>
+            <w:color w:val="333333"/>
+          </w:rPr>
+          <w:t>,</w:t>
+        </w:r>
+      </w:ins>
+      <w:ins w:id="285" w:author="Hsien-Hsin Lee" w:date="2026-04-19T20:20:00Z" w16du:dateUtc="2026-04-20T00:20:00Z">
+        <w:r>
+          <w:rPr>
+            <w:color w:val="333333"/>
+          </w:rPr>
+          <w:t xml:space="preserve"> </w:t>
+        </w:r>
+      </w:ins>
+      <w:ins w:id="286" w:author="Hsien-Hsin Lee" w:date="2026-04-19T20:25:00Z" w16du:dateUtc="2026-04-20T00:25:00Z">
+        <w:r>
+          <w:rPr>
+            <w:color w:val="333333"/>
+          </w:rPr>
+          <w:t>the</w:t>
+        </w:r>
+      </w:ins>
+      <w:ins w:id="287" w:author="Hsien-Hsin Lee" w:date="2026-04-19T20:20:00Z" w16du:dateUtc="2026-04-20T00:20:00Z">
+        <w:r>
+          <w:rPr>
+            <w:color w:val="333333"/>
+          </w:rPr>
+          <w:t xml:space="preserve"> </w:t>
+        </w:r>
+        <w:r>
+          <w:rPr>
+            <w:color w:val="333333"/>
+          </w:rPr>
+          <w:t>“unified” model</w:t>
+        </w:r>
+      </w:ins>
       <w:ins w:id="288" w:author="Hsien-Hsin Lee" w:date="2026-04-19T20:21:00Z" w16du:dateUtc="2026-04-20T00:21:00Z">
         <w:r>
           <w:rPr>
             <w:color w:val="333333"/>
           </w:rPr>
-          <w:t xml:space="preserve">In </w:t>
-        </w:r>
-      </w:ins>
-      <w:ins w:id="289" w:author="Hsien-Hsin Lee" w:date="2026-04-19T20:25:00Z" w16du:dateUtc="2026-04-20T00:25:00Z">
-        <w:r>
-          <w:rPr>
-            <w:color w:val="333333"/>
-          </w:rPr>
-          <w:t>contrast</w:t>
-        </w:r>
-      </w:ins>
-      <w:ins w:id="290" w:author="Hsien-Hsin Lee" w:date="2026-04-19T20:21:00Z" w16du:dateUtc="2026-04-20T00:21:00Z">
-        <w:r>
-          <w:rPr>
-            <w:color w:val="333333"/>
-          </w:rPr>
-          <w:t>,</w:t>
+          <w:t xml:space="preserve">, trained </w:t>
+        </w:r>
+      </w:ins>
+      <w:ins w:id="289" w:author="Hsien-Hsin Lee" w:date="2026-04-19T20:20:00Z" w16du:dateUtc="2026-04-20T00:20:00Z">
+        <w:r>
+          <w:rPr>
+            <w:color w:val="333333"/>
+          </w:rPr>
+          <w:t xml:space="preserve">by </w:t>
+        </w:r>
+      </w:ins>
+      <w:ins w:id="290" w:author="Hsien-Hsin Lee" w:date="2026-04-19T20:25:00Z" w16du:dateUtc="2026-04-20T00:25:00Z">
+        <w:r>
+          <w:rPr>
+            <w:color w:val="333333"/>
+          </w:rPr>
+          <w:t>pooling</w:t>
         </w:r>
       </w:ins>
       <w:ins w:id="291" w:author="Hsien-Hsin Lee" w:date="2026-04-19T20:20:00Z" w16du:dateUtc="2026-04-20T00:20:00Z">
@@ -3790,122 +3591,68 @@
           <w:rPr>
             <w:color w:val="333333"/>
           </w:rPr>
+          <w:t xml:space="preserve"> all species together</w:t>
+        </w:r>
+      </w:ins>
+      <w:ins w:id="292" w:author="Hsien-Hsin Lee" w:date="2026-04-19T20:25:00Z" w16du:dateUtc="2026-04-20T00:25:00Z">
+        <w:r>
+          <w:rPr>
+            <w:color w:val="333333"/>
+          </w:rPr>
+          <w:t xml:space="preserve">, performs the worst, </w:t>
+        </w:r>
+      </w:ins>
+      <w:ins w:id="293" w:author="Hsien-Hsin Lee" w:date="2026-04-19T20:20:00Z" w16du:dateUtc="2026-04-20T00:20:00Z">
+        <w:r>
+          <w:rPr>
+            <w:color w:val="333333"/>
+          </w:rPr>
+          <w:t>with a log</w:t>
+        </w:r>
+      </w:ins>
+      <w:ins w:id="294" w:author="Hsien-Hsin Lee" w:date="2026-04-19T20:26:00Z" w16du:dateUtc="2026-04-20T00:26:00Z">
+        <w:r>
+          <w:rPr>
+            <w:color w:val="333333"/>
+          </w:rPr>
+          <w:t>-scale</w:t>
+        </w:r>
+      </w:ins>
+      <w:ins w:id="295" w:author="Hsien-Hsin Lee" w:date="2026-04-19T20:20:00Z" w16du:dateUtc="2026-04-20T00:20:00Z">
+        <w:r>
+          <w:rPr>
+            <w:color w:val="333333"/>
+          </w:rPr>
+          <w:t xml:space="preserve"> R² of 0.337</w:t>
+        </w:r>
+      </w:ins>
+      <w:ins w:id="296" w:author="Hsien-Hsin Lee" w:date="2026-04-19T20:26:00Z" w16du:dateUtc="2026-04-20T00:26:00Z">
+        <w:r>
+          <w:rPr>
+            <w:color w:val="333333"/>
+          </w:rPr>
+          <w:t>, highlighting the value of species-specific modeling suggested by</w:t>
+        </w:r>
+        <w:r>
+          <w:rPr>
+            <w:color w:val="333333"/>
+          </w:rPr>
           <w:t xml:space="preserve"> </w:t>
         </w:r>
-      </w:ins>
-      <w:ins w:id="292" w:author="Hsien-Hsin Lee" w:date="2026-04-19T20:25:00Z" w16du:dateUtc="2026-04-20T00:25:00Z">
-        <w:r>
-          <w:rPr>
-            <w:color w:val="333333"/>
-          </w:rPr>
-          <w:t>the</w:t>
-        </w:r>
-      </w:ins>
-      <w:ins w:id="293" w:author="Hsien-Hsin Lee" w:date="2026-04-19T20:20:00Z" w16du:dateUtc="2026-04-20T00:20:00Z">
-        <w:r>
-          <w:rPr>
-            <w:color w:val="333333"/>
-          </w:rPr>
-          <w:t xml:space="preserve"> </w:t>
-        </w:r>
-        <w:r>
-          <w:rPr>
-            <w:color w:val="333333"/>
-          </w:rPr>
-          <w:t>“unified” model</w:t>
-        </w:r>
-      </w:ins>
-      <w:ins w:id="294" w:author="Hsien-Hsin Lee" w:date="2026-04-19T20:21:00Z" w16du:dateUtc="2026-04-20T00:21:00Z">
-        <w:r>
-          <w:rPr>
-            <w:color w:val="333333"/>
-          </w:rPr>
-          <w:t xml:space="preserve">, trained </w:t>
-        </w:r>
-      </w:ins>
-      <w:ins w:id="295" w:author="Hsien-Hsin Lee" w:date="2026-04-19T20:20:00Z" w16du:dateUtc="2026-04-20T00:20:00Z">
-        <w:r>
-          <w:rPr>
-            <w:color w:val="333333"/>
-          </w:rPr>
-          <w:t xml:space="preserve">by </w:t>
-        </w:r>
-      </w:ins>
-      <w:ins w:id="296" w:author="Hsien-Hsin Lee" w:date="2026-04-19T20:25:00Z" w16du:dateUtc="2026-04-20T00:25:00Z">
-        <w:r>
-          <w:rPr>
-            <w:color w:val="333333"/>
-          </w:rPr>
-          <w:t>pooling</w:t>
+        <w:r>
+          <w:rPr>
+            <w:color w:val="333333"/>
+          </w:rPr>
+          <w:t>Dewang</w:t>
+        </w:r>
+        <w:r>
+          <w:rPr>
+            <w:color w:val="333333"/>
+          </w:rPr>
+          <w:t>.</w:t>
         </w:r>
       </w:ins>
       <w:ins w:id="297" w:author="Hsien-Hsin Lee" w:date="2026-04-19T20:20:00Z" w16du:dateUtc="2026-04-20T00:20:00Z">
-        <w:r>
-          <w:rPr>
-            <w:color w:val="333333"/>
-          </w:rPr>
-          <w:t xml:space="preserve"> all species together</w:t>
-        </w:r>
-      </w:ins>
-      <w:ins w:id="298" w:author="Hsien-Hsin Lee" w:date="2026-04-19T20:25:00Z" w16du:dateUtc="2026-04-20T00:25:00Z">
-        <w:r>
-          <w:rPr>
-            <w:color w:val="333333"/>
-          </w:rPr>
-          <w:t xml:space="preserve">, performs the worst, </w:t>
-        </w:r>
-      </w:ins>
-      <w:ins w:id="299" w:author="Hsien-Hsin Lee" w:date="2026-04-19T20:20:00Z" w16du:dateUtc="2026-04-20T00:20:00Z">
-        <w:r>
-          <w:rPr>
-            <w:color w:val="333333"/>
-          </w:rPr>
-          <w:t>with a log</w:t>
-        </w:r>
-      </w:ins>
-      <w:ins w:id="300" w:author="Hsien-Hsin Lee" w:date="2026-04-19T20:26:00Z" w16du:dateUtc="2026-04-20T00:26:00Z">
-        <w:r>
-          <w:rPr>
-            <w:color w:val="333333"/>
-          </w:rPr>
-          <w:t>-scale</w:t>
-        </w:r>
-      </w:ins>
-      <w:ins w:id="301" w:author="Hsien-Hsin Lee" w:date="2026-04-19T20:20:00Z" w16du:dateUtc="2026-04-20T00:20:00Z">
-        <w:r>
-          <w:rPr>
-            <w:color w:val="333333"/>
-          </w:rPr>
-          <w:t xml:space="preserve"> R² of 0.337</w:t>
-        </w:r>
-      </w:ins>
-      <w:ins w:id="302" w:author="Hsien-Hsin Lee" w:date="2026-04-19T20:26:00Z" w16du:dateUtc="2026-04-20T00:26:00Z">
-        <w:r>
-          <w:rPr>
-            <w:color w:val="333333"/>
-          </w:rPr>
-          <w:t>, highlighting the value of species-specific modeling suggested by</w:t>
-        </w:r>
-        <w:r>
-          <w:rPr>
-            <w:color w:val="333333"/>
-          </w:rPr>
-          <w:t xml:space="preserve"> </w:t>
-        </w:r>
-        <w:r>
-          <w:rPr>
-            <w:color w:val="333333"/>
-          </w:rPr>
-          <w:t>Dewang</w:t>
-        </w:r>
-        <w:r>
-          <w:rPr>
-            <w:color w:val="333333"/>
-          </w:rPr>
-          <w:t>.</w:t>
-        </w:r>
-      </w:ins>
-      <w:ins w:id="303" w:author="Hsien-Hsin Lee" w:date="2026-04-19T20:20:00Z" w16du:dateUtc="2026-04-20T00:20:00Z">
         <w:r>
           <w:rPr>
             <w:color w:val="333333"/>
@@ -3919,7 +3666,7 @@
         <w:spacing w:after="100" w:line="264" w:lineRule="auto"/>
         <w:jc w:val="both"/>
         <w:rPr>
-          <w:del w:id="304" w:author="Hsien-Hsin Lee" w:date="2026-04-19T17:09:00Z" w16du:dateUtc="2026-04-19T21:09:00Z"/>
+          <w:del w:id="298" w:author="Hsien-Hsin Lee" w:date="2026-04-19T17:09:00Z" w16du:dateUtc="2026-04-19T21:09:00Z"/>
           <w:color w:val="333333"/>
         </w:rPr>
       </w:pPr>
@@ -3929,7 +3676,7 @@
         </w:rPr>
         <w:t>The predicted vs. actual scatter plot</w:t>
       </w:r>
-      <w:ins w:id="305" w:author="Hsien-Hsin Lee" w:date="2026-04-19T20:19:00Z" w16du:dateUtc="2026-04-20T00:19:00Z">
+      <w:ins w:id="299" w:author="Hsien-Hsin Lee" w:date="2026-04-19T20:19:00Z" w16du:dateUtc="2026-04-20T00:19:00Z">
         <w:r>
           <w:rPr>
             <w:color w:val="333333"/>
@@ -3937,92 +3684,170 @@
           <w:t xml:space="preserve"> for </w:t>
         </w:r>
       </w:ins>
+      <w:ins w:id="300" w:author="Hsien-Hsin Lee" w:date="2026-04-19T20:28:00Z" w16du:dateUtc="2026-04-20T00:28:00Z">
+        <w:r>
+          <w:rPr>
+            <w:color w:val="333333"/>
+          </w:rPr>
+          <w:t>the</w:t>
+        </w:r>
+      </w:ins>
+      <w:ins w:id="301" w:author="Hsien-Hsin Lee" w:date="2026-04-19T20:19:00Z" w16du:dateUtc="2026-04-20T00:19:00Z">
+        <w:r>
+          <w:rPr>
+            <w:color w:val="333333"/>
+          </w:rPr>
+          <w:t xml:space="preserve"> dog-only model</w:t>
+        </w:r>
+      </w:ins>
+      <w:r>
+        <w:rPr>
+          <w:color w:val="333333"/>
+        </w:rPr>
+        <w:t xml:space="preserve"> (</w:t>
+      </w:r>
+      <w:ins w:id="302" w:author="Hsien-Hsin Lee" w:date="2026-04-19T20:19:00Z" w16du:dateUtc="2026-04-20T00:19:00Z">
+        <w:r>
+          <w:rPr>
+            <w:color w:val="333333"/>
+          </w:rPr>
+          <w:fldChar w:fldCharType="begin"/>
+        </w:r>
+        <w:r>
+          <w:rPr>
+            <w:color w:val="333333"/>
+          </w:rPr>
+          <w:instrText xml:space="preserve"> REF _Ref227522396 \h </w:instrText>
+        </w:r>
+      </w:ins>
+      <w:r>
+        <w:rPr>
+          <w:color w:val="333333"/>
+        </w:rPr>
+      </w:r>
+      <w:r>
+        <w:rPr>
+          <w:color w:val="333333"/>
+        </w:rPr>
+        <w:fldChar w:fldCharType="separate"/>
+      </w:r>
+      <w:ins w:id="303" w:author="Hsien-Hsin Lee" w:date="2026-04-19T17:09:00Z" w16du:dateUtc="2026-04-19T21:09:00Z">
+        <w:r>
+          <w:t xml:space="preserve">Figure </w:t>
+        </w:r>
+      </w:ins>
+      <w:r>
+        <w:rPr>
+          <w:noProof/>
+        </w:rPr>
+        <w:t>3</w:t>
+      </w:r>
+      <w:ins w:id="304" w:author="Hsien-Hsin Lee" w:date="2026-04-19T20:19:00Z" w16du:dateUtc="2026-04-20T00:19:00Z">
+        <w:r>
+          <w:rPr>
+            <w:color w:val="333333"/>
+          </w:rPr>
+          <w:fldChar w:fldCharType="end"/>
+        </w:r>
+      </w:ins>
+      <w:del w:id="305" w:author="Hsien-Hsin Lee" w:date="2026-04-19T20:19:00Z" w16du:dateUtc="2026-04-20T00:19:00Z">
+        <w:r>
+          <w:rPr>
+            <w:color w:val="333333"/>
+          </w:rPr>
+          <w:delText>Figure 1</w:delText>
+        </w:r>
+      </w:del>
+      <w:r>
+        <w:rPr>
+          <w:color w:val="333333"/>
+        </w:rPr>
+        <w:t>) shows strong calibration for short-stay dogs (0</w:t>
+      </w:r>
       <w:ins w:id="306" w:author="Hsien-Hsin Lee" w:date="2026-04-19T20:28:00Z" w16du:dateUtc="2026-04-20T00:28:00Z">
         <w:r>
           <w:rPr>
             <w:color w:val="333333"/>
           </w:rPr>
-          <w:t>the</w:t>
-        </w:r>
-      </w:ins>
-      <w:ins w:id="307" w:author="Hsien-Hsin Lee" w:date="2026-04-19T20:19:00Z" w16du:dateUtc="2026-04-20T00:19:00Z">
-        <w:r>
-          <w:rPr>
-            <w:color w:val="333333"/>
-          </w:rPr>
-          <w:t xml:space="preserve"> dog-only model</w:t>
-        </w:r>
-      </w:ins>
-      <w:r>
-        <w:rPr>
-          <w:color w:val="333333"/>
-        </w:rPr>
-        <w:t xml:space="preserve"> (</w:t>
-      </w:r>
-      <w:ins w:id="308" w:author="Hsien-Hsin Lee" w:date="2026-04-19T20:19:00Z" w16du:dateUtc="2026-04-20T00:19:00Z">
-        <w:r>
-          <w:rPr>
-            <w:color w:val="333333"/>
-          </w:rPr>
-          <w:fldChar w:fldCharType="begin"/>
-        </w:r>
-        <w:r>
-          <w:rPr>
-            <w:color w:val="333333"/>
-          </w:rPr>
-          <w:instrText xml:space="preserve"> REF _Ref227522396 \h </w:instrText>
-        </w:r>
-      </w:ins>
-      <w:r>
-        <w:rPr>
-          <w:color w:val="333333"/>
-        </w:rPr>
-      </w:r>
-      <w:r>
-        <w:rPr>
-          <w:color w:val="333333"/>
-        </w:rPr>
-        <w:fldChar w:fldCharType="separate"/>
-      </w:r>
-      <w:ins w:id="309" w:author="Hsien-Hsin Lee" w:date="2026-04-19T17:09:00Z" w16du:dateUtc="2026-04-19T21:09:00Z">
-        <w:r>
-          <w:t xml:space="preserve">Figure </w:t>
-        </w:r>
-      </w:ins>
-      <w:r>
-        <w:rPr>
-          <w:noProof/>
-        </w:rPr>
-        <w:t>3</w:t>
-      </w:r>
-      <w:ins w:id="310" w:author="Hsien-Hsin Lee" w:date="2026-04-19T20:19:00Z" w16du:dateUtc="2026-04-20T00:19:00Z">
-        <w:r>
-          <w:rPr>
-            <w:color w:val="333333"/>
-          </w:rPr>
-          <w:fldChar w:fldCharType="end"/>
-        </w:r>
-      </w:ins>
-      <w:del w:id="311" w:author="Hsien-Hsin Lee" w:date="2026-04-19T20:19:00Z" w16du:dateUtc="2026-04-20T00:19:00Z">
-        <w:r>
-          <w:rPr>
-            <w:color w:val="333333"/>
-          </w:rPr>
-          <w:delText>Figure 1</w:delText>
+          <w:t>~</w:t>
+        </w:r>
+      </w:ins>
+      <w:del w:id="307" w:author="Hsien-Hsin Lee" w:date="2026-04-19T20:28:00Z" w16du:dateUtc="2026-04-20T00:28:00Z">
+        <w:r>
+          <w:rPr>
+            <w:color w:val="333333"/>
+          </w:rPr>
+          <w:delText>–</w:delText>
         </w:r>
       </w:del>
       <w:r>
         <w:rPr>
           <w:color w:val="333333"/>
         </w:rPr>
-        <w:t>) shows strong calibration for short-stay dogs (0</w:t>
-      </w:r>
-      <w:ins w:id="312" w:author="Hsien-Hsin Lee" w:date="2026-04-19T20:28:00Z" w16du:dateUtc="2026-04-20T00:28:00Z">
-        <w:r>
-          <w:rPr>
-            <w:color w:val="333333"/>
-          </w:rPr>
-          <w:t>~</w:t>
+        <w:t xml:space="preserve">75 days, where </w:t>
+      </w:r>
+      <w:ins w:id="308" w:author="Hsien-Hsin Lee" w:date="2026-04-19T20:28:00Z" w16du:dateUtc="2026-04-20T00:28:00Z">
+        <w:r>
+          <w:rPr>
+            <w:color w:val="333333"/>
+          </w:rPr>
+          <w:t>most</w:t>
+        </w:r>
+      </w:ins>
+      <w:del w:id="309" w:author="Hsien-Hsin Lee" w:date="2026-04-19T20:28:00Z" w16du:dateUtc="2026-04-20T00:28:00Z">
+        <w:r>
+          <w:rPr>
+            <w:color w:val="333333"/>
+          </w:rPr>
+          <w:delText>the</w:delText>
+        </w:r>
+      </w:del>
+      <w:r>
+        <w:rPr>
+          <w:color w:val="333333"/>
+        </w:rPr>
+        <w:t xml:space="preserve"> </w:t>
+      </w:r>
+      <w:del w:id="310" w:author="Hsien-Hsin Lee" w:date="2026-04-19T20:28:00Z" w16du:dateUtc="2026-04-20T00:28:00Z">
+        <w:r>
+          <w:rPr>
+            <w:color w:val="333333"/>
+          </w:rPr>
+          <w:delText xml:space="preserve">majority of </w:delText>
+        </w:r>
+      </w:del>
+      <w:r>
+        <w:rPr>
+          <w:color w:val="333333"/>
+        </w:rPr>
+        <w:t xml:space="preserve">adoptions occur), </w:t>
+      </w:r>
+      <w:r>
+        <w:rPr>
+          <w:color w:val="333333"/>
+        </w:rPr>
+        <w:t>with</w:t>
+      </w:r>
+      <w:r>
+        <w:rPr>
+          <w:color w:val="333333"/>
+        </w:rPr>
+        <w:t xml:space="preserve"> systematic underprediction for very long stays</w:t>
+      </w:r>
+      <w:ins w:id="311" w:author="Hsien-Hsin Lee" w:date="2026-04-19T20:28:00Z" w16du:dateUtc="2026-04-20T00:28:00Z">
+        <w:r>
+          <w:rPr>
+            <w:color w:val="333333"/>
+          </w:rPr>
+          <w:t>. This patter</w:t>
+        </w:r>
+      </w:ins>
+      <w:ins w:id="312" w:author="Hsien-Hsin Lee" w:date="2026-04-19T20:29:00Z" w16du:dateUtc="2026-04-20T00:29:00Z">
+        <w:r>
+          <w:rPr>
+            <w:color w:val="333333"/>
+          </w:rPr>
+          <w:t xml:space="preserve">n is </w:t>
         </w:r>
       </w:ins>
       <w:del w:id="313" w:author="Hsien-Hsin Lee" w:date="2026-04-19T20:28:00Z" w16du:dateUtc="2026-04-20T00:28:00Z">
@@ -4030,178 +3855,100 @@
           <w:rPr>
             <w:color w:val="333333"/>
           </w:rPr>
-          <w:delText>–</w:delText>
+          <w:delText>—</w:delText>
         </w:r>
       </w:del>
-      <w:r>
-        <w:rPr>
-          <w:color w:val="333333"/>
-        </w:rPr>
-        <w:t xml:space="preserve">75 days, where </w:t>
-      </w:r>
-      <w:ins w:id="314" w:author="Hsien-Hsin Lee" w:date="2026-04-19T20:28:00Z" w16du:dateUtc="2026-04-20T00:28:00Z">
-        <w:r>
-          <w:rPr>
-            <w:color w:val="333333"/>
-          </w:rPr>
-          <w:t>most</w:t>
-        </w:r>
-      </w:ins>
-      <w:del w:id="315" w:author="Hsien-Hsin Lee" w:date="2026-04-19T20:28:00Z" w16du:dateUtc="2026-04-20T00:28:00Z">
-        <w:r>
-          <w:rPr>
-            <w:color w:val="333333"/>
-          </w:rPr>
-          <w:delText>the</w:delText>
+      <w:del w:id="314" w:author="Hsien-Hsin Lee" w:date="2026-04-19T20:29:00Z" w16du:dateUtc="2026-04-20T00:29:00Z">
+        <w:r>
+          <w:rPr>
+            <w:color w:val="333333"/>
+          </w:rPr>
+          <w:delText xml:space="preserve">an </w:delText>
         </w:r>
       </w:del>
       <w:r>
         <w:rPr>
           <w:color w:val="333333"/>
         </w:rPr>
-        <w:t xml:space="preserve"> </w:t>
-      </w:r>
-      <w:del w:id="316" w:author="Hsien-Hsin Lee" w:date="2026-04-19T20:28:00Z" w16du:dateUtc="2026-04-20T00:28:00Z">
-        <w:r>
-          <w:rPr>
-            <w:color w:val="333333"/>
-          </w:rPr>
-          <w:delText xml:space="preserve">majority of </w:delText>
+        <w:t xml:space="preserve">expected </w:t>
+      </w:r>
+      <w:ins w:id="315" w:author="Hsien-Hsin Lee" w:date="2026-04-19T20:29:00Z" w16du:dateUtc="2026-04-20T00:29:00Z">
+        <w:r>
+          <w:rPr>
+            <w:color w:val="333333"/>
+          </w:rPr>
+          <w:t>due to the</w:t>
+        </w:r>
+      </w:ins>
+      <w:del w:id="316" w:author="Hsien-Hsin Lee" w:date="2026-04-19T20:29:00Z" w16du:dateUtc="2026-04-20T00:29:00Z">
+        <w:r>
+          <w:rPr>
+            <w:color w:val="333333"/>
+          </w:rPr>
+          <w:delText>consequence of</w:delText>
         </w:r>
       </w:del>
       <w:r>
         <w:rPr>
           <w:color w:val="333333"/>
         </w:rPr>
-        <w:t xml:space="preserve">adoptions occur), </w:t>
-      </w:r>
-      <w:r>
-        <w:rPr>
-          <w:color w:val="333333"/>
-        </w:rPr>
-        <w:t>with</w:t>
-      </w:r>
-      <w:r>
-        <w:rPr>
-          <w:color w:val="333333"/>
-        </w:rPr>
-        <w:t xml:space="preserve"> systematic underprediction for very long stays</w:t>
-      </w:r>
-      <w:ins w:id="317" w:author="Hsien-Hsin Lee" w:date="2026-04-19T20:28:00Z" w16du:dateUtc="2026-04-20T00:28:00Z">
-        <w:r>
-          <w:rPr>
-            <w:color w:val="333333"/>
-          </w:rPr>
-          <w:t>. This patter</w:t>
-        </w:r>
-      </w:ins>
-      <w:ins w:id="318" w:author="Hsien-Hsin Lee" w:date="2026-04-19T20:29:00Z" w16du:dateUtc="2026-04-20T00:29:00Z">
-        <w:r>
-          <w:rPr>
-            <w:color w:val="333333"/>
-          </w:rPr>
-          <w:t xml:space="preserve">n is </w:t>
-        </w:r>
-      </w:ins>
-      <w:del w:id="319" w:author="Hsien-Hsin Lee" w:date="2026-04-19T20:28:00Z" w16du:dateUtc="2026-04-20T00:28:00Z">
-        <w:r>
-          <w:rPr>
-            <w:color w:val="333333"/>
-          </w:rPr>
-          <w:delText>—</w:delText>
+        <w:t xml:space="preserve"> log-transform</w:t>
+      </w:r>
+      <w:ins w:id="317" w:author="Hsien-Hsin Lee" w:date="2026-04-19T20:29:00Z" w16du:dateUtc="2026-04-20T00:29:00Z">
+        <w:r>
+          <w:rPr>
+            <w:color w:val="333333"/>
+          </w:rPr>
+          <w:t xml:space="preserve">ation of </w:t>
+        </w:r>
+      </w:ins>
+      <w:del w:id="318" w:author="Hsien-Hsin Lee" w:date="2026-04-19T20:29:00Z" w16du:dateUtc="2026-04-20T00:29:00Z">
+        <w:r>
+          <w:rPr>
+            <w:color w:val="333333"/>
+          </w:rPr>
+          <w:delText xml:space="preserve">ing </w:delText>
         </w:r>
       </w:del>
+      <w:r>
+        <w:rPr>
+          <w:color w:val="333333"/>
+        </w:rPr>
+        <w:t xml:space="preserve">the target </w:t>
+      </w:r>
+      <w:ins w:id="319" w:author="Hsien-Hsin Lee" w:date="2026-04-19T20:29:00Z" w16du:dateUtc="2026-04-20T00:29:00Z">
+        <w:r>
+          <w:rPr>
+            <w:color w:val="333333"/>
+          </w:rPr>
+          <w:t xml:space="preserve">variable </w:t>
+        </w:r>
+      </w:ins>
+      <w:r>
+        <w:rPr>
+          <w:color w:val="333333"/>
+        </w:rPr>
+        <w:t>and</w:t>
+      </w:r>
       <w:del w:id="320" w:author="Hsien-Hsin Lee" w:date="2026-04-19T20:29:00Z" w16du:dateUtc="2026-04-20T00:29:00Z">
         <w:r>
           <w:rPr>
             <w:color w:val="333333"/>
           </w:rPr>
-          <w:delText xml:space="preserve">an </w:delText>
+          <w:delText xml:space="preserve"> of</w:delText>
         </w:r>
       </w:del>
       <w:r>
         <w:rPr>
           <w:color w:val="333333"/>
         </w:rPr>
-        <w:t xml:space="preserve">expected </w:t>
+        <w:t xml:space="preserve"> the</w:t>
       </w:r>
       <w:ins w:id="321" w:author="Hsien-Hsin Lee" w:date="2026-04-19T20:29:00Z" w16du:dateUtc="2026-04-20T00:29:00Z">
         <w:r>
           <w:rPr>
             <w:color w:val="333333"/>
           </w:rPr>
-          <w:t>due to the</w:t>
-        </w:r>
-      </w:ins>
-      <w:del w:id="322" w:author="Hsien-Hsin Lee" w:date="2026-04-19T20:29:00Z" w16du:dateUtc="2026-04-20T00:29:00Z">
-        <w:r>
-          <w:rPr>
-            <w:color w:val="333333"/>
-          </w:rPr>
-          <w:delText>consequence of</w:delText>
-        </w:r>
-      </w:del>
-      <w:r>
-        <w:rPr>
-          <w:color w:val="333333"/>
-        </w:rPr>
-        <w:t xml:space="preserve"> log-transform</w:t>
-      </w:r>
-      <w:ins w:id="323" w:author="Hsien-Hsin Lee" w:date="2026-04-19T20:29:00Z" w16du:dateUtc="2026-04-20T00:29:00Z">
-        <w:r>
-          <w:rPr>
-            <w:color w:val="333333"/>
-          </w:rPr>
-          <w:t xml:space="preserve">ation of </w:t>
-        </w:r>
-      </w:ins>
-      <w:del w:id="324" w:author="Hsien-Hsin Lee" w:date="2026-04-19T20:29:00Z" w16du:dateUtc="2026-04-20T00:29:00Z">
-        <w:r>
-          <w:rPr>
-            <w:color w:val="333333"/>
-          </w:rPr>
-          <w:delText xml:space="preserve">ing </w:delText>
-        </w:r>
-      </w:del>
-      <w:r>
-        <w:rPr>
-          <w:color w:val="333333"/>
-        </w:rPr>
-        <w:t xml:space="preserve">the target </w:t>
-      </w:r>
-      <w:ins w:id="325" w:author="Hsien-Hsin Lee" w:date="2026-04-19T20:29:00Z" w16du:dateUtc="2026-04-20T00:29:00Z">
-        <w:r>
-          <w:rPr>
-            <w:color w:val="333333"/>
-          </w:rPr>
-          <w:t xml:space="preserve">variable </w:t>
-        </w:r>
-      </w:ins>
-      <w:r>
-        <w:rPr>
-          <w:color w:val="333333"/>
-        </w:rPr>
-        <w:t>and</w:t>
-      </w:r>
-      <w:del w:id="326" w:author="Hsien-Hsin Lee" w:date="2026-04-19T20:29:00Z" w16du:dateUtc="2026-04-20T00:29:00Z">
-        <w:r>
-          <w:rPr>
-            <w:color w:val="333333"/>
-          </w:rPr>
-          <w:delText xml:space="preserve"> of</w:delText>
-        </w:r>
-      </w:del>
-      <w:r>
-        <w:rPr>
-          <w:color w:val="333333"/>
-        </w:rPr>
-        <w:t xml:space="preserve"> the</w:t>
-      </w:r>
-      <w:ins w:id="327" w:author="Hsien-Hsin Lee" w:date="2026-04-19T20:29:00Z" w16du:dateUtc="2026-04-20T00:29:00Z">
-        <w:r>
-          <w:rPr>
-            <w:color w:val="333333"/>
-          </w:rPr>
           <w:t xml:space="preserve"> absence of</w:t>
         </w:r>
       </w:ins>
@@ -4211,7 +3958,7 @@
         </w:rPr>
         <w:t xml:space="preserve"> behavioral information </w:t>
       </w:r>
-      <w:ins w:id="328" w:author="Hsien-Hsin Lee" w:date="2026-04-19T20:29:00Z" w16du:dateUtc="2026-04-20T00:29:00Z">
+      <w:ins w:id="322" w:author="Hsien-Hsin Lee" w:date="2026-04-19T20:29:00Z" w16du:dateUtc="2026-04-20T00:29:00Z">
         <w:r>
           <w:rPr>
             <w:color w:val="333333"/>
@@ -4219,7 +3966,7 @@
           <w:t>in</w:t>
         </w:r>
       </w:ins>
-      <w:del w:id="329" w:author="Hsien-Hsin Lee" w:date="2026-04-19T20:29:00Z" w16du:dateUtc="2026-04-20T00:29:00Z">
+      <w:del w:id="323" w:author="Hsien-Hsin Lee" w:date="2026-04-19T20:29:00Z" w16du:dateUtc="2026-04-20T00:29:00Z">
         <w:r>
           <w:rPr>
             <w:color w:val="333333"/>
@@ -4238,13 +3985,13 @@
       <w:pPr>
         <w:spacing w:after="100" w:line="264" w:lineRule="auto"/>
         <w:jc w:val="both"/>
-        <w:pPrChange w:id="330" w:author="Hsien-Hsin Lee" w:date="2026-04-19T20:10:00Z" w16du:dateUtc="2026-04-20T00:10:00Z">
+        <w:pPrChange w:id="324" w:author="Hsien-Hsin Lee" w:date="2026-04-19T20:10:00Z" w16du:dateUtc="2026-04-20T00:10:00Z">
           <w:pPr>
             <w:spacing w:before="100" w:after="60"/>
           </w:pPr>
         </w:pPrChange>
       </w:pPr>
-      <w:del w:id="331" w:author="Hsien-Hsin Lee" w:date="2026-04-19T17:09:00Z" w16du:dateUtc="2026-04-19T21:09:00Z">
+      <w:del w:id="325" w:author="Hsien-Hsin Lee" w:date="2026-04-19T17:09:00Z" w16du:dateUtc="2026-04-19T21:09:00Z">
         <w:r>
           <w:rPr>
             <w:b/>
@@ -4265,7 +4012,7 @@
         <w:tblW w:w="9360" w:type="dxa"/>
         <w:jc w:val="center"/>
         <w:tblLook w:val="04A0" w:firstRow="1" w:lastRow="0" w:firstColumn="1" w:lastColumn="0" w:noHBand="0" w:noVBand="1"/>
-        <w:tblPrChange w:id="332" w:author="Hsien-Hsin Lee" w:date="2026-04-19T20:10:00Z" w16du:dateUtc="2026-04-20T00:10:00Z">
+        <w:tblPrChange w:id="326" w:author="Hsien-Hsin Lee" w:date="2026-04-19T20:10:00Z" w16du:dateUtc="2026-04-20T00:10:00Z">
           <w:tblPr>
             <w:tblW w:w="9360" w:type="dxa"/>
             <w:tblBorders>
@@ -4289,7 +4036,7 @@
         <w:gridCol w:w="2340"/>
         <w:gridCol w:w="2340"/>
         <w:gridCol w:w="2340"/>
-        <w:tblGridChange w:id="333">
+        <w:tblGridChange w:id="327">
           <w:tblGrid>
             <w:gridCol w:w="2340"/>
             <w:gridCol w:w="2340"/>
@@ -4303,7 +4050,7 @@
           <w:cnfStyle w:val="100000000000" w:firstRow="1" w:lastRow="0" w:firstColumn="0" w:lastColumn="0" w:oddVBand="0" w:evenVBand="0" w:oddHBand="0" w:evenHBand="0" w:firstRowFirstColumn="0" w:firstRowLastColumn="0" w:lastRowFirstColumn="0" w:lastRowLastColumn="0"/>
           <w:trHeight w:val="288"/>
           <w:jc w:val="center"/>
-          <w:trPrChange w:id="334" w:author="Hsien-Hsin Lee" w:date="2026-04-19T20:10:00Z" w16du:dateUtc="2026-04-20T00:10:00Z">
+          <w:trPrChange w:id="328" w:author="Hsien-Hsin Lee" w:date="2026-04-19T20:10:00Z" w16du:dateUtc="2026-04-20T00:10:00Z">
             <w:trPr>
               <w:tblHeader/>
             </w:trPr>
@@ -4313,7 +4060,7 @@
           <w:tcPr>
             <w:cnfStyle w:val="001000000000" w:firstRow="0" w:lastRow="0" w:firstColumn="1" w:lastColumn="0" w:oddVBand="0" w:evenVBand="0" w:oddHBand="0" w:evenHBand="0" w:firstRowFirstColumn="0" w:firstRowLastColumn="0" w:lastRowFirstColumn="0" w:lastRowLastColumn="0"/>
             <w:tcW w:w="2340" w:type="dxa"/>
-            <w:tcPrChange w:id="335" w:author="Hsien-Hsin Lee" w:date="2026-04-19T20:10:00Z" w16du:dateUtc="2026-04-20T00:10:00Z">
+            <w:tcPrChange w:id="329" w:author="Hsien-Hsin Lee" w:date="2026-04-19T20:10:00Z" w16du:dateUtc="2026-04-20T00:10:00Z">
               <w:tcPr>
                 <w:tcW w:w="2340" w:type="dxa"/>
                 <w:tcBorders>
@@ -4350,7 +4097,7 @@
         <w:tc>
           <w:tcPr>
             <w:tcW w:w="2340" w:type="dxa"/>
-            <w:tcPrChange w:id="336" w:author="Hsien-Hsin Lee" w:date="2026-04-19T20:10:00Z" w16du:dateUtc="2026-04-20T00:10:00Z">
+            <w:tcPrChange w:id="330" w:author="Hsien-Hsin Lee" w:date="2026-04-19T20:10:00Z" w16du:dateUtc="2026-04-20T00:10:00Z">
               <w:tcPr>
                 <w:tcW w:w="2340" w:type="dxa"/>
                 <w:tcBorders>
@@ -4387,7 +4134,7 @@
         <w:tc>
           <w:tcPr>
             <w:tcW w:w="2340" w:type="dxa"/>
-            <w:tcPrChange w:id="337" w:author="Hsien-Hsin Lee" w:date="2026-04-19T20:10:00Z" w16du:dateUtc="2026-04-20T00:10:00Z">
+            <w:tcPrChange w:id="331" w:author="Hsien-Hsin Lee" w:date="2026-04-19T20:10:00Z" w16du:dateUtc="2026-04-20T00:10:00Z">
               <w:tcPr>
                 <w:tcW w:w="2340" w:type="dxa"/>
                 <w:tcBorders>
@@ -4424,7 +4171,7 @@
         <w:tc>
           <w:tcPr>
             <w:tcW w:w="2340" w:type="dxa"/>
-            <w:tcPrChange w:id="338" w:author="Hsien-Hsin Lee" w:date="2026-04-19T20:10:00Z" w16du:dateUtc="2026-04-20T00:10:00Z">
+            <w:tcPrChange w:id="332" w:author="Hsien-Hsin Lee" w:date="2026-04-19T20:10:00Z" w16du:dateUtc="2026-04-20T00:10:00Z">
               <w:tcPr>
                 <w:tcW w:w="2340" w:type="dxa"/>
                 <w:tcBorders>
@@ -4469,7 +4216,7 @@
           <w:tcPr>
             <w:cnfStyle w:val="001000000000" w:firstRow="0" w:lastRow="0" w:firstColumn="1" w:lastColumn="0" w:oddVBand="0" w:evenVBand="0" w:oddHBand="0" w:evenHBand="0" w:firstRowFirstColumn="0" w:firstRowLastColumn="0" w:lastRowFirstColumn="0" w:lastRowLastColumn="0"/>
             <w:tcW w:w="2340" w:type="dxa"/>
-            <w:tcPrChange w:id="339" w:author="Hsien-Hsin Lee" w:date="2026-04-19T20:10:00Z" w16du:dateUtc="2026-04-20T00:10:00Z">
+            <w:tcPrChange w:id="333" w:author="Hsien-Hsin Lee" w:date="2026-04-19T20:10:00Z" w16du:dateUtc="2026-04-20T00:10:00Z">
               <w:tcPr>
                 <w:tcW w:w="2340" w:type="dxa"/>
                 <w:tcBorders>
@@ -4493,7 +4240,6 @@
               <w:jc w:val="center"/>
               <w:cnfStyle w:val="001000100000" w:firstRow="0" w:lastRow="0" w:firstColumn="1" w:lastColumn="0" w:oddVBand="0" w:evenVBand="0" w:oddHBand="1" w:evenHBand="0" w:firstRowFirstColumn="0" w:firstRowLastColumn="0" w:lastRowFirstColumn="0" w:lastRowLastColumn="0"/>
             </w:pPr>
-            <w:proofErr w:type="spellStart"/>
             <w:r>
               <w:rPr>
                 <w:color w:val="333333"/>
@@ -4502,13 +4248,12 @@
               </w:rPr>
               <w:t>XGBoost</w:t>
             </w:r>
-            <w:proofErr w:type="spellEnd"/>
           </w:p>
         </w:tc>
         <w:tc>
           <w:tcPr>
             <w:tcW w:w="2340" w:type="dxa"/>
-            <w:tcPrChange w:id="340" w:author="Hsien-Hsin Lee" w:date="2026-04-19T20:10:00Z" w16du:dateUtc="2026-04-20T00:10:00Z">
+            <w:tcPrChange w:id="334" w:author="Hsien-Hsin Lee" w:date="2026-04-19T20:10:00Z" w16du:dateUtc="2026-04-20T00:10:00Z">
               <w:tcPr>
                 <w:tcW w:w="2340" w:type="dxa"/>
                 <w:tcBorders>
@@ -4545,7 +4290,7 @@
         <w:tc>
           <w:tcPr>
             <w:tcW w:w="2340" w:type="dxa"/>
-            <w:tcPrChange w:id="341" w:author="Hsien-Hsin Lee" w:date="2026-04-19T20:10:00Z" w16du:dateUtc="2026-04-20T00:10:00Z">
+            <w:tcPrChange w:id="335" w:author="Hsien-Hsin Lee" w:date="2026-04-19T20:10:00Z" w16du:dateUtc="2026-04-20T00:10:00Z">
               <w:tcPr>
                 <w:tcW w:w="2340" w:type="dxa"/>
                 <w:tcBorders>
@@ -4582,7 +4327,7 @@
         <w:tc>
           <w:tcPr>
             <w:tcW w:w="2340" w:type="dxa"/>
-            <w:tcPrChange w:id="342" w:author="Hsien-Hsin Lee" w:date="2026-04-19T20:10:00Z" w16du:dateUtc="2026-04-20T00:10:00Z">
+            <w:tcPrChange w:id="336" w:author="Hsien-Hsin Lee" w:date="2026-04-19T20:10:00Z" w16du:dateUtc="2026-04-20T00:10:00Z">
               <w:tcPr>
                 <w:tcW w:w="2340" w:type="dxa"/>
                 <w:tcBorders>
@@ -4626,7 +4371,7 @@
           <w:tcPr>
             <w:cnfStyle w:val="001000000000" w:firstRow="0" w:lastRow="0" w:firstColumn="1" w:lastColumn="0" w:oddVBand="0" w:evenVBand="0" w:oddHBand="0" w:evenHBand="0" w:firstRowFirstColumn="0" w:firstRowLastColumn="0" w:lastRowFirstColumn="0" w:lastRowLastColumn="0"/>
             <w:tcW w:w="2340" w:type="dxa"/>
-            <w:tcPrChange w:id="343" w:author="Hsien-Hsin Lee" w:date="2026-04-19T20:10:00Z" w16du:dateUtc="2026-04-20T00:10:00Z">
+            <w:tcPrChange w:id="337" w:author="Hsien-Hsin Lee" w:date="2026-04-19T20:10:00Z" w16du:dateUtc="2026-04-20T00:10:00Z">
               <w:tcPr>
                 <w:tcW w:w="2340" w:type="dxa"/>
                 <w:tcBorders>
@@ -4649,7 +4394,6 @@
             <w:pPr>
               <w:jc w:val="center"/>
             </w:pPr>
-            <w:proofErr w:type="spellStart"/>
             <w:r>
               <w:rPr>
                 <w:color w:val="333333"/>
@@ -4658,13 +4402,12 @@
               </w:rPr>
               <w:t>XGBoost</w:t>
             </w:r>
-            <w:proofErr w:type="spellEnd"/>
           </w:p>
         </w:tc>
         <w:tc>
           <w:tcPr>
             <w:tcW w:w="2340" w:type="dxa"/>
-            <w:tcPrChange w:id="344" w:author="Hsien-Hsin Lee" w:date="2026-04-19T20:10:00Z" w16du:dateUtc="2026-04-20T00:10:00Z">
+            <w:tcPrChange w:id="338" w:author="Hsien-Hsin Lee" w:date="2026-04-19T20:10:00Z" w16du:dateUtc="2026-04-20T00:10:00Z">
               <w:tcPr>
                 <w:tcW w:w="2340" w:type="dxa"/>
                 <w:tcBorders>
@@ -4701,7 +4444,7 @@
         <w:tc>
           <w:tcPr>
             <w:tcW w:w="2340" w:type="dxa"/>
-            <w:tcPrChange w:id="345" w:author="Hsien-Hsin Lee" w:date="2026-04-19T20:10:00Z" w16du:dateUtc="2026-04-20T00:10:00Z">
+            <w:tcPrChange w:id="339" w:author="Hsien-Hsin Lee" w:date="2026-04-19T20:10:00Z" w16du:dateUtc="2026-04-20T00:10:00Z">
               <w:tcPr>
                 <w:tcW w:w="2340" w:type="dxa"/>
                 <w:tcBorders>
@@ -4738,7 +4481,7 @@
         <w:tc>
           <w:tcPr>
             <w:tcW w:w="2340" w:type="dxa"/>
-            <w:tcPrChange w:id="346" w:author="Hsien-Hsin Lee" w:date="2026-04-19T20:10:00Z" w16du:dateUtc="2026-04-20T00:10:00Z">
+            <w:tcPrChange w:id="340" w:author="Hsien-Hsin Lee" w:date="2026-04-19T20:10:00Z" w16du:dateUtc="2026-04-20T00:10:00Z">
               <w:tcPr>
                 <w:tcW w:w="2340" w:type="dxa"/>
                 <w:tcBorders>
@@ -4762,7 +4505,7 @@
               <w:jc w:val="center"/>
               <w:cnfStyle w:val="000000000000" w:firstRow="0" w:lastRow="0" w:firstColumn="0" w:lastColumn="0" w:oddVBand="0" w:evenVBand="0" w:oddHBand="0" w:evenHBand="0" w:firstRowFirstColumn="0" w:firstRowLastColumn="0" w:lastRowFirstColumn="0" w:lastRowLastColumn="0"/>
             </w:pPr>
-            <w:ins w:id="347" w:author="Hsien-Hsin Lee" w:date="2026-04-19T15:33:00Z" w16du:dateUtc="2026-04-19T19:33:00Z">
+            <w:ins w:id="341" w:author="Hsien-Hsin Lee" w:date="2026-04-19T15:33:00Z" w16du:dateUtc="2026-04-19T19:33:00Z">
               <w:r>
                 <w:rPr>
                   <w:color w:val="333333"/>
@@ -4772,7 +4515,7 @@
                 <w:t>19.6</w:t>
               </w:r>
             </w:ins>
-            <w:del w:id="348" w:author="Hsien-Hsin Lee" w:date="2026-04-19T15:33:00Z" w16du:dateUtc="2026-04-19T19:33:00Z">
+            <w:del w:id="342" w:author="Hsien-Hsin Lee" w:date="2026-04-19T15:33:00Z" w16du:dateUtc="2026-04-19T19:33:00Z">
               <w:r>
                 <w:rPr>
                   <w:color w:val="333333"/>
@@ -4790,11 +4533,101 @@
           <w:cnfStyle w:val="000000100000" w:firstRow="0" w:lastRow="0" w:firstColumn="0" w:lastColumn="0" w:oddVBand="0" w:evenVBand="0" w:oddHBand="1" w:evenHBand="0" w:firstRowFirstColumn="0" w:firstRowLastColumn="0" w:lastRowFirstColumn="0" w:lastRowLastColumn="0"/>
           <w:trHeight w:val="288"/>
           <w:jc w:val="center"/>
-          <w:ins w:id="349" w:author="Hsien-Hsin Lee" w:date="2026-04-19T15:28:00Z"/>
+          <w:ins w:id="343" w:author="Hsien-Hsin Lee" w:date="2026-04-19T15:28:00Z"/>
         </w:trPr>
         <w:tc>
           <w:tcPr>
             <w:cnfStyle w:val="001000000000" w:firstRow="0" w:lastRow="0" w:firstColumn="1" w:lastColumn="0" w:oddVBand="0" w:evenVBand="0" w:oddHBand="0" w:evenHBand="0" w:firstRowFirstColumn="0" w:firstRowLastColumn="0" w:lastRowFirstColumn="0" w:lastRowLastColumn="0"/>
+            <w:tcW w:w="2340" w:type="dxa"/>
+            <w:tcPrChange w:id="344" w:author="Hsien-Hsin Lee" w:date="2026-04-19T20:10:00Z" w16du:dateUtc="2026-04-20T00:10:00Z">
+              <w:tcPr>
+                <w:tcW w:w="2340" w:type="dxa"/>
+                <w:tcBorders>
+                  <w:top w:val="single" w:sz="4" w:space="0" w:color="C8D8E8"/>
+                  <w:left w:val="single" w:sz="4" w:space="0" w:color="C8D8E8"/>
+                  <w:bottom w:val="single" w:sz="4" w:space="0" w:color="C8D8E8"/>
+                  <w:right w:val="single" w:sz="4" w:space="0" w:color="C8D8E8"/>
+                </w:tcBorders>
+                <w:shd w:val="clear" w:color="auto" w:fill="FFFFFF"/>
+                <w:tcMar>
+                  <w:top w:w="80" w:type="dxa"/>
+                  <w:left w:w="140" w:type="dxa"/>
+                  <w:bottom w:w="80" w:type="dxa"/>
+                  <w:right w:w="140" w:type="dxa"/>
+                </w:tcMar>
+              </w:tcPr>
+            </w:tcPrChange>
+          </w:tcPr>
+          <w:p>
+            <w:pPr>
+              <w:jc w:val="center"/>
+              <w:cnfStyle w:val="001000100000" w:firstRow="0" w:lastRow="0" w:firstColumn="1" w:lastColumn="0" w:oddVBand="0" w:evenVBand="0" w:oddHBand="1" w:evenHBand="0" w:firstRowFirstColumn="0" w:firstRowLastColumn="0" w:lastRowFirstColumn="0" w:lastRowLastColumn="0"/>
+              <w:rPr>
+                <w:ins w:id="345" w:author="Hsien-Hsin Lee" w:date="2026-04-19T15:28:00Z" w16du:dateUtc="2026-04-19T19:28:00Z"/>
+                <w:color w:val="333333"/>
+                <w:sz w:val="20"/>
+                <w:szCs w:val="20"/>
+              </w:rPr>
+            </w:pPr>
+            <w:ins w:id="346" w:author="Hsien-Hsin Lee" w:date="2026-04-19T15:28:00Z" w16du:dateUtc="2026-04-19T19:28:00Z">
+              <w:r>
+                <w:rPr>
+                  <w:color w:val="333333"/>
+                  <w:sz w:val="20"/>
+                  <w:szCs w:val="20"/>
+                </w:rPr>
+                <w:t>XGBoost</w:t>
+              </w:r>
+            </w:ins>
+          </w:p>
+        </w:tc>
+        <w:tc>
+          <w:tcPr>
+            <w:tcW w:w="2340" w:type="dxa"/>
+            <w:tcPrChange w:id="347" w:author="Hsien-Hsin Lee" w:date="2026-04-19T20:10:00Z" w16du:dateUtc="2026-04-20T00:10:00Z">
+              <w:tcPr>
+                <w:tcW w:w="2340" w:type="dxa"/>
+                <w:tcBorders>
+                  <w:top w:val="single" w:sz="4" w:space="0" w:color="C8D8E8"/>
+                  <w:left w:val="single" w:sz="4" w:space="0" w:color="C8D8E8"/>
+                  <w:bottom w:val="single" w:sz="4" w:space="0" w:color="C8D8E8"/>
+                  <w:right w:val="single" w:sz="4" w:space="0" w:color="C8D8E8"/>
+                </w:tcBorders>
+                <w:shd w:val="clear" w:color="auto" w:fill="FFFFFF"/>
+                <w:tcMar>
+                  <w:top w:w="80" w:type="dxa"/>
+                  <w:left w:w="140" w:type="dxa"/>
+                  <w:bottom w:w="80" w:type="dxa"/>
+                  <w:right w:w="140" w:type="dxa"/>
+                </w:tcMar>
+              </w:tcPr>
+            </w:tcPrChange>
+          </w:tcPr>
+          <w:p>
+            <w:pPr>
+              <w:jc w:val="center"/>
+              <w:cnfStyle w:val="000000100000" w:firstRow="0" w:lastRow="0" w:firstColumn="0" w:lastColumn="0" w:oddVBand="0" w:evenVBand="0" w:oddHBand="1" w:evenHBand="0" w:firstRowFirstColumn="0" w:firstRowLastColumn="0" w:lastRowFirstColumn="0" w:lastRowLastColumn="0"/>
+              <w:rPr>
+                <w:ins w:id="348" w:author="Hsien-Hsin Lee" w:date="2026-04-19T15:28:00Z" w16du:dateUtc="2026-04-19T19:28:00Z"/>
+                <w:color w:val="333333"/>
+                <w:sz w:val="20"/>
+                <w:szCs w:val="20"/>
+              </w:rPr>
+            </w:pPr>
+            <w:ins w:id="349" w:author="Hsien-Hsin Lee" w:date="2026-04-19T15:28:00Z" w16du:dateUtc="2026-04-19T19:28:00Z">
+              <w:r>
+                <w:rPr>
+                  <w:color w:val="333333"/>
+                  <w:sz w:val="20"/>
+                  <w:szCs w:val="20"/>
+                </w:rPr>
+                <w:t>Unified</w:t>
+              </w:r>
+            </w:ins>
+          </w:p>
+        </w:tc>
+        <w:tc>
+          <w:tcPr>
             <w:tcW w:w="2340" w:type="dxa"/>
             <w:tcPrChange w:id="350" w:author="Hsien-Hsin Lee" w:date="2026-04-19T20:10:00Z" w16du:dateUtc="2026-04-20T00:10:00Z">
               <w:tcPr>
@@ -4818,69 +4651,37 @@
           <w:p>
             <w:pPr>
               <w:jc w:val="center"/>
-              <w:cnfStyle w:val="001000100000" w:firstRow="0" w:lastRow="0" w:firstColumn="1" w:lastColumn="0" w:oddVBand="0" w:evenVBand="0" w:oddHBand="1" w:evenHBand="0" w:firstRowFirstColumn="0" w:firstRowLastColumn="0" w:lastRowFirstColumn="0" w:lastRowLastColumn="0"/>
+              <w:cnfStyle w:val="000000100000" w:firstRow="0" w:lastRow="0" w:firstColumn="0" w:lastColumn="0" w:oddVBand="0" w:evenVBand="0" w:oddHBand="1" w:evenHBand="0" w:firstRowFirstColumn="0" w:firstRowLastColumn="0" w:lastRowFirstColumn="0" w:lastRowLastColumn="0"/>
               <w:rPr>
                 <w:ins w:id="351" w:author="Hsien-Hsin Lee" w:date="2026-04-19T15:28:00Z" w16du:dateUtc="2026-04-19T19:28:00Z"/>
-                <w:color w:val="333333"/>
+                <w:color w:val="FF0000"/>
                 <w:sz w:val="20"/>
                 <w:szCs w:val="20"/>
+                <w:rPrChange w:id="352" w:author="Hsien-Hsin Lee" w:date="2026-04-19T15:35:00Z" w16du:dateUtc="2026-04-19T19:35:00Z">
+                  <w:rPr>
+                    <w:ins w:id="353" w:author="Hsien-Hsin Lee" w:date="2026-04-19T15:28:00Z" w16du:dateUtc="2026-04-19T19:28:00Z"/>
+                    <w:color w:val="333333"/>
+                    <w:sz w:val="20"/>
+                    <w:szCs w:val="20"/>
+                  </w:rPr>
+                </w:rPrChange>
               </w:rPr>
             </w:pPr>
-            <w:proofErr w:type="spellStart"/>
-            <w:ins w:id="352" w:author="Hsien-Hsin Lee" w:date="2026-04-19T15:28:00Z" w16du:dateUtc="2026-04-19T19:28:00Z">
+            <w:ins w:id="354" w:author="Hsien-Hsin Lee" w:date="2026-04-19T15:30:00Z" w16du:dateUtc="2026-04-19T19:30:00Z">
               <w:r>
                 <w:rPr>
-                  <w:color w:val="333333"/>
+                  <w:color w:val="FF0000"/>
                   <w:sz w:val="20"/>
                   <w:szCs w:val="20"/>
+                  <w:rPrChange w:id="355" w:author="Hsien-Hsin Lee" w:date="2026-04-19T15:35:00Z" w16du:dateUtc="2026-04-19T19:35:00Z">
+                    <w:rPr>
+                      <w:color w:val="333333"/>
+                      <w:sz w:val="20"/>
+                      <w:szCs w:val="20"/>
+                    </w:rPr>
+                  </w:rPrChange>
                 </w:rPr>
-                <w:t>XGBoost</w:t>
-              </w:r>
-              <w:proofErr w:type="spellEnd"/>
-            </w:ins>
-          </w:p>
-        </w:tc>
-        <w:tc>
-          <w:tcPr>
-            <w:tcW w:w="2340" w:type="dxa"/>
-            <w:tcPrChange w:id="353" w:author="Hsien-Hsin Lee" w:date="2026-04-19T20:10:00Z" w16du:dateUtc="2026-04-20T00:10:00Z">
-              <w:tcPr>
-                <w:tcW w:w="2340" w:type="dxa"/>
-                <w:tcBorders>
-                  <w:top w:val="single" w:sz="4" w:space="0" w:color="C8D8E8"/>
-                  <w:left w:val="single" w:sz="4" w:space="0" w:color="C8D8E8"/>
-                  <w:bottom w:val="single" w:sz="4" w:space="0" w:color="C8D8E8"/>
-                  <w:right w:val="single" w:sz="4" w:space="0" w:color="C8D8E8"/>
-                </w:tcBorders>
-                <w:shd w:val="clear" w:color="auto" w:fill="FFFFFF"/>
-                <w:tcMar>
-                  <w:top w:w="80" w:type="dxa"/>
-                  <w:left w:w="140" w:type="dxa"/>
-                  <w:bottom w:w="80" w:type="dxa"/>
-                  <w:right w:w="140" w:type="dxa"/>
-                </w:tcMar>
-              </w:tcPr>
-            </w:tcPrChange>
-          </w:tcPr>
-          <w:p>
-            <w:pPr>
-              <w:jc w:val="center"/>
-              <w:cnfStyle w:val="000000100000" w:firstRow="0" w:lastRow="0" w:firstColumn="0" w:lastColumn="0" w:oddVBand="0" w:evenVBand="0" w:oddHBand="1" w:evenHBand="0" w:firstRowFirstColumn="0" w:firstRowLastColumn="0" w:lastRowFirstColumn="0" w:lastRowLastColumn="0"/>
-              <w:rPr>
-                <w:ins w:id="354" w:author="Hsien-Hsin Lee" w:date="2026-04-19T15:28:00Z" w16du:dateUtc="2026-04-19T19:28:00Z"/>
-                <w:color w:val="333333"/>
-                <w:sz w:val="20"/>
-                <w:szCs w:val="20"/>
-              </w:rPr>
-            </w:pPr>
-            <w:ins w:id="355" w:author="Hsien-Hsin Lee" w:date="2026-04-19T15:28:00Z" w16du:dateUtc="2026-04-19T19:28:00Z">
-              <w:r>
-                <w:rPr>
-                  <w:color w:val="333333"/>
-                  <w:sz w:val="20"/>
-                  <w:szCs w:val="20"/>
-                </w:rPr>
-                <w:t>Unified</w:t>
+                <w:t>0.337</w:t>
               </w:r>
             </w:ins>
           </w:p>
@@ -4926,73 +4727,13 @@
                 </w:rPrChange>
               </w:rPr>
             </w:pPr>
-            <w:ins w:id="360" w:author="Hsien-Hsin Lee" w:date="2026-04-19T15:30:00Z" w16du:dateUtc="2026-04-19T19:30:00Z">
+            <w:ins w:id="360" w:author="Hsien-Hsin Lee" w:date="2026-04-19T15:35:00Z" w16du:dateUtc="2026-04-19T19:35:00Z">
               <w:r>
                 <w:rPr>
                   <w:color w:val="FF0000"/>
                   <w:sz w:val="20"/>
                   <w:szCs w:val="20"/>
                   <w:rPrChange w:id="361" w:author="Hsien-Hsin Lee" w:date="2026-04-19T15:35:00Z" w16du:dateUtc="2026-04-19T19:35:00Z">
-                    <w:rPr>
-                      <w:color w:val="333333"/>
-                      <w:sz w:val="20"/>
-                      <w:szCs w:val="20"/>
-                    </w:rPr>
-                  </w:rPrChange>
-                </w:rPr>
-                <w:t>0.337</w:t>
-              </w:r>
-            </w:ins>
-          </w:p>
-        </w:tc>
-        <w:tc>
-          <w:tcPr>
-            <w:tcW w:w="2340" w:type="dxa"/>
-            <w:tcPrChange w:id="362" w:author="Hsien-Hsin Lee" w:date="2026-04-19T20:10:00Z" w16du:dateUtc="2026-04-20T00:10:00Z">
-              <w:tcPr>
-                <w:tcW w:w="2340" w:type="dxa"/>
-                <w:tcBorders>
-                  <w:top w:val="single" w:sz="4" w:space="0" w:color="C8D8E8"/>
-                  <w:left w:val="single" w:sz="4" w:space="0" w:color="C8D8E8"/>
-                  <w:bottom w:val="single" w:sz="4" w:space="0" w:color="C8D8E8"/>
-                  <w:right w:val="single" w:sz="4" w:space="0" w:color="C8D8E8"/>
-                </w:tcBorders>
-                <w:shd w:val="clear" w:color="auto" w:fill="FFFFFF"/>
-                <w:tcMar>
-                  <w:top w:w="80" w:type="dxa"/>
-                  <w:left w:w="140" w:type="dxa"/>
-                  <w:bottom w:w="80" w:type="dxa"/>
-                  <w:right w:w="140" w:type="dxa"/>
-                </w:tcMar>
-              </w:tcPr>
-            </w:tcPrChange>
-          </w:tcPr>
-          <w:p>
-            <w:pPr>
-              <w:jc w:val="center"/>
-              <w:cnfStyle w:val="000000100000" w:firstRow="0" w:lastRow="0" w:firstColumn="0" w:lastColumn="0" w:oddVBand="0" w:evenVBand="0" w:oddHBand="1" w:evenHBand="0" w:firstRowFirstColumn="0" w:firstRowLastColumn="0" w:lastRowFirstColumn="0" w:lastRowLastColumn="0"/>
-              <w:rPr>
-                <w:ins w:id="363" w:author="Hsien-Hsin Lee" w:date="2026-04-19T15:28:00Z" w16du:dateUtc="2026-04-19T19:28:00Z"/>
-                <w:color w:val="FF0000"/>
-                <w:sz w:val="20"/>
-                <w:szCs w:val="20"/>
-                <w:rPrChange w:id="364" w:author="Hsien-Hsin Lee" w:date="2026-04-19T15:35:00Z" w16du:dateUtc="2026-04-19T19:35:00Z">
-                  <w:rPr>
-                    <w:ins w:id="365" w:author="Hsien-Hsin Lee" w:date="2026-04-19T15:28:00Z" w16du:dateUtc="2026-04-19T19:28:00Z"/>
-                    <w:color w:val="333333"/>
-                    <w:sz w:val="20"/>
-                    <w:szCs w:val="20"/>
-                  </w:rPr>
-                </w:rPrChange>
-              </w:rPr>
-            </w:pPr>
-            <w:ins w:id="366" w:author="Hsien-Hsin Lee" w:date="2026-04-19T15:35:00Z" w16du:dateUtc="2026-04-19T19:35:00Z">
-              <w:r>
-                <w:rPr>
-                  <w:color w:val="FF0000"/>
-                  <w:sz w:val="20"/>
-                  <w:szCs w:val="20"/>
-                  <w:rPrChange w:id="367" w:author="Hsien-Hsin Lee" w:date="2026-04-19T15:35:00Z" w16du:dateUtc="2026-04-19T19:35:00Z">
                     <w:rPr>
                       <w:color w:val="333333"/>
                       <w:sz w:val="20"/>
@@ -5012,11 +4753,11 @@
         <w:pStyle w:val="Caption"/>
         <w:jc w:val="center"/>
         <w:rPr>
-          <w:ins w:id="368" w:author="Hsien-Hsin Lee" w:date="2026-04-19T20:14:00Z" w16du:dateUtc="2026-04-20T00:14:00Z"/>
+          <w:ins w:id="362" w:author="Hsien-Hsin Lee" w:date="2026-04-19T20:14:00Z" w16du:dateUtc="2026-04-20T00:14:00Z"/>
         </w:rPr>
       </w:pPr>
-      <w:bookmarkStart w:id="369" w:name="_Ref227521884"/>
-      <w:ins w:id="370" w:author="Hsien-Hsin Lee" w:date="2026-04-19T20:10:00Z" w16du:dateUtc="2026-04-20T00:10:00Z">
+      <w:bookmarkStart w:id="363" w:name="_Ref227521884"/>
+      <w:ins w:id="364" w:author="Hsien-Hsin Lee" w:date="2026-04-19T20:10:00Z" w16du:dateUtc="2026-04-20T00:10:00Z">
         <w:r>
           <w:t xml:space="preserve">Table </w:t>
         </w:r>
@@ -5036,11 +4777,11 @@
         </w:rPr>
         <w:t>1</w:t>
       </w:r>
-      <w:ins w:id="371" w:author="Hsien-Hsin Lee" w:date="2026-04-19T20:10:00Z" w16du:dateUtc="2026-04-20T00:10:00Z">
+      <w:ins w:id="365" w:author="Hsien-Hsin Lee" w:date="2026-04-19T20:10:00Z" w16du:dateUtc="2026-04-20T00:10:00Z">
         <w:r>
           <w:fldChar w:fldCharType="end"/>
         </w:r>
-        <w:bookmarkEnd w:id="369"/>
+        <w:bookmarkEnd w:id="363"/>
         <w:r>
           <w:t xml:space="preserve">. </w:t>
         </w:r>
@@ -5051,7 +4792,7 @@
     </w:p>
     <w:p>
       <w:pPr>
-        <w:pPrChange w:id="372" w:author="Hsien-Hsin Lee" w:date="2026-04-19T20:14:00Z" w16du:dateUtc="2026-04-20T00:14:00Z">
+        <w:pPrChange w:id="366" w:author="Hsien-Hsin Lee" w:date="2026-04-19T20:14:00Z" w16du:dateUtc="2026-04-20T00:14:00Z">
           <w:pPr>
             <w:spacing w:after="80"/>
           </w:pPr>
@@ -5070,7 +4811,7 @@
         <w:spacing w:before="120"/>
         <w:jc w:val="center"/>
         <w:rPr>
-          <w:del w:id="373" w:author="Hsien-Hsin Lee" w:date="2026-04-19T17:08:00Z" w16du:dateUtc="2026-04-19T21:08:00Z"/>
+          <w:del w:id="367" w:author="Hsien-Hsin Lee" w:date="2026-04-19T17:08:00Z" w16du:dateUtc="2026-04-19T21:08:00Z"/>
         </w:rPr>
       </w:pPr>
       <w:r>
@@ -5142,7 +4883,7 @@
         <w:shd w:val="clear" w:color="auto" w:fill="F8F8F8"/>
         <w:spacing w:before="120"/>
         <w:jc w:val="center"/>
-        <w:pPrChange w:id="374" w:author="Hsien-Hsin Lee" w:date="2026-04-19T17:08:00Z" w16du:dateUtc="2026-04-19T21:08:00Z">
+        <w:pPrChange w:id="368" w:author="Hsien-Hsin Lee" w:date="2026-04-19T17:08:00Z" w16du:dateUtc="2026-04-19T21:08:00Z">
           <w:pPr>
             <w:spacing w:before="40" w:after="160"/>
           </w:pPr>
@@ -5154,11 +4895,11 @@
         <w:pStyle w:val="Caption"/>
         <w:jc w:val="center"/>
         <w:rPr>
-          <w:ins w:id="375" w:author="Hsien-Hsin Lee" w:date="2026-04-19T20:32:00Z" w16du:dateUtc="2026-04-20T00:32:00Z"/>
+          <w:ins w:id="369" w:author="Hsien-Hsin Lee" w:date="2026-04-19T20:32:00Z" w16du:dateUtc="2026-04-20T00:32:00Z"/>
         </w:rPr>
       </w:pPr>
-      <w:bookmarkStart w:id="376" w:name="_Ref227522396"/>
-      <w:ins w:id="377" w:author="Hsien-Hsin Lee" w:date="2026-04-19T17:09:00Z" w16du:dateUtc="2026-04-19T21:09:00Z">
+      <w:bookmarkStart w:id="370" w:name="_Ref227522396"/>
+      <w:ins w:id="371" w:author="Hsien-Hsin Lee" w:date="2026-04-19T17:09:00Z" w16du:dateUtc="2026-04-19T21:09:00Z">
         <w:r>
           <w:t xml:space="preserve">Figure </w:t>
         </w:r>
@@ -5178,26 +4919,26 @@
         </w:rPr>
         <w:t>3</w:t>
       </w:r>
-      <w:ins w:id="378" w:author="Hsien-Hsin Lee" w:date="2026-04-19T17:09:00Z" w16du:dateUtc="2026-04-19T21:09:00Z">
+      <w:ins w:id="372" w:author="Hsien-Hsin Lee" w:date="2026-04-19T17:09:00Z" w16du:dateUtc="2026-04-19T21:09:00Z">
         <w:r>
           <w:fldChar w:fldCharType="end"/>
         </w:r>
-        <w:bookmarkEnd w:id="376"/>
+        <w:bookmarkEnd w:id="370"/>
         <w:r>
           <w:t>.</w:t>
         </w:r>
       </w:ins>
-      <w:ins w:id="379" w:author="Hsien-Hsin Lee" w:date="2026-04-19T17:10:00Z" w16du:dateUtc="2026-04-19T21:10:00Z">
+      <w:ins w:id="373" w:author="Hsien-Hsin Lee" w:date="2026-04-19T17:10:00Z" w16du:dateUtc="2026-04-19T21:10:00Z">
         <w:r>
           <w:t xml:space="preserve"> </w:t>
         </w:r>
       </w:ins>
-      <w:ins w:id="380" w:author="Hsien-Hsin Lee" w:date="2026-04-19T17:09:00Z" w16du:dateUtc="2026-04-19T21:09:00Z">
+      <w:ins w:id="374" w:author="Hsien-Hsin Lee" w:date="2026-04-19T17:09:00Z" w16du:dateUtc="2026-04-19T21:09:00Z">
         <w:r>
           <w:t>Dogs — Predicted vs. Actual LOS (left) and Residual Distribution (right). Log R² = 0.361, MAE≈19 days.</w:t>
         </w:r>
       </w:ins>
-      <w:del w:id="381" w:author="Hsien-Hsin Lee" w:date="2026-04-19T17:09:00Z" w16du:dateUtc="2026-04-19T21:09:00Z">
+      <w:del w:id="375" w:author="Hsien-Hsin Lee" w:date="2026-04-19T17:09:00Z" w16du:dateUtc="2026-04-19T21:09:00Z">
         <w:r>
           <w:rPr>
             <w:color w:val="767676"/>
@@ -5211,9 +4952,9 @@
     <w:p>
       <w:pPr>
         <w:rPr>
-          <w:del w:id="382" w:author="Hsien-Hsin Lee" w:date="2026-04-19T20:33:00Z" w16du:dateUtc="2026-04-20T00:33:00Z"/>
-        </w:rPr>
-        <w:pPrChange w:id="383" w:author="Hsien-Hsin Lee" w:date="2026-04-19T20:32:00Z" w16du:dateUtc="2026-04-20T00:32:00Z">
+          <w:del w:id="376" w:author="Hsien-Hsin Lee" w:date="2026-04-19T20:33:00Z" w16du:dateUtc="2026-04-20T00:33:00Z"/>
+        </w:rPr>
+        <w:pPrChange w:id="377" w:author="Hsien-Hsin Lee" w:date="2026-04-19T20:32:00Z" w16du:dateUtc="2026-04-20T00:32:00Z">
           <w:pPr>
             <w:spacing w:before="40" w:after="160"/>
             <w:jc w:val="center"/>
@@ -5225,13 +4966,8 @@
       <w:pPr>
         <w:pStyle w:val="Heading2"/>
       </w:pPr>
-      <w:proofErr w:type="gramStart"/>
-      <w:r>
-        <w:t>3.2  Feature</w:t>
-      </w:r>
-      <w:proofErr w:type="gramEnd"/>
-      <w:r>
-        <w:t xml:space="preserve"> Importance (SHAP)</w:t>
+      <w:r>
+        <w:t>3.2  Feature Importance (SHAP)</w:t>
       </w:r>
     </w:p>
     <w:p>
@@ -5246,7 +4982,7 @@
         <w:lastRenderedPageBreak/>
         <w:t xml:space="preserve">SHAP analysis </w:t>
       </w:r>
-      <w:ins w:id="384" w:author="Hsien-Hsin Lee" w:date="2026-04-19T17:47:00Z" w16du:dateUtc="2026-04-19T21:47:00Z">
+      <w:ins w:id="378" w:author="Hsien-Hsin Lee" w:date="2026-04-19T17:47:00Z" w16du:dateUtc="2026-04-19T21:47:00Z">
         <w:r>
           <w:rPr>
             <w:color w:val="333333"/>
@@ -5254,7 +4990,7 @@
           <w:t>in</w:t>
         </w:r>
       </w:ins>
-      <w:ins w:id="385" w:author="Hsien-Hsin Lee" w:date="2026-04-19T17:48:00Z" w16du:dateUtc="2026-04-19T21:48:00Z">
+      <w:ins w:id="379" w:author="Hsien-Hsin Lee" w:date="2026-04-19T17:48:00Z" w16du:dateUtc="2026-04-19T21:48:00Z">
         <w:r>
           <w:rPr>
             <w:color w:val="333333"/>
@@ -5285,7 +5021,7 @@
         </w:rPr>
         <w:fldChar w:fldCharType="separate"/>
       </w:r>
-      <w:ins w:id="386" w:author="Hsien-Hsin Lee" w:date="2026-04-19T17:11:00Z" w16du:dateUtc="2026-04-19T21:11:00Z">
+      <w:ins w:id="380" w:author="Hsien-Hsin Lee" w:date="2026-04-19T17:11:00Z" w16du:dateUtc="2026-04-19T21:11:00Z">
         <w:r>
           <w:t xml:space="preserve">Figure </w:t>
         </w:r>
@@ -5296,7 +5032,7 @@
         </w:rPr>
         <w:t>4</w:t>
       </w:r>
-      <w:ins w:id="387" w:author="Hsien-Hsin Lee" w:date="2026-04-19T17:48:00Z" w16du:dateUtc="2026-04-19T21:48:00Z">
+      <w:ins w:id="381" w:author="Hsien-Hsin Lee" w:date="2026-04-19T17:48:00Z" w16du:dateUtc="2026-04-19T21:48:00Z">
         <w:r>
           <w:rPr>
             <w:color w:val="333333"/>
@@ -5304,7 +5040,7 @@
           <w:fldChar w:fldCharType="end"/>
         </w:r>
       </w:ins>
-      <w:del w:id="388" w:author="Hsien-Hsin Lee" w:date="2026-04-19T17:47:00Z" w16du:dateUtc="2026-04-19T21:47:00Z">
+      <w:del w:id="382" w:author="Hsien-Hsin Lee" w:date="2026-04-19T17:47:00Z" w16du:dateUtc="2026-04-19T21:47:00Z">
         <w:r>
           <w:rPr>
             <w:color w:val="333333"/>
@@ -5318,7 +5054,7 @@
         </w:rPr>
         <w:t xml:space="preserve"> </w:t>
       </w:r>
-      <w:del w:id="389" w:author="Hsien-Hsin Lee" w:date="2026-04-19T17:48:00Z" w16du:dateUtc="2026-04-19T21:48:00Z">
+      <w:del w:id="383" w:author="Hsien-Hsin Lee" w:date="2026-04-19T17:48:00Z" w16du:dateUtc="2026-04-19T21:48:00Z">
         <w:r>
           <w:rPr>
             <w:color w:val="333333"/>
@@ -5326,7 +5062,7 @@
           <w:delText xml:space="preserve">reveals </w:delText>
         </w:r>
       </w:del>
-      <w:ins w:id="390" w:author="Hsien-Hsin Lee" w:date="2026-04-19T17:48:00Z" w16du:dateUtc="2026-04-19T21:48:00Z">
+      <w:ins w:id="384" w:author="Hsien-Hsin Lee" w:date="2026-04-19T17:48:00Z" w16du:dateUtc="2026-04-19T21:48:00Z">
         <w:r>
           <w:rPr>
             <w:color w:val="333333"/>
@@ -5340,7 +5076,7 @@
           <w:t xml:space="preserve"> </w:t>
         </w:r>
       </w:ins>
-      <w:ins w:id="391" w:author="Hsien-Hsin Lee" w:date="2026-04-19T17:49:00Z" w16du:dateUtc="2026-04-19T21:49:00Z">
+      <w:ins w:id="385" w:author="Hsien-Hsin Lee" w:date="2026-04-19T17:49:00Z" w16du:dateUtc="2026-04-19T21:49:00Z">
         <w:r>
           <w:rPr>
             <w:color w:val="333333"/>
@@ -5348,7 +5084,7 @@
           <w:t xml:space="preserve">the </w:t>
         </w:r>
       </w:ins>
-      <w:del w:id="392" w:author="Hsien-Hsin Lee" w:date="2026-04-19T17:49:00Z" w16du:dateUtc="2026-04-19T21:49:00Z">
+      <w:del w:id="386" w:author="Hsien-Hsin Lee" w:date="2026-04-19T17:49:00Z" w16du:dateUtc="2026-04-19T21:49:00Z">
         <w:r>
           <w:rPr>
             <w:color w:val="333333"/>
@@ -5356,7 +5092,7 @@
           <w:delText xml:space="preserve">a clear </w:delText>
         </w:r>
       </w:del>
-      <w:ins w:id="393" w:author="Hsien-Hsin Lee" w:date="2026-04-19T17:49:00Z" w16du:dateUtc="2026-04-19T21:49:00Z">
+      <w:ins w:id="387" w:author="Hsien-Hsin Lee" w:date="2026-04-19T17:49:00Z" w16du:dateUtc="2026-04-19T21:49:00Z">
         <w:r>
           <w:rPr>
             <w:color w:val="333333"/>
@@ -5364,7 +5100,7 @@
           <w:t>relative importance</w:t>
         </w:r>
       </w:ins>
-      <w:del w:id="394" w:author="Hsien-Hsin Lee" w:date="2026-04-19T17:49:00Z" w16du:dateUtc="2026-04-19T21:49:00Z">
+      <w:del w:id="388" w:author="Hsien-Hsin Lee" w:date="2026-04-19T17:49:00Z" w16du:dateUtc="2026-04-19T21:49:00Z">
         <w:r>
           <w:rPr>
             <w:color w:val="333333"/>
@@ -5372,7 +5108,7 @@
           <w:delText xml:space="preserve">importance </w:delText>
         </w:r>
       </w:del>
-      <w:ins w:id="395" w:author="Hsien-Hsin Lee" w:date="2026-04-19T17:49:00Z" w16du:dateUtc="2026-04-19T21:49:00Z">
+      <w:ins w:id="389" w:author="Hsien-Hsin Lee" w:date="2026-04-19T17:49:00Z" w16du:dateUtc="2026-04-19T21:49:00Z">
         <w:r>
           <w:rPr>
             <w:color w:val="333333"/>
@@ -5380,7 +5116,7 @@
           <w:t xml:space="preserve"> of each feature of an intake dog</w:t>
         </w:r>
       </w:ins>
-      <w:del w:id="396" w:author="Hsien-Hsin Lee" w:date="2026-04-19T17:49:00Z" w16du:dateUtc="2026-04-19T21:49:00Z">
+      <w:del w:id="390" w:author="Hsien-Hsin Lee" w:date="2026-04-19T17:49:00Z" w16du:dateUtc="2026-04-19T21:49:00Z">
         <w:r>
           <w:rPr>
             <w:color w:val="333333"/>
@@ -5392,37 +5128,9 @@
         <w:rPr>
           <w:color w:val="333333"/>
         </w:rPr>
-        <w:t>. Age (</w:t>
-      </w:r>
-      <w:proofErr w:type="spellStart"/>
-      <w:r>
-        <w:rPr>
-          <w:color w:val="333333"/>
-        </w:rPr>
-        <w:t>age_days</w:t>
-      </w:r>
-      <w:proofErr w:type="spellEnd"/>
-      <w:r>
-        <w:rPr>
-          <w:color w:val="333333"/>
-        </w:rPr>
-        <w:t xml:space="preserve">) is the dominant predictor by a wide margin—older dogs have substantially longer </w:t>
-      </w:r>
-      <w:proofErr w:type="gramStart"/>
-      <w:r>
-        <w:rPr>
-          <w:color w:val="333333"/>
-        </w:rPr>
-        <w:t>stays</w:t>
-      </w:r>
-      <w:proofErr w:type="gramEnd"/>
-      <w:r>
-        <w:rPr>
-          <w:color w:val="333333"/>
-        </w:rPr>
-        <w:t xml:space="preserve">, with high age values driving large positive SHAP contributions (longer predicted LOS). Breed </w:t>
-      </w:r>
-      <w:del w:id="397" w:author="Hsien-Hsin Lee" w:date="2026-04-19T20:30:00Z" w16du:dateUtc="2026-04-20T00:30:00Z">
+        <w:t xml:space="preserve">. Age (age_days) is the dominant predictor by a wide margin—older dogs have substantially longer stays, with high age values driving large positive SHAP contributions (longer predicted LOS). Breed </w:t>
+      </w:r>
+      <w:del w:id="391" w:author="Hsien-Hsin Lee" w:date="2026-04-19T20:30:00Z" w16du:dateUtc="2026-04-20T00:30:00Z">
         <w:r>
           <w:rPr>
             <w:color w:val="333333"/>
@@ -5436,68 +5144,26 @@
         </w:rPr>
         <w:t>ranks second, capturing the substantial heterogeneity in adoption rates across breed types. Strikingly, having a name</w:t>
       </w:r>
-      <w:ins w:id="398" w:author="Hsien-Hsin Lee" w:date="2026-04-19T20:31:00Z" w16du:dateUtc="2026-04-20T00:31:00Z">
-        <w:r>
-          <w:rPr>
-            <w:color w:val="333333"/>
-          </w:rPr>
-          <w:t xml:space="preserve"> (</w:t>
-        </w:r>
-        <w:proofErr w:type="spellStart"/>
-        <w:r>
-          <w:rPr>
-            <w:color w:val="333333"/>
-          </w:rPr>
-          <w:t>is_named</w:t>
-        </w:r>
-        <w:proofErr w:type="spellEnd"/>
-        <w:r>
-          <w:rPr>
-            <w:color w:val="333333"/>
-          </w:rPr>
-          <w:t>)</w:t>
-        </w:r>
-      </w:ins>
-      <w:r>
-        <w:rPr>
-          <w:color w:val="333333"/>
-        </w:rPr>
-        <w:t xml:space="preserve"> at intake ranks third: named dogs are consistently adopted faster than unnamed animals, with </w:t>
-      </w:r>
-      <w:proofErr w:type="spellStart"/>
-      <w:r>
-        <w:rPr>
-          <w:color w:val="333333"/>
-        </w:rPr>
-        <w:t>is_named</w:t>
-      </w:r>
-      <w:proofErr w:type="spellEnd"/>
-      <w:r>
-        <w:rPr>
-          <w:color w:val="333333"/>
-        </w:rPr>
-        <w:t xml:space="preserve"> = 1 pushing predictions toward shorter stays. Neuter</w:t>
-      </w:r>
-      <w:ins w:id="399" w:author="Hsien-Hsin Lee" w:date="2026-04-19T20:31:00Z" w16du:dateUtc="2026-04-20T00:31:00Z">
-        <w:r>
-          <w:rPr>
-            <w:color w:val="333333"/>
-          </w:rPr>
-          <w:t xml:space="preserve"> (</w:t>
-        </w:r>
-        <w:proofErr w:type="spellStart"/>
-        <w:r>
-          <w:rPr>
-            <w:color w:val="333333"/>
-          </w:rPr>
-          <w:t>is_neutered</w:t>
-        </w:r>
-        <w:proofErr w:type="spellEnd"/>
-        <w:r>
-          <w:rPr>
-            <w:color w:val="333333"/>
-          </w:rPr>
-          <w:t>)</w:t>
+      <w:ins w:id="392" w:author="Hsien-Hsin Lee" w:date="2026-04-19T20:31:00Z" w16du:dateUtc="2026-04-20T00:31:00Z">
+        <w:r>
+          <w:rPr>
+            <w:color w:val="333333"/>
+          </w:rPr>
+          <w:t xml:space="preserve"> (is_named)</w:t>
+        </w:r>
+      </w:ins>
+      <w:r>
+        <w:rPr>
+          <w:color w:val="333333"/>
+        </w:rPr>
+        <w:t xml:space="preserve"> at intake ranks third: named dogs are consistently adopted faster than unnamed animals, with is_named = 1 pushing predictions toward shorter stays. Neuter</w:t>
+      </w:r>
+      <w:ins w:id="393" w:author="Hsien-Hsin Lee" w:date="2026-04-19T20:31:00Z" w16du:dateUtc="2026-04-20T00:31:00Z">
+        <w:r>
+          <w:rPr>
+            <w:color w:val="333333"/>
+          </w:rPr>
+          <w:t xml:space="preserve"> (is_neutered)</w:t>
         </w:r>
       </w:ins>
       <w:r>
@@ -5506,7 +5172,7 @@
         </w:rPr>
         <w:t xml:space="preserve"> status and age bucket reinforce the age signal. Intake condition ranks sixth (medical and behavioral conditions lengthening stays), while </w:t>
       </w:r>
-      <w:ins w:id="400" w:author="Hsien-Hsin Lee" w:date="2026-04-19T20:32:00Z" w16du:dateUtc="2026-04-20T00:32:00Z">
+      <w:ins w:id="394" w:author="Hsien-Hsin Lee" w:date="2026-04-19T20:32:00Z" w16du:dateUtc="2026-04-20T00:32:00Z">
         <w:r>
           <w:rPr>
             <w:color w:val="333333"/>
@@ -5520,7 +5186,7 @@
         </w:rPr>
         <w:t>bully</w:t>
       </w:r>
-      <w:ins w:id="401" w:author="Hsien-Hsin Lee" w:date="2026-04-19T20:32:00Z" w16du:dateUtc="2026-04-20T00:32:00Z">
+      <w:ins w:id="395" w:author="Hsien-Hsin Lee" w:date="2026-04-19T20:32:00Z" w16du:dateUtc="2026-04-20T00:32:00Z">
         <w:r>
           <w:rPr>
             <w:color w:val="333333"/>
@@ -5534,7 +5200,7 @@
         </w:rPr>
         <w:t xml:space="preserve"> breed status contributes independently at rank eight</w:t>
       </w:r>
-      <w:del w:id="402" w:author="Hsien-Hsin Lee" w:date="2026-04-19T20:32:00Z" w16du:dateUtc="2026-04-20T00:32:00Z">
+      <w:del w:id="396" w:author="Hsien-Hsin Lee" w:date="2026-04-19T20:32:00Z" w16du:dateUtc="2026-04-20T00:32:00Z">
         <w:r>
           <w:rPr>
             <w:color w:val="333333"/>
@@ -5554,7 +5220,7 @@
         <w:pStyle w:val="Caption"/>
         <w:jc w:val="center"/>
         <w:rPr>
-          <w:ins w:id="403" w:author="Hsien-Hsin Lee" w:date="2026-04-19T17:47:00Z" w16du:dateUtc="2026-04-19T21:47:00Z"/>
+          <w:ins w:id="397" w:author="Hsien-Hsin Lee" w:date="2026-04-19T17:47:00Z" w16du:dateUtc="2026-04-19T21:47:00Z"/>
         </w:rPr>
       </w:pPr>
       <w:r>
@@ -5672,11 +5338,11 @@
         <w:pStyle w:val="Caption"/>
         <w:jc w:val="center"/>
         <w:rPr>
-          <w:ins w:id="404" w:author="Hsien-Hsin Lee" w:date="2026-04-19T20:32:00Z" w16du:dateUtc="2026-04-20T00:32:00Z"/>
+          <w:ins w:id="398" w:author="Hsien-Hsin Lee" w:date="2026-04-19T20:32:00Z" w16du:dateUtc="2026-04-20T00:32:00Z"/>
         </w:rPr>
       </w:pPr>
-      <w:bookmarkStart w:id="405" w:name="_Ref227513304"/>
-      <w:ins w:id="406" w:author="Hsien-Hsin Lee" w:date="2026-04-19T17:11:00Z" w16du:dateUtc="2026-04-19T21:11:00Z">
+      <w:bookmarkStart w:id="399" w:name="_Ref227513304"/>
+      <w:ins w:id="400" w:author="Hsien-Hsin Lee" w:date="2026-04-19T17:11:00Z" w16du:dateUtc="2026-04-19T21:11:00Z">
         <w:r>
           <w:t xml:space="preserve">Figure </w:t>
         </w:r>
@@ -5696,30 +5362,22 @@
         </w:rPr>
         <w:t>4</w:t>
       </w:r>
-      <w:ins w:id="407" w:author="Hsien-Hsin Lee" w:date="2026-04-19T17:11:00Z" w16du:dateUtc="2026-04-19T21:11:00Z">
+      <w:ins w:id="401" w:author="Hsien-Hsin Lee" w:date="2026-04-19T17:11:00Z" w16du:dateUtc="2026-04-19T21:11:00Z">
         <w:r>
           <w:fldChar w:fldCharType="end"/>
         </w:r>
-        <w:bookmarkEnd w:id="405"/>
+        <w:bookmarkEnd w:id="399"/>
         <w:r>
           <w:t xml:space="preserve"> </w:t>
         </w:r>
         <w:r>
-          <w:t xml:space="preserve">SHAP Feature Importance — </w:t>
-        </w:r>
-        <w:proofErr w:type="spellStart"/>
-        <w:r>
-          <w:t>Beeswarm</w:t>
-        </w:r>
-        <w:proofErr w:type="spellEnd"/>
-        <w:r>
-          <w:t xml:space="preserve"> plot (left) and mean SHAP value bar chart (right).</w:t>
+          <w:t>SHAP Feature Importance — Beeswarm plot (left) and mean SHAP value bar chart (right).</w:t>
         </w:r>
       </w:ins>
     </w:p>
     <w:p>
       <w:pPr>
-        <w:pPrChange w:id="408" w:author="Hsien-Hsin Lee" w:date="2026-04-19T20:32:00Z" w16du:dateUtc="2026-04-20T00:32:00Z">
+        <w:pPrChange w:id="402" w:author="Hsien-Hsin Lee" w:date="2026-04-19T20:32:00Z" w16du:dateUtc="2026-04-20T00:32:00Z">
           <w:pPr>
             <w:pBdr>
               <w:top w:val="dashed" w:sz="4" w:space="4" w:color="BBBBBB"/>
@@ -5739,16 +5397,16 @@
         <w:pStyle w:val="Caption"/>
         <w:jc w:val="center"/>
         <w:rPr>
-          <w:del w:id="409" w:author="Hsien-Hsin Lee" w:date="2026-04-19T17:10:00Z" w16du:dateUtc="2026-04-19T21:10:00Z"/>
-        </w:rPr>
-        <w:pPrChange w:id="410" w:author="Hsien-Hsin Lee" w:date="2026-04-19T17:10:00Z" w16du:dateUtc="2026-04-19T21:10:00Z">
+          <w:del w:id="403" w:author="Hsien-Hsin Lee" w:date="2026-04-19T17:10:00Z" w16du:dateUtc="2026-04-19T21:10:00Z"/>
+        </w:rPr>
+        <w:pPrChange w:id="404" w:author="Hsien-Hsin Lee" w:date="2026-04-19T17:10:00Z" w16du:dateUtc="2026-04-19T21:10:00Z">
           <w:pPr>
             <w:spacing w:before="40" w:after="160"/>
             <w:jc w:val="center"/>
           </w:pPr>
         </w:pPrChange>
       </w:pPr>
-      <w:del w:id="411" w:author="Hsien-Hsin Lee" w:date="2026-04-19T17:10:00Z" w16du:dateUtc="2026-04-19T21:10:00Z">
+      <w:del w:id="405" w:author="Hsien-Hsin Lee" w:date="2026-04-19T17:10:00Z" w16du:dateUtc="2026-04-19T21:10:00Z">
         <w:r>
           <w:rPr>
             <w:color w:val="767676"/>
@@ -5763,13 +5421,8 @@
       <w:pPr>
         <w:pStyle w:val="Heading2"/>
       </w:pPr>
-      <w:proofErr w:type="gramStart"/>
-      <w:r>
-        <w:t>3.3  Survival</w:t>
-      </w:r>
-      <w:proofErr w:type="gramEnd"/>
-      <w:r>
-        <w:t xml:space="preserve"> Analysis</w:t>
+      <w:r>
+        <w:t>3.3  Survival Analysis</w:t>
       </w:r>
     </w:p>
     <w:p>
@@ -5806,7 +5459,7 @@
         </w:rPr>
         <w:fldChar w:fldCharType="separate"/>
       </w:r>
-      <w:ins w:id="412" w:author="Hsien-Hsin Lee" w:date="2026-04-19T17:11:00Z" w16du:dateUtc="2026-04-19T21:11:00Z">
+      <w:ins w:id="406" w:author="Hsien-Hsin Lee" w:date="2026-04-19T17:11:00Z" w16du:dateUtc="2026-04-19T21:11:00Z">
         <w:r>
           <w:t xml:space="preserve">Figure </w:t>
         </w:r>
@@ -5827,21 +5480,7 @@
         <w:rPr>
           <w:color w:val="333333"/>
         </w:rPr>
-        <w:t>) reveal a stark and persistent disparity between bully and non-bully breeds. By day 30, approximately 75% of bully breed dogs remain unadopted versus roughly 40% of non-</w:t>
-      </w:r>
-      <w:proofErr w:type="spellStart"/>
-      <w:r>
-        <w:rPr>
-          <w:color w:val="333333"/>
-        </w:rPr>
-        <w:t>bully</w:t>
-      </w:r>
-      <w:proofErr w:type="spellEnd"/>
-      <w:r>
-        <w:rPr>
-          <w:color w:val="333333"/>
-        </w:rPr>
-        <w:t xml:space="preserve"> dogs—a gap that persists throughout the 180-day observation window, with bully breeds retaining a substantially higher probability of still being in the shelter at every time point. The Cox Proportional Hazard model</w:t>
+        <w:t>) reveal a stark and persistent disparity between bully and non-bully breeds. By day 30, approximately 75% of bully breed dogs remain unadopted versus roughly 40% of non-bully dogs—a gap that persists throughout the 180-day observation window, with bully breeds retaining a substantially higher probability of still being in the shelter at every time point. The Cox Proportional Hazard model</w:t>
       </w:r>
       <w:r>
         <w:rPr>
@@ -5984,7 +5623,7 @@
         <w:spacing w:before="120"/>
         <w:jc w:val="center"/>
         <w:rPr>
-          <w:ins w:id="413" w:author="Hsien-Hsin Lee" w:date="2026-04-19T17:11:00Z" w16du:dateUtc="2026-04-19T21:11:00Z"/>
+          <w:ins w:id="407" w:author="Hsien-Hsin Lee" w:date="2026-04-19T17:11:00Z" w16du:dateUtc="2026-04-19T21:11:00Z"/>
         </w:rPr>
       </w:pPr>
       <w:r>
@@ -6051,8 +5690,8 @@
         <w:pStyle w:val="Caption"/>
         <w:jc w:val="center"/>
       </w:pPr>
-      <w:bookmarkStart w:id="414" w:name="_Ref227523486"/>
-      <w:ins w:id="415" w:author="Hsien-Hsin Lee" w:date="2026-04-19T17:11:00Z" w16du:dateUtc="2026-04-19T21:11:00Z">
+      <w:bookmarkStart w:id="408" w:name="_Ref227523486"/>
+      <w:ins w:id="409" w:author="Hsien-Hsin Lee" w:date="2026-04-19T17:11:00Z" w16du:dateUtc="2026-04-19T21:11:00Z">
         <w:r>
           <w:t xml:space="preserve">Figure </w:t>
         </w:r>
@@ -6072,11 +5711,11 @@
         </w:rPr>
         <w:t>5</w:t>
       </w:r>
-      <w:ins w:id="416" w:author="Hsien-Hsin Lee" w:date="2026-04-19T17:11:00Z" w16du:dateUtc="2026-04-19T21:11:00Z">
+      <w:ins w:id="410" w:author="Hsien-Hsin Lee" w:date="2026-04-19T17:11:00Z" w16du:dateUtc="2026-04-19T21:11:00Z">
         <w:r>
           <w:fldChar w:fldCharType="end"/>
         </w:r>
-        <w:bookmarkEnd w:id="414"/>
+        <w:bookmarkEnd w:id="408"/>
         <w:r>
           <w:t xml:space="preserve">. </w:t>
         </w:r>
@@ -6084,7 +5723,7 @@
           <w:t>Kaplan-Meier Survival Curves — P(not yet adopted) for Bully vs. Non-Bully breed dogs over 180 days.</w:t>
         </w:r>
       </w:ins>
-      <w:del w:id="417" w:author="Hsien-Hsin Lee" w:date="2026-04-19T17:11:00Z" w16du:dateUtc="2026-04-19T21:11:00Z">
+      <w:del w:id="411" w:author="Hsien-Hsin Lee" w:date="2026-04-19T17:11:00Z" w16du:dateUtc="2026-04-19T21:11:00Z">
         <w:r>
           <w:rPr>
             <w:color w:val="767676"/>
@@ -6152,7 +5791,7 @@
         <w:pStyle w:val="Caption"/>
         <w:jc w:val="center"/>
       </w:pPr>
-      <w:bookmarkStart w:id="418" w:name="_Ref227524300"/>
+      <w:bookmarkStart w:id="412" w:name="_Ref227524300"/>
       <w:r>
         <w:t xml:space="preserve">Figure </w:t>
       </w:r>
@@ -6174,7 +5813,7 @@
       <w:r>
         <w:fldChar w:fldCharType="end"/>
       </w:r>
-      <w:bookmarkEnd w:id="418"/>
+      <w:bookmarkEnd w:id="412"/>
       <w:r>
         <w:t>. Cox Proportional Hazards Analysis for different parameters</w:t>
       </w:r>
@@ -6184,7 +5823,7 @@
         <w:spacing w:before="40" w:after="160"/>
         <w:jc w:val="center"/>
         <w:rPr>
-          <w:del w:id="419" w:author="Hsien-Hsin Lee" w:date="2026-04-19T17:11:00Z" w16du:dateUtc="2026-04-19T21:11:00Z"/>
+          <w:del w:id="413" w:author="Hsien-Hsin Lee" w:date="2026-04-19T17:11:00Z" w16du:dateUtc="2026-04-19T21:11:00Z"/>
         </w:rPr>
       </w:pPr>
     </w:p>
@@ -6192,13 +5831,8 @@
       <w:pPr>
         <w:pStyle w:val="Heading2"/>
       </w:pPr>
-      <w:proofErr w:type="gramStart"/>
-      <w:r>
-        <w:t>3.4  Adoption</w:t>
-      </w:r>
-      <w:proofErr w:type="gramEnd"/>
-      <w:r>
-        <w:t xml:space="preserve"> Risk Profiles</w:t>
+      <w:r>
+        <w:t>3.4  Adoption Risk Profiles</w:t>
       </w:r>
     </w:p>
     <w:p>
@@ -6206,7 +5840,7 @@
         <w:spacing w:after="100" w:line="264" w:lineRule="auto"/>
         <w:jc w:val="both"/>
         <w:rPr>
-          <w:ins w:id="420" w:author="Hsien-Hsin Lee" w:date="2026-04-19T20:13:00Z" w16du:dateUtc="2026-04-20T00:13:00Z"/>
+          <w:ins w:id="414" w:author="Hsien-Hsin Lee" w:date="2026-04-19T20:13:00Z" w16du:dateUtc="2026-04-20T00:13:00Z"/>
           <w:color w:val="333333"/>
         </w:rPr>
       </w:pPr>
@@ -6216,7 +5850,7 @@
         </w:rPr>
         <w:t>K-Means segmentation identifies five interpretable adoption profiles</w:t>
       </w:r>
-      <w:ins w:id="421" w:author="Hsien-Hsin Lee" w:date="2026-04-19T20:14:00Z" w16du:dateUtc="2026-04-20T00:14:00Z">
+      <w:ins w:id="415" w:author="Hsien-Hsin Lee" w:date="2026-04-19T20:14:00Z" w16du:dateUtc="2026-04-20T00:14:00Z">
         <w:r>
           <w:rPr>
             <w:color w:val="333333"/>
@@ -6247,7 +5881,7 @@
         </w:rPr>
         <w:fldChar w:fldCharType="separate"/>
       </w:r>
-      <w:ins w:id="422" w:author="Hsien-Hsin Lee" w:date="2026-04-19T20:13:00Z" w16du:dateUtc="2026-04-20T00:13:00Z">
+      <w:ins w:id="416" w:author="Hsien-Hsin Lee" w:date="2026-04-19T20:13:00Z" w16du:dateUtc="2026-04-20T00:13:00Z">
         <w:r>
           <w:t xml:space="preserve">Table </w:t>
         </w:r>
@@ -6258,7 +5892,7 @@
         </w:rPr>
         <w:t>2</w:t>
       </w:r>
-      <w:ins w:id="423" w:author="Hsien-Hsin Lee" w:date="2026-04-19T20:14:00Z" w16du:dateUtc="2026-04-20T00:14:00Z">
+      <w:ins w:id="417" w:author="Hsien-Hsin Lee" w:date="2026-04-19T20:14:00Z" w16du:dateUtc="2026-04-20T00:14:00Z">
         <w:r>
           <w:rPr>
             <w:color w:val="333333"/>
@@ -6320,19 +5954,11 @@
         </w:rPr>
         <w:t xml:space="preserve">correspond to </w:t>
       </w:r>
-      <w:proofErr w:type="gramStart"/>
-      <w:r>
-        <w:rPr>
-          <w:color w:val="333333"/>
-        </w:rPr>
-        <w:t>moderate-risk</w:t>
-      </w:r>
-      <w:proofErr w:type="gramEnd"/>
-      <w:r>
-        <w:rPr>
-          <w:color w:val="333333"/>
-        </w:rPr>
-        <w:t xml:space="preserve"> cohorts</w:t>
+      <w:r>
+        <w:rPr>
+          <w:color w:val="333333"/>
+        </w:rPr>
+        <w:t>moderate-risk cohorts</w:t>
       </w:r>
       <w:r>
         <w:rPr>
@@ -6352,19 +5978,11 @@
         </w:rPr>
         <w:t>~</w:t>
       </w:r>
-      <w:proofErr w:type="gramStart"/>
-      <w:r>
-        <w:rPr>
-          <w:color w:val="333333"/>
-        </w:rPr>
-        <w:t>20 day</w:t>
-      </w:r>
-      <w:proofErr w:type="gramEnd"/>
-      <w:r>
-        <w:rPr>
-          <w:color w:val="333333"/>
-        </w:rPr>
-        <w:t xml:space="preserve"> range. Clusters 3 and 4 are high-risk groups</w:t>
+      <w:r>
+        <w:rPr>
+          <w:color w:val="333333"/>
+        </w:rPr>
+        <w:t>20 day range. Clusters 3 and 4 are high-risk groups</w:t>
       </w:r>
       <w:r>
         <w:rPr>
@@ -6407,7 +6025,7 @@
         <w:trPr>
           <w:cnfStyle w:val="100000000000" w:firstRow="1" w:lastRow="0" w:firstColumn="0" w:lastColumn="0" w:oddVBand="0" w:evenVBand="0" w:oddHBand="0" w:evenHBand="0" w:firstRowFirstColumn="0" w:firstRowLastColumn="0" w:lastRowFirstColumn="0" w:lastRowLastColumn="0"/>
           <w:jc w:val="center"/>
-          <w:ins w:id="424" w:author="Hsien-Hsin Lee" w:date="2026-04-19T20:13:00Z"/>
+          <w:ins w:id="418" w:author="Hsien-Hsin Lee" w:date="2026-04-19T20:13:00Z"/>
         </w:trPr>
         <w:tc>
           <w:tcPr>
@@ -6420,12 +6038,12 @@
               <w:spacing w:after="100" w:line="264" w:lineRule="auto"/>
               <w:jc w:val="both"/>
               <w:rPr>
-                <w:ins w:id="425" w:author="Hsien-Hsin Lee" w:date="2026-04-19T20:13:00Z" w16du:dateUtc="2026-04-20T00:13:00Z"/>
+                <w:ins w:id="419" w:author="Hsien-Hsin Lee" w:date="2026-04-19T20:13:00Z" w16du:dateUtc="2026-04-20T00:13:00Z"/>
                 <w:sz w:val="20"/>
                 <w:szCs w:val="20"/>
               </w:rPr>
             </w:pPr>
-            <w:ins w:id="426" w:author="Hsien-Hsin Lee" w:date="2026-04-19T20:13:00Z" w16du:dateUtc="2026-04-20T00:13:00Z">
+            <w:ins w:id="420" w:author="Hsien-Hsin Lee" w:date="2026-04-19T20:13:00Z" w16du:dateUtc="2026-04-20T00:13:00Z">
               <w:r>
                 <w:rPr>
                   <w:sz w:val="20"/>
@@ -6447,12 +6065,12 @@
               <w:jc w:val="both"/>
               <w:cnfStyle w:val="100000000000" w:firstRow="1" w:lastRow="0" w:firstColumn="0" w:lastColumn="0" w:oddVBand="0" w:evenVBand="0" w:oddHBand="0" w:evenHBand="0" w:firstRowFirstColumn="0" w:firstRowLastColumn="0" w:lastRowFirstColumn="0" w:lastRowLastColumn="0"/>
               <w:rPr>
-                <w:ins w:id="427" w:author="Hsien-Hsin Lee" w:date="2026-04-19T20:13:00Z" w16du:dateUtc="2026-04-20T00:13:00Z"/>
+                <w:ins w:id="421" w:author="Hsien-Hsin Lee" w:date="2026-04-19T20:13:00Z" w16du:dateUtc="2026-04-20T00:13:00Z"/>
                 <w:sz w:val="20"/>
                 <w:szCs w:val="20"/>
               </w:rPr>
             </w:pPr>
-            <w:ins w:id="428" w:author="Hsien-Hsin Lee" w:date="2026-04-19T20:13:00Z" w16du:dateUtc="2026-04-20T00:13:00Z">
+            <w:ins w:id="422" w:author="Hsien-Hsin Lee" w:date="2026-04-19T20:13:00Z" w16du:dateUtc="2026-04-20T00:13:00Z">
               <w:r>
                 <w:rPr>
                   <w:sz w:val="20"/>
@@ -6474,12 +6092,12 @@
               <w:jc w:val="both"/>
               <w:cnfStyle w:val="100000000000" w:firstRow="1" w:lastRow="0" w:firstColumn="0" w:lastColumn="0" w:oddVBand="0" w:evenVBand="0" w:oddHBand="0" w:evenHBand="0" w:firstRowFirstColumn="0" w:firstRowLastColumn="0" w:lastRowFirstColumn="0" w:lastRowLastColumn="0"/>
               <w:rPr>
-                <w:ins w:id="429" w:author="Hsien-Hsin Lee" w:date="2026-04-19T20:13:00Z" w16du:dateUtc="2026-04-20T00:13:00Z"/>
+                <w:ins w:id="423" w:author="Hsien-Hsin Lee" w:date="2026-04-19T20:13:00Z" w16du:dateUtc="2026-04-20T00:13:00Z"/>
                 <w:sz w:val="20"/>
                 <w:szCs w:val="20"/>
               </w:rPr>
             </w:pPr>
-            <w:ins w:id="430" w:author="Hsien-Hsin Lee" w:date="2026-04-19T20:13:00Z" w16du:dateUtc="2026-04-20T00:13:00Z">
+            <w:ins w:id="424" w:author="Hsien-Hsin Lee" w:date="2026-04-19T20:13:00Z" w16du:dateUtc="2026-04-20T00:13:00Z">
               <w:r>
                 <w:rPr>
                   <w:sz w:val="20"/>
@@ -6495,7 +6113,7 @@
         <w:trPr>
           <w:cnfStyle w:val="000000100000" w:firstRow="0" w:lastRow="0" w:firstColumn="0" w:lastColumn="0" w:oddVBand="0" w:evenVBand="0" w:oddHBand="1" w:evenHBand="0" w:firstRowFirstColumn="0" w:firstRowLastColumn="0" w:lastRowFirstColumn="0" w:lastRowLastColumn="0"/>
           <w:jc w:val="center"/>
-          <w:ins w:id="431" w:author="Hsien-Hsin Lee" w:date="2026-04-19T20:13:00Z"/>
+          <w:ins w:id="425" w:author="Hsien-Hsin Lee" w:date="2026-04-19T20:13:00Z"/>
         </w:trPr>
         <w:tc>
           <w:tcPr>
@@ -6508,12 +6126,12 @@
               <w:spacing w:after="100" w:line="264" w:lineRule="auto"/>
               <w:jc w:val="center"/>
               <w:rPr>
-                <w:ins w:id="432" w:author="Hsien-Hsin Lee" w:date="2026-04-19T20:13:00Z" w16du:dateUtc="2026-04-20T00:13:00Z"/>
+                <w:ins w:id="426" w:author="Hsien-Hsin Lee" w:date="2026-04-19T20:13:00Z" w16du:dateUtc="2026-04-20T00:13:00Z"/>
                 <w:sz w:val="20"/>
                 <w:szCs w:val="20"/>
               </w:rPr>
             </w:pPr>
-            <w:ins w:id="433" w:author="Hsien-Hsin Lee" w:date="2026-04-19T20:13:00Z" w16du:dateUtc="2026-04-20T00:13:00Z">
+            <w:ins w:id="427" w:author="Hsien-Hsin Lee" w:date="2026-04-19T20:13:00Z" w16du:dateUtc="2026-04-20T00:13:00Z">
               <w:r>
                 <w:rPr>
                   <w:sz w:val="20"/>
@@ -6535,12 +6153,12 @@
               <w:jc w:val="both"/>
               <w:cnfStyle w:val="000000100000" w:firstRow="0" w:lastRow="0" w:firstColumn="0" w:lastColumn="0" w:oddVBand="0" w:evenVBand="0" w:oddHBand="1" w:evenHBand="0" w:firstRowFirstColumn="0" w:firstRowLastColumn="0" w:lastRowFirstColumn="0" w:lastRowLastColumn="0"/>
               <w:rPr>
-                <w:ins w:id="434" w:author="Hsien-Hsin Lee" w:date="2026-04-19T20:13:00Z" w16du:dateUtc="2026-04-20T00:13:00Z"/>
+                <w:ins w:id="428" w:author="Hsien-Hsin Lee" w:date="2026-04-19T20:13:00Z" w16du:dateUtc="2026-04-20T00:13:00Z"/>
                 <w:sz w:val="20"/>
                 <w:szCs w:val="20"/>
               </w:rPr>
             </w:pPr>
-            <w:ins w:id="435" w:author="Hsien-Hsin Lee" w:date="2026-04-19T20:13:00Z" w16du:dateUtc="2026-04-20T00:13:00Z">
+            <w:ins w:id="429" w:author="Hsien-Hsin Lee" w:date="2026-04-19T20:13:00Z" w16du:dateUtc="2026-04-20T00:13:00Z">
               <w:r>
                 <w:rPr>
                   <w:sz w:val="20"/>
@@ -6562,12 +6180,12 @@
               <w:jc w:val="both"/>
               <w:cnfStyle w:val="000000100000" w:firstRow="0" w:lastRow="0" w:firstColumn="0" w:lastColumn="0" w:oddVBand="0" w:evenVBand="0" w:oddHBand="1" w:evenHBand="0" w:firstRowFirstColumn="0" w:firstRowLastColumn="0" w:lastRowFirstColumn="0" w:lastRowLastColumn="0"/>
               <w:rPr>
-                <w:ins w:id="436" w:author="Hsien-Hsin Lee" w:date="2026-04-19T20:13:00Z" w16du:dateUtc="2026-04-20T00:13:00Z"/>
+                <w:ins w:id="430" w:author="Hsien-Hsin Lee" w:date="2026-04-19T20:13:00Z" w16du:dateUtc="2026-04-20T00:13:00Z"/>
                 <w:sz w:val="20"/>
                 <w:szCs w:val="20"/>
               </w:rPr>
             </w:pPr>
-            <w:ins w:id="437" w:author="Hsien-Hsin Lee" w:date="2026-04-19T20:13:00Z" w16du:dateUtc="2026-04-20T00:13:00Z">
+            <w:ins w:id="431" w:author="Hsien-Hsin Lee" w:date="2026-04-19T20:13:00Z" w16du:dateUtc="2026-04-20T00:13:00Z">
               <w:r>
                 <w:rPr>
                   <w:sz w:val="20"/>
@@ -6582,7 +6200,7 @@
       <w:tr>
         <w:trPr>
           <w:jc w:val="center"/>
-          <w:ins w:id="438" w:author="Hsien-Hsin Lee" w:date="2026-04-19T20:13:00Z"/>
+          <w:ins w:id="432" w:author="Hsien-Hsin Lee" w:date="2026-04-19T20:13:00Z"/>
         </w:trPr>
         <w:tc>
           <w:tcPr>
@@ -6595,12 +6213,12 @@
               <w:spacing w:after="100" w:line="264" w:lineRule="auto"/>
               <w:jc w:val="center"/>
               <w:rPr>
-                <w:ins w:id="439" w:author="Hsien-Hsin Lee" w:date="2026-04-19T20:13:00Z" w16du:dateUtc="2026-04-20T00:13:00Z"/>
+                <w:ins w:id="433" w:author="Hsien-Hsin Lee" w:date="2026-04-19T20:13:00Z" w16du:dateUtc="2026-04-20T00:13:00Z"/>
                 <w:sz w:val="20"/>
                 <w:szCs w:val="20"/>
               </w:rPr>
             </w:pPr>
-            <w:ins w:id="440" w:author="Hsien-Hsin Lee" w:date="2026-04-19T20:13:00Z" w16du:dateUtc="2026-04-20T00:13:00Z">
+            <w:ins w:id="434" w:author="Hsien-Hsin Lee" w:date="2026-04-19T20:13:00Z" w16du:dateUtc="2026-04-20T00:13:00Z">
               <w:r>
                 <w:rPr>
                   <w:sz w:val="20"/>
@@ -6622,12 +6240,12 @@
               <w:jc w:val="both"/>
               <w:cnfStyle w:val="000000000000" w:firstRow="0" w:lastRow="0" w:firstColumn="0" w:lastColumn="0" w:oddVBand="0" w:evenVBand="0" w:oddHBand="0" w:evenHBand="0" w:firstRowFirstColumn="0" w:firstRowLastColumn="0" w:lastRowFirstColumn="0" w:lastRowLastColumn="0"/>
               <w:rPr>
-                <w:ins w:id="441" w:author="Hsien-Hsin Lee" w:date="2026-04-19T20:13:00Z" w16du:dateUtc="2026-04-20T00:13:00Z"/>
+                <w:ins w:id="435" w:author="Hsien-Hsin Lee" w:date="2026-04-19T20:13:00Z" w16du:dateUtc="2026-04-20T00:13:00Z"/>
                 <w:sz w:val="20"/>
                 <w:szCs w:val="20"/>
               </w:rPr>
             </w:pPr>
-            <w:ins w:id="442" w:author="Hsien-Hsin Lee" w:date="2026-04-19T20:13:00Z" w16du:dateUtc="2026-04-20T00:13:00Z">
+            <w:ins w:id="436" w:author="Hsien-Hsin Lee" w:date="2026-04-19T20:13:00Z" w16du:dateUtc="2026-04-20T00:13:00Z">
               <w:r>
                 <w:rPr>
                   <w:sz w:val="20"/>
@@ -6649,12 +6267,12 @@
               <w:jc w:val="both"/>
               <w:cnfStyle w:val="000000000000" w:firstRow="0" w:lastRow="0" w:firstColumn="0" w:lastColumn="0" w:oddVBand="0" w:evenVBand="0" w:oddHBand="0" w:evenHBand="0" w:firstRowFirstColumn="0" w:firstRowLastColumn="0" w:lastRowFirstColumn="0" w:lastRowLastColumn="0"/>
               <w:rPr>
-                <w:ins w:id="443" w:author="Hsien-Hsin Lee" w:date="2026-04-19T20:13:00Z" w16du:dateUtc="2026-04-20T00:13:00Z"/>
+                <w:ins w:id="437" w:author="Hsien-Hsin Lee" w:date="2026-04-19T20:13:00Z" w16du:dateUtc="2026-04-20T00:13:00Z"/>
                 <w:sz w:val="20"/>
                 <w:szCs w:val="20"/>
               </w:rPr>
             </w:pPr>
-            <w:ins w:id="444" w:author="Hsien-Hsin Lee" w:date="2026-04-19T20:13:00Z" w16du:dateUtc="2026-04-20T00:13:00Z">
+            <w:ins w:id="438" w:author="Hsien-Hsin Lee" w:date="2026-04-19T20:13:00Z" w16du:dateUtc="2026-04-20T00:13:00Z">
               <w:r>
                 <w:rPr>
                   <w:sz w:val="20"/>
@@ -6670,7 +6288,7 @@
         <w:trPr>
           <w:cnfStyle w:val="000000100000" w:firstRow="0" w:lastRow="0" w:firstColumn="0" w:lastColumn="0" w:oddVBand="0" w:evenVBand="0" w:oddHBand="1" w:evenHBand="0" w:firstRowFirstColumn="0" w:firstRowLastColumn="0" w:lastRowFirstColumn="0" w:lastRowLastColumn="0"/>
           <w:jc w:val="center"/>
-          <w:ins w:id="445" w:author="Hsien-Hsin Lee" w:date="2026-04-19T20:13:00Z"/>
+          <w:ins w:id="439" w:author="Hsien-Hsin Lee" w:date="2026-04-19T20:13:00Z"/>
         </w:trPr>
         <w:tc>
           <w:tcPr>
@@ -6683,12 +6301,12 @@
               <w:spacing w:after="100" w:line="264" w:lineRule="auto"/>
               <w:jc w:val="center"/>
               <w:rPr>
-                <w:ins w:id="446" w:author="Hsien-Hsin Lee" w:date="2026-04-19T20:13:00Z" w16du:dateUtc="2026-04-20T00:13:00Z"/>
+                <w:ins w:id="440" w:author="Hsien-Hsin Lee" w:date="2026-04-19T20:13:00Z" w16du:dateUtc="2026-04-20T00:13:00Z"/>
                 <w:sz w:val="20"/>
                 <w:szCs w:val="20"/>
               </w:rPr>
             </w:pPr>
-            <w:ins w:id="447" w:author="Hsien-Hsin Lee" w:date="2026-04-19T20:13:00Z" w16du:dateUtc="2026-04-20T00:13:00Z">
+            <w:ins w:id="441" w:author="Hsien-Hsin Lee" w:date="2026-04-19T20:13:00Z" w16du:dateUtc="2026-04-20T00:13:00Z">
               <w:r>
                 <w:rPr>
                   <w:sz w:val="20"/>
@@ -6710,12 +6328,12 @@
               <w:jc w:val="both"/>
               <w:cnfStyle w:val="000000100000" w:firstRow="0" w:lastRow="0" w:firstColumn="0" w:lastColumn="0" w:oddVBand="0" w:evenVBand="0" w:oddHBand="1" w:evenHBand="0" w:firstRowFirstColumn="0" w:firstRowLastColumn="0" w:lastRowFirstColumn="0" w:lastRowLastColumn="0"/>
               <w:rPr>
-                <w:ins w:id="448" w:author="Hsien-Hsin Lee" w:date="2026-04-19T20:13:00Z" w16du:dateUtc="2026-04-20T00:13:00Z"/>
+                <w:ins w:id="442" w:author="Hsien-Hsin Lee" w:date="2026-04-19T20:13:00Z" w16du:dateUtc="2026-04-20T00:13:00Z"/>
                 <w:sz w:val="20"/>
                 <w:szCs w:val="20"/>
               </w:rPr>
             </w:pPr>
-            <w:ins w:id="449" w:author="Hsien-Hsin Lee" w:date="2026-04-19T20:13:00Z" w16du:dateUtc="2026-04-20T00:13:00Z">
+            <w:ins w:id="443" w:author="Hsien-Hsin Lee" w:date="2026-04-19T20:13:00Z" w16du:dateUtc="2026-04-20T00:13:00Z">
               <w:r>
                 <w:rPr>
                   <w:sz w:val="20"/>
@@ -6737,12 +6355,12 @@
               <w:jc w:val="both"/>
               <w:cnfStyle w:val="000000100000" w:firstRow="0" w:lastRow="0" w:firstColumn="0" w:lastColumn="0" w:oddVBand="0" w:evenVBand="0" w:oddHBand="1" w:evenHBand="0" w:firstRowFirstColumn="0" w:firstRowLastColumn="0" w:lastRowFirstColumn="0" w:lastRowLastColumn="0"/>
               <w:rPr>
-                <w:ins w:id="450" w:author="Hsien-Hsin Lee" w:date="2026-04-19T20:13:00Z" w16du:dateUtc="2026-04-20T00:13:00Z"/>
+                <w:ins w:id="444" w:author="Hsien-Hsin Lee" w:date="2026-04-19T20:13:00Z" w16du:dateUtc="2026-04-20T00:13:00Z"/>
                 <w:sz w:val="20"/>
                 <w:szCs w:val="20"/>
               </w:rPr>
             </w:pPr>
-            <w:ins w:id="451" w:author="Hsien-Hsin Lee" w:date="2026-04-19T20:13:00Z" w16du:dateUtc="2026-04-20T00:13:00Z">
+            <w:ins w:id="445" w:author="Hsien-Hsin Lee" w:date="2026-04-19T20:13:00Z" w16du:dateUtc="2026-04-20T00:13:00Z">
               <w:r>
                 <w:rPr>
                   <w:sz w:val="20"/>
@@ -6757,7 +6375,7 @@
       <w:tr>
         <w:trPr>
           <w:jc w:val="center"/>
-          <w:ins w:id="452" w:author="Hsien-Hsin Lee" w:date="2026-04-19T20:13:00Z"/>
+          <w:ins w:id="446" w:author="Hsien-Hsin Lee" w:date="2026-04-19T20:13:00Z"/>
         </w:trPr>
         <w:tc>
           <w:tcPr>
@@ -6770,12 +6388,12 @@
               <w:spacing w:after="100" w:line="264" w:lineRule="auto"/>
               <w:jc w:val="center"/>
               <w:rPr>
-                <w:ins w:id="453" w:author="Hsien-Hsin Lee" w:date="2026-04-19T20:13:00Z" w16du:dateUtc="2026-04-20T00:13:00Z"/>
+                <w:ins w:id="447" w:author="Hsien-Hsin Lee" w:date="2026-04-19T20:13:00Z" w16du:dateUtc="2026-04-20T00:13:00Z"/>
                 <w:sz w:val="20"/>
                 <w:szCs w:val="20"/>
               </w:rPr>
             </w:pPr>
-            <w:ins w:id="454" w:author="Hsien-Hsin Lee" w:date="2026-04-19T20:13:00Z" w16du:dateUtc="2026-04-20T00:13:00Z">
+            <w:ins w:id="448" w:author="Hsien-Hsin Lee" w:date="2026-04-19T20:13:00Z" w16du:dateUtc="2026-04-20T00:13:00Z">
               <w:r>
                 <w:rPr>
                   <w:sz w:val="20"/>
@@ -6797,12 +6415,12 @@
               <w:jc w:val="both"/>
               <w:cnfStyle w:val="000000000000" w:firstRow="0" w:lastRow="0" w:firstColumn="0" w:lastColumn="0" w:oddVBand="0" w:evenVBand="0" w:oddHBand="0" w:evenHBand="0" w:firstRowFirstColumn="0" w:firstRowLastColumn="0" w:lastRowFirstColumn="0" w:lastRowLastColumn="0"/>
               <w:rPr>
-                <w:ins w:id="455" w:author="Hsien-Hsin Lee" w:date="2026-04-19T20:13:00Z" w16du:dateUtc="2026-04-20T00:13:00Z"/>
+                <w:ins w:id="449" w:author="Hsien-Hsin Lee" w:date="2026-04-19T20:13:00Z" w16du:dateUtc="2026-04-20T00:13:00Z"/>
                 <w:sz w:val="20"/>
                 <w:szCs w:val="20"/>
               </w:rPr>
             </w:pPr>
-            <w:ins w:id="456" w:author="Hsien-Hsin Lee" w:date="2026-04-19T20:13:00Z" w16du:dateUtc="2026-04-20T00:13:00Z">
+            <w:ins w:id="450" w:author="Hsien-Hsin Lee" w:date="2026-04-19T20:13:00Z" w16du:dateUtc="2026-04-20T00:13:00Z">
               <w:r>
                 <w:rPr>
                   <w:sz w:val="20"/>
@@ -6824,12 +6442,12 @@
               <w:jc w:val="both"/>
               <w:cnfStyle w:val="000000000000" w:firstRow="0" w:lastRow="0" w:firstColumn="0" w:lastColumn="0" w:oddVBand="0" w:evenVBand="0" w:oddHBand="0" w:evenHBand="0" w:firstRowFirstColumn="0" w:firstRowLastColumn="0" w:lastRowFirstColumn="0" w:lastRowLastColumn="0"/>
               <w:rPr>
-                <w:ins w:id="457" w:author="Hsien-Hsin Lee" w:date="2026-04-19T20:13:00Z" w16du:dateUtc="2026-04-20T00:13:00Z"/>
+                <w:ins w:id="451" w:author="Hsien-Hsin Lee" w:date="2026-04-19T20:13:00Z" w16du:dateUtc="2026-04-20T00:13:00Z"/>
                 <w:sz w:val="20"/>
                 <w:szCs w:val="20"/>
               </w:rPr>
             </w:pPr>
-            <w:ins w:id="458" w:author="Hsien-Hsin Lee" w:date="2026-04-19T20:13:00Z" w16du:dateUtc="2026-04-20T00:13:00Z">
+            <w:ins w:id="452" w:author="Hsien-Hsin Lee" w:date="2026-04-19T20:13:00Z" w16du:dateUtc="2026-04-20T00:13:00Z">
               <w:r>
                 <w:rPr>
                   <w:sz w:val="20"/>
@@ -6845,7 +6463,7 @@
         <w:trPr>
           <w:cnfStyle w:val="000000100000" w:firstRow="0" w:lastRow="0" w:firstColumn="0" w:lastColumn="0" w:oddVBand="0" w:evenVBand="0" w:oddHBand="1" w:evenHBand="0" w:firstRowFirstColumn="0" w:firstRowLastColumn="0" w:lastRowFirstColumn="0" w:lastRowLastColumn="0"/>
           <w:jc w:val="center"/>
-          <w:ins w:id="459" w:author="Hsien-Hsin Lee" w:date="2026-04-19T20:13:00Z"/>
+          <w:ins w:id="453" w:author="Hsien-Hsin Lee" w:date="2026-04-19T20:13:00Z"/>
         </w:trPr>
         <w:tc>
           <w:tcPr>
@@ -6858,12 +6476,12 @@
               <w:spacing w:after="100" w:line="264" w:lineRule="auto"/>
               <w:jc w:val="center"/>
               <w:rPr>
-                <w:ins w:id="460" w:author="Hsien-Hsin Lee" w:date="2026-04-19T20:13:00Z" w16du:dateUtc="2026-04-20T00:13:00Z"/>
+                <w:ins w:id="454" w:author="Hsien-Hsin Lee" w:date="2026-04-19T20:13:00Z" w16du:dateUtc="2026-04-20T00:13:00Z"/>
                 <w:sz w:val="20"/>
                 <w:szCs w:val="20"/>
               </w:rPr>
             </w:pPr>
-            <w:ins w:id="461" w:author="Hsien-Hsin Lee" w:date="2026-04-19T20:13:00Z" w16du:dateUtc="2026-04-20T00:13:00Z">
+            <w:ins w:id="455" w:author="Hsien-Hsin Lee" w:date="2026-04-19T20:13:00Z" w16du:dateUtc="2026-04-20T00:13:00Z">
               <w:r>
                 <w:rPr>
                   <w:sz w:val="20"/>
@@ -6885,12 +6503,12 @@
               <w:jc w:val="both"/>
               <w:cnfStyle w:val="000000100000" w:firstRow="0" w:lastRow="0" w:firstColumn="0" w:lastColumn="0" w:oddVBand="0" w:evenVBand="0" w:oddHBand="1" w:evenHBand="0" w:firstRowFirstColumn="0" w:firstRowLastColumn="0" w:lastRowFirstColumn="0" w:lastRowLastColumn="0"/>
               <w:rPr>
-                <w:ins w:id="462" w:author="Hsien-Hsin Lee" w:date="2026-04-19T20:13:00Z" w16du:dateUtc="2026-04-20T00:13:00Z"/>
+                <w:ins w:id="456" w:author="Hsien-Hsin Lee" w:date="2026-04-19T20:13:00Z" w16du:dateUtc="2026-04-20T00:13:00Z"/>
                 <w:sz w:val="20"/>
                 <w:szCs w:val="20"/>
               </w:rPr>
             </w:pPr>
-            <w:ins w:id="463" w:author="Hsien-Hsin Lee" w:date="2026-04-19T20:13:00Z" w16du:dateUtc="2026-04-20T00:13:00Z">
+            <w:ins w:id="457" w:author="Hsien-Hsin Lee" w:date="2026-04-19T20:13:00Z" w16du:dateUtc="2026-04-20T00:13:00Z">
               <w:r>
                 <w:rPr>
                   <w:sz w:val="20"/>
@@ -6912,12 +6530,12 @@
               <w:jc w:val="both"/>
               <w:cnfStyle w:val="000000100000" w:firstRow="0" w:lastRow="0" w:firstColumn="0" w:lastColumn="0" w:oddVBand="0" w:evenVBand="0" w:oddHBand="1" w:evenHBand="0" w:firstRowFirstColumn="0" w:firstRowLastColumn="0" w:lastRowFirstColumn="0" w:lastRowLastColumn="0"/>
               <w:rPr>
-                <w:ins w:id="464" w:author="Hsien-Hsin Lee" w:date="2026-04-19T20:13:00Z" w16du:dateUtc="2026-04-20T00:13:00Z"/>
+                <w:ins w:id="458" w:author="Hsien-Hsin Lee" w:date="2026-04-19T20:13:00Z" w16du:dateUtc="2026-04-20T00:13:00Z"/>
                 <w:sz w:val="20"/>
                 <w:szCs w:val="20"/>
               </w:rPr>
             </w:pPr>
-            <w:ins w:id="465" w:author="Hsien-Hsin Lee" w:date="2026-04-19T20:13:00Z" w16du:dateUtc="2026-04-20T00:13:00Z">
+            <w:ins w:id="459" w:author="Hsien-Hsin Lee" w:date="2026-04-19T20:13:00Z" w16du:dateUtc="2026-04-20T00:13:00Z">
               <w:r>
                 <w:rPr>
                   <w:sz w:val="20"/>
@@ -6934,15 +6552,15 @@
       <w:pPr>
         <w:pStyle w:val="Caption"/>
         <w:jc w:val="center"/>
-        <w:pPrChange w:id="466" w:author="Hsien-Hsin Lee" w:date="2026-04-19T20:13:00Z" w16du:dateUtc="2026-04-20T00:13:00Z">
+        <w:pPrChange w:id="460" w:author="Hsien-Hsin Lee" w:date="2026-04-19T20:13:00Z" w16du:dateUtc="2026-04-20T00:13:00Z">
           <w:pPr>
             <w:spacing w:after="100" w:line="264" w:lineRule="auto"/>
             <w:jc w:val="both"/>
           </w:pPr>
         </w:pPrChange>
       </w:pPr>
-      <w:bookmarkStart w:id="467" w:name="_Ref227522074"/>
-      <w:ins w:id="468" w:author="Hsien-Hsin Lee" w:date="2026-04-19T20:13:00Z" w16du:dateUtc="2026-04-20T00:13:00Z">
+      <w:bookmarkStart w:id="461" w:name="_Ref227522074"/>
+      <w:ins w:id="462" w:author="Hsien-Hsin Lee" w:date="2026-04-19T20:13:00Z" w16du:dateUtc="2026-04-20T00:13:00Z">
         <w:r>
           <w:lastRenderedPageBreak/>
           <w:t xml:space="preserve">Table </w:t>
@@ -6963,16 +6581,16 @@
         </w:rPr>
         <w:t>2</w:t>
       </w:r>
-      <w:ins w:id="469" w:author="Hsien-Hsin Lee" w:date="2026-04-19T20:13:00Z" w16du:dateUtc="2026-04-20T00:13:00Z">
+      <w:ins w:id="463" w:author="Hsien-Hsin Lee" w:date="2026-04-19T20:13:00Z" w16du:dateUtc="2026-04-20T00:13:00Z">
         <w:r>
           <w:fldChar w:fldCharType="end"/>
         </w:r>
-        <w:bookmarkEnd w:id="467"/>
+        <w:bookmarkEnd w:id="461"/>
         <w:r>
           <w:t>. LOS-based K-means Clustering</w:t>
         </w:r>
       </w:ins>
-      <w:ins w:id="470" w:author="Hsien-Hsin Lee" w:date="2026-04-19T20:22:00Z" w16du:dateUtc="2026-04-20T00:22:00Z">
+      <w:ins w:id="464" w:author="Hsien-Hsin Lee" w:date="2026-04-19T20:22:00Z" w16du:dateUtc="2026-04-20T00:22:00Z">
         <w:r>
           <w:t xml:space="preserve"> for dogs</w:t>
         </w:r>
@@ -6985,12 +6603,12 @@
       <w:r>
         <w:t xml:space="preserve">4.  Discussion </w:t>
       </w:r>
-      <w:ins w:id="471" w:author="Hsien-Hsin Lee" w:date="2026-04-19T20:17:00Z" w16du:dateUtc="2026-04-20T00:17:00Z">
+      <w:ins w:id="465" w:author="Hsien-Hsin Lee" w:date="2026-04-19T20:17:00Z" w16du:dateUtc="2026-04-20T00:17:00Z">
         <w:r>
           <w:t>and</w:t>
         </w:r>
       </w:ins>
-      <w:del w:id="472" w:author="Hsien-Hsin Lee" w:date="2026-04-19T20:17:00Z" w16du:dateUtc="2026-04-20T00:17:00Z">
+      <w:del w:id="466" w:author="Hsien-Hsin Lee" w:date="2026-04-19T20:17:00Z" w16du:dateUtc="2026-04-20T00:17:00Z">
         <w:r>
           <w:delText>&amp;</w:delText>
         </w:r>
@@ -7879,7 +7497,7 @@
         </w:pBdr>
         <w:spacing w:before="200"/>
       </w:pPr>
-      <w:del w:id="473" w:author="Hsien-Hsin Lee" w:date="2026-04-19T17:11:00Z" w16du:dateUtc="2026-04-19T21:11:00Z">
+      <w:del w:id="467" w:author="Hsien-Hsin Lee" w:date="2026-04-19T17:11:00Z" w16du:dateUtc="2026-04-19T21:11:00Z">
         <w:r>
           <w:rPr>
             <w:color w:val="767676"/>
@@ -8052,7 +7670,7 @@
       </w:rPr>
       <w:t>Take Me</w:t>
     </w:r>
-    <w:ins w:id="474" w:author="Hsien-Hsin Lee" w:date="2026-04-19T20:35:00Z" w16du:dateUtc="2026-04-20T00:35:00Z">
+    <w:ins w:id="468" w:author="Hsien-Hsin Lee" w:date="2026-04-19T20:35:00Z" w16du:dateUtc="2026-04-20T00:35:00Z">
       <w:r>
         <w:rPr>
           <w:color w:val="767676"/>
@@ -8118,43 +7736,7 @@
         <w:sz w:val="18"/>
         <w:szCs w:val="18"/>
       </w:rPr>
-      <w:t xml:space="preserve"> </w:t>
-    </w:r>
-    <w:proofErr w:type="gramStart"/>
-    <w:r>
-      <w:rPr>
-        <w:color w:val="767676"/>
-        <w:sz w:val="18"/>
-        <w:szCs w:val="18"/>
-      </w:rPr>
-      <w:t>Home  |</w:t>
-    </w:r>
-    <w:proofErr w:type="gramEnd"/>
-    <w:r>
-      <w:rPr>
-        <w:color w:val="767676"/>
-        <w:sz w:val="18"/>
-        <w:szCs w:val="18"/>
-      </w:rPr>
-      <w:t xml:space="preserve">  MIT 15.727 Analytical </w:t>
-    </w:r>
-    <w:proofErr w:type="gramStart"/>
-    <w:r>
-      <w:rPr>
-        <w:color w:val="767676"/>
-        <w:sz w:val="18"/>
-        <w:szCs w:val="18"/>
-      </w:rPr>
-      <w:t>Edge  |</w:t>
-    </w:r>
-    <w:proofErr w:type="gramEnd"/>
-    <w:r>
-      <w:rPr>
-        <w:color w:val="767676"/>
-        <w:sz w:val="18"/>
-        <w:szCs w:val="18"/>
-      </w:rPr>
-      <w:t xml:space="preserve">  April 2026</w:t>
+      <w:t xml:space="preserve"> Home  |  MIT 15.727 Analytical Edge  |  April 2026</w:t>
     </w:r>
   </w:p>
 </w:hdr>
@@ -9351,6 +8933,15 @@
 </file>
 
 <file path=customXml/item1.xml><?xml version="1.0" encoding="utf-8"?>
+<?mso-contentType ?>
+<FormTemplates xmlns="http://schemas.microsoft.com/sharepoint/v3/contenttype/forms">
+  <Display>DocumentLibraryForm</Display>
+  <Edit>DocumentLibraryForm</Edit>
+  <New>DocumentLibraryForm</New>
+</FormTemplates>
+</file>
+
+<file path=customXml/item2.xml><?xml version="1.0" encoding="utf-8"?>
 <ct:contentTypeSchema xmlns:ct="http://schemas.microsoft.com/office/2006/metadata/contentType" xmlns:ma="http://schemas.microsoft.com/office/2006/metadata/properties/metaAttributes" ct:_="" ma:_="" ma:contentTypeName="Document" ma:contentTypeID="0x01010063CBA6A604417345881157E933EE43C7" ma:contentTypeVersion="6" ma:contentTypeDescription="Create a new document." ma:contentTypeScope="" ma:versionID="9158fdd98583b6ab5650190b0890e0f7">
   <xsd:schema xmlns:xsd="http://www.w3.org/2001/XMLSchema" xmlns:xs="http://www.w3.org/2001/XMLSchema" xmlns:p="http://schemas.microsoft.com/office/2006/metadata/properties" xmlns:ns3="f8f0146d-e767-4435-b441-c4233dbb6c6b" targetNamespace="http://schemas.microsoft.com/office/2006/metadata/properties" ma:root="true" ma:fieldsID="cb98769d9f6762ba375b8b7f4cadd266" ns3:_="">
     <xsd:import namespace="f8f0146d-e767-4435-b441-c4233dbb6c6b"/>
@@ -9506,11 +9097,11 @@
 </ct:contentTypeSchema>
 </file>
 
-<file path=customXml/item2.xml><?xml version="1.0" encoding="utf-8"?>
+<file path=customXml/item3.xml><?xml version="1.0" encoding="utf-8"?>
 <b:Sources xmlns:b="http://schemas.openxmlformats.org/officeDocument/2006/bibliography" xmlns="http://schemas.openxmlformats.org/officeDocument/2006/bibliography" SelectedStyle="\IEEE2006OfficeOnline.xsl" StyleName="IEEE" Version="2006"/>
 </file>
 
-<file path=customXml/item3.xml><?xml version="1.0" encoding="utf-8"?>
+<file path=customXml/item4.xml><?xml version="1.0" encoding="utf-8"?>
 <p:properties xmlns:p="http://schemas.microsoft.com/office/2006/metadata/properties" xmlns:xsi="http://www.w3.org/2001/XMLSchema-instance" xmlns:pc="http://schemas.microsoft.com/office/infopath/2007/PartnerControls">
   <documentManagement>
     <_activity xmlns="f8f0146d-e767-4435-b441-c4233dbb6c6b" xsi:nil="true"/>
@@ -9518,16 +9109,15 @@
 </p:properties>
 </file>
 
-<file path=customXml/item4.xml><?xml version="1.0" encoding="utf-8"?>
-<?mso-contentType ?>
-<FormTemplates xmlns="http://schemas.microsoft.com/sharepoint/v3/contenttype/forms">
-  <Display>DocumentLibraryForm</Display>
-  <Edit>DocumentLibraryForm</Edit>
-  <New>DocumentLibraryForm</New>
-</FormTemplates>
+<file path=customXml/itemProps1.xml><?xml version="1.0" encoding="utf-8"?>
+<ds:datastoreItem xmlns:ds="http://schemas.openxmlformats.org/officeDocument/2006/customXml" ds:itemID="{506E64D4-EC3E-449A-868C-EAAF4423DB8F}">
+  <ds:schemaRefs>
+    <ds:schemaRef ds:uri="http://schemas.microsoft.com/sharepoint/v3/contenttype/forms"/>
+  </ds:schemaRefs>
+</ds:datastoreItem>
 </file>
 
-<file path=customXml/itemProps1.xml><?xml version="1.0" encoding="utf-8"?>
+<file path=customXml/itemProps2.xml><?xml version="1.0" encoding="utf-8"?>
 <ds:datastoreItem xmlns:ds="http://schemas.openxmlformats.org/officeDocument/2006/customXml" ds:itemID="{A3B74844-B422-4E43-A61B-35F3A167E76C}">
   <ds:schemaRefs>
     <ds:schemaRef ds:uri="http://schemas.microsoft.com/office/2006/metadata/contentType"/>
@@ -9545,7 +9135,7 @@
 </ds:datastoreItem>
 </file>
 
-<file path=customXml/itemProps2.xml><?xml version="1.0" encoding="utf-8"?>
+<file path=customXml/itemProps3.xml><?xml version="1.0" encoding="utf-8"?>
 <ds:datastoreItem xmlns:ds="http://schemas.openxmlformats.org/officeDocument/2006/customXml" ds:itemID="{6346854E-F52C-4EF3-912E-471826B90181}">
   <ds:schemaRefs>
     <ds:schemaRef ds:uri="http://schemas.openxmlformats.org/officeDocument/2006/bibliography"/>
@@ -9553,7 +9143,7 @@
 </ds:datastoreItem>
 </file>
 
-<file path=customXml/itemProps3.xml><?xml version="1.0" encoding="utf-8"?>
+<file path=customXml/itemProps4.xml><?xml version="1.0" encoding="utf-8"?>
 <ds:datastoreItem xmlns:ds="http://schemas.openxmlformats.org/officeDocument/2006/customXml" ds:itemID="{1131C791-5C7D-423A-B846-965120C7EA8D}">
   <ds:schemaRefs>
     <ds:schemaRef ds:uri="http://schemas.microsoft.com/office/2006/metadata/properties"/>
@@ -9561,12 +9151,4 @@
     <ds:schemaRef ds:uri="f8f0146d-e767-4435-b441-c4233dbb6c6b"/>
   </ds:schemaRefs>
 </ds:datastoreItem>
-</file>
-
-<file path=customXml/itemProps4.xml><?xml version="1.0" encoding="utf-8"?>
-<ds:datastoreItem xmlns:ds="http://schemas.openxmlformats.org/officeDocument/2006/customXml" ds:itemID="{506E64D4-EC3E-449A-868C-EAAF4423DB8F}">
-  <ds:schemaRefs>
-    <ds:schemaRef ds:uri="http://schemas.microsoft.com/sharepoint/v3/contenttype/forms"/>
-  </ds:schemaRefs>
-</ds:datastoreItem>
 </file>